--- a/public/documents/bai-2-thong-tin-hoc-thuat.docx
+++ b/public/documents/bai-2-thong-tin-hoc-thuat.docx
@@ -4,8 +4,11 @@
   <w:body>
     <w:p>
       <w:pPr>
-        <w:pStyle w:val="NormalWeb"/>
-        <w:spacing w:before="0" w:beforeAutospacing="0" w:after="0" w:afterAutospacing="0"/>
+        <w:pStyle w:val="Title"/>
+        <w:keepNext w:val="0"/>
+        <w:keepLines w:val="0"/>
+        <w:spacing w:before="0" w:beforeAutospacing="0" w:after="200" w:afterAutospacing="0" w:line="240" w:lineRule="auto"/>
+        <w:jc w:val="center"/>
         <w:rPr>
           <w:color w:val="1F1F1F"/>
           <w:sz w:val="26"/>
@@ -14,101 +17,116 @@
       </w:pPr>
       <w:r>
         <w:rPr>
+          <w:rFonts w:ascii="Arial" w:hAnsi="Arial" w:eastAsia="Arial" w:cs="Arial"/>
           <w:b/>
           <w:bCs/>
+          <w:color w:val="1B365D"/>
+          <w:sz w:val="44"/>
+          <w:szCs w:val="26"/>
+          <w:bdr w:val="none" w:sz="0" w:space="0" w:color="auto" w:frame="1"/>
+        </w:rPr>
+        <w:t>BÁO CÁO KẾT QUẢ TÌM KIẾM VÀ ĐÁNH GIÁ THÔNG TIN HỌC THUẬT</w:t>
+      </w:r>
+      <w:r>
+        <w:rPr>
+          <w:rFonts w:ascii="Arial" w:hAnsi="Arial" w:eastAsia="Arial" w:cs="Arial"/>
+          <w:b/>
+          <w:bCs/>
+          <w:color w:val="1B365D"/>
+          <w:sz w:val="44"/>
+          <w:szCs w:val="26"/>
+          <w:bdr w:val="none" w:sz="0" w:space="0" w:color="auto" w:frame="1"/>
+        </w:rPr>
+        <w:br/>
+      </w:r>
+      <w:r>
+        <w:rPr>
+          <w:rFonts w:ascii="Arial" w:hAnsi="Arial" w:eastAsia="Arial" w:cs="Arial"/>
+          <w:b/>
+          <w:color w:val="1B365D"/>
+          <w:sz w:val="44"/>
+          <w:szCs w:val="26"/>
+        </w:rPr>
+        <w:br/>
+      </w:r>
+    </w:p>
+    <w:p>
+      <w:pPr>
+        <w:pStyle w:val="Heading1"/>
+        <w:keepNext w:val="0"/>
+        <w:keepLines w:val="0"/>
+        <w:spacing w:before="280" w:after="120" w:line="240" w:lineRule="auto"/>
+        <w:jc w:val="left"/>
+        <w:rPr>
+          <w:rFonts w:cs="Times New Roman"/>
+          <w:color w:val="1F1F1F"/>
+        </w:rPr>
+      </w:pPr>
+      <w:r>
+        <w:rPr>
+          <w:rFonts w:cs="Arial" w:ascii="Arial" w:hAnsi="Arial" w:eastAsia="Arial"/>
+          <w:b/>
+          <w:color w:val="0F766E"/>
+          <w:sz w:val="30"/>
+        </w:rPr>
+        <w:t>I. ĐẶT VẤN ĐỀ VÀ PHẠM VI NGHIÊN CỨU</w:t>
+      </w:r>
+    </w:p>
+    <w:p>
+      <w:pPr>
+        <w:keepNext w:val="0"/>
+        <w:keepLines w:val="0"/>
+        <w:spacing w:before="0" w:beforeAutospacing="0" w:after="120" w:afterAutospacing="0" w:line="276" w:lineRule="auto"/>
+        <w:jc w:val="left"/>
+        <w:rPr>
           <w:color w:val="1F1F1F"/>
           <w:sz w:val="26"/>
           <w:szCs w:val="26"/>
-          <w:bdr w:val="none" w:sz="0" w:space="0" w:color="auto" w:frame="1"/>
-        </w:rPr>
-        <w:t>BÁO CÁO KẾT QUẢ TÌM KIẾM VÀ ĐÁNH GIÁ THÔNG TIN HỌC THUẬT</w:t>
-      </w:r>
-      <w:r>
-        <w:rPr>
-          <w:b/>
-          <w:bCs/>
+        </w:rPr>
+      </w:pPr>
+      <w:r>
+        <w:rPr>
+          <w:rFonts w:ascii="Arial" w:hAnsi="Arial" w:eastAsia="Arial" w:cs="Arial"/>
+        </w:rPr>
+        <w:t>Trong kỷ nguyên số, dữ liệu được ví như "dầu mỏ" của doanh nghiệp. Tuy nhiên, giá trị thực sự chỉ xuất hiện khi dữ liệu được khai phá và phân tích hiệu quả. Trí tuệ nhân tạo (AI) đã và đang trở thành công cụ chiến lược giúp doanh nghiệp tối ưu hóa quy trình và tạo lợi thế cạnh tranh. Việc tìm kiếm và đánh giá đúng nguồn thông tin về chủ đề này là cực kỳ quan trọng, bởi thông tin sai lệch có thể dẫn đến những quyết định quản trị sai lầm.</w:t>
+      </w:r>
+    </w:p>
+    <w:p>
+      <w:pPr>
+        <w:pStyle w:val="Heading2"/>
+        <w:keepNext w:val="0"/>
+        <w:keepLines w:val="0"/>
+        <w:spacing w:before="200" w:beforeAutospacing="0" w:after="80" w:afterAutospacing="0" w:line="240" w:lineRule="auto"/>
+        <w:jc w:val="left"/>
+        <w:rPr>
           <w:color w:val="1F1F1F"/>
           <w:sz w:val="26"/>
           <w:szCs w:val="26"/>
+        </w:rPr>
+      </w:pPr>
+      <w:r>
+        <w:rPr>
+          <w:rFonts w:ascii="Arial" w:hAnsi="Arial" w:eastAsia="Arial" w:cs="Arial"/>
+          <w:b/>
+          <w:bCs/>
+          <w:color w:val="1B365D"/>
+          <w:sz w:val="25"/>
+          <w:szCs w:val="26"/>
           <w:bdr w:val="none" w:sz="0" w:space="0" w:color="auto" w:frame="1"/>
         </w:rPr>
-        <w:br/>
-      </w:r>
-      <w:r>
-        <w:rPr>
-          <w:color w:val="1F1F1F"/>
-          <w:sz w:val="26"/>
-          <w:szCs w:val="26"/>
-        </w:rPr>
-        <w:br/>
+        <w:t>Mục tiêu của báo cáo:</w:t>
       </w:r>
     </w:p>
     <w:p>
       <w:pPr>
-        <w:pStyle w:val="Heading2"/>
-        <w:spacing w:before="0" w:after="120"/>
-        <w:rPr>
-          <w:rFonts w:cs="Times New Roman"/>
-          <w:color w:val="1F1F1F"/>
-        </w:rPr>
-      </w:pPr>
-      <w:r>
-        <w:rPr>
-          <w:rFonts w:cs="Times New Roman"/>
-          <w:color w:val="1F1F1F"/>
-        </w:rPr>
-        <w:t>I. ĐẶT VẤN ĐỀ VÀ PHẠM VI NGHIÊN CỨU</w:t>
-      </w:r>
-    </w:p>
-    <w:p>
-      <w:pPr>
-        <w:pStyle w:val="NormalWeb"/>
-        <w:spacing w:before="0" w:beforeAutospacing="0" w:after="150" w:afterAutospacing="0"/>
-        <w:rPr>
-          <w:color w:val="1F1F1F"/>
-          <w:sz w:val="26"/>
-          <w:szCs w:val="26"/>
-        </w:rPr>
-      </w:pPr>
-      <w:r>
-        <w:rPr>
-          <w:color w:val="1F1F1F"/>
-          <w:sz w:val="26"/>
-          <w:szCs w:val="26"/>
-        </w:rPr>
-        <w:t>Trong kỷ nguyên số, dữ liệu được ví như "dầu mỏ" của doanh nghiệp. Tuy nhiên, giá trị thực sự chỉ xuất hiện khi dữ liệu được khai phá và phân tích hiệu quả. Trí tuệ nhân tạo (AI) đã và đang trở thành công cụ chiến lược giúp doanh nghiệp tối ưu hóa quy trình và tạo lợi thế cạnh tranh. Việc tìm kiếm và đánh giá đúng nguồn thông tin về chủ đề này là cực kỳ quan trọng, bởi thông tin sai lệch có thể dẫn đến những quyết định quản trị sai lầm.</w:t>
-      </w:r>
-    </w:p>
-    <w:p>
-      <w:pPr>
-        <w:pStyle w:val="NormalWeb"/>
-        <w:spacing w:before="0" w:beforeAutospacing="0" w:after="0" w:afterAutospacing="0"/>
-        <w:rPr>
-          <w:color w:val="1F1F1F"/>
-          <w:sz w:val="26"/>
-          <w:szCs w:val="26"/>
-        </w:rPr>
-      </w:pPr>
-      <w:r>
-        <w:rPr>
-          <w:b/>
-          <w:bCs/>
-          <w:color w:val="1F1F1F"/>
-          <w:sz w:val="26"/>
-          <w:szCs w:val="26"/>
-          <w:bdr w:val="none" w:sz="0" w:space="0" w:color="auto" w:frame="1"/>
-        </w:rPr>
-        <w:t>Mục tiêu của báo cáo:</w:t>
-      </w:r>
-    </w:p>
-    <w:p>
-      <w:pPr>
-        <w:pStyle w:val="NormalWeb"/>
+        <w:keepNext w:val="0"/>
+        <w:keepLines w:val="0"/>
         <w:numPr>
           <w:ilvl w:val="0"/>
           <w:numId w:val="1"/>
         </w:numPr>
-        <w:spacing w:before="0" w:beforeAutospacing="0" w:after="150" w:afterAutospacing="0"/>
+        <w:spacing w:before="0" w:beforeAutospacing="0" w:after="120" w:afterAutospacing="0" w:line="276" w:lineRule="auto"/>
+        <w:jc w:val="left"/>
         <w:rPr>
           <w:color w:val="1F1F1F"/>
           <w:sz w:val="26"/>
@@ -117,21 +135,21 @@
       </w:pPr>
       <w:r>
         <w:rPr>
-          <w:color w:val="1F1F1F"/>
-          <w:sz w:val="26"/>
-          <w:szCs w:val="26"/>
+          <w:rFonts w:ascii="Arial" w:hAnsi="Arial" w:eastAsia="Arial" w:cs="Arial"/>
         </w:rPr>
         <w:t>Hệ thống hóa các nguồn học thuật uy tín về ứng dụng AI trong kinh doanh.</w:t>
       </w:r>
     </w:p>
     <w:p>
       <w:pPr>
-        <w:pStyle w:val="NormalWeb"/>
+        <w:keepNext w:val="0"/>
+        <w:keepLines w:val="0"/>
         <w:numPr>
           <w:ilvl w:val="0"/>
           <w:numId w:val="1"/>
         </w:numPr>
-        <w:spacing w:before="0" w:beforeAutospacing="0" w:after="150" w:afterAutospacing="0"/>
+        <w:spacing w:before="0" w:beforeAutospacing="0" w:after="120" w:afterAutospacing="0" w:line="276" w:lineRule="auto"/>
+        <w:jc w:val="left"/>
         <w:rPr>
           <w:color w:val="1F1F1F"/>
           <w:sz w:val="26"/>
@@ -140,21 +158,21 @@
       </w:pPr>
       <w:r>
         <w:rPr>
-          <w:color w:val="1F1F1F"/>
-          <w:sz w:val="26"/>
-          <w:szCs w:val="26"/>
+          <w:rFonts w:ascii="Arial" w:hAnsi="Arial" w:eastAsia="Arial" w:cs="Arial"/>
         </w:rPr>
         <w:t>Đánh giá độ tin cậy của các nghiên cứu hiện hành dựa trên các tiêu chí khoa học.</w:t>
       </w:r>
     </w:p>
     <w:p>
       <w:pPr>
-        <w:pStyle w:val="NormalWeb"/>
+        <w:keepNext w:val="0"/>
+        <w:keepLines w:val="0"/>
         <w:numPr>
           <w:ilvl w:val="0"/>
           <w:numId w:val="1"/>
         </w:numPr>
-        <w:spacing w:before="0" w:beforeAutospacing="0" w:after="150" w:afterAutospacing="0"/>
+        <w:spacing w:before="0" w:beforeAutospacing="0" w:after="120" w:afterAutospacing="0" w:line="276" w:lineRule="auto"/>
+        <w:jc w:val="left"/>
         <w:rPr>
           <w:color w:val="1F1F1F"/>
           <w:sz w:val="26"/>
@@ -163,43 +181,47 @@
       </w:pPr>
       <w:r>
         <w:rPr>
+          <w:rFonts w:ascii="Arial" w:hAnsi="Arial" w:eastAsia="Arial" w:cs="Arial"/>
+        </w:rPr>
+        <w:t>Xây dựng danh mục tài liệu tham khảo chất lượng phục vụ cho việc nghiên cứu chuyên sâu.</w:t>
+      </w:r>
+    </w:p>
+    <w:p>
+      <w:pPr>
+        <w:pStyle w:val="Heading3"/>
+        <w:keepNext w:val="0"/>
+        <w:keepLines w:val="0"/>
+        <w:spacing w:before="160" w:beforeAutospacing="0" w:after="60" w:afterAutospacing="0" w:line="240" w:lineRule="auto"/>
+        <w:jc w:val="left"/>
+        <w:rPr>
           <w:color w:val="1F1F1F"/>
           <w:sz w:val="26"/>
           <w:szCs w:val="26"/>
         </w:rPr>
-        <w:t>Xây dựng danh mục tài liệu tham khảo chất lượng phục vụ cho việc nghiên cứu chuyên sâu.</w:t>
+      </w:pPr>
+      <w:r>
+        <w:rPr>
+          <w:rFonts w:ascii="Arial" w:hAnsi="Arial" w:eastAsia="Arial" w:cs="Arial"/>
+          <w:b/>
+          <w:bCs/>
+          <w:color w:val="0F766E"/>
+          <w:sz w:val="23"/>
+          <w:szCs w:val="26"/>
+          <w:bdr w:val="none" w:sz="0" w:space="0" w:color="auto" w:frame="1"/>
+        </w:rPr>
+        <w:t>Phạm vi tìm kiếm:</w:t>
       </w:r>
     </w:p>
     <w:p>
       <w:pPr>
-        <w:pStyle w:val="NormalWeb"/>
-        <w:spacing w:before="0" w:beforeAutospacing="0" w:after="0" w:afterAutospacing="0"/>
-        <w:rPr>
-          <w:color w:val="1F1F1F"/>
-          <w:sz w:val="26"/>
-          <w:szCs w:val="26"/>
-        </w:rPr>
-      </w:pPr>
-      <w:r>
-        <w:rPr>
-          <w:b/>
-          <w:bCs/>
-          <w:color w:val="1F1F1F"/>
-          <w:sz w:val="26"/>
-          <w:szCs w:val="26"/>
-          <w:bdr w:val="none" w:sz="0" w:space="0" w:color="auto" w:frame="1"/>
-        </w:rPr>
-        <w:t>Phạm vi tìm kiếm:</w:t>
-      </w:r>
-    </w:p>
-    <w:p>
-      <w:pPr>
-        <w:pStyle w:val="NormalWeb"/>
+        <w:keepNext w:val="0"/>
+        <w:keepLines w:val="0"/>
         <w:numPr>
           <w:ilvl w:val="0"/>
           <w:numId w:val="2"/>
         </w:numPr>
-        <w:spacing w:before="0" w:beforeAutospacing="0" w:after="0" w:afterAutospacing="0"/>
+        <w:spacing w:before="0" w:beforeAutospacing="0" w:after="120" w:afterAutospacing="0" w:line="276" w:lineRule="auto"/>
+        <w:jc w:val="left"/>
         <w:rPr>
           <w:color w:val="1F1F1F"/>
           <w:sz w:val="26"/>
@@ -208,32 +230,30 @@
       </w:pPr>
       <w:r>
         <w:rPr>
+          <w:rFonts w:ascii="Arial" w:hAnsi="Arial" w:eastAsia="Arial" w:cs="Arial"/>
           <w:b/>
           <w:bCs/>
-          <w:color w:val="1F1F1F"/>
-          <w:sz w:val="26"/>
-          <w:szCs w:val="26"/>
           <w:bdr w:val="none" w:sz="0" w:space="0" w:color="auto" w:frame="1"/>
         </w:rPr>
         <w:t>Nội dung:</w:t>
       </w:r>
       <w:r>
         <w:rPr>
-          <w:color w:val="1F1F1F"/>
-          <w:sz w:val="26"/>
-          <w:szCs w:val="26"/>
+          <w:rFonts w:ascii="Arial" w:hAnsi="Arial" w:eastAsia="Arial" w:cs="Arial"/>
         </w:rPr>
         <w:t xml:space="preserve"> Các mô hình AI (Predictive Analytics, Machine Learning), lợi ích, rào cản và đạo đức dữ liệu trong doanh nghiệp.</w:t>
       </w:r>
     </w:p>
     <w:p>
       <w:pPr>
-        <w:pStyle w:val="NormalWeb"/>
+        <w:keepNext w:val="0"/>
+        <w:keepLines w:val="0"/>
         <w:numPr>
           <w:ilvl w:val="0"/>
           <w:numId w:val="2"/>
         </w:numPr>
-        <w:spacing w:before="0" w:beforeAutospacing="0" w:after="0" w:afterAutospacing="0"/>
+        <w:spacing w:before="0" w:beforeAutospacing="0" w:after="120" w:afterAutospacing="0" w:line="276" w:lineRule="auto"/>
+        <w:jc w:val="left"/>
         <w:rPr>
           <w:color w:val="1F1F1F"/>
           <w:sz w:val="26"/>
@@ -242,32 +262,30 @@
       </w:pPr>
       <w:r>
         <w:rPr>
+          <w:rFonts w:ascii="Arial" w:hAnsi="Arial" w:eastAsia="Arial" w:cs="Arial"/>
           <w:b/>
           <w:bCs/>
-          <w:color w:val="1F1F1F"/>
-          <w:sz w:val="26"/>
-          <w:szCs w:val="26"/>
           <w:bdr w:val="none" w:sz="0" w:space="0" w:color="auto" w:frame="1"/>
         </w:rPr>
         <w:t>Thời gian:</w:t>
       </w:r>
       <w:r>
         <w:rPr>
-          <w:color w:val="1F1F1F"/>
-          <w:sz w:val="26"/>
-          <w:szCs w:val="26"/>
+          <w:rFonts w:ascii="Arial" w:hAnsi="Arial" w:eastAsia="Arial" w:cs="Arial"/>
         </w:rPr>
         <w:t xml:space="preserve"> Ưu tiên tài liệu từ năm 2020 đến 2026 để đảm bảo tính cập nhật công nghệ.</w:t>
       </w:r>
     </w:p>
     <w:p>
       <w:pPr>
-        <w:pStyle w:val="NormalWeb"/>
+        <w:keepNext w:val="0"/>
+        <w:keepLines w:val="0"/>
         <w:numPr>
           <w:ilvl w:val="0"/>
           <w:numId w:val="2"/>
         </w:numPr>
-        <w:spacing w:before="0" w:beforeAutospacing="0" w:after="0" w:afterAutospacing="0"/>
+        <w:spacing w:before="0" w:beforeAutospacing="0" w:after="120" w:afterAutospacing="0" w:line="276" w:lineRule="auto"/>
+        <w:jc w:val="left"/>
         <w:rPr>
           <w:color w:val="1F1F1F"/>
           <w:sz w:val="26"/>
@@ -276,76 +294,77 @@
       </w:pPr>
       <w:r>
         <w:rPr>
+          <w:rFonts w:ascii="Arial" w:hAnsi="Arial" w:eastAsia="Arial" w:cs="Arial"/>
           <w:b/>
           <w:bCs/>
+          <w:bdr w:val="none" w:sz="0" w:space="0" w:color="auto" w:frame="1"/>
+        </w:rPr>
+        <w:t>Ngôn ngữ:</w:t>
+      </w:r>
+      <w:r>
+        <w:rPr>
+          <w:rFonts w:ascii="Arial" w:hAnsi="Arial" w:eastAsia="Arial" w:cs="Arial"/>
+        </w:rPr>
+        <w:t xml:space="preserve"> Tiếng Việt và Tiếng Anh.</w:t>
+      </w:r>
+      <w:r>
+        <w:rPr>
+          <w:rFonts w:ascii="Arial" w:hAnsi="Arial" w:eastAsia="Arial" w:cs="Arial"/>
+        </w:rPr>
+        <w:br/>
+      </w:r>
+    </w:p>
+    <w:p>
+      <w:pPr>
+        <w:pStyle w:val="Heading1"/>
+        <w:keepNext w:val="0"/>
+        <w:keepLines w:val="0"/>
+        <w:spacing w:before="280" w:after="120" w:line="240" w:lineRule="auto"/>
+        <w:jc w:val="left"/>
+        <w:rPr>
+          <w:rFonts w:cs="Times New Roman"/>
+          <w:color w:val="1F1F1F"/>
+        </w:rPr>
+      </w:pPr>
+      <w:r>
+        <w:rPr>
+          <w:rFonts w:cs="Arial" w:ascii="Arial" w:hAnsi="Arial" w:eastAsia="Arial"/>
+          <w:b/>
+          <w:color w:val="0F766E"/>
+          <w:sz w:val="30"/>
+        </w:rPr>
+        <w:t>II. QUY TRÌNH VÀ PHƯƠNG PHÁP TÌM KIẾM</w:t>
+      </w:r>
+    </w:p>
+    <w:p>
+      <w:pPr>
+        <w:keepNext w:val="0"/>
+        <w:keepLines w:val="0"/>
+        <w:spacing w:before="0" w:beforeAutospacing="0" w:after="120" w:afterAutospacing="0" w:line="276" w:lineRule="auto"/>
+        <w:jc w:val="left"/>
+        <w:rPr>
           <w:color w:val="1F1F1F"/>
           <w:sz w:val="26"/>
           <w:szCs w:val="26"/>
-          <w:bdr w:val="none" w:sz="0" w:space="0" w:color="auto" w:frame="1"/>
-        </w:rPr>
-        <w:t>Ngôn ngữ:</w:t>
-      </w:r>
-      <w:r>
-        <w:rPr>
-          <w:color w:val="1F1F1F"/>
-          <w:sz w:val="26"/>
-          <w:szCs w:val="26"/>
-        </w:rPr>
-        <w:t xml:space="preserve"> Tiếng Việt và Tiếng Anh.</w:t>
-      </w:r>
-      <w:r>
-        <w:rPr>
-          <w:color w:val="1F1F1F"/>
-          <w:sz w:val="26"/>
-          <w:szCs w:val="26"/>
-        </w:rPr>
-        <w:br/>
+        </w:rPr>
+      </w:pPr>
+      <w:r>
+        <w:rPr>
+          <w:rFonts w:ascii="Arial" w:hAnsi="Arial" w:eastAsia="Arial" w:cs="Arial"/>
+        </w:rPr>
+        <w:t>Quá trình thu thập tài liệu được thực hiện thông qua việc khai thác đa dạng 04 nhóm nguồn tài liệu chính nhằm đảm bảo tính khách quan và đa chiều:</w:t>
       </w:r>
     </w:p>
     <w:p>
       <w:pPr>
-        <w:pStyle w:val="Heading2"/>
-        <w:spacing w:before="0" w:after="120"/>
-        <w:rPr>
-          <w:rFonts w:cs="Times New Roman"/>
-          <w:color w:val="1F1F1F"/>
-        </w:rPr>
-      </w:pPr>
-      <w:r>
-        <w:rPr>
-          <w:rFonts w:cs="Times New Roman"/>
-          <w:color w:val="1F1F1F"/>
-        </w:rPr>
-        <w:t>II. QUY TRÌNH VÀ PHƯƠNG PHÁP TÌM KIẾM</w:t>
-      </w:r>
-    </w:p>
-    <w:p>
-      <w:pPr>
-        <w:pStyle w:val="NormalWeb"/>
-        <w:spacing w:before="0" w:beforeAutospacing="0" w:after="150" w:afterAutospacing="0"/>
-        <w:rPr>
-          <w:color w:val="1F1F1F"/>
-          <w:sz w:val="26"/>
-          <w:szCs w:val="26"/>
-        </w:rPr>
-      </w:pPr>
-      <w:r>
-        <w:rPr>
-          <w:color w:val="1F1F1F"/>
-          <w:sz w:val="26"/>
-          <w:szCs w:val="26"/>
-        </w:rPr>
-        <w:t>Quá trình thu thập tài liệu được thực hiện thông qua việc khai thác đa dạng 04 nhóm nguồn tài liệu chính nhằm đảm bảo tính khách quan và đa chiều:</w:t>
-      </w:r>
-    </w:p>
-    <w:p>
-      <w:pPr>
-        <w:pStyle w:val="NormalWeb"/>
+        <w:keepNext w:val="0"/>
+        <w:keepLines w:val="0"/>
         <w:numPr>
           <w:ilvl w:val="0"/>
           <w:numId w:val="3"/>
         </w:numPr>
-        <w:spacing w:before="0" w:beforeAutospacing="0" w:after="0" w:afterAutospacing="0"/>
+        <w:spacing w:before="0" w:beforeAutospacing="0" w:after="120" w:afterAutospacing="0" w:line="276" w:lineRule="auto"/>
+        <w:jc w:val="left"/>
         <w:rPr>
           <w:color w:val="1F1F1F"/>
           <w:sz w:val="26"/>
@@ -354,89 +373,75 @@
       </w:pPr>
       <w:r>
         <w:rPr>
+          <w:rFonts w:ascii="Arial" w:hAnsi="Arial" w:eastAsia="Arial" w:cs="Arial"/>
           <w:b/>
           <w:bCs/>
-          <w:color w:val="1F1F1F"/>
-          <w:sz w:val="26"/>
-          <w:szCs w:val="26"/>
           <w:bdr w:val="none" w:sz="0" w:space="0" w:color="auto" w:frame="1"/>
         </w:rPr>
         <w:t>Cơ sở dữ liệu học thuật:</w:t>
       </w:r>
       <w:r>
         <w:rPr>
-          <w:color w:val="1F1F1F"/>
-          <w:sz w:val="26"/>
-          <w:szCs w:val="26"/>
+          <w:rFonts w:ascii="Arial" w:hAnsi="Arial" w:eastAsia="Arial" w:cs="Arial"/>
         </w:rPr>
         <w:t xml:space="preserve"> Sử dụng các bộ máy tìm kiếm chuyên sâu như Google Scholar, ResearchGate và ScienceDirect với các từ khóa: </w:t>
       </w:r>
       <w:r>
         <w:rPr>
+          <w:rFonts w:ascii="Arial" w:hAnsi="Arial" w:eastAsia="Arial" w:cs="Arial"/>
           <w:i/>
           <w:iCs/>
-          <w:color w:val="1F1F1F"/>
-          <w:sz w:val="26"/>
-          <w:szCs w:val="26"/>
           <w:bdr w:val="none" w:sz="0" w:space="0" w:color="auto" w:frame="1"/>
         </w:rPr>
         <w:t>"AI in business analytics"</w:t>
       </w:r>
       <w:r>
         <w:rPr>
-          <w:color w:val="1F1F1F"/>
-          <w:sz w:val="26"/>
-          <w:szCs w:val="26"/>
+          <w:rFonts w:ascii="Arial" w:hAnsi="Arial" w:eastAsia="Arial" w:cs="Arial"/>
         </w:rPr>
         <w:t xml:space="preserve">, </w:t>
       </w:r>
       <w:r>
         <w:rPr>
+          <w:rFonts w:ascii="Arial" w:hAnsi="Arial" w:eastAsia="Arial" w:cs="Arial"/>
           <w:i/>
           <w:iCs/>
-          <w:color w:val="1F1F1F"/>
-          <w:sz w:val="26"/>
-          <w:szCs w:val="26"/>
           <w:bdr w:val="none" w:sz="0" w:space="0" w:color="auto" w:frame="1"/>
         </w:rPr>
         <w:t>"Machine learning for decision making"</w:t>
       </w:r>
       <w:r>
         <w:rPr>
-          <w:color w:val="1F1F1F"/>
-          <w:sz w:val="26"/>
-          <w:szCs w:val="26"/>
+          <w:rFonts w:ascii="Arial" w:hAnsi="Arial" w:eastAsia="Arial" w:cs="Arial"/>
         </w:rPr>
         <w:t xml:space="preserve">, </w:t>
       </w:r>
       <w:r>
         <w:rPr>
+          <w:rFonts w:ascii="Arial" w:hAnsi="Arial" w:eastAsia="Arial" w:cs="Arial"/>
           <w:i/>
           <w:iCs/>
-          <w:color w:val="1F1F1F"/>
-          <w:sz w:val="26"/>
-          <w:szCs w:val="26"/>
           <w:bdr w:val="none" w:sz="0" w:space="0" w:color="auto" w:frame="1"/>
         </w:rPr>
         <w:t>"Ứng dụng AI trong kinh doanh"</w:t>
       </w:r>
       <w:r>
         <w:rPr>
-          <w:color w:val="1F1F1F"/>
-          <w:sz w:val="26"/>
-          <w:szCs w:val="26"/>
+          <w:rFonts w:ascii="Arial" w:hAnsi="Arial" w:eastAsia="Arial" w:cs="Arial"/>
         </w:rPr>
         <w:t>.</w:t>
       </w:r>
     </w:p>
     <w:p>
       <w:pPr>
-        <w:pStyle w:val="NormalWeb"/>
+        <w:keepNext w:val="0"/>
+        <w:keepLines w:val="0"/>
         <w:numPr>
           <w:ilvl w:val="0"/>
           <w:numId w:val="3"/>
         </w:numPr>
-        <w:spacing w:before="0" w:beforeAutospacing="0" w:after="0" w:afterAutospacing="0"/>
+        <w:spacing w:before="0" w:beforeAutospacing="0" w:after="120" w:afterAutospacing="0" w:line="276" w:lineRule="auto"/>
+        <w:jc w:val="left"/>
         <w:rPr>
           <w:color w:val="1F1F1F"/>
           <w:sz w:val="26"/>
@@ -445,89 +450,75 @@
       </w:pPr>
       <w:r>
         <w:rPr>
+          <w:rFonts w:ascii="Arial" w:hAnsi="Arial" w:eastAsia="Arial" w:cs="Arial"/>
           <w:b/>
           <w:bCs/>
-          <w:color w:val="1F1F1F"/>
-          <w:sz w:val="26"/>
-          <w:szCs w:val="26"/>
           <w:bdr w:val="none" w:sz="0" w:space="0" w:color="auto" w:frame="1"/>
         </w:rPr>
         <w:t>Tạp chí khoa học chuyên ngành:</w:t>
       </w:r>
       <w:r>
         <w:rPr>
-          <w:color w:val="1F1F1F"/>
-          <w:sz w:val="26"/>
-          <w:szCs w:val="26"/>
+          <w:rFonts w:ascii="Arial" w:hAnsi="Arial" w:eastAsia="Arial" w:cs="Arial"/>
         </w:rPr>
         <w:t xml:space="preserve"> Tập trung vào các tạp chí thuộc danh mục ISI/Scopus uy tín như </w:t>
       </w:r>
       <w:r>
         <w:rPr>
+          <w:rFonts w:ascii="Arial" w:hAnsi="Arial" w:eastAsia="Arial" w:cs="Arial"/>
           <w:i/>
           <w:iCs/>
-          <w:color w:val="1F1F1F"/>
-          <w:sz w:val="26"/>
-          <w:szCs w:val="26"/>
           <w:bdr w:val="none" w:sz="0" w:space="0" w:color="auto" w:frame="1"/>
         </w:rPr>
         <w:t>Harvard Business Review</w:t>
       </w:r>
       <w:r>
         <w:rPr>
-          <w:color w:val="1F1F1F"/>
-          <w:sz w:val="26"/>
-          <w:szCs w:val="26"/>
+          <w:rFonts w:ascii="Arial" w:hAnsi="Arial" w:eastAsia="Arial" w:cs="Arial"/>
         </w:rPr>
         <w:t xml:space="preserve">, </w:t>
       </w:r>
       <w:r>
         <w:rPr>
+          <w:rFonts w:ascii="Arial" w:hAnsi="Arial" w:eastAsia="Arial" w:cs="Arial"/>
           <w:i/>
           <w:iCs/>
-          <w:color w:val="1F1F1F"/>
-          <w:sz w:val="26"/>
-          <w:szCs w:val="26"/>
           <w:bdr w:val="none" w:sz="0" w:space="0" w:color="auto" w:frame="1"/>
         </w:rPr>
         <w:t>Journal of Marketing</w:t>
       </w:r>
       <w:r>
         <w:rPr>
-          <w:color w:val="1F1F1F"/>
-          <w:sz w:val="26"/>
-          <w:szCs w:val="26"/>
+          <w:rFonts w:ascii="Arial" w:hAnsi="Arial" w:eastAsia="Arial" w:cs="Arial"/>
         </w:rPr>
         <w:t xml:space="preserve">, và các tạp chí uy tín trong nước như </w:t>
       </w:r>
       <w:r>
         <w:rPr>
+          <w:rFonts w:ascii="Arial" w:hAnsi="Arial" w:eastAsia="Arial" w:cs="Arial"/>
           <w:i/>
           <w:iCs/>
-          <w:color w:val="1F1F1F"/>
-          <w:sz w:val="26"/>
-          <w:szCs w:val="26"/>
           <w:bdr w:val="none" w:sz="0" w:space="0" w:color="auto" w:frame="1"/>
         </w:rPr>
         <w:t>Tạp chí Kinh tế &amp; Phát triển</w:t>
       </w:r>
       <w:r>
         <w:rPr>
-          <w:color w:val="1F1F1F"/>
-          <w:sz w:val="26"/>
-          <w:szCs w:val="26"/>
+          <w:rFonts w:ascii="Arial" w:hAnsi="Arial" w:eastAsia="Arial" w:cs="Arial"/>
         </w:rPr>
         <w:t>.</w:t>
       </w:r>
     </w:p>
     <w:p>
       <w:pPr>
-        <w:pStyle w:val="NormalWeb"/>
+        <w:keepNext w:val="0"/>
+        <w:keepLines w:val="0"/>
         <w:numPr>
           <w:ilvl w:val="0"/>
           <w:numId w:val="3"/>
         </w:numPr>
-        <w:spacing w:before="0" w:beforeAutospacing="0" w:after="0" w:afterAutospacing="0"/>
+        <w:spacing w:before="0" w:beforeAutospacing="0" w:after="120" w:afterAutospacing="0" w:line="276" w:lineRule="auto"/>
+        <w:jc w:val="left"/>
         <w:rPr>
           <w:color w:val="1F1F1F"/>
           <w:sz w:val="26"/>
@@ -536,32 +527,30 @@
       </w:pPr>
       <w:r>
         <w:rPr>
+          <w:rFonts w:ascii="Arial" w:hAnsi="Arial" w:eastAsia="Arial" w:cs="Arial"/>
           <w:b/>
           <w:bCs/>
-          <w:color w:val="1F1F1F"/>
-          <w:sz w:val="26"/>
-          <w:szCs w:val="26"/>
           <w:bdr w:val="none" w:sz="0" w:space="0" w:color="auto" w:frame="1"/>
         </w:rPr>
         <w:t>Sách chuyên khảo:</w:t>
       </w:r>
       <w:r>
         <w:rPr>
-          <w:color w:val="1F1F1F"/>
-          <w:sz w:val="26"/>
-          <w:szCs w:val="26"/>
+          <w:rFonts w:ascii="Arial" w:hAnsi="Arial" w:eastAsia="Arial" w:cs="Arial"/>
         </w:rPr>
         <w:t xml:space="preserve"> Tìm kiếm các ấn bản từ các nhà xuất bản giáo dục hàng đầu như Springer, Routledge để nắm vững hệ thống lý thuyết cốt lõi.</w:t>
       </w:r>
     </w:p>
     <w:p>
       <w:pPr>
-        <w:pStyle w:val="NormalWeb"/>
+        <w:keepNext w:val="0"/>
+        <w:keepLines w:val="0"/>
         <w:numPr>
           <w:ilvl w:val="0"/>
           <w:numId w:val="3"/>
         </w:numPr>
-        <w:spacing w:before="0" w:beforeAutospacing="0" w:after="0" w:afterAutospacing="0"/>
+        <w:spacing w:before="0" w:beforeAutospacing="0" w:after="120" w:afterAutospacing="0" w:line="276" w:lineRule="auto"/>
+        <w:jc w:val="left"/>
         <w:rPr>
           <w:color w:val="1F1F1F"/>
           <w:sz w:val="26"/>
@@ -570,67 +559,71 @@
       </w:pPr>
       <w:r>
         <w:rPr>
+          <w:rFonts w:ascii="Arial" w:hAnsi="Arial" w:eastAsia="Arial" w:cs="Arial"/>
           <w:b/>
           <w:bCs/>
+          <w:bdr w:val="none" w:sz="0" w:space="0" w:color="auto" w:frame="1"/>
+        </w:rPr>
+        <w:t>Các nguồn mở và tổ chức uy tín:</w:t>
+      </w:r>
+      <w:r>
+        <w:rPr>
+          <w:rFonts w:ascii="Arial" w:hAnsi="Arial" w:eastAsia="Arial" w:cs="Arial"/>
+        </w:rPr>
+        <w:t xml:space="preserve"> Thu thập các báo cáo thực tế từ McKinsey &amp; Company, Gartner và Diễn đàn Kinh tế Thế giới (WEF) để cập nhật số liệu thị trường mới nhất.</w:t>
+      </w:r>
+    </w:p>
+    <w:p>
+      <w:pPr>
+        <w:keepNext w:val="0"/>
+        <w:keepLines w:val="0"/>
+        <w:spacing w:after="40" w:before="0" w:line="240" w:lineRule="auto"/>
+        <w:jc w:val="left"/>
+        <w:rPr>
+          <w:rFonts w:cs="Times New Roman"/>
+          <w:color w:val="1F1F1F"/>
+          <w:szCs w:val="26"/>
+        </w:rPr>
+      </w:pPr>
+    </w:p>
+    <w:p>
+      <w:pPr>
+        <w:pStyle w:val="Heading1"/>
+        <w:keepNext w:val="0"/>
+        <w:keepLines w:val="0"/>
+        <w:spacing w:before="280" w:after="120" w:line="240" w:lineRule="auto"/>
+        <w:jc w:val="left"/>
+        <w:rPr>
+          <w:rFonts w:cs="Times New Roman"/>
+          <w:color w:val="1F1F1F"/>
+        </w:rPr>
+      </w:pPr>
+      <w:r>
+        <w:rPr>
+          <w:rFonts w:cs="Arial" w:ascii="Arial" w:hAnsi="Arial" w:eastAsia="Arial"/>
+          <w:b/>
+          <w:color w:val="0F766E"/>
+          <w:sz w:val="30"/>
+        </w:rPr>
+        <w:lastRenderedPageBreak/>
+        <w:t>III. TỔNG HỢP VÀ ĐÁNH GIÁ ĐỘ TIN CẬY CỦA CÁC NGUỒN THÔNG TIN</w:t>
+      </w:r>
+    </w:p>
+    <w:p>
+      <w:pPr>
+        <w:keepNext w:val="0"/>
+        <w:keepLines w:val="0"/>
+        <w:spacing w:before="0" w:beforeAutospacing="0" w:after="120" w:afterAutospacing="0" w:line="276" w:lineRule="auto"/>
+        <w:jc w:val="left"/>
+        <w:rPr>
           <w:color w:val="1F1F1F"/>
           <w:sz w:val="26"/>
           <w:szCs w:val="26"/>
-          <w:bdr w:val="none" w:sz="0" w:space="0" w:color="auto" w:frame="1"/>
-        </w:rPr>
-        <w:t>Các nguồn mở và tổ chức uy tín:</w:t>
-      </w:r>
-      <w:r>
-        <w:rPr>
-          <w:color w:val="1F1F1F"/>
-          <w:sz w:val="26"/>
-          <w:szCs w:val="26"/>
-        </w:rPr>
-        <w:t xml:space="preserve"> Thu thập các báo cáo thực tế từ McKinsey &amp; Company, Gartner và Diễn đàn Kinh tế Thế giới (WEF) để cập nhật số liệu thị trường mới nhất.</w:t>
-      </w:r>
-    </w:p>
-    <w:p>
-      <w:pPr>
-        <w:spacing w:after="120"/>
-        <w:rPr>
-          <w:rFonts w:cs="Times New Roman"/>
-          <w:color w:val="1F1F1F"/>
-          <w:szCs w:val="26"/>
-        </w:rPr>
-      </w:pPr>
-    </w:p>
-    <w:p>
-      <w:pPr>
-        <w:pStyle w:val="Heading2"/>
-        <w:spacing w:before="0" w:after="120"/>
-        <w:rPr>
-          <w:rFonts w:cs="Times New Roman"/>
-          <w:color w:val="1F1F1F"/>
-        </w:rPr>
-      </w:pPr>
-      <w:r>
-        <w:rPr>
-          <w:rFonts w:cs="Times New Roman"/>
-          <w:color w:val="1F1F1F"/>
-        </w:rPr>
-        <w:lastRenderedPageBreak/>
-        <w:t>III. TỔNG HỢP VÀ ĐÁNH GIÁ ĐỘ TIN CẬY CỦA CÁC NGUỒN THÔNG TIN</w:t>
-      </w:r>
-    </w:p>
-    <w:p>
-      <w:pPr>
-        <w:pStyle w:val="NormalWeb"/>
-        <w:spacing w:before="0" w:beforeAutospacing="0" w:after="150" w:afterAutospacing="0"/>
-        <w:rPr>
-          <w:color w:val="1F1F1F"/>
-          <w:sz w:val="26"/>
-          <w:szCs w:val="26"/>
-        </w:rPr>
-      </w:pPr>
-      <w:r>
-        <w:rPr>
-          <w:color w:val="1F1F1F"/>
-          <w:sz w:val="26"/>
-          <w:szCs w:val="26"/>
+        </w:rPr>
+      </w:pPr>
+      <w:r>
+        <w:rPr>
+          <w:rFonts w:ascii="Arial" w:hAnsi="Arial" w:eastAsia="Arial" w:cs="Arial"/>
         </w:rPr>
         <w:t>Dưới đây là bảng tổng hợp 10 tài liệu tiêu biểu đã được sàng lọc và đánh giá dựa trên 5 tiêu chí: Tác giả (A), Cơ quan xuất bản (P), Phương pháp nghiên cứu (M), Trích dẫn (C) và Tính cập nhật (U).</w:t>
       </w:r>
@@ -639,6 +632,7 @@
       <w:tblPr>
         <w:tblStyle w:val="TableGrid"/>
         <w:tblW w:w="0" w:type="auto"/>
+        <w:tblLayout w:type="autofit"/>
         <w:tblLook w:val="04A0" w:firstRow="1" w:lastRow="0" w:firstColumn="1" w:lastColumn="0" w:noHBand="0" w:noVBand="1"/>
       </w:tblPr>
       <w:tblGrid>
@@ -653,9 +647,20 @@
           <w:tcPr>
             <w:tcW w:w="0" w:type="auto"/>
             <w:hideMark/>
-          </w:tcPr>
-          <w:p>
-            <w:pPr>
+            <w:tcMar>
+              <w:top w:w="100" w:type="dxa"/>
+              <w:start w:w="120" w:type="dxa"/>
+              <w:bottom w:w="100" w:type="dxa"/>
+              <w:end w:w="120" w:type="dxa"/>
+            </w:tcMar>
+            <w:shd w:fill="0F766E" w:val="clear"/>
+          </w:tcPr>
+          <w:p>
+            <w:pPr>
+              <w:keepNext w:val="0"/>
+              <w:keepLines w:val="0"/>
+              <w:spacing w:before="0" w:after="40" w:line="240" w:lineRule="auto"/>
+              <w:jc w:val="left"/>
               <w:rPr>
                 <w:rFonts w:cs="Times New Roman"/>
                 <w:color w:val="1F1F1F"/>
@@ -665,8 +670,10 @@
             <w:r>
               <w:rPr>
                 <w:rStyle w:val="Strong"/>
-                <w:rFonts w:cs="Times New Roman"/>
-                <w:color w:val="1F1F1F"/>
+                <w:rFonts w:cs="Arial" w:ascii="Arial" w:hAnsi="Arial" w:eastAsia="Arial"/>
+                <w:b/>
+                <w:color w:val="FFFFFF"/>
+                <w:sz w:val="21"/>
                 <w:szCs w:val="26"/>
                 <w:bdr w:val="none" w:sz="0" w:space="0" w:color="auto" w:frame="1"/>
               </w:rPr>
@@ -678,9 +685,20 @@
           <w:tcPr>
             <w:tcW w:w="0" w:type="auto"/>
             <w:hideMark/>
-          </w:tcPr>
-          <w:p>
-            <w:pPr>
+            <w:tcMar>
+              <w:top w:w="100" w:type="dxa"/>
+              <w:start w:w="120" w:type="dxa"/>
+              <w:bottom w:w="100" w:type="dxa"/>
+              <w:end w:w="120" w:type="dxa"/>
+            </w:tcMar>
+            <w:shd w:fill="0F766E" w:val="clear"/>
+          </w:tcPr>
+          <w:p>
+            <w:pPr>
+              <w:keepNext w:val="0"/>
+              <w:keepLines w:val="0"/>
+              <w:spacing w:before="0" w:after="40" w:line="240" w:lineRule="auto"/>
+              <w:jc w:val="left"/>
               <w:rPr>
                 <w:rFonts w:cs="Times New Roman"/>
                 <w:color w:val="1F1F1F"/>
@@ -690,8 +708,10 @@
             <w:r>
               <w:rPr>
                 <w:rStyle w:val="Strong"/>
-                <w:rFonts w:cs="Times New Roman"/>
-                <w:color w:val="1F1F1F"/>
+                <w:rFonts w:cs="Arial" w:ascii="Arial" w:hAnsi="Arial" w:eastAsia="Arial"/>
+                <w:b/>
+                <w:color w:val="FFFFFF"/>
+                <w:sz w:val="21"/>
                 <w:szCs w:val="26"/>
                 <w:bdr w:val="none" w:sz="0" w:space="0" w:color="auto" w:frame="1"/>
               </w:rPr>
@@ -703,9 +723,19 @@
           <w:tcPr>
             <w:tcW w:w="0" w:type="auto"/>
             <w:hideMark/>
-          </w:tcPr>
-          <w:p>
-            <w:pPr>
+            <w:tcMar>
+              <w:top w:w="100" w:type="dxa"/>
+              <w:start w:w="120" w:type="dxa"/>
+              <w:bottom w:w="100" w:type="dxa"/>
+              <w:end w:w="120" w:type="dxa"/>
+            </w:tcMar>
+            <w:shd w:fill="0F766E" w:val="clear"/>
+          </w:tcPr>
+          <w:p>
+            <w:pPr>
+              <w:keepNext w:val="0"/>
+              <w:keepLines w:val="0"/>
+              <w:spacing w:before="0" w:after="40" w:line="240" w:lineRule="auto"/>
               <w:jc w:val="left"/>
               <w:rPr>
                 <w:rFonts w:cs="Times New Roman"/>
@@ -716,8 +746,10 @@
             <w:r>
               <w:rPr>
                 <w:rStyle w:val="Strong"/>
-                <w:rFonts w:cs="Times New Roman"/>
-                <w:color w:val="1F1F1F"/>
+                <w:rFonts w:cs="Arial" w:ascii="Arial" w:hAnsi="Arial" w:eastAsia="Arial"/>
+                <w:b/>
+                <w:color w:val="FFFFFF"/>
+                <w:sz w:val="21"/>
                 <w:szCs w:val="26"/>
                 <w:bdr w:val="none" w:sz="0" w:space="0" w:color="auto" w:frame="1"/>
               </w:rPr>
@@ -729,9 +761,20 @@
           <w:tcPr>
             <w:tcW w:w="0" w:type="auto"/>
             <w:hideMark/>
-          </w:tcPr>
-          <w:p>
-            <w:pPr>
+            <w:tcMar>
+              <w:top w:w="100" w:type="dxa"/>
+              <w:start w:w="120" w:type="dxa"/>
+              <w:bottom w:w="100" w:type="dxa"/>
+              <w:end w:w="120" w:type="dxa"/>
+            </w:tcMar>
+            <w:shd w:fill="0F766E" w:val="clear"/>
+          </w:tcPr>
+          <w:p>
+            <w:pPr>
+              <w:keepNext w:val="0"/>
+              <w:keepLines w:val="0"/>
+              <w:spacing w:before="0" w:after="40" w:line="240" w:lineRule="auto"/>
+              <w:jc w:val="left"/>
               <w:rPr>
                 <w:rFonts w:cs="Times New Roman"/>
                 <w:color w:val="1F1F1F"/>
@@ -741,8 +784,10 @@
             <w:r>
               <w:rPr>
                 <w:rStyle w:val="Strong"/>
-                <w:rFonts w:cs="Times New Roman"/>
-                <w:color w:val="1F1F1F"/>
+                <w:rFonts w:cs="Arial" w:ascii="Arial" w:hAnsi="Arial" w:eastAsia="Arial"/>
+                <w:b/>
+                <w:color w:val="FFFFFF"/>
+                <w:sz w:val="21"/>
                 <w:szCs w:val="26"/>
                 <w:bdr w:val="none" w:sz="0" w:space="0" w:color="auto" w:frame="1"/>
               </w:rPr>
@@ -754,9 +799,20 @@
           <w:tcPr>
             <w:tcW w:w="0" w:type="auto"/>
             <w:hideMark/>
-          </w:tcPr>
-          <w:p>
-            <w:pPr>
+            <w:tcMar>
+              <w:top w:w="100" w:type="dxa"/>
+              <w:start w:w="120" w:type="dxa"/>
+              <w:bottom w:w="100" w:type="dxa"/>
+              <w:end w:w="120" w:type="dxa"/>
+            </w:tcMar>
+            <w:shd w:fill="0F766E" w:val="clear"/>
+          </w:tcPr>
+          <w:p>
+            <w:pPr>
+              <w:keepNext w:val="0"/>
+              <w:keepLines w:val="0"/>
+              <w:spacing w:before="0" w:after="40" w:line="240" w:lineRule="auto"/>
+              <w:jc w:val="left"/>
               <w:rPr>
                 <w:rFonts w:cs="Times New Roman"/>
                 <w:color w:val="1F1F1F"/>
@@ -766,8 +822,10 @@
             <w:r>
               <w:rPr>
                 <w:rStyle w:val="Strong"/>
-                <w:rFonts w:cs="Times New Roman"/>
-                <w:color w:val="1F1F1F"/>
+                <w:rFonts w:cs="Arial" w:ascii="Arial" w:hAnsi="Arial" w:eastAsia="Arial"/>
+                <w:b/>
+                <w:color w:val="FFFFFF"/>
+                <w:sz w:val="21"/>
                 <w:szCs w:val="26"/>
                 <w:bdr w:val="none" w:sz="0" w:space="0" w:color="auto" w:frame="1"/>
               </w:rPr>
@@ -781,19 +839,29 @@
           <w:tcPr>
             <w:tcW w:w="0" w:type="auto"/>
             <w:hideMark/>
-          </w:tcPr>
-          <w:p>
-            <w:pPr>
-              <w:rPr>
-                <w:rFonts w:cs="Times New Roman"/>
-                <w:color w:val="1F1F1F"/>
-                <w:szCs w:val="26"/>
-              </w:rPr>
-            </w:pPr>
-            <w:r>
-              <w:rPr>
-                <w:rFonts w:cs="Times New Roman"/>
-                <w:color w:val="1F1F1F"/>
+            <w:tcMar>
+              <w:top w:w="100" w:type="dxa"/>
+              <w:start w:w="120" w:type="dxa"/>
+              <w:bottom w:w="100" w:type="dxa"/>
+              <w:end w:w="120" w:type="dxa"/>
+            </w:tcMar>
+          </w:tcPr>
+          <w:p>
+            <w:pPr>
+              <w:keepNext w:val="0"/>
+              <w:keepLines w:val="0"/>
+              <w:spacing w:before="0" w:after="40" w:line="240" w:lineRule="auto"/>
+              <w:jc w:val="left"/>
+              <w:rPr>
+                <w:rFonts w:cs="Times New Roman"/>
+                <w:color w:val="1F1F1F"/>
+                <w:szCs w:val="26"/>
+              </w:rPr>
+            </w:pPr>
+            <w:r>
+              <w:rPr>
+                <w:rFonts w:cs="Arial" w:ascii="Arial" w:hAnsi="Arial" w:eastAsia="Arial"/>
+                <w:sz w:val="21"/>
                 <w:szCs w:val="26"/>
                 <w:bdr w:val="none" w:sz="0" w:space="0" w:color="auto" w:frame="1"/>
               </w:rPr>
@@ -805,19 +873,29 @@
           <w:tcPr>
             <w:tcW w:w="0" w:type="auto"/>
             <w:hideMark/>
-          </w:tcPr>
-          <w:p>
-            <w:pPr>
-              <w:rPr>
-                <w:rFonts w:cs="Times New Roman"/>
-                <w:color w:val="1F1F1F"/>
-                <w:szCs w:val="26"/>
-              </w:rPr>
-            </w:pPr>
-            <w:r>
-              <w:rPr>
-                <w:rFonts w:cs="Times New Roman"/>
-                <w:color w:val="1F1F1F"/>
+            <w:tcMar>
+              <w:top w:w="100" w:type="dxa"/>
+              <w:start w:w="120" w:type="dxa"/>
+              <w:bottom w:w="100" w:type="dxa"/>
+              <w:end w:w="120" w:type="dxa"/>
+            </w:tcMar>
+          </w:tcPr>
+          <w:p>
+            <w:pPr>
+              <w:keepNext w:val="0"/>
+              <w:keepLines w:val="0"/>
+              <w:spacing w:before="0" w:after="40" w:line="240" w:lineRule="auto"/>
+              <w:jc w:val="left"/>
+              <w:rPr>
+                <w:rFonts w:cs="Times New Roman"/>
+                <w:color w:val="1F1F1F"/>
+                <w:szCs w:val="26"/>
+              </w:rPr>
+            </w:pPr>
+            <w:r>
+              <w:rPr>
+                <w:rFonts w:cs="Arial" w:ascii="Arial" w:hAnsi="Arial" w:eastAsia="Arial"/>
+                <w:sz w:val="21"/>
                 <w:szCs w:val="26"/>
                 <w:bdr w:val="none" w:sz="0" w:space="0" w:color="auto" w:frame="1"/>
               </w:rPr>
@@ -829,22 +907,31 @@
           <w:tcPr>
             <w:tcW w:w="0" w:type="auto"/>
             <w:hideMark/>
-          </w:tcPr>
-          <w:p>
-            <w:pPr>
-              <w:jc w:val="left"/>
-              <w:rPr>
-                <w:rFonts w:cs="Times New Roman"/>
-                <w:color w:val="1F1F1F"/>
-                <w:szCs w:val="26"/>
-              </w:rPr>
-            </w:pPr>
-            <w:r>
-              <w:rPr>
-                <w:rFonts w:cs="Times New Roman"/>
+            <w:tcMar>
+              <w:top w:w="100" w:type="dxa"/>
+              <w:start w:w="120" w:type="dxa"/>
+              <w:bottom w:w="100" w:type="dxa"/>
+              <w:end w:w="120" w:type="dxa"/>
+            </w:tcMar>
+          </w:tcPr>
+          <w:p>
+            <w:pPr>
+              <w:keepNext w:val="0"/>
+              <w:keepLines w:val="0"/>
+              <w:spacing w:before="0" w:after="40" w:line="240" w:lineRule="auto"/>
+              <w:jc w:val="left"/>
+              <w:rPr>
+                <w:rFonts w:cs="Times New Roman"/>
+                <w:color w:val="1F1F1F"/>
+                <w:szCs w:val="26"/>
+              </w:rPr>
+            </w:pPr>
+            <w:r>
+              <w:rPr>
+                <w:rFonts w:cs="Arial" w:ascii="Arial" w:hAnsi="Arial" w:eastAsia="Arial"/>
                 <w:i/>
                 <w:iCs/>
-                <w:color w:val="1F1F1F"/>
+                <w:sz w:val="21"/>
                 <w:szCs w:val="26"/>
                 <w:bdr w:val="none" w:sz="0" w:space="0" w:color="auto" w:frame="1"/>
               </w:rPr>
@@ -852,8 +939,8 @@
             </w:r>
             <w:r>
               <w:rPr>
-                <w:rFonts w:cs="Times New Roman"/>
-                <w:color w:val="1F1F1F"/>
+                <w:rFonts w:cs="Arial" w:ascii="Arial" w:hAnsi="Arial" w:eastAsia="Arial"/>
+                <w:sz w:val="21"/>
                 <w:szCs w:val="26"/>
                 <w:bdr w:val="none" w:sz="0" w:space="0" w:color="auto" w:frame="1"/>
               </w:rPr>
@@ -865,19 +952,29 @@
           <w:tcPr>
             <w:tcW w:w="0" w:type="auto"/>
             <w:hideMark/>
-          </w:tcPr>
-          <w:p>
-            <w:pPr>
-              <w:rPr>
-                <w:rFonts w:cs="Times New Roman"/>
-                <w:color w:val="1F1F1F"/>
-                <w:szCs w:val="26"/>
-              </w:rPr>
-            </w:pPr>
-            <w:r>
-              <w:rPr>
-                <w:rFonts w:cs="Times New Roman"/>
-                <w:color w:val="1F1F1F"/>
+            <w:tcMar>
+              <w:top w:w="100" w:type="dxa"/>
+              <w:start w:w="120" w:type="dxa"/>
+              <w:bottom w:w="100" w:type="dxa"/>
+              <w:end w:w="120" w:type="dxa"/>
+            </w:tcMar>
+          </w:tcPr>
+          <w:p>
+            <w:pPr>
+              <w:keepNext w:val="0"/>
+              <w:keepLines w:val="0"/>
+              <w:spacing w:before="0" w:after="40" w:line="240" w:lineRule="auto"/>
+              <w:jc w:val="left"/>
+              <w:rPr>
+                <w:rFonts w:cs="Times New Roman"/>
+                <w:color w:val="1F1F1F"/>
+                <w:szCs w:val="26"/>
+              </w:rPr>
+            </w:pPr>
+            <w:r>
+              <w:rPr>
+                <w:rFonts w:cs="Arial" w:ascii="Arial" w:hAnsi="Arial" w:eastAsia="Arial"/>
+                <w:sz w:val="21"/>
                 <w:szCs w:val="26"/>
                 <w:bdr w:val="none" w:sz="0" w:space="0" w:color="auto" w:frame="1"/>
               </w:rPr>
@@ -889,19 +986,29 @@
           <w:tcPr>
             <w:tcW w:w="0" w:type="auto"/>
             <w:hideMark/>
-          </w:tcPr>
-          <w:p>
-            <w:pPr>
-              <w:rPr>
-                <w:rFonts w:cs="Times New Roman"/>
-                <w:color w:val="1F1F1F"/>
-                <w:szCs w:val="26"/>
-              </w:rPr>
-            </w:pPr>
-            <w:r>
-              <w:rPr>
-                <w:rFonts w:cs="Times New Roman"/>
-                <w:color w:val="1F1F1F"/>
+            <w:tcMar>
+              <w:top w:w="100" w:type="dxa"/>
+              <w:start w:w="120" w:type="dxa"/>
+              <w:bottom w:w="100" w:type="dxa"/>
+              <w:end w:w="120" w:type="dxa"/>
+            </w:tcMar>
+          </w:tcPr>
+          <w:p>
+            <w:pPr>
+              <w:keepNext w:val="0"/>
+              <w:keepLines w:val="0"/>
+              <w:spacing w:before="0" w:after="40" w:line="240" w:lineRule="auto"/>
+              <w:jc w:val="left"/>
+              <w:rPr>
+                <w:rFonts w:cs="Times New Roman"/>
+                <w:color w:val="1F1F1F"/>
+                <w:szCs w:val="26"/>
+              </w:rPr>
+            </w:pPr>
+            <w:r>
+              <w:rPr>
+                <w:rFonts w:cs="Arial" w:ascii="Arial" w:hAnsi="Arial" w:eastAsia="Arial"/>
+                <w:sz w:val="21"/>
                 <w:szCs w:val="26"/>
                 <w:bdr w:val="none" w:sz="0" w:space="0" w:color="auto" w:frame="1"/>
               </w:rPr>
@@ -915,19 +1022,29 @@
           <w:tcPr>
             <w:tcW w:w="0" w:type="auto"/>
             <w:hideMark/>
-          </w:tcPr>
-          <w:p>
-            <w:pPr>
-              <w:rPr>
-                <w:rFonts w:cs="Times New Roman"/>
-                <w:color w:val="1F1F1F"/>
-                <w:szCs w:val="26"/>
-              </w:rPr>
-            </w:pPr>
-            <w:r>
-              <w:rPr>
-                <w:rFonts w:cs="Times New Roman"/>
-                <w:color w:val="1F1F1F"/>
+            <w:tcMar>
+              <w:top w:w="100" w:type="dxa"/>
+              <w:start w:w="120" w:type="dxa"/>
+              <w:bottom w:w="100" w:type="dxa"/>
+              <w:end w:w="120" w:type="dxa"/>
+            </w:tcMar>
+          </w:tcPr>
+          <w:p>
+            <w:pPr>
+              <w:keepNext w:val="0"/>
+              <w:keepLines w:val="0"/>
+              <w:spacing w:before="0" w:after="40" w:line="240" w:lineRule="auto"/>
+              <w:jc w:val="left"/>
+              <w:rPr>
+                <w:rFonts w:cs="Times New Roman"/>
+                <w:color w:val="1F1F1F"/>
+                <w:szCs w:val="26"/>
+              </w:rPr>
+            </w:pPr>
+            <w:r>
+              <w:rPr>
+                <w:rFonts w:cs="Arial" w:ascii="Arial" w:hAnsi="Arial" w:eastAsia="Arial"/>
+                <w:sz w:val="21"/>
                 <w:szCs w:val="26"/>
                 <w:bdr w:val="none" w:sz="0" w:space="0" w:color="auto" w:frame="1"/>
               </w:rPr>
@@ -939,19 +1056,29 @@
           <w:tcPr>
             <w:tcW w:w="0" w:type="auto"/>
             <w:hideMark/>
-          </w:tcPr>
-          <w:p>
-            <w:pPr>
-              <w:rPr>
-                <w:rFonts w:cs="Times New Roman"/>
-                <w:color w:val="1F1F1F"/>
-                <w:szCs w:val="26"/>
-              </w:rPr>
-            </w:pPr>
-            <w:r>
-              <w:rPr>
-                <w:rFonts w:cs="Times New Roman"/>
-                <w:color w:val="1F1F1F"/>
+            <w:tcMar>
+              <w:top w:w="100" w:type="dxa"/>
+              <w:start w:w="120" w:type="dxa"/>
+              <w:bottom w:w="100" w:type="dxa"/>
+              <w:end w:w="120" w:type="dxa"/>
+            </w:tcMar>
+          </w:tcPr>
+          <w:p>
+            <w:pPr>
+              <w:keepNext w:val="0"/>
+              <w:keepLines w:val="0"/>
+              <w:spacing w:before="0" w:after="40" w:line="240" w:lineRule="auto"/>
+              <w:jc w:val="left"/>
+              <w:rPr>
+                <w:rFonts w:cs="Times New Roman"/>
+                <w:color w:val="1F1F1F"/>
+                <w:szCs w:val="26"/>
+              </w:rPr>
+            </w:pPr>
+            <w:r>
+              <w:rPr>
+                <w:rFonts w:cs="Arial" w:ascii="Arial" w:hAnsi="Arial" w:eastAsia="Arial"/>
+                <w:sz w:val="21"/>
                 <w:szCs w:val="26"/>
                 <w:bdr w:val="none" w:sz="0" w:space="0" w:color="auto" w:frame="1"/>
               </w:rPr>
@@ -963,22 +1090,31 @@
           <w:tcPr>
             <w:tcW w:w="0" w:type="auto"/>
             <w:hideMark/>
-          </w:tcPr>
-          <w:p>
-            <w:pPr>
-              <w:jc w:val="left"/>
-              <w:rPr>
-                <w:rFonts w:cs="Times New Roman"/>
-                <w:color w:val="1F1F1F"/>
-                <w:szCs w:val="26"/>
-              </w:rPr>
-            </w:pPr>
-            <w:r>
-              <w:rPr>
-                <w:rFonts w:cs="Times New Roman"/>
+            <w:tcMar>
+              <w:top w:w="100" w:type="dxa"/>
+              <w:start w:w="120" w:type="dxa"/>
+              <w:bottom w:w="100" w:type="dxa"/>
+              <w:end w:w="120" w:type="dxa"/>
+            </w:tcMar>
+          </w:tcPr>
+          <w:p>
+            <w:pPr>
+              <w:keepNext w:val="0"/>
+              <w:keepLines w:val="0"/>
+              <w:spacing w:before="0" w:after="40" w:line="240" w:lineRule="auto"/>
+              <w:jc w:val="left"/>
+              <w:rPr>
+                <w:rFonts w:cs="Times New Roman"/>
+                <w:color w:val="1F1F1F"/>
+                <w:szCs w:val="26"/>
+              </w:rPr>
+            </w:pPr>
+            <w:r>
+              <w:rPr>
+                <w:rFonts w:cs="Arial" w:ascii="Arial" w:hAnsi="Arial" w:eastAsia="Arial"/>
                 <w:i/>
                 <w:iCs/>
-                <w:color w:val="1F1F1F"/>
+                <w:sz w:val="21"/>
                 <w:szCs w:val="26"/>
                 <w:bdr w:val="none" w:sz="0" w:space="0" w:color="auto" w:frame="1"/>
               </w:rPr>
@@ -986,8 +1122,8 @@
             </w:r>
             <w:r>
               <w:rPr>
-                <w:rFonts w:cs="Times New Roman"/>
-                <w:color w:val="1F1F1F"/>
+                <w:rFonts w:cs="Arial" w:ascii="Arial" w:hAnsi="Arial" w:eastAsia="Arial"/>
+                <w:sz w:val="21"/>
                 <w:szCs w:val="26"/>
                 <w:bdr w:val="none" w:sz="0" w:space="0" w:color="auto" w:frame="1"/>
               </w:rPr>
@@ -999,19 +1135,29 @@
           <w:tcPr>
             <w:tcW w:w="0" w:type="auto"/>
             <w:hideMark/>
-          </w:tcPr>
-          <w:p>
-            <w:pPr>
-              <w:rPr>
-                <w:rFonts w:cs="Times New Roman"/>
-                <w:color w:val="1F1F1F"/>
-                <w:szCs w:val="26"/>
-              </w:rPr>
-            </w:pPr>
-            <w:r>
-              <w:rPr>
-                <w:rFonts w:cs="Times New Roman"/>
-                <w:color w:val="1F1F1F"/>
+            <w:tcMar>
+              <w:top w:w="100" w:type="dxa"/>
+              <w:start w:w="120" w:type="dxa"/>
+              <w:bottom w:w="100" w:type="dxa"/>
+              <w:end w:w="120" w:type="dxa"/>
+            </w:tcMar>
+          </w:tcPr>
+          <w:p>
+            <w:pPr>
+              <w:keepNext w:val="0"/>
+              <w:keepLines w:val="0"/>
+              <w:spacing w:before="0" w:after="40" w:line="240" w:lineRule="auto"/>
+              <w:jc w:val="left"/>
+              <w:rPr>
+                <w:rFonts w:cs="Times New Roman"/>
+                <w:color w:val="1F1F1F"/>
+                <w:szCs w:val="26"/>
+              </w:rPr>
+            </w:pPr>
+            <w:r>
+              <w:rPr>
+                <w:rFonts w:cs="Arial" w:ascii="Arial" w:hAnsi="Arial" w:eastAsia="Arial"/>
+                <w:sz w:val="21"/>
                 <w:szCs w:val="26"/>
                 <w:bdr w:val="none" w:sz="0" w:space="0" w:color="auto" w:frame="1"/>
               </w:rPr>
@@ -1023,19 +1169,29 @@
           <w:tcPr>
             <w:tcW w:w="0" w:type="auto"/>
             <w:hideMark/>
-          </w:tcPr>
-          <w:p>
-            <w:pPr>
-              <w:rPr>
-                <w:rFonts w:cs="Times New Roman"/>
-                <w:color w:val="1F1F1F"/>
-                <w:szCs w:val="26"/>
-              </w:rPr>
-            </w:pPr>
-            <w:r>
-              <w:rPr>
-                <w:rFonts w:cs="Times New Roman"/>
-                <w:color w:val="1F1F1F"/>
+            <w:tcMar>
+              <w:top w:w="100" w:type="dxa"/>
+              <w:start w:w="120" w:type="dxa"/>
+              <w:bottom w:w="100" w:type="dxa"/>
+              <w:end w:w="120" w:type="dxa"/>
+            </w:tcMar>
+          </w:tcPr>
+          <w:p>
+            <w:pPr>
+              <w:keepNext w:val="0"/>
+              <w:keepLines w:val="0"/>
+              <w:spacing w:before="0" w:after="40" w:line="240" w:lineRule="auto"/>
+              <w:jc w:val="left"/>
+              <w:rPr>
+                <w:rFonts w:cs="Times New Roman"/>
+                <w:color w:val="1F1F1F"/>
+                <w:szCs w:val="26"/>
+              </w:rPr>
+            </w:pPr>
+            <w:r>
+              <w:rPr>
+                <w:rFonts w:cs="Arial" w:ascii="Arial" w:hAnsi="Arial" w:eastAsia="Arial"/>
+                <w:sz w:val="21"/>
                 <w:szCs w:val="26"/>
                 <w:bdr w:val="none" w:sz="0" w:space="0" w:color="auto" w:frame="1"/>
               </w:rPr>
@@ -1049,19 +1205,29 @@
           <w:tcPr>
             <w:tcW w:w="0" w:type="auto"/>
             <w:hideMark/>
-          </w:tcPr>
-          <w:p>
-            <w:pPr>
-              <w:rPr>
-                <w:rFonts w:cs="Times New Roman"/>
-                <w:color w:val="1F1F1F"/>
-                <w:szCs w:val="26"/>
-              </w:rPr>
-            </w:pPr>
-            <w:r>
-              <w:rPr>
-                <w:rFonts w:cs="Times New Roman"/>
-                <w:color w:val="1F1F1F"/>
+            <w:tcMar>
+              <w:top w:w="100" w:type="dxa"/>
+              <w:start w:w="120" w:type="dxa"/>
+              <w:bottom w:w="100" w:type="dxa"/>
+              <w:end w:w="120" w:type="dxa"/>
+            </w:tcMar>
+          </w:tcPr>
+          <w:p>
+            <w:pPr>
+              <w:keepNext w:val="0"/>
+              <w:keepLines w:val="0"/>
+              <w:spacing w:before="0" w:after="40" w:line="240" w:lineRule="auto"/>
+              <w:jc w:val="left"/>
+              <w:rPr>
+                <w:rFonts w:cs="Times New Roman"/>
+                <w:color w:val="1F1F1F"/>
+                <w:szCs w:val="26"/>
+              </w:rPr>
+            </w:pPr>
+            <w:r>
+              <w:rPr>
+                <w:rFonts w:cs="Arial" w:ascii="Arial" w:hAnsi="Arial" w:eastAsia="Arial"/>
+                <w:sz w:val="21"/>
                 <w:szCs w:val="26"/>
                 <w:bdr w:val="none" w:sz="0" w:space="0" w:color="auto" w:frame="1"/>
               </w:rPr>
@@ -1073,19 +1239,29 @@
           <w:tcPr>
             <w:tcW w:w="0" w:type="auto"/>
             <w:hideMark/>
-          </w:tcPr>
-          <w:p>
-            <w:pPr>
-              <w:rPr>
-                <w:rFonts w:cs="Times New Roman"/>
-                <w:color w:val="1F1F1F"/>
-                <w:szCs w:val="26"/>
-              </w:rPr>
-            </w:pPr>
-            <w:r>
-              <w:rPr>
-                <w:rFonts w:cs="Times New Roman"/>
-                <w:color w:val="1F1F1F"/>
+            <w:tcMar>
+              <w:top w:w="100" w:type="dxa"/>
+              <w:start w:w="120" w:type="dxa"/>
+              <w:bottom w:w="100" w:type="dxa"/>
+              <w:end w:w="120" w:type="dxa"/>
+            </w:tcMar>
+          </w:tcPr>
+          <w:p>
+            <w:pPr>
+              <w:keepNext w:val="0"/>
+              <w:keepLines w:val="0"/>
+              <w:spacing w:before="0" w:after="40" w:line="240" w:lineRule="auto"/>
+              <w:jc w:val="left"/>
+              <w:rPr>
+                <w:rFonts w:cs="Times New Roman"/>
+                <w:color w:val="1F1F1F"/>
+                <w:szCs w:val="26"/>
+              </w:rPr>
+            </w:pPr>
+            <w:r>
+              <w:rPr>
+                <w:rFonts w:cs="Arial" w:ascii="Arial" w:hAnsi="Arial" w:eastAsia="Arial"/>
+                <w:sz w:val="21"/>
                 <w:szCs w:val="26"/>
                 <w:bdr w:val="none" w:sz="0" w:space="0" w:color="auto" w:frame="1"/>
               </w:rPr>
@@ -1097,22 +1273,31 @@
           <w:tcPr>
             <w:tcW w:w="0" w:type="auto"/>
             <w:hideMark/>
-          </w:tcPr>
-          <w:p>
-            <w:pPr>
-              <w:jc w:val="left"/>
-              <w:rPr>
-                <w:rFonts w:cs="Times New Roman"/>
-                <w:color w:val="1F1F1F"/>
-                <w:szCs w:val="26"/>
-              </w:rPr>
-            </w:pPr>
-            <w:r>
-              <w:rPr>
-                <w:rFonts w:cs="Times New Roman"/>
+            <w:tcMar>
+              <w:top w:w="100" w:type="dxa"/>
+              <w:start w:w="120" w:type="dxa"/>
+              <w:bottom w:w="100" w:type="dxa"/>
+              <w:end w:w="120" w:type="dxa"/>
+            </w:tcMar>
+          </w:tcPr>
+          <w:p>
+            <w:pPr>
+              <w:keepNext w:val="0"/>
+              <w:keepLines w:val="0"/>
+              <w:spacing w:before="0" w:after="40" w:line="240" w:lineRule="auto"/>
+              <w:jc w:val="left"/>
+              <w:rPr>
+                <w:rFonts w:cs="Times New Roman"/>
+                <w:color w:val="1F1F1F"/>
+                <w:szCs w:val="26"/>
+              </w:rPr>
+            </w:pPr>
+            <w:r>
+              <w:rPr>
+                <w:rFonts w:cs="Arial" w:ascii="Arial" w:hAnsi="Arial" w:eastAsia="Arial"/>
                 <w:i/>
                 <w:iCs/>
-                <w:color w:val="1F1F1F"/>
+                <w:sz w:val="21"/>
                 <w:szCs w:val="26"/>
                 <w:bdr w:val="none" w:sz="0" w:space="0" w:color="auto" w:frame="1"/>
               </w:rPr>
@@ -1120,8 +1305,8 @@
             </w:r>
             <w:r>
               <w:rPr>
-                <w:rFonts w:cs="Times New Roman"/>
-                <w:color w:val="1F1F1F"/>
+                <w:rFonts w:cs="Arial" w:ascii="Arial" w:hAnsi="Arial" w:eastAsia="Arial"/>
+                <w:sz w:val="21"/>
                 <w:szCs w:val="26"/>
                 <w:bdr w:val="none" w:sz="0" w:space="0" w:color="auto" w:frame="1"/>
               </w:rPr>
@@ -1133,19 +1318,29 @@
           <w:tcPr>
             <w:tcW w:w="0" w:type="auto"/>
             <w:hideMark/>
-          </w:tcPr>
-          <w:p>
-            <w:pPr>
-              <w:rPr>
-                <w:rFonts w:cs="Times New Roman"/>
-                <w:color w:val="1F1F1F"/>
-                <w:szCs w:val="26"/>
-              </w:rPr>
-            </w:pPr>
-            <w:r>
-              <w:rPr>
-                <w:rFonts w:cs="Times New Roman"/>
-                <w:color w:val="1F1F1F"/>
+            <w:tcMar>
+              <w:top w:w="100" w:type="dxa"/>
+              <w:start w:w="120" w:type="dxa"/>
+              <w:bottom w:w="100" w:type="dxa"/>
+              <w:end w:w="120" w:type="dxa"/>
+            </w:tcMar>
+          </w:tcPr>
+          <w:p>
+            <w:pPr>
+              <w:keepNext w:val="0"/>
+              <w:keepLines w:val="0"/>
+              <w:spacing w:before="0" w:after="40" w:line="240" w:lineRule="auto"/>
+              <w:jc w:val="left"/>
+              <w:rPr>
+                <w:rFonts w:cs="Times New Roman"/>
+                <w:color w:val="1F1F1F"/>
+                <w:szCs w:val="26"/>
+              </w:rPr>
+            </w:pPr>
+            <w:r>
+              <w:rPr>
+                <w:rFonts w:cs="Arial" w:ascii="Arial" w:hAnsi="Arial" w:eastAsia="Arial"/>
+                <w:sz w:val="21"/>
                 <w:szCs w:val="26"/>
                 <w:bdr w:val="none" w:sz="0" w:space="0" w:color="auto" w:frame="1"/>
               </w:rPr>
@@ -1157,19 +1352,29 @@
           <w:tcPr>
             <w:tcW w:w="0" w:type="auto"/>
             <w:hideMark/>
-          </w:tcPr>
-          <w:p>
-            <w:pPr>
-              <w:rPr>
-                <w:rFonts w:cs="Times New Roman"/>
-                <w:color w:val="1F1F1F"/>
-                <w:szCs w:val="26"/>
-              </w:rPr>
-            </w:pPr>
-            <w:r>
-              <w:rPr>
-                <w:rFonts w:cs="Times New Roman"/>
-                <w:color w:val="1F1F1F"/>
+            <w:tcMar>
+              <w:top w:w="100" w:type="dxa"/>
+              <w:start w:w="120" w:type="dxa"/>
+              <w:bottom w:w="100" w:type="dxa"/>
+              <w:end w:w="120" w:type="dxa"/>
+            </w:tcMar>
+          </w:tcPr>
+          <w:p>
+            <w:pPr>
+              <w:keepNext w:val="0"/>
+              <w:keepLines w:val="0"/>
+              <w:spacing w:before="0" w:after="40" w:line="240" w:lineRule="auto"/>
+              <w:jc w:val="left"/>
+              <w:rPr>
+                <w:rFonts w:cs="Times New Roman"/>
+                <w:color w:val="1F1F1F"/>
+                <w:szCs w:val="26"/>
+              </w:rPr>
+            </w:pPr>
+            <w:r>
+              <w:rPr>
+                <w:rFonts w:cs="Arial" w:ascii="Arial" w:hAnsi="Arial" w:eastAsia="Arial"/>
+                <w:sz w:val="21"/>
                 <w:szCs w:val="26"/>
                 <w:bdr w:val="none" w:sz="0" w:space="0" w:color="auto" w:frame="1"/>
               </w:rPr>
@@ -1183,19 +1388,29 @@
           <w:tcPr>
             <w:tcW w:w="0" w:type="auto"/>
             <w:hideMark/>
-          </w:tcPr>
-          <w:p>
-            <w:pPr>
-              <w:rPr>
-                <w:rFonts w:cs="Times New Roman"/>
-                <w:color w:val="1F1F1F"/>
-                <w:szCs w:val="26"/>
-              </w:rPr>
-            </w:pPr>
-            <w:r>
-              <w:rPr>
-                <w:rFonts w:cs="Times New Roman"/>
-                <w:color w:val="1F1F1F"/>
+            <w:tcMar>
+              <w:top w:w="100" w:type="dxa"/>
+              <w:start w:w="120" w:type="dxa"/>
+              <w:bottom w:w="100" w:type="dxa"/>
+              <w:end w:w="120" w:type="dxa"/>
+            </w:tcMar>
+          </w:tcPr>
+          <w:p>
+            <w:pPr>
+              <w:keepNext w:val="0"/>
+              <w:keepLines w:val="0"/>
+              <w:spacing w:before="0" w:after="40" w:line="240" w:lineRule="auto"/>
+              <w:jc w:val="left"/>
+              <w:rPr>
+                <w:rFonts w:cs="Times New Roman"/>
+                <w:color w:val="1F1F1F"/>
+                <w:szCs w:val="26"/>
+              </w:rPr>
+            </w:pPr>
+            <w:r>
+              <w:rPr>
+                <w:rFonts w:cs="Arial" w:ascii="Arial" w:hAnsi="Arial" w:eastAsia="Arial"/>
+                <w:sz w:val="21"/>
                 <w:szCs w:val="26"/>
                 <w:bdr w:val="none" w:sz="0" w:space="0" w:color="auto" w:frame="1"/>
               </w:rPr>
@@ -1207,19 +1422,29 @@
           <w:tcPr>
             <w:tcW w:w="0" w:type="auto"/>
             <w:hideMark/>
-          </w:tcPr>
-          <w:p>
-            <w:pPr>
-              <w:rPr>
-                <w:rFonts w:cs="Times New Roman"/>
-                <w:color w:val="1F1F1F"/>
-                <w:szCs w:val="26"/>
-              </w:rPr>
-            </w:pPr>
-            <w:r>
-              <w:rPr>
-                <w:rFonts w:cs="Times New Roman"/>
-                <w:color w:val="1F1F1F"/>
+            <w:tcMar>
+              <w:top w:w="100" w:type="dxa"/>
+              <w:start w:w="120" w:type="dxa"/>
+              <w:bottom w:w="100" w:type="dxa"/>
+              <w:end w:w="120" w:type="dxa"/>
+            </w:tcMar>
+          </w:tcPr>
+          <w:p>
+            <w:pPr>
+              <w:keepNext w:val="0"/>
+              <w:keepLines w:val="0"/>
+              <w:spacing w:before="0" w:after="40" w:line="240" w:lineRule="auto"/>
+              <w:jc w:val="left"/>
+              <w:rPr>
+                <w:rFonts w:cs="Times New Roman"/>
+                <w:color w:val="1F1F1F"/>
+                <w:szCs w:val="26"/>
+              </w:rPr>
+            </w:pPr>
+            <w:r>
+              <w:rPr>
+                <w:rFonts w:cs="Arial" w:ascii="Arial" w:hAnsi="Arial" w:eastAsia="Arial"/>
+                <w:sz w:val="21"/>
                 <w:szCs w:val="26"/>
                 <w:bdr w:val="none" w:sz="0" w:space="0" w:color="auto" w:frame="1"/>
               </w:rPr>
@@ -1231,22 +1456,31 @@
           <w:tcPr>
             <w:tcW w:w="0" w:type="auto"/>
             <w:hideMark/>
-          </w:tcPr>
-          <w:p>
-            <w:pPr>
-              <w:jc w:val="left"/>
-              <w:rPr>
-                <w:rFonts w:cs="Times New Roman"/>
-                <w:color w:val="1F1F1F"/>
-                <w:szCs w:val="26"/>
-              </w:rPr>
-            </w:pPr>
-            <w:r>
-              <w:rPr>
-                <w:rFonts w:cs="Times New Roman"/>
+            <w:tcMar>
+              <w:top w:w="100" w:type="dxa"/>
+              <w:start w:w="120" w:type="dxa"/>
+              <w:bottom w:w="100" w:type="dxa"/>
+              <w:end w:w="120" w:type="dxa"/>
+            </w:tcMar>
+          </w:tcPr>
+          <w:p>
+            <w:pPr>
+              <w:keepNext w:val="0"/>
+              <w:keepLines w:val="0"/>
+              <w:spacing w:before="0" w:after="40" w:line="240" w:lineRule="auto"/>
+              <w:jc w:val="left"/>
+              <w:rPr>
+                <w:rFonts w:cs="Times New Roman"/>
+                <w:color w:val="1F1F1F"/>
+                <w:szCs w:val="26"/>
+              </w:rPr>
+            </w:pPr>
+            <w:r>
+              <w:rPr>
+                <w:rFonts w:cs="Arial" w:ascii="Arial" w:hAnsi="Arial" w:eastAsia="Arial"/>
                 <w:i/>
                 <w:iCs/>
-                <w:color w:val="1F1F1F"/>
+                <w:sz w:val="21"/>
                 <w:szCs w:val="26"/>
                 <w:bdr w:val="none" w:sz="0" w:space="0" w:color="auto" w:frame="1"/>
               </w:rPr>
@@ -1254,8 +1488,8 @@
             </w:r>
             <w:r>
               <w:rPr>
-                <w:rFonts w:cs="Times New Roman"/>
-                <w:color w:val="1F1F1F"/>
+                <w:rFonts w:cs="Arial" w:ascii="Arial" w:hAnsi="Arial" w:eastAsia="Arial"/>
+                <w:sz w:val="21"/>
                 <w:szCs w:val="26"/>
                 <w:bdr w:val="none" w:sz="0" w:space="0" w:color="auto" w:frame="1"/>
               </w:rPr>
@@ -1267,19 +1501,29 @@
           <w:tcPr>
             <w:tcW w:w="0" w:type="auto"/>
             <w:hideMark/>
-          </w:tcPr>
-          <w:p>
-            <w:pPr>
-              <w:rPr>
-                <w:rFonts w:cs="Times New Roman"/>
-                <w:color w:val="1F1F1F"/>
-                <w:szCs w:val="26"/>
-              </w:rPr>
-            </w:pPr>
-            <w:r>
-              <w:rPr>
-                <w:rFonts w:cs="Times New Roman"/>
-                <w:color w:val="1F1F1F"/>
+            <w:tcMar>
+              <w:top w:w="100" w:type="dxa"/>
+              <w:start w:w="120" w:type="dxa"/>
+              <w:bottom w:w="100" w:type="dxa"/>
+              <w:end w:w="120" w:type="dxa"/>
+            </w:tcMar>
+          </w:tcPr>
+          <w:p>
+            <w:pPr>
+              <w:keepNext w:val="0"/>
+              <w:keepLines w:val="0"/>
+              <w:spacing w:before="0" w:after="40" w:line="240" w:lineRule="auto"/>
+              <w:jc w:val="left"/>
+              <w:rPr>
+                <w:rFonts w:cs="Times New Roman"/>
+                <w:color w:val="1F1F1F"/>
+                <w:szCs w:val="26"/>
+              </w:rPr>
+            </w:pPr>
+            <w:r>
+              <w:rPr>
+                <w:rFonts w:cs="Arial" w:ascii="Arial" w:hAnsi="Arial" w:eastAsia="Arial"/>
+                <w:sz w:val="21"/>
                 <w:szCs w:val="26"/>
                 <w:bdr w:val="none" w:sz="0" w:space="0" w:color="auto" w:frame="1"/>
               </w:rPr>
@@ -1291,19 +1535,29 @@
           <w:tcPr>
             <w:tcW w:w="0" w:type="auto"/>
             <w:hideMark/>
-          </w:tcPr>
-          <w:p>
-            <w:pPr>
-              <w:rPr>
-                <w:rFonts w:cs="Times New Roman"/>
-                <w:color w:val="1F1F1F"/>
-                <w:szCs w:val="26"/>
-              </w:rPr>
-            </w:pPr>
-            <w:r>
-              <w:rPr>
-                <w:rFonts w:cs="Times New Roman"/>
-                <w:color w:val="1F1F1F"/>
+            <w:tcMar>
+              <w:top w:w="100" w:type="dxa"/>
+              <w:start w:w="120" w:type="dxa"/>
+              <w:bottom w:w="100" w:type="dxa"/>
+              <w:end w:w="120" w:type="dxa"/>
+            </w:tcMar>
+          </w:tcPr>
+          <w:p>
+            <w:pPr>
+              <w:keepNext w:val="0"/>
+              <w:keepLines w:val="0"/>
+              <w:spacing w:before="0" w:after="40" w:line="240" w:lineRule="auto"/>
+              <w:jc w:val="left"/>
+              <w:rPr>
+                <w:rFonts w:cs="Times New Roman"/>
+                <w:color w:val="1F1F1F"/>
+                <w:szCs w:val="26"/>
+              </w:rPr>
+            </w:pPr>
+            <w:r>
+              <w:rPr>
+                <w:rFonts w:cs="Arial" w:ascii="Arial" w:hAnsi="Arial" w:eastAsia="Arial"/>
+                <w:sz w:val="21"/>
                 <w:szCs w:val="26"/>
                 <w:bdr w:val="none" w:sz="0" w:space="0" w:color="auto" w:frame="1"/>
               </w:rPr>
@@ -1317,19 +1571,29 @@
           <w:tcPr>
             <w:tcW w:w="0" w:type="auto"/>
             <w:hideMark/>
-          </w:tcPr>
-          <w:p>
-            <w:pPr>
-              <w:rPr>
-                <w:rFonts w:cs="Times New Roman"/>
-                <w:color w:val="1F1F1F"/>
-                <w:szCs w:val="26"/>
-              </w:rPr>
-            </w:pPr>
-            <w:r>
-              <w:rPr>
-                <w:rFonts w:cs="Times New Roman"/>
-                <w:color w:val="1F1F1F"/>
+            <w:tcMar>
+              <w:top w:w="100" w:type="dxa"/>
+              <w:start w:w="120" w:type="dxa"/>
+              <w:bottom w:w="100" w:type="dxa"/>
+              <w:end w:w="120" w:type="dxa"/>
+            </w:tcMar>
+          </w:tcPr>
+          <w:p>
+            <w:pPr>
+              <w:keepNext w:val="0"/>
+              <w:keepLines w:val="0"/>
+              <w:spacing w:before="0" w:after="40" w:line="240" w:lineRule="auto"/>
+              <w:jc w:val="left"/>
+              <w:rPr>
+                <w:rFonts w:cs="Times New Roman"/>
+                <w:color w:val="1F1F1F"/>
+                <w:szCs w:val="26"/>
+              </w:rPr>
+            </w:pPr>
+            <w:r>
+              <w:rPr>
+                <w:rFonts w:cs="Arial" w:ascii="Arial" w:hAnsi="Arial" w:eastAsia="Arial"/>
+                <w:sz w:val="21"/>
                 <w:szCs w:val="26"/>
                 <w:bdr w:val="none" w:sz="0" w:space="0" w:color="auto" w:frame="1"/>
               </w:rPr>
@@ -1341,19 +1605,29 @@
           <w:tcPr>
             <w:tcW w:w="0" w:type="auto"/>
             <w:hideMark/>
-          </w:tcPr>
-          <w:p>
-            <w:pPr>
-              <w:rPr>
-                <w:rFonts w:cs="Times New Roman"/>
-                <w:color w:val="1F1F1F"/>
-                <w:szCs w:val="26"/>
-              </w:rPr>
-            </w:pPr>
-            <w:r>
-              <w:rPr>
-                <w:rFonts w:cs="Times New Roman"/>
-                <w:color w:val="1F1F1F"/>
+            <w:tcMar>
+              <w:top w:w="100" w:type="dxa"/>
+              <w:start w:w="120" w:type="dxa"/>
+              <w:bottom w:w="100" w:type="dxa"/>
+              <w:end w:w="120" w:type="dxa"/>
+            </w:tcMar>
+          </w:tcPr>
+          <w:p>
+            <w:pPr>
+              <w:keepNext w:val="0"/>
+              <w:keepLines w:val="0"/>
+              <w:spacing w:before="0" w:after="40" w:line="240" w:lineRule="auto"/>
+              <w:jc w:val="left"/>
+              <w:rPr>
+                <w:rFonts w:cs="Times New Roman"/>
+                <w:color w:val="1F1F1F"/>
+                <w:szCs w:val="26"/>
+              </w:rPr>
+            </w:pPr>
+            <w:r>
+              <w:rPr>
+                <w:rFonts w:cs="Arial" w:ascii="Arial" w:hAnsi="Arial" w:eastAsia="Arial"/>
+                <w:sz w:val="21"/>
                 <w:szCs w:val="26"/>
                 <w:bdr w:val="none" w:sz="0" w:space="0" w:color="auto" w:frame="1"/>
               </w:rPr>
@@ -1365,22 +1639,31 @@
           <w:tcPr>
             <w:tcW w:w="0" w:type="auto"/>
             <w:hideMark/>
-          </w:tcPr>
-          <w:p>
-            <w:pPr>
-              <w:jc w:val="left"/>
-              <w:rPr>
-                <w:rFonts w:cs="Times New Roman"/>
-                <w:color w:val="1F1F1F"/>
-                <w:szCs w:val="26"/>
-              </w:rPr>
-            </w:pPr>
-            <w:r>
-              <w:rPr>
-                <w:rFonts w:cs="Times New Roman"/>
+            <w:tcMar>
+              <w:top w:w="100" w:type="dxa"/>
+              <w:start w:w="120" w:type="dxa"/>
+              <w:bottom w:w="100" w:type="dxa"/>
+              <w:end w:w="120" w:type="dxa"/>
+            </w:tcMar>
+          </w:tcPr>
+          <w:p>
+            <w:pPr>
+              <w:keepNext w:val="0"/>
+              <w:keepLines w:val="0"/>
+              <w:spacing w:before="0" w:after="40" w:line="240" w:lineRule="auto"/>
+              <w:jc w:val="left"/>
+              <w:rPr>
+                <w:rFonts w:cs="Times New Roman"/>
+                <w:color w:val="1F1F1F"/>
+                <w:szCs w:val="26"/>
+              </w:rPr>
+            </w:pPr>
+            <w:r>
+              <w:rPr>
+                <w:rFonts w:cs="Arial" w:ascii="Arial" w:hAnsi="Arial" w:eastAsia="Arial"/>
                 <w:i/>
                 <w:iCs/>
-                <w:color w:val="1F1F1F"/>
+                <w:sz w:val="21"/>
                 <w:szCs w:val="26"/>
                 <w:bdr w:val="none" w:sz="0" w:space="0" w:color="auto" w:frame="1"/>
               </w:rPr>
@@ -1388,8 +1671,8 @@
             </w:r>
             <w:r>
               <w:rPr>
-                <w:rFonts w:cs="Times New Roman"/>
-                <w:color w:val="1F1F1F"/>
+                <w:rFonts w:cs="Arial" w:ascii="Arial" w:hAnsi="Arial" w:eastAsia="Arial"/>
+                <w:sz w:val="21"/>
                 <w:szCs w:val="26"/>
                 <w:bdr w:val="none" w:sz="0" w:space="0" w:color="auto" w:frame="1"/>
               </w:rPr>
@@ -1401,19 +1684,29 @@
           <w:tcPr>
             <w:tcW w:w="0" w:type="auto"/>
             <w:hideMark/>
-          </w:tcPr>
-          <w:p>
-            <w:pPr>
-              <w:rPr>
-                <w:rFonts w:cs="Times New Roman"/>
-                <w:color w:val="1F1F1F"/>
-                <w:szCs w:val="26"/>
-              </w:rPr>
-            </w:pPr>
-            <w:r>
-              <w:rPr>
-                <w:rFonts w:cs="Times New Roman"/>
-                <w:color w:val="1F1F1F"/>
+            <w:tcMar>
+              <w:top w:w="100" w:type="dxa"/>
+              <w:start w:w="120" w:type="dxa"/>
+              <w:bottom w:w="100" w:type="dxa"/>
+              <w:end w:w="120" w:type="dxa"/>
+            </w:tcMar>
+          </w:tcPr>
+          <w:p>
+            <w:pPr>
+              <w:keepNext w:val="0"/>
+              <w:keepLines w:val="0"/>
+              <w:spacing w:before="0" w:after="40" w:line="240" w:lineRule="auto"/>
+              <w:jc w:val="left"/>
+              <w:rPr>
+                <w:rFonts w:cs="Times New Roman"/>
+                <w:color w:val="1F1F1F"/>
+                <w:szCs w:val="26"/>
+              </w:rPr>
+            </w:pPr>
+            <w:r>
+              <w:rPr>
+                <w:rFonts w:cs="Arial" w:ascii="Arial" w:hAnsi="Arial" w:eastAsia="Arial"/>
+                <w:sz w:val="21"/>
                 <w:szCs w:val="26"/>
                 <w:bdr w:val="none" w:sz="0" w:space="0" w:color="auto" w:frame="1"/>
               </w:rPr>
@@ -1425,19 +1718,29 @@
           <w:tcPr>
             <w:tcW w:w="0" w:type="auto"/>
             <w:hideMark/>
-          </w:tcPr>
-          <w:p>
-            <w:pPr>
-              <w:rPr>
-                <w:rFonts w:cs="Times New Roman"/>
-                <w:color w:val="1F1F1F"/>
-                <w:szCs w:val="26"/>
-              </w:rPr>
-            </w:pPr>
-            <w:r>
-              <w:rPr>
-                <w:rFonts w:cs="Times New Roman"/>
-                <w:color w:val="1F1F1F"/>
+            <w:tcMar>
+              <w:top w:w="100" w:type="dxa"/>
+              <w:start w:w="120" w:type="dxa"/>
+              <w:bottom w:w="100" w:type="dxa"/>
+              <w:end w:w="120" w:type="dxa"/>
+            </w:tcMar>
+          </w:tcPr>
+          <w:p>
+            <w:pPr>
+              <w:keepNext w:val="0"/>
+              <w:keepLines w:val="0"/>
+              <w:spacing w:before="0" w:after="40" w:line="240" w:lineRule="auto"/>
+              <w:jc w:val="left"/>
+              <w:rPr>
+                <w:rFonts w:cs="Times New Roman"/>
+                <w:color w:val="1F1F1F"/>
+                <w:szCs w:val="26"/>
+              </w:rPr>
+            </w:pPr>
+            <w:r>
+              <w:rPr>
+                <w:rFonts w:cs="Arial" w:ascii="Arial" w:hAnsi="Arial" w:eastAsia="Arial"/>
+                <w:sz w:val="21"/>
                 <w:szCs w:val="26"/>
                 <w:bdr w:val="none" w:sz="0" w:space="0" w:color="auto" w:frame="1"/>
               </w:rPr>
@@ -1451,19 +1754,29 @@
           <w:tcPr>
             <w:tcW w:w="0" w:type="auto"/>
             <w:hideMark/>
-          </w:tcPr>
-          <w:p>
-            <w:pPr>
-              <w:rPr>
-                <w:rFonts w:cs="Times New Roman"/>
-                <w:color w:val="1F1F1F"/>
-                <w:szCs w:val="26"/>
-              </w:rPr>
-            </w:pPr>
-            <w:r>
-              <w:rPr>
-                <w:rFonts w:cs="Times New Roman"/>
-                <w:color w:val="1F1F1F"/>
+            <w:tcMar>
+              <w:top w:w="100" w:type="dxa"/>
+              <w:start w:w="120" w:type="dxa"/>
+              <w:bottom w:w="100" w:type="dxa"/>
+              <w:end w:w="120" w:type="dxa"/>
+            </w:tcMar>
+          </w:tcPr>
+          <w:p>
+            <w:pPr>
+              <w:keepNext w:val="0"/>
+              <w:keepLines w:val="0"/>
+              <w:spacing w:before="0" w:after="40" w:line="240" w:lineRule="auto"/>
+              <w:jc w:val="left"/>
+              <w:rPr>
+                <w:rFonts w:cs="Times New Roman"/>
+                <w:color w:val="1F1F1F"/>
+                <w:szCs w:val="26"/>
+              </w:rPr>
+            </w:pPr>
+            <w:r>
+              <w:rPr>
+                <w:rFonts w:cs="Arial" w:ascii="Arial" w:hAnsi="Arial" w:eastAsia="Arial"/>
+                <w:sz w:val="21"/>
                 <w:szCs w:val="26"/>
                 <w:bdr w:val="none" w:sz="0" w:space="0" w:color="auto" w:frame="1"/>
               </w:rPr>
@@ -1475,19 +1788,29 @@
           <w:tcPr>
             <w:tcW w:w="0" w:type="auto"/>
             <w:hideMark/>
-          </w:tcPr>
-          <w:p>
-            <w:pPr>
-              <w:rPr>
-                <w:rFonts w:cs="Times New Roman"/>
-                <w:color w:val="1F1F1F"/>
-                <w:szCs w:val="26"/>
-              </w:rPr>
-            </w:pPr>
-            <w:r>
-              <w:rPr>
-                <w:rFonts w:cs="Times New Roman"/>
-                <w:color w:val="1F1F1F"/>
+            <w:tcMar>
+              <w:top w:w="100" w:type="dxa"/>
+              <w:start w:w="120" w:type="dxa"/>
+              <w:bottom w:w="100" w:type="dxa"/>
+              <w:end w:w="120" w:type="dxa"/>
+            </w:tcMar>
+          </w:tcPr>
+          <w:p>
+            <w:pPr>
+              <w:keepNext w:val="0"/>
+              <w:keepLines w:val="0"/>
+              <w:spacing w:before="0" w:after="40" w:line="240" w:lineRule="auto"/>
+              <w:jc w:val="left"/>
+              <w:rPr>
+                <w:rFonts w:cs="Times New Roman"/>
+                <w:color w:val="1F1F1F"/>
+                <w:szCs w:val="26"/>
+              </w:rPr>
+            </w:pPr>
+            <w:r>
+              <w:rPr>
+                <w:rFonts w:cs="Arial" w:ascii="Arial" w:hAnsi="Arial" w:eastAsia="Arial"/>
+                <w:sz w:val="21"/>
                 <w:szCs w:val="26"/>
                 <w:bdr w:val="none" w:sz="0" w:space="0" w:color="auto" w:frame="1"/>
               </w:rPr>
@@ -1499,22 +1822,31 @@
           <w:tcPr>
             <w:tcW w:w="0" w:type="auto"/>
             <w:hideMark/>
-          </w:tcPr>
-          <w:p>
-            <w:pPr>
-              <w:jc w:val="left"/>
-              <w:rPr>
-                <w:rFonts w:cs="Times New Roman"/>
-                <w:color w:val="1F1F1F"/>
-                <w:szCs w:val="26"/>
-              </w:rPr>
-            </w:pPr>
-            <w:r>
-              <w:rPr>
-                <w:rFonts w:cs="Times New Roman"/>
+            <w:tcMar>
+              <w:top w:w="100" w:type="dxa"/>
+              <w:start w:w="120" w:type="dxa"/>
+              <w:bottom w:w="100" w:type="dxa"/>
+              <w:end w:w="120" w:type="dxa"/>
+            </w:tcMar>
+          </w:tcPr>
+          <w:p>
+            <w:pPr>
+              <w:keepNext w:val="0"/>
+              <w:keepLines w:val="0"/>
+              <w:spacing w:before="0" w:after="40" w:line="240" w:lineRule="auto"/>
+              <w:jc w:val="left"/>
+              <w:rPr>
+                <w:rFonts w:cs="Times New Roman"/>
+                <w:color w:val="1F1F1F"/>
+                <w:szCs w:val="26"/>
+              </w:rPr>
+            </w:pPr>
+            <w:r>
+              <w:rPr>
+                <w:rFonts w:cs="Arial" w:ascii="Arial" w:hAnsi="Arial" w:eastAsia="Arial"/>
                 <w:i/>
                 <w:iCs/>
-                <w:color w:val="1F1F1F"/>
+                <w:sz w:val="21"/>
                 <w:szCs w:val="26"/>
                 <w:bdr w:val="none" w:sz="0" w:space="0" w:color="auto" w:frame="1"/>
               </w:rPr>
@@ -1522,8 +1854,8 @@
             </w:r>
             <w:r>
               <w:rPr>
-                <w:rFonts w:cs="Times New Roman"/>
-                <w:color w:val="1F1F1F"/>
+                <w:rFonts w:cs="Arial" w:ascii="Arial" w:hAnsi="Arial" w:eastAsia="Arial"/>
+                <w:sz w:val="21"/>
                 <w:szCs w:val="26"/>
                 <w:bdr w:val="none" w:sz="0" w:space="0" w:color="auto" w:frame="1"/>
               </w:rPr>
@@ -1535,19 +1867,29 @@
           <w:tcPr>
             <w:tcW w:w="0" w:type="auto"/>
             <w:hideMark/>
-          </w:tcPr>
-          <w:p>
-            <w:pPr>
-              <w:rPr>
-                <w:rFonts w:cs="Times New Roman"/>
-                <w:color w:val="1F1F1F"/>
-                <w:szCs w:val="26"/>
-              </w:rPr>
-            </w:pPr>
-            <w:r>
-              <w:rPr>
-                <w:rFonts w:cs="Times New Roman"/>
-                <w:color w:val="1F1F1F"/>
+            <w:tcMar>
+              <w:top w:w="100" w:type="dxa"/>
+              <w:start w:w="120" w:type="dxa"/>
+              <w:bottom w:w="100" w:type="dxa"/>
+              <w:end w:w="120" w:type="dxa"/>
+            </w:tcMar>
+          </w:tcPr>
+          <w:p>
+            <w:pPr>
+              <w:keepNext w:val="0"/>
+              <w:keepLines w:val="0"/>
+              <w:spacing w:before="0" w:after="40" w:line="240" w:lineRule="auto"/>
+              <w:jc w:val="left"/>
+              <w:rPr>
+                <w:rFonts w:cs="Times New Roman"/>
+                <w:color w:val="1F1F1F"/>
+                <w:szCs w:val="26"/>
+              </w:rPr>
+            </w:pPr>
+            <w:r>
+              <w:rPr>
+                <w:rFonts w:cs="Arial" w:ascii="Arial" w:hAnsi="Arial" w:eastAsia="Arial"/>
+                <w:sz w:val="21"/>
                 <w:szCs w:val="26"/>
                 <w:bdr w:val="none" w:sz="0" w:space="0" w:color="auto" w:frame="1"/>
               </w:rPr>
@@ -1559,19 +1901,29 @@
           <w:tcPr>
             <w:tcW w:w="0" w:type="auto"/>
             <w:hideMark/>
-          </w:tcPr>
-          <w:p>
-            <w:pPr>
-              <w:rPr>
-                <w:rFonts w:cs="Times New Roman"/>
-                <w:color w:val="1F1F1F"/>
-                <w:szCs w:val="26"/>
-              </w:rPr>
-            </w:pPr>
-            <w:r>
-              <w:rPr>
-                <w:rFonts w:cs="Times New Roman"/>
-                <w:color w:val="1F1F1F"/>
+            <w:tcMar>
+              <w:top w:w="100" w:type="dxa"/>
+              <w:start w:w="120" w:type="dxa"/>
+              <w:bottom w:w="100" w:type="dxa"/>
+              <w:end w:w="120" w:type="dxa"/>
+            </w:tcMar>
+          </w:tcPr>
+          <w:p>
+            <w:pPr>
+              <w:keepNext w:val="0"/>
+              <w:keepLines w:val="0"/>
+              <w:spacing w:before="0" w:after="40" w:line="240" w:lineRule="auto"/>
+              <w:jc w:val="left"/>
+              <w:rPr>
+                <w:rFonts w:cs="Times New Roman"/>
+                <w:color w:val="1F1F1F"/>
+                <w:szCs w:val="26"/>
+              </w:rPr>
+            </w:pPr>
+            <w:r>
+              <w:rPr>
+                <w:rFonts w:cs="Arial" w:ascii="Arial" w:hAnsi="Arial" w:eastAsia="Arial"/>
+                <w:sz w:val="21"/>
                 <w:szCs w:val="26"/>
                 <w:bdr w:val="none" w:sz="0" w:space="0" w:color="auto" w:frame="1"/>
               </w:rPr>
@@ -1585,19 +1937,29 @@
           <w:tcPr>
             <w:tcW w:w="0" w:type="auto"/>
             <w:hideMark/>
-          </w:tcPr>
-          <w:p>
-            <w:pPr>
-              <w:rPr>
-                <w:rFonts w:cs="Times New Roman"/>
-                <w:color w:val="1F1F1F"/>
-                <w:szCs w:val="26"/>
-              </w:rPr>
-            </w:pPr>
-            <w:r>
-              <w:rPr>
-                <w:rFonts w:cs="Times New Roman"/>
-                <w:color w:val="1F1F1F"/>
+            <w:tcMar>
+              <w:top w:w="100" w:type="dxa"/>
+              <w:start w:w="120" w:type="dxa"/>
+              <w:bottom w:w="100" w:type="dxa"/>
+              <w:end w:w="120" w:type="dxa"/>
+            </w:tcMar>
+          </w:tcPr>
+          <w:p>
+            <w:pPr>
+              <w:keepNext w:val="0"/>
+              <w:keepLines w:val="0"/>
+              <w:spacing w:before="0" w:after="40" w:line="240" w:lineRule="auto"/>
+              <w:jc w:val="left"/>
+              <w:rPr>
+                <w:rFonts w:cs="Times New Roman"/>
+                <w:color w:val="1F1F1F"/>
+                <w:szCs w:val="26"/>
+              </w:rPr>
+            </w:pPr>
+            <w:r>
+              <w:rPr>
+                <w:rFonts w:cs="Arial" w:ascii="Arial" w:hAnsi="Arial" w:eastAsia="Arial"/>
+                <w:sz w:val="21"/>
                 <w:szCs w:val="26"/>
                 <w:bdr w:val="none" w:sz="0" w:space="0" w:color="auto" w:frame="1"/>
               </w:rPr>
@@ -1609,19 +1971,29 @@
           <w:tcPr>
             <w:tcW w:w="0" w:type="auto"/>
             <w:hideMark/>
-          </w:tcPr>
-          <w:p>
-            <w:pPr>
-              <w:rPr>
-                <w:rFonts w:cs="Times New Roman"/>
-                <w:color w:val="1F1F1F"/>
-                <w:szCs w:val="26"/>
-              </w:rPr>
-            </w:pPr>
-            <w:r>
-              <w:rPr>
-                <w:rFonts w:cs="Times New Roman"/>
-                <w:color w:val="1F1F1F"/>
+            <w:tcMar>
+              <w:top w:w="100" w:type="dxa"/>
+              <w:start w:w="120" w:type="dxa"/>
+              <w:bottom w:w="100" w:type="dxa"/>
+              <w:end w:w="120" w:type="dxa"/>
+            </w:tcMar>
+          </w:tcPr>
+          <w:p>
+            <w:pPr>
+              <w:keepNext w:val="0"/>
+              <w:keepLines w:val="0"/>
+              <w:spacing w:before="0" w:after="40" w:line="240" w:lineRule="auto"/>
+              <w:jc w:val="left"/>
+              <w:rPr>
+                <w:rFonts w:cs="Times New Roman"/>
+                <w:color w:val="1F1F1F"/>
+                <w:szCs w:val="26"/>
+              </w:rPr>
+            </w:pPr>
+            <w:r>
+              <w:rPr>
+                <w:rFonts w:cs="Arial" w:ascii="Arial" w:hAnsi="Arial" w:eastAsia="Arial"/>
+                <w:sz w:val="21"/>
                 <w:szCs w:val="26"/>
                 <w:bdr w:val="none" w:sz="0" w:space="0" w:color="auto" w:frame="1"/>
               </w:rPr>
@@ -1633,22 +2005,31 @@
           <w:tcPr>
             <w:tcW w:w="0" w:type="auto"/>
             <w:hideMark/>
-          </w:tcPr>
-          <w:p>
-            <w:pPr>
-              <w:jc w:val="left"/>
-              <w:rPr>
-                <w:rFonts w:cs="Times New Roman"/>
-                <w:color w:val="1F1F1F"/>
-                <w:szCs w:val="26"/>
-              </w:rPr>
-            </w:pPr>
-            <w:r>
-              <w:rPr>
-                <w:rFonts w:cs="Times New Roman"/>
+            <w:tcMar>
+              <w:top w:w="100" w:type="dxa"/>
+              <w:start w:w="120" w:type="dxa"/>
+              <w:bottom w:w="100" w:type="dxa"/>
+              <w:end w:w="120" w:type="dxa"/>
+            </w:tcMar>
+          </w:tcPr>
+          <w:p>
+            <w:pPr>
+              <w:keepNext w:val="0"/>
+              <w:keepLines w:val="0"/>
+              <w:spacing w:before="0" w:after="40" w:line="240" w:lineRule="auto"/>
+              <w:jc w:val="left"/>
+              <w:rPr>
+                <w:rFonts w:cs="Times New Roman"/>
+                <w:color w:val="1F1F1F"/>
+                <w:szCs w:val="26"/>
+              </w:rPr>
+            </w:pPr>
+            <w:r>
+              <w:rPr>
+                <w:rFonts w:cs="Arial" w:ascii="Arial" w:hAnsi="Arial" w:eastAsia="Arial"/>
                 <w:i/>
                 <w:iCs/>
-                <w:color w:val="1F1F1F"/>
+                <w:sz w:val="21"/>
                 <w:szCs w:val="26"/>
                 <w:bdr w:val="none" w:sz="0" w:space="0" w:color="auto" w:frame="1"/>
               </w:rPr>
@@ -1656,8 +2037,8 @@
             </w:r>
             <w:r>
               <w:rPr>
-                <w:rFonts w:cs="Times New Roman"/>
-                <w:color w:val="1F1F1F"/>
+                <w:rFonts w:cs="Arial" w:ascii="Arial" w:hAnsi="Arial" w:eastAsia="Arial"/>
+                <w:sz w:val="21"/>
                 <w:szCs w:val="26"/>
                 <w:bdr w:val="none" w:sz="0" w:space="0" w:color="auto" w:frame="1"/>
               </w:rPr>
@@ -1669,19 +2050,29 @@
           <w:tcPr>
             <w:tcW w:w="0" w:type="auto"/>
             <w:hideMark/>
-          </w:tcPr>
-          <w:p>
-            <w:pPr>
-              <w:rPr>
-                <w:rFonts w:cs="Times New Roman"/>
-                <w:color w:val="1F1F1F"/>
-                <w:szCs w:val="26"/>
-              </w:rPr>
-            </w:pPr>
-            <w:r>
-              <w:rPr>
-                <w:rFonts w:cs="Times New Roman"/>
-                <w:color w:val="1F1F1F"/>
+            <w:tcMar>
+              <w:top w:w="100" w:type="dxa"/>
+              <w:start w:w="120" w:type="dxa"/>
+              <w:bottom w:w="100" w:type="dxa"/>
+              <w:end w:w="120" w:type="dxa"/>
+            </w:tcMar>
+          </w:tcPr>
+          <w:p>
+            <w:pPr>
+              <w:keepNext w:val="0"/>
+              <w:keepLines w:val="0"/>
+              <w:spacing w:before="0" w:after="40" w:line="240" w:lineRule="auto"/>
+              <w:jc w:val="left"/>
+              <w:rPr>
+                <w:rFonts w:cs="Times New Roman"/>
+                <w:color w:val="1F1F1F"/>
+                <w:szCs w:val="26"/>
+              </w:rPr>
+            </w:pPr>
+            <w:r>
+              <w:rPr>
+                <w:rFonts w:cs="Arial" w:ascii="Arial" w:hAnsi="Arial" w:eastAsia="Arial"/>
+                <w:sz w:val="21"/>
                 <w:szCs w:val="26"/>
                 <w:bdr w:val="none" w:sz="0" w:space="0" w:color="auto" w:frame="1"/>
               </w:rPr>
@@ -1693,19 +2084,29 @@
           <w:tcPr>
             <w:tcW w:w="0" w:type="auto"/>
             <w:hideMark/>
-          </w:tcPr>
-          <w:p>
-            <w:pPr>
-              <w:rPr>
-                <w:rFonts w:cs="Times New Roman"/>
-                <w:color w:val="1F1F1F"/>
-                <w:szCs w:val="26"/>
-              </w:rPr>
-            </w:pPr>
-            <w:r>
-              <w:rPr>
-                <w:rFonts w:cs="Times New Roman"/>
-                <w:color w:val="1F1F1F"/>
+            <w:tcMar>
+              <w:top w:w="100" w:type="dxa"/>
+              <w:start w:w="120" w:type="dxa"/>
+              <w:bottom w:w="100" w:type="dxa"/>
+              <w:end w:w="120" w:type="dxa"/>
+            </w:tcMar>
+          </w:tcPr>
+          <w:p>
+            <w:pPr>
+              <w:keepNext w:val="0"/>
+              <w:keepLines w:val="0"/>
+              <w:spacing w:before="0" w:after="40" w:line="240" w:lineRule="auto"/>
+              <w:jc w:val="left"/>
+              <w:rPr>
+                <w:rFonts w:cs="Times New Roman"/>
+                <w:color w:val="1F1F1F"/>
+                <w:szCs w:val="26"/>
+              </w:rPr>
+            </w:pPr>
+            <w:r>
+              <w:rPr>
+                <w:rFonts w:cs="Arial" w:ascii="Arial" w:hAnsi="Arial" w:eastAsia="Arial"/>
+                <w:sz w:val="21"/>
                 <w:szCs w:val="26"/>
                 <w:bdr w:val="none" w:sz="0" w:space="0" w:color="auto" w:frame="1"/>
               </w:rPr>
@@ -1719,19 +2120,29 @@
           <w:tcPr>
             <w:tcW w:w="0" w:type="auto"/>
             <w:hideMark/>
-          </w:tcPr>
-          <w:p>
-            <w:pPr>
-              <w:rPr>
-                <w:rFonts w:cs="Times New Roman"/>
-                <w:color w:val="1F1F1F"/>
-                <w:szCs w:val="26"/>
-              </w:rPr>
-            </w:pPr>
-            <w:r>
-              <w:rPr>
-                <w:rFonts w:cs="Times New Roman"/>
-                <w:color w:val="1F1F1F"/>
+            <w:tcMar>
+              <w:top w:w="100" w:type="dxa"/>
+              <w:start w:w="120" w:type="dxa"/>
+              <w:bottom w:w="100" w:type="dxa"/>
+              <w:end w:w="120" w:type="dxa"/>
+            </w:tcMar>
+          </w:tcPr>
+          <w:p>
+            <w:pPr>
+              <w:keepNext w:val="0"/>
+              <w:keepLines w:val="0"/>
+              <w:spacing w:before="0" w:after="40" w:line="240" w:lineRule="auto"/>
+              <w:jc w:val="left"/>
+              <w:rPr>
+                <w:rFonts w:cs="Times New Roman"/>
+                <w:color w:val="1F1F1F"/>
+                <w:szCs w:val="26"/>
+              </w:rPr>
+            </w:pPr>
+            <w:r>
+              <w:rPr>
+                <w:rFonts w:cs="Arial" w:ascii="Arial" w:hAnsi="Arial" w:eastAsia="Arial"/>
+                <w:sz w:val="21"/>
                 <w:szCs w:val="26"/>
                 <w:bdr w:val="none" w:sz="0" w:space="0" w:color="auto" w:frame="1"/>
               </w:rPr>
@@ -1743,19 +2154,29 @@
           <w:tcPr>
             <w:tcW w:w="0" w:type="auto"/>
             <w:hideMark/>
-          </w:tcPr>
-          <w:p>
-            <w:pPr>
-              <w:rPr>
-                <w:rFonts w:cs="Times New Roman"/>
-                <w:color w:val="1F1F1F"/>
-                <w:szCs w:val="26"/>
-              </w:rPr>
-            </w:pPr>
-            <w:r>
-              <w:rPr>
-                <w:rFonts w:cs="Times New Roman"/>
-                <w:color w:val="1F1F1F"/>
+            <w:tcMar>
+              <w:top w:w="100" w:type="dxa"/>
+              <w:start w:w="120" w:type="dxa"/>
+              <w:bottom w:w="100" w:type="dxa"/>
+              <w:end w:w="120" w:type="dxa"/>
+            </w:tcMar>
+          </w:tcPr>
+          <w:p>
+            <w:pPr>
+              <w:keepNext w:val="0"/>
+              <w:keepLines w:val="0"/>
+              <w:spacing w:before="0" w:after="40" w:line="240" w:lineRule="auto"/>
+              <w:jc w:val="left"/>
+              <w:rPr>
+                <w:rFonts w:cs="Times New Roman"/>
+                <w:color w:val="1F1F1F"/>
+                <w:szCs w:val="26"/>
+              </w:rPr>
+            </w:pPr>
+            <w:r>
+              <w:rPr>
+                <w:rFonts w:cs="Arial" w:ascii="Arial" w:hAnsi="Arial" w:eastAsia="Arial"/>
+                <w:sz w:val="21"/>
                 <w:szCs w:val="26"/>
                 <w:bdr w:val="none" w:sz="0" w:space="0" w:color="auto" w:frame="1"/>
               </w:rPr>
@@ -1767,22 +2188,31 @@
           <w:tcPr>
             <w:tcW w:w="0" w:type="auto"/>
             <w:hideMark/>
-          </w:tcPr>
-          <w:p>
-            <w:pPr>
-              <w:jc w:val="left"/>
-              <w:rPr>
-                <w:rFonts w:cs="Times New Roman"/>
-                <w:color w:val="1F1F1F"/>
-                <w:szCs w:val="26"/>
-              </w:rPr>
-            </w:pPr>
-            <w:r>
-              <w:rPr>
-                <w:rFonts w:cs="Times New Roman"/>
+            <w:tcMar>
+              <w:top w:w="100" w:type="dxa"/>
+              <w:start w:w="120" w:type="dxa"/>
+              <w:bottom w:w="100" w:type="dxa"/>
+              <w:end w:w="120" w:type="dxa"/>
+            </w:tcMar>
+          </w:tcPr>
+          <w:p>
+            <w:pPr>
+              <w:keepNext w:val="0"/>
+              <w:keepLines w:val="0"/>
+              <w:spacing w:before="0" w:after="40" w:line="240" w:lineRule="auto"/>
+              <w:jc w:val="left"/>
+              <w:rPr>
+                <w:rFonts w:cs="Times New Roman"/>
+                <w:color w:val="1F1F1F"/>
+                <w:szCs w:val="26"/>
+              </w:rPr>
+            </w:pPr>
+            <w:r>
+              <w:rPr>
+                <w:rFonts w:cs="Arial" w:ascii="Arial" w:hAnsi="Arial" w:eastAsia="Arial"/>
                 <w:i/>
                 <w:iCs/>
-                <w:color w:val="1F1F1F"/>
+                <w:sz w:val="21"/>
                 <w:szCs w:val="26"/>
                 <w:bdr w:val="none" w:sz="0" w:space="0" w:color="auto" w:frame="1"/>
               </w:rPr>
@@ -1790,8 +2220,8 @@
             </w:r>
             <w:r>
               <w:rPr>
-                <w:rFonts w:cs="Times New Roman"/>
-                <w:color w:val="1F1F1F"/>
+                <w:rFonts w:cs="Arial" w:ascii="Arial" w:hAnsi="Arial" w:eastAsia="Arial"/>
+                <w:sz w:val="21"/>
                 <w:szCs w:val="26"/>
                 <w:bdr w:val="none" w:sz="0" w:space="0" w:color="auto" w:frame="1"/>
               </w:rPr>
@@ -1803,19 +2233,29 @@
           <w:tcPr>
             <w:tcW w:w="0" w:type="auto"/>
             <w:hideMark/>
-          </w:tcPr>
-          <w:p>
-            <w:pPr>
-              <w:rPr>
-                <w:rFonts w:cs="Times New Roman"/>
-                <w:color w:val="1F1F1F"/>
-                <w:szCs w:val="26"/>
-              </w:rPr>
-            </w:pPr>
-            <w:r>
-              <w:rPr>
-                <w:rFonts w:cs="Times New Roman"/>
-                <w:color w:val="1F1F1F"/>
+            <w:tcMar>
+              <w:top w:w="100" w:type="dxa"/>
+              <w:start w:w="120" w:type="dxa"/>
+              <w:bottom w:w="100" w:type="dxa"/>
+              <w:end w:w="120" w:type="dxa"/>
+            </w:tcMar>
+          </w:tcPr>
+          <w:p>
+            <w:pPr>
+              <w:keepNext w:val="0"/>
+              <w:keepLines w:val="0"/>
+              <w:spacing w:before="0" w:after="40" w:line="240" w:lineRule="auto"/>
+              <w:jc w:val="left"/>
+              <w:rPr>
+                <w:rFonts w:cs="Times New Roman"/>
+                <w:color w:val="1F1F1F"/>
+                <w:szCs w:val="26"/>
+              </w:rPr>
+            </w:pPr>
+            <w:r>
+              <w:rPr>
+                <w:rFonts w:cs="Arial" w:ascii="Arial" w:hAnsi="Arial" w:eastAsia="Arial"/>
+                <w:sz w:val="21"/>
                 <w:szCs w:val="26"/>
                 <w:bdr w:val="none" w:sz="0" w:space="0" w:color="auto" w:frame="1"/>
               </w:rPr>
@@ -1827,19 +2267,29 @@
           <w:tcPr>
             <w:tcW w:w="0" w:type="auto"/>
             <w:hideMark/>
-          </w:tcPr>
-          <w:p>
-            <w:pPr>
-              <w:rPr>
-                <w:rFonts w:cs="Times New Roman"/>
-                <w:color w:val="1F1F1F"/>
-                <w:szCs w:val="26"/>
-              </w:rPr>
-            </w:pPr>
-            <w:r>
-              <w:rPr>
-                <w:rFonts w:cs="Times New Roman"/>
-                <w:color w:val="1F1F1F"/>
+            <w:tcMar>
+              <w:top w:w="100" w:type="dxa"/>
+              <w:start w:w="120" w:type="dxa"/>
+              <w:bottom w:w="100" w:type="dxa"/>
+              <w:end w:w="120" w:type="dxa"/>
+            </w:tcMar>
+          </w:tcPr>
+          <w:p>
+            <w:pPr>
+              <w:keepNext w:val="0"/>
+              <w:keepLines w:val="0"/>
+              <w:spacing w:before="0" w:after="40" w:line="240" w:lineRule="auto"/>
+              <w:jc w:val="left"/>
+              <w:rPr>
+                <w:rFonts w:cs="Times New Roman"/>
+                <w:color w:val="1F1F1F"/>
+                <w:szCs w:val="26"/>
+              </w:rPr>
+            </w:pPr>
+            <w:r>
+              <w:rPr>
+                <w:rFonts w:cs="Arial" w:ascii="Arial" w:hAnsi="Arial" w:eastAsia="Arial"/>
+                <w:sz w:val="21"/>
                 <w:szCs w:val="26"/>
                 <w:bdr w:val="none" w:sz="0" w:space="0" w:color="auto" w:frame="1"/>
               </w:rPr>
@@ -1853,19 +2303,29 @@
           <w:tcPr>
             <w:tcW w:w="0" w:type="auto"/>
             <w:hideMark/>
-          </w:tcPr>
-          <w:p>
-            <w:pPr>
-              <w:rPr>
-                <w:rFonts w:cs="Times New Roman"/>
-                <w:color w:val="1F1F1F"/>
-                <w:szCs w:val="26"/>
-              </w:rPr>
-            </w:pPr>
-            <w:r>
-              <w:rPr>
-                <w:rFonts w:cs="Times New Roman"/>
-                <w:color w:val="1F1F1F"/>
+            <w:tcMar>
+              <w:top w:w="100" w:type="dxa"/>
+              <w:start w:w="120" w:type="dxa"/>
+              <w:bottom w:w="100" w:type="dxa"/>
+              <w:end w:w="120" w:type="dxa"/>
+            </w:tcMar>
+          </w:tcPr>
+          <w:p>
+            <w:pPr>
+              <w:keepNext w:val="0"/>
+              <w:keepLines w:val="0"/>
+              <w:spacing w:before="0" w:after="40" w:line="240" w:lineRule="auto"/>
+              <w:jc w:val="left"/>
+              <w:rPr>
+                <w:rFonts w:cs="Times New Roman"/>
+                <w:color w:val="1F1F1F"/>
+                <w:szCs w:val="26"/>
+              </w:rPr>
+            </w:pPr>
+            <w:r>
+              <w:rPr>
+                <w:rFonts w:cs="Arial" w:ascii="Arial" w:hAnsi="Arial" w:eastAsia="Arial"/>
+                <w:sz w:val="21"/>
                 <w:szCs w:val="26"/>
                 <w:bdr w:val="none" w:sz="0" w:space="0" w:color="auto" w:frame="1"/>
               </w:rPr>
@@ -1878,19 +2338,29 @@
           <w:tcPr>
             <w:tcW w:w="0" w:type="auto"/>
             <w:hideMark/>
-          </w:tcPr>
-          <w:p>
-            <w:pPr>
-              <w:rPr>
-                <w:rFonts w:cs="Times New Roman"/>
-                <w:color w:val="1F1F1F"/>
-                <w:szCs w:val="26"/>
-              </w:rPr>
-            </w:pPr>
-            <w:r>
-              <w:rPr>
-                <w:rFonts w:cs="Times New Roman"/>
-                <w:color w:val="1F1F1F"/>
+            <w:tcMar>
+              <w:top w:w="100" w:type="dxa"/>
+              <w:start w:w="120" w:type="dxa"/>
+              <w:bottom w:w="100" w:type="dxa"/>
+              <w:end w:w="120" w:type="dxa"/>
+            </w:tcMar>
+          </w:tcPr>
+          <w:p>
+            <w:pPr>
+              <w:keepNext w:val="0"/>
+              <w:keepLines w:val="0"/>
+              <w:spacing w:before="0" w:after="40" w:line="240" w:lineRule="auto"/>
+              <w:jc w:val="left"/>
+              <w:rPr>
+                <w:rFonts w:cs="Times New Roman"/>
+                <w:color w:val="1F1F1F"/>
+                <w:szCs w:val="26"/>
+              </w:rPr>
+            </w:pPr>
+            <w:r>
+              <w:rPr>
+                <w:rFonts w:cs="Arial" w:ascii="Arial" w:hAnsi="Arial" w:eastAsia="Arial"/>
+                <w:sz w:val="21"/>
                 <w:szCs w:val="26"/>
                 <w:bdr w:val="none" w:sz="0" w:space="0" w:color="auto" w:frame="1"/>
               </w:rPr>
@@ -1902,22 +2372,31 @@
           <w:tcPr>
             <w:tcW w:w="0" w:type="auto"/>
             <w:hideMark/>
-          </w:tcPr>
-          <w:p>
-            <w:pPr>
-              <w:jc w:val="left"/>
-              <w:rPr>
-                <w:rFonts w:cs="Times New Roman"/>
-                <w:color w:val="1F1F1F"/>
-                <w:szCs w:val="26"/>
-              </w:rPr>
-            </w:pPr>
-            <w:r>
-              <w:rPr>
-                <w:rFonts w:cs="Times New Roman"/>
+            <w:tcMar>
+              <w:top w:w="100" w:type="dxa"/>
+              <w:start w:w="120" w:type="dxa"/>
+              <w:bottom w:w="100" w:type="dxa"/>
+              <w:end w:w="120" w:type="dxa"/>
+            </w:tcMar>
+          </w:tcPr>
+          <w:p>
+            <w:pPr>
+              <w:keepNext w:val="0"/>
+              <w:keepLines w:val="0"/>
+              <w:spacing w:before="0" w:after="40" w:line="240" w:lineRule="auto"/>
+              <w:jc w:val="left"/>
+              <w:rPr>
+                <w:rFonts w:cs="Times New Roman"/>
+                <w:color w:val="1F1F1F"/>
+                <w:szCs w:val="26"/>
+              </w:rPr>
+            </w:pPr>
+            <w:r>
+              <w:rPr>
+                <w:rFonts w:cs="Arial" w:ascii="Arial" w:hAnsi="Arial" w:eastAsia="Arial"/>
                 <w:i/>
                 <w:iCs/>
-                <w:color w:val="1F1F1F"/>
+                <w:sz w:val="21"/>
                 <w:szCs w:val="26"/>
                 <w:bdr w:val="none" w:sz="0" w:space="0" w:color="auto" w:frame="1"/>
               </w:rPr>
@@ -1929,19 +2408,29 @@
           <w:tcPr>
             <w:tcW w:w="0" w:type="auto"/>
             <w:hideMark/>
-          </w:tcPr>
-          <w:p>
-            <w:pPr>
-              <w:rPr>
-                <w:rFonts w:cs="Times New Roman"/>
-                <w:color w:val="1F1F1F"/>
-                <w:szCs w:val="26"/>
-              </w:rPr>
-            </w:pPr>
-            <w:r>
-              <w:rPr>
-                <w:rFonts w:cs="Times New Roman"/>
-                <w:color w:val="1F1F1F"/>
+            <w:tcMar>
+              <w:top w:w="100" w:type="dxa"/>
+              <w:start w:w="120" w:type="dxa"/>
+              <w:bottom w:w="100" w:type="dxa"/>
+              <w:end w:w="120" w:type="dxa"/>
+            </w:tcMar>
+          </w:tcPr>
+          <w:p>
+            <w:pPr>
+              <w:keepNext w:val="0"/>
+              <w:keepLines w:val="0"/>
+              <w:spacing w:before="0" w:after="40" w:line="240" w:lineRule="auto"/>
+              <w:jc w:val="left"/>
+              <w:rPr>
+                <w:rFonts w:cs="Times New Roman"/>
+                <w:color w:val="1F1F1F"/>
+                <w:szCs w:val="26"/>
+              </w:rPr>
+            </w:pPr>
+            <w:r>
+              <w:rPr>
+                <w:rFonts w:cs="Arial" w:ascii="Arial" w:hAnsi="Arial" w:eastAsia="Arial"/>
+                <w:sz w:val="21"/>
                 <w:szCs w:val="26"/>
                 <w:bdr w:val="none" w:sz="0" w:space="0" w:color="auto" w:frame="1"/>
               </w:rPr>
@@ -1953,19 +2442,29 @@
           <w:tcPr>
             <w:tcW w:w="0" w:type="auto"/>
             <w:hideMark/>
-          </w:tcPr>
-          <w:p>
-            <w:pPr>
-              <w:rPr>
-                <w:rFonts w:cs="Times New Roman"/>
-                <w:color w:val="1F1F1F"/>
-                <w:szCs w:val="26"/>
-              </w:rPr>
-            </w:pPr>
-            <w:r>
-              <w:rPr>
-                <w:rFonts w:cs="Times New Roman"/>
-                <w:color w:val="1F1F1F"/>
+            <w:tcMar>
+              <w:top w:w="100" w:type="dxa"/>
+              <w:start w:w="120" w:type="dxa"/>
+              <w:bottom w:w="100" w:type="dxa"/>
+              <w:end w:w="120" w:type="dxa"/>
+            </w:tcMar>
+          </w:tcPr>
+          <w:p>
+            <w:pPr>
+              <w:keepNext w:val="0"/>
+              <w:keepLines w:val="0"/>
+              <w:spacing w:before="0" w:after="40" w:line="240" w:lineRule="auto"/>
+              <w:jc w:val="left"/>
+              <w:rPr>
+                <w:rFonts w:cs="Times New Roman"/>
+                <w:color w:val="1F1F1F"/>
+                <w:szCs w:val="26"/>
+              </w:rPr>
+            </w:pPr>
+            <w:r>
+              <w:rPr>
+                <w:rFonts w:cs="Arial" w:ascii="Arial" w:hAnsi="Arial" w:eastAsia="Arial"/>
+                <w:sz w:val="21"/>
                 <w:szCs w:val="26"/>
                 <w:bdr w:val="none" w:sz="0" w:space="0" w:color="auto" w:frame="1"/>
               </w:rPr>
@@ -1979,19 +2478,29 @@
           <w:tcPr>
             <w:tcW w:w="0" w:type="auto"/>
             <w:hideMark/>
-          </w:tcPr>
-          <w:p>
-            <w:pPr>
-              <w:rPr>
-                <w:rFonts w:cs="Times New Roman"/>
-                <w:color w:val="1F1F1F"/>
-                <w:szCs w:val="26"/>
-              </w:rPr>
-            </w:pPr>
-            <w:r>
-              <w:rPr>
-                <w:rFonts w:cs="Times New Roman"/>
-                <w:color w:val="1F1F1F"/>
+            <w:tcMar>
+              <w:top w:w="100" w:type="dxa"/>
+              <w:start w:w="120" w:type="dxa"/>
+              <w:bottom w:w="100" w:type="dxa"/>
+              <w:end w:w="120" w:type="dxa"/>
+            </w:tcMar>
+          </w:tcPr>
+          <w:p>
+            <w:pPr>
+              <w:keepNext w:val="0"/>
+              <w:keepLines w:val="0"/>
+              <w:spacing w:before="0" w:after="40" w:line="240" w:lineRule="auto"/>
+              <w:jc w:val="left"/>
+              <w:rPr>
+                <w:rFonts w:cs="Times New Roman"/>
+                <w:color w:val="1F1F1F"/>
+                <w:szCs w:val="26"/>
+              </w:rPr>
+            </w:pPr>
+            <w:r>
+              <w:rPr>
+                <w:rFonts w:cs="Arial" w:ascii="Arial" w:hAnsi="Arial" w:eastAsia="Arial"/>
+                <w:sz w:val="21"/>
                 <w:szCs w:val="26"/>
                 <w:bdr w:val="none" w:sz="0" w:space="0" w:color="auto" w:frame="1"/>
               </w:rPr>
@@ -2003,19 +2512,29 @@
           <w:tcPr>
             <w:tcW w:w="0" w:type="auto"/>
             <w:hideMark/>
-          </w:tcPr>
-          <w:p>
-            <w:pPr>
-              <w:rPr>
-                <w:rFonts w:cs="Times New Roman"/>
-                <w:color w:val="1F1F1F"/>
-                <w:szCs w:val="26"/>
-              </w:rPr>
-            </w:pPr>
-            <w:r>
-              <w:rPr>
-                <w:rFonts w:cs="Times New Roman"/>
-                <w:color w:val="1F1F1F"/>
+            <w:tcMar>
+              <w:top w:w="100" w:type="dxa"/>
+              <w:start w:w="120" w:type="dxa"/>
+              <w:bottom w:w="100" w:type="dxa"/>
+              <w:end w:w="120" w:type="dxa"/>
+            </w:tcMar>
+          </w:tcPr>
+          <w:p>
+            <w:pPr>
+              <w:keepNext w:val="0"/>
+              <w:keepLines w:val="0"/>
+              <w:spacing w:before="0" w:after="40" w:line="240" w:lineRule="auto"/>
+              <w:jc w:val="left"/>
+              <w:rPr>
+                <w:rFonts w:cs="Times New Roman"/>
+                <w:color w:val="1F1F1F"/>
+                <w:szCs w:val="26"/>
+              </w:rPr>
+            </w:pPr>
+            <w:r>
+              <w:rPr>
+                <w:rFonts w:cs="Arial" w:ascii="Arial" w:hAnsi="Arial" w:eastAsia="Arial"/>
+                <w:sz w:val="21"/>
                 <w:szCs w:val="26"/>
                 <w:bdr w:val="none" w:sz="0" w:space="0" w:color="auto" w:frame="1"/>
               </w:rPr>
@@ -2027,22 +2546,31 @@
           <w:tcPr>
             <w:tcW w:w="0" w:type="auto"/>
             <w:hideMark/>
-          </w:tcPr>
-          <w:p>
-            <w:pPr>
-              <w:jc w:val="left"/>
-              <w:rPr>
-                <w:rFonts w:cs="Times New Roman"/>
-                <w:color w:val="1F1F1F"/>
-                <w:szCs w:val="26"/>
-              </w:rPr>
-            </w:pPr>
-            <w:r>
-              <w:rPr>
-                <w:rFonts w:cs="Times New Roman"/>
+            <w:tcMar>
+              <w:top w:w="100" w:type="dxa"/>
+              <w:start w:w="120" w:type="dxa"/>
+              <w:bottom w:w="100" w:type="dxa"/>
+              <w:end w:w="120" w:type="dxa"/>
+            </w:tcMar>
+          </w:tcPr>
+          <w:p>
+            <w:pPr>
+              <w:keepNext w:val="0"/>
+              <w:keepLines w:val="0"/>
+              <w:spacing w:before="0" w:after="40" w:line="240" w:lineRule="auto"/>
+              <w:jc w:val="left"/>
+              <w:rPr>
+                <w:rFonts w:cs="Times New Roman"/>
+                <w:color w:val="1F1F1F"/>
+                <w:szCs w:val="26"/>
+              </w:rPr>
+            </w:pPr>
+            <w:r>
+              <w:rPr>
+                <w:rFonts w:cs="Arial" w:ascii="Arial" w:hAnsi="Arial" w:eastAsia="Arial"/>
                 <w:i/>
                 <w:iCs/>
-                <w:color w:val="1F1F1F"/>
+                <w:sz w:val="21"/>
                 <w:szCs w:val="26"/>
                 <w:bdr w:val="none" w:sz="0" w:space="0" w:color="auto" w:frame="1"/>
               </w:rPr>
@@ -2054,19 +2582,29 @@
           <w:tcPr>
             <w:tcW w:w="0" w:type="auto"/>
             <w:hideMark/>
-          </w:tcPr>
-          <w:p>
-            <w:pPr>
-              <w:rPr>
-                <w:rFonts w:cs="Times New Roman"/>
-                <w:color w:val="1F1F1F"/>
-                <w:szCs w:val="26"/>
-              </w:rPr>
-            </w:pPr>
-            <w:r>
-              <w:rPr>
-                <w:rFonts w:cs="Times New Roman"/>
-                <w:color w:val="1F1F1F"/>
+            <w:tcMar>
+              <w:top w:w="100" w:type="dxa"/>
+              <w:start w:w="120" w:type="dxa"/>
+              <w:bottom w:w="100" w:type="dxa"/>
+              <w:end w:w="120" w:type="dxa"/>
+            </w:tcMar>
+          </w:tcPr>
+          <w:p>
+            <w:pPr>
+              <w:keepNext w:val="0"/>
+              <w:keepLines w:val="0"/>
+              <w:spacing w:before="0" w:after="40" w:line="240" w:lineRule="auto"/>
+              <w:jc w:val="left"/>
+              <w:rPr>
+                <w:rFonts w:cs="Times New Roman"/>
+                <w:color w:val="1F1F1F"/>
+                <w:szCs w:val="26"/>
+              </w:rPr>
+            </w:pPr>
+            <w:r>
+              <w:rPr>
+                <w:rFonts w:cs="Arial" w:ascii="Arial" w:hAnsi="Arial" w:eastAsia="Arial"/>
+                <w:sz w:val="21"/>
                 <w:szCs w:val="26"/>
                 <w:bdr w:val="none" w:sz="0" w:space="0" w:color="auto" w:frame="1"/>
               </w:rPr>
@@ -2078,19 +2616,29 @@
           <w:tcPr>
             <w:tcW w:w="0" w:type="auto"/>
             <w:hideMark/>
-          </w:tcPr>
-          <w:p>
-            <w:pPr>
-              <w:rPr>
-                <w:rFonts w:cs="Times New Roman"/>
-                <w:color w:val="1F1F1F"/>
-                <w:szCs w:val="26"/>
-              </w:rPr>
-            </w:pPr>
-            <w:r>
-              <w:rPr>
-                <w:rFonts w:cs="Times New Roman"/>
-                <w:color w:val="1F1F1F"/>
+            <w:tcMar>
+              <w:top w:w="100" w:type="dxa"/>
+              <w:start w:w="120" w:type="dxa"/>
+              <w:bottom w:w="100" w:type="dxa"/>
+              <w:end w:w="120" w:type="dxa"/>
+            </w:tcMar>
+          </w:tcPr>
+          <w:p>
+            <w:pPr>
+              <w:keepNext w:val="0"/>
+              <w:keepLines w:val="0"/>
+              <w:spacing w:before="0" w:after="40" w:line="240" w:lineRule="auto"/>
+              <w:jc w:val="left"/>
+              <w:rPr>
+                <w:rFonts w:cs="Times New Roman"/>
+                <w:color w:val="1F1F1F"/>
+                <w:szCs w:val="26"/>
+              </w:rPr>
+            </w:pPr>
+            <w:r>
+              <w:rPr>
+                <w:rFonts w:cs="Arial" w:ascii="Arial" w:hAnsi="Arial" w:eastAsia="Arial"/>
+                <w:sz w:val="21"/>
                 <w:szCs w:val="26"/>
                 <w:bdr w:val="none" w:sz="0" w:space="0" w:color="auto" w:frame="1"/>
               </w:rPr>
@@ -2102,7 +2650,10 @@
     </w:tbl>
     <w:p>
       <w:pPr>
-        <w:spacing w:after="120"/>
+        <w:keepNext w:val="0"/>
+        <w:keepLines w:val="0"/>
+        <w:spacing w:after="40" w:before="0" w:line="240" w:lineRule="auto"/>
+        <w:jc w:val="left"/>
         <w:rPr>
           <w:rFonts w:cs="Times New Roman"/>
           <w:color w:val="1F1F1F"/>
@@ -2112,8 +2663,11 @@
     </w:p>
     <w:p>
       <w:pPr>
-        <w:pStyle w:val="Heading2"/>
-        <w:spacing w:before="0" w:after="120"/>
+        <w:pStyle w:val="Heading1"/>
+        <w:keepNext w:val="0"/>
+        <w:keepLines w:val="0"/>
+        <w:spacing w:before="280" w:after="120" w:line="240" w:lineRule="auto"/>
+        <w:jc w:val="left"/>
         <w:rPr>
           <w:rFonts w:cs="Times New Roman"/>
           <w:color w:val="1F1F1F"/>
@@ -2121,16 +2675,21 @@
       </w:pPr>
       <w:r>
         <w:rPr>
-          <w:rFonts w:cs="Times New Roman"/>
-          <w:color w:val="1F1F1F"/>
+          <w:rFonts w:cs="Arial" w:ascii="Arial" w:hAnsi="Arial" w:eastAsia="Arial"/>
+          <w:b/>
+          <w:color w:val="0F766E"/>
+          <w:sz w:val="30"/>
         </w:rPr>
         <w:t>IV. PHÂN TÍCH VÀ BÀN LUẬN</w:t>
       </w:r>
     </w:p>
     <w:p>
       <w:pPr>
-        <w:pStyle w:val="NormalWeb"/>
-        <w:spacing w:before="0" w:beforeAutospacing="0" w:after="150" w:afterAutospacing="0"/>
+        <w:pStyle w:val="Heading3"/>
+        <w:keepNext w:val="0"/>
+        <w:keepLines w:val="0"/>
+        <w:spacing w:before="160" w:beforeAutospacing="0" w:after="60" w:afterAutospacing="0" w:line="240" w:lineRule="auto"/>
+        <w:jc w:val="left"/>
         <w:rPr>
           <w:color w:val="1F1F1F"/>
           <w:sz w:val="26"/>
@@ -2139,8 +2698,10 @@
       </w:pPr>
       <w:r>
         <w:rPr>
-          <w:color w:val="1F1F1F"/>
-          <w:sz w:val="26"/>
+          <w:rFonts w:ascii="Arial" w:hAnsi="Arial" w:eastAsia="Arial" w:cs="Arial"/>
+          <w:b/>
+          <w:color w:val="0F766E"/>
+          <w:sz w:val="23"/>
           <w:szCs w:val="26"/>
         </w:rPr>
         <w:t>Qua quá trình thu thập và đánh giá, có thể rút ra một số nhận định quan trọng:</w:t>
@@ -2148,12 +2709,14 @@
     </w:p>
     <w:p>
       <w:pPr>
-        <w:pStyle w:val="NormalWeb"/>
+        <w:keepNext w:val="0"/>
+        <w:keepLines w:val="0"/>
         <w:numPr>
           <w:ilvl w:val="0"/>
           <w:numId w:val="4"/>
         </w:numPr>
-        <w:spacing w:before="0" w:beforeAutospacing="0" w:after="0" w:afterAutospacing="0"/>
+        <w:spacing w:before="0" w:beforeAutospacing="0" w:after="120" w:afterAutospacing="0" w:line="276" w:lineRule="auto"/>
+        <w:jc w:val="left"/>
         <w:rPr>
           <w:color w:val="1F1F1F"/>
           <w:sz w:val="26"/>
@@ -2162,32 +2725,30 @@
       </w:pPr>
       <w:r>
         <w:rPr>
+          <w:rFonts w:ascii="Arial" w:hAnsi="Arial" w:eastAsia="Arial" w:cs="Arial"/>
           <w:b/>
           <w:bCs/>
-          <w:color w:val="1F1F1F"/>
-          <w:sz w:val="26"/>
-          <w:szCs w:val="26"/>
           <w:bdr w:val="none" w:sz="0" w:space="0" w:color="auto" w:frame="1"/>
         </w:rPr>
         <w:t>Về chất lượng nguồn tin:</w:t>
       </w:r>
       <w:r>
         <w:rPr>
-          <w:color w:val="1F1F1F"/>
-          <w:sz w:val="26"/>
-          <w:szCs w:val="26"/>
+          <w:rFonts w:ascii="Arial" w:hAnsi="Arial" w:eastAsia="Arial" w:cs="Arial"/>
         </w:rPr>
         <w:t xml:space="preserve"> Các bài báo khoa học từ các tạp chí hạng A (Q1, Q2) sở hữu độ tin cậy cao nhất nhờ quy trình phản biện (peer-review) nghiêm ngặt. Đặc biệt, nghiên cứu của Davenport &amp; Ronanki là minh chứng cho việc AI không thay thế con người mà đóng vai trò hỗ trợ (Augmented Intelligence) để tối ưu hóa hiệu suất làm việc.</w:t>
       </w:r>
     </w:p>
     <w:p>
       <w:pPr>
-        <w:pStyle w:val="NormalWeb"/>
+        <w:keepNext w:val="0"/>
+        <w:keepLines w:val="0"/>
         <w:numPr>
           <w:ilvl w:val="0"/>
           <w:numId w:val="4"/>
         </w:numPr>
-        <w:spacing w:before="0" w:beforeAutospacing="0" w:after="0" w:afterAutospacing="0"/>
+        <w:spacing w:before="0" w:beforeAutospacing="0" w:after="120" w:afterAutospacing="0" w:line="276" w:lineRule="auto"/>
+        <w:jc w:val="left"/>
         <w:rPr>
           <w:color w:val="1F1F1F"/>
           <w:sz w:val="26"/>
@@ -2196,32 +2757,30 @@
       </w:pPr>
       <w:r>
         <w:rPr>
+          <w:rFonts w:ascii="Arial" w:hAnsi="Arial" w:eastAsia="Arial" w:cs="Arial"/>
           <w:b/>
           <w:bCs/>
-          <w:color w:val="1F1F1F"/>
-          <w:sz w:val="26"/>
-          <w:szCs w:val="26"/>
           <w:bdr w:val="none" w:sz="0" w:space="0" w:color="auto" w:frame="1"/>
         </w:rPr>
         <w:t>Về tính cập nhật:</w:t>
       </w:r>
       <w:r>
         <w:rPr>
-          <w:color w:val="1F1F1F"/>
-          <w:sz w:val="26"/>
-          <w:szCs w:val="26"/>
+          <w:rFonts w:ascii="Arial" w:hAnsi="Arial" w:eastAsia="Arial" w:cs="Arial"/>
         </w:rPr>
         <w:t xml:space="preserve"> Lĩnh vực AI thay đổi rất nhanh theo từng tháng. Do đó, các nguồn mở từ các công ty tư vấn chiến lược như McKinsey hay Gartner cung cấp số liệu thực tế nhanh hơn và sát với thị trường hơn so với sách chuyên khảo. Tuy nhiên, sách lại là nguồn cung cấp khung lý thuyết (Framework) bền vững nhất.</w:t>
       </w:r>
     </w:p>
     <w:p>
       <w:pPr>
-        <w:pStyle w:val="NormalWeb"/>
+        <w:keepNext w:val="0"/>
+        <w:keepLines w:val="0"/>
         <w:numPr>
           <w:ilvl w:val="0"/>
           <w:numId w:val="4"/>
         </w:numPr>
-        <w:spacing w:before="0" w:beforeAutospacing="0" w:after="0" w:afterAutospacing="0"/>
+        <w:spacing w:before="0" w:beforeAutospacing="0" w:after="120" w:afterAutospacing="0" w:line="276" w:lineRule="auto"/>
+        <w:jc w:val="left"/>
         <w:rPr>
           <w:color w:val="1F1F1F"/>
           <w:sz w:val="26"/>
@@ -2230,104 +2789,112 @@
       </w:pPr>
       <w:r>
         <w:rPr>
+          <w:rFonts w:ascii="Arial" w:hAnsi="Arial" w:eastAsia="Arial" w:cs="Arial"/>
           <w:b/>
           <w:bCs/>
+          <w:bdr w:val="none" w:sz="0" w:space="0" w:color="auto" w:frame="1"/>
+        </w:rPr>
+        <w:t>Về tính thực tiễn tại Việt Nam:</w:t>
+      </w:r>
+      <w:r>
+        <w:rPr>
+          <w:rFonts w:ascii="Arial" w:hAnsi="Arial" w:eastAsia="Arial" w:cs="Arial"/>
+        </w:rPr>
+        <w:t xml:space="preserve"> Tài liệu tiếng Việt tuy số lượng ít hơn nhưng lại cung cấp cái nhìn thực tế về rào cản hạ tầng và văn hóa doanh nghiệp trong nước, điều mà các nghiên cứu quốc tế đôi khi chưa bao quát hết.</w:t>
+      </w:r>
+    </w:p>
+    <w:p>
+      <w:pPr>
+        <w:keepNext w:val="0"/>
+        <w:keepLines w:val="0"/>
+        <w:spacing w:before="0" w:beforeAutospacing="0" w:after="120" w:afterAutospacing="0" w:line="276" w:lineRule="auto"/>
+        <w:jc w:val="left"/>
+        <w:rPr>
           <w:color w:val="1F1F1F"/>
           <w:sz w:val="26"/>
           <w:szCs w:val="26"/>
-          <w:bdr w:val="none" w:sz="0" w:space="0" w:color="auto" w:frame="1"/>
-        </w:rPr>
-        <w:t>Về tính thực tiễn tại Việt Nam:</w:t>
-      </w:r>
-      <w:r>
+        </w:rPr>
+      </w:pPr>
+      <w:r>
+        <w:rPr>
+          <w:rFonts w:ascii="Arial" w:hAnsi="Arial" w:eastAsia="Arial" w:cs="Arial"/>
+        </w:rPr>
+        <w:t>Việc áp dụng tiêu chí đánh giá khoa học giúp loại bỏ các thông tin mang tính quảng cáo thương mại hoặc các bài viết thiếu căn cứ trên các diễn đàn không chuyên.</w:t>
+      </w:r>
+    </w:p>
+    <w:p>
+      <w:pPr>
+        <w:pStyle w:val="Heading1"/>
+        <w:keepNext w:val="0"/>
+        <w:keepLines w:val="0"/>
+        <w:spacing w:before="280" w:after="120" w:line="240" w:lineRule="auto"/>
+        <w:jc w:val="left"/>
+        <w:rPr>
+          <w:rFonts w:cs="Times New Roman"/>
+          <w:color w:val="1F1F1F"/>
+        </w:rPr>
+      </w:pPr>
+      <w:r>
+        <w:rPr>
+          <w:rFonts w:cs="Arial" w:ascii="Arial" w:hAnsi="Arial" w:eastAsia="Arial"/>
+          <w:b/>
+          <w:color w:val="0F766E"/>
+          <w:sz w:val="30"/>
+        </w:rPr>
+        <w:t>V. KẾT LUẬN</w:t>
+      </w:r>
+    </w:p>
+    <w:p>
+      <w:pPr>
+        <w:keepNext w:val="0"/>
+        <w:keepLines w:val="0"/>
+        <w:spacing w:before="0" w:beforeAutospacing="0" w:after="120" w:afterAutospacing="0" w:line="276" w:lineRule="auto"/>
+        <w:jc w:val="left"/>
         <w:rPr>
           <w:color w:val="1F1F1F"/>
           <w:sz w:val="26"/>
           <w:szCs w:val="26"/>
         </w:rPr>
-        <w:t xml:space="preserve"> Tài liệu tiếng Việt tuy số lượng ít hơn nhưng lại cung cấp cái nhìn thực tế về rào cản hạ tầng và văn hóa doanh nghiệp trong nước, điều mà các nghiên cứu quốc tế đôi khi chưa bao quát hết.</w:t>
+      </w:pPr>
+      <w:r>
+        <w:rPr>
+          <w:rFonts w:ascii="Arial" w:hAnsi="Arial" w:eastAsia="Arial" w:cs="Arial"/>
+        </w:rPr>
+        <w:t>Kỹ năng tìm kiếm và đánh giá thông tin là nền tảng của tư duy phản biện. Đối với chủ đề ứng dụng AI trong kinh doanh, việc kết hợp giữa lý thuyết hàn lâm từ các bài báo khoa học và dữ liệu thực tế từ các báo cáo thị trường là công thức tối ưu để xây dựng một báo cáo có sức thuyết phục. Bài tập này không chỉ giúp tôi thu thập được 10 tài liệu chất lượng mà còn rèn luyện quy trình sàng lọc thông tin có hệ thống.</w:t>
       </w:r>
     </w:p>
     <w:p>
       <w:pPr>
-        <w:pStyle w:val="NormalWeb"/>
-        <w:spacing w:before="0" w:beforeAutospacing="0" w:after="150" w:afterAutospacing="0"/>
-        <w:rPr>
+        <w:pStyle w:val="Heading1"/>
+        <w:keepNext w:val="0"/>
+        <w:keepLines w:val="0"/>
+        <w:spacing w:before="280" w:after="120" w:line="240" w:lineRule="auto"/>
+        <w:jc w:val="left"/>
+        <w:rPr>
+          <w:rFonts w:cs="Times New Roman"/>
           <w:color w:val="1F1F1F"/>
-          <w:sz w:val="26"/>
-          <w:szCs w:val="26"/>
-        </w:rPr>
-      </w:pPr>
-      <w:r>
-        <w:rPr>
-          <w:color w:val="1F1F1F"/>
-          <w:sz w:val="26"/>
-          <w:szCs w:val="26"/>
-        </w:rPr>
-        <w:t>Việc áp dụng tiêu chí đánh giá khoa học giúp loại bỏ các thông tin mang tính quảng cáo thương mại hoặc các bài viết thiếu căn cứ trên các diễn đàn không chuyên.</w:t>
+        </w:rPr>
+      </w:pPr>
+      <w:r>
+        <w:rPr>
+          <w:rFonts w:cs="Arial" w:ascii="Arial" w:hAnsi="Arial" w:eastAsia="Arial"/>
+          <w:b/>
+          <w:color w:val="0F766E"/>
+          <w:sz w:val="30"/>
+        </w:rPr>
+        <w:t xml:space="preserve">VI. TÀI LIỆU THAM KHẢO </w:t>
       </w:r>
     </w:p>
     <w:p>
       <w:pPr>
-        <w:pStyle w:val="Heading2"/>
-        <w:spacing w:before="0" w:after="120"/>
-        <w:rPr>
-          <w:rFonts w:cs="Times New Roman"/>
-          <w:color w:val="1F1F1F"/>
-        </w:rPr>
-      </w:pPr>
-      <w:r>
-        <w:rPr>
-          <w:rFonts w:cs="Times New Roman"/>
-          <w:color w:val="1F1F1F"/>
-        </w:rPr>
-        <w:t>V. KẾT LUẬN</w:t>
-      </w:r>
-    </w:p>
-    <w:p>
-      <w:pPr>
-        <w:pStyle w:val="NormalWeb"/>
-        <w:spacing w:before="0" w:beforeAutospacing="0" w:after="150" w:afterAutospacing="0"/>
-        <w:rPr>
-          <w:color w:val="1F1F1F"/>
-          <w:sz w:val="26"/>
-          <w:szCs w:val="26"/>
-        </w:rPr>
-      </w:pPr>
-      <w:r>
-        <w:rPr>
-          <w:color w:val="1F1F1F"/>
-          <w:sz w:val="26"/>
-          <w:szCs w:val="26"/>
-        </w:rPr>
-        <w:t>Kỹ năng tìm kiếm và đánh giá thông tin là nền tảng của tư duy phản biện. Đối với chủ đề ứng dụng AI trong kinh doanh, việc kết hợp giữa lý thuyết hàn lâm từ các bài báo khoa học và dữ liệu thực tế từ các báo cáo thị trường là công thức tối ưu để xây dựng một báo cáo có sức thuyết phục. Bài tập này không chỉ giúp tôi thu thập được 10 tài liệu chất lượng mà còn rèn luyện quy trình sàng lọc thông tin có hệ thống.</w:t>
-      </w:r>
-    </w:p>
-    <w:p>
-      <w:pPr>
-        <w:pStyle w:val="Heading2"/>
-        <w:spacing w:before="0" w:after="120"/>
-        <w:rPr>
-          <w:rFonts w:cs="Times New Roman"/>
-          <w:color w:val="1F1F1F"/>
-        </w:rPr>
-      </w:pPr>
-      <w:r>
-        <w:rPr>
-          <w:rFonts w:cs="Times New Roman"/>
-          <w:color w:val="1F1F1F"/>
-        </w:rPr>
-        <w:t xml:space="preserve">VI. TÀI LIỆU THAM KHẢO </w:t>
-      </w:r>
-    </w:p>
-    <w:p>
-      <w:pPr>
-        <w:pStyle w:val="NormalWeb"/>
+        <w:keepNext w:val="0"/>
+        <w:keepLines w:val="0"/>
         <w:numPr>
           <w:ilvl w:val="0"/>
           <w:numId w:val="5"/>
         </w:numPr>
-        <w:spacing w:before="0" w:beforeAutospacing="0" w:after="0" w:afterAutospacing="0"/>
+        <w:spacing w:before="0" w:beforeAutospacing="0" w:after="120" w:afterAutospacing="0" w:line="276" w:lineRule="auto"/>
+        <w:jc w:val="left"/>
         <w:rPr>
           <w:color w:val="1F1F1F"/>
           <w:sz w:val="26"/>
@@ -2336,40 +2903,36 @@
       </w:pPr>
       <w:r>
         <w:rPr>
-          <w:color w:val="1F1F1F"/>
-          <w:sz w:val="26"/>
-          <w:szCs w:val="26"/>
+          <w:rFonts w:ascii="Arial" w:hAnsi="Arial" w:eastAsia="Arial" w:cs="Arial"/>
         </w:rPr>
         <w:t xml:space="preserve">Brown, T. (2021) </w:t>
       </w:r>
       <w:r>
         <w:rPr>
+          <w:rFonts w:ascii="Arial" w:hAnsi="Arial" w:eastAsia="Arial" w:cs="Arial"/>
           <w:i/>
           <w:iCs/>
-          <w:color w:val="1F1F1F"/>
-          <w:sz w:val="26"/>
-          <w:szCs w:val="26"/>
           <w:bdr w:val="none" w:sz="0" w:space="0" w:color="auto" w:frame="1"/>
         </w:rPr>
         <w:t>Machine Learning for Data Analysis</w:t>
       </w:r>
       <w:r>
         <w:rPr>
-          <w:color w:val="1F1F1F"/>
-          <w:sz w:val="26"/>
-          <w:szCs w:val="26"/>
+          <w:rFonts w:ascii="Arial" w:hAnsi="Arial" w:eastAsia="Arial" w:cs="Arial"/>
         </w:rPr>
         <w:t>. 2nd edn. Berlin: Springer.</w:t>
       </w:r>
     </w:p>
     <w:p>
       <w:pPr>
-        <w:pStyle w:val="NormalWeb"/>
+        <w:keepNext w:val="0"/>
+        <w:keepLines w:val="0"/>
         <w:numPr>
           <w:ilvl w:val="0"/>
           <w:numId w:val="5"/>
         </w:numPr>
-        <w:spacing w:before="0" w:beforeAutospacing="0" w:after="0" w:afterAutospacing="0"/>
+        <w:spacing w:before="0" w:beforeAutospacing="0" w:after="120" w:afterAutospacing="0" w:line="276" w:lineRule="auto"/>
+        <w:jc w:val="left"/>
         <w:rPr>
           <w:color w:val="1F1F1F"/>
           <w:sz w:val="26"/>
@@ -2378,40 +2941,36 @@
       </w:pPr>
       <w:r>
         <w:rPr>
-          <w:color w:val="1F1F1F"/>
-          <w:sz w:val="26"/>
-          <w:szCs w:val="26"/>
+          <w:rFonts w:ascii="Arial" w:hAnsi="Arial" w:eastAsia="Arial" w:cs="Arial"/>
         </w:rPr>
         <w:t xml:space="preserve">Davenport, T.H. and Ronanki, R. (2018) ‘Artificial Intelligence for the Real World’, </w:t>
       </w:r>
       <w:r>
         <w:rPr>
+          <w:rFonts w:ascii="Arial" w:hAnsi="Arial" w:eastAsia="Arial" w:cs="Arial"/>
           <w:i/>
           <w:iCs/>
-          <w:color w:val="1F1F1F"/>
-          <w:sz w:val="26"/>
-          <w:szCs w:val="26"/>
           <w:bdr w:val="none" w:sz="0" w:space="0" w:color="auto" w:frame="1"/>
         </w:rPr>
         <w:t>Harvard Business Review</w:t>
       </w:r>
       <w:r>
         <w:rPr>
-          <w:color w:val="1F1F1F"/>
-          <w:sz w:val="26"/>
-          <w:szCs w:val="26"/>
+          <w:rFonts w:ascii="Arial" w:hAnsi="Arial" w:eastAsia="Arial" w:cs="Arial"/>
         </w:rPr>
         <w:t>, 96(1), pp. 108–116.</w:t>
       </w:r>
     </w:p>
     <w:p>
       <w:pPr>
-        <w:pStyle w:val="NormalWeb"/>
+        <w:keepNext w:val="0"/>
+        <w:keepLines w:val="0"/>
         <w:numPr>
           <w:ilvl w:val="0"/>
           <w:numId w:val="5"/>
         </w:numPr>
-        <w:spacing w:before="0" w:beforeAutospacing="0" w:after="0" w:afterAutospacing="0"/>
+        <w:spacing w:before="0" w:beforeAutospacing="0" w:after="120" w:afterAutospacing="0" w:line="276" w:lineRule="auto"/>
+        <w:jc w:val="left"/>
         <w:rPr>
           <w:color w:val="1F1F1F"/>
           <w:sz w:val="26"/>
@@ -2420,40 +2979,36 @@
       </w:pPr>
       <w:r>
         <w:rPr>
-          <w:color w:val="1F1F1F"/>
-          <w:sz w:val="26"/>
-          <w:szCs w:val="26"/>
+          <w:rFonts w:ascii="Arial" w:hAnsi="Arial" w:eastAsia="Arial" w:cs="Arial"/>
         </w:rPr>
         <w:t xml:space="preserve">Gartner (2025) </w:t>
       </w:r>
       <w:r>
         <w:rPr>
+          <w:rFonts w:ascii="Arial" w:hAnsi="Arial" w:eastAsia="Arial" w:cs="Arial"/>
           <w:i/>
           <w:iCs/>
-          <w:color w:val="1F1F1F"/>
-          <w:sz w:val="26"/>
-          <w:szCs w:val="26"/>
           <w:bdr w:val="none" w:sz="0" w:space="0" w:color="auto" w:frame="1"/>
         </w:rPr>
         <w:t>Magic Quadrant for Cloud AI Developer Services</w:t>
       </w:r>
       <w:r>
         <w:rPr>
-          <w:color w:val="1F1F1F"/>
-          <w:sz w:val="26"/>
-          <w:szCs w:val="26"/>
+          <w:rFonts w:ascii="Arial" w:hAnsi="Arial" w:eastAsia="Arial" w:cs="Arial"/>
         </w:rPr>
         <w:t>. Available at: [Link website nếu có] (Accessed: 10 March 2026).</w:t>
       </w:r>
     </w:p>
     <w:p>
       <w:pPr>
-        <w:pStyle w:val="NormalWeb"/>
+        <w:keepNext w:val="0"/>
+        <w:keepLines w:val="0"/>
         <w:numPr>
           <w:ilvl w:val="0"/>
           <w:numId w:val="5"/>
         </w:numPr>
-        <w:spacing w:before="0" w:beforeAutospacing="0" w:after="0" w:afterAutospacing="0"/>
+        <w:spacing w:before="0" w:beforeAutospacing="0" w:after="120" w:afterAutospacing="0" w:line="276" w:lineRule="auto"/>
+        <w:jc w:val="left"/>
         <w:rPr>
           <w:color w:val="1F1F1F"/>
           <w:sz w:val="26"/>
@@ -2462,40 +3017,36 @@
       </w:pPr>
       <w:r>
         <w:rPr>
-          <w:color w:val="1F1F1F"/>
-          <w:sz w:val="26"/>
-          <w:szCs w:val="26"/>
+          <w:rFonts w:ascii="Arial" w:hAnsi="Arial" w:eastAsia="Arial" w:cs="Arial"/>
         </w:rPr>
         <w:t xml:space="preserve">Lee, J. (2024) ‘The Ethics of AI in Business Intelligence’, </w:t>
       </w:r>
       <w:r>
         <w:rPr>
+          <w:rFonts w:ascii="Arial" w:hAnsi="Arial" w:eastAsia="Arial" w:cs="Arial"/>
           <w:i/>
           <w:iCs/>
-          <w:color w:val="1F1F1F"/>
-          <w:sz w:val="26"/>
-          <w:szCs w:val="26"/>
           <w:bdr w:val="none" w:sz="0" w:space="0" w:color="auto" w:frame="1"/>
         </w:rPr>
         <w:t>Journal of Business Ethics</w:t>
       </w:r>
       <w:r>
         <w:rPr>
-          <w:color w:val="1F1F1F"/>
-          <w:sz w:val="26"/>
-          <w:szCs w:val="26"/>
+          <w:rFonts w:ascii="Arial" w:hAnsi="Arial" w:eastAsia="Arial" w:cs="Arial"/>
         </w:rPr>
         <w:t>, 182(2), pp. 45–60.</w:t>
       </w:r>
     </w:p>
     <w:p>
       <w:pPr>
-        <w:pStyle w:val="NormalWeb"/>
+        <w:keepNext w:val="0"/>
+        <w:keepLines w:val="0"/>
         <w:numPr>
           <w:ilvl w:val="0"/>
           <w:numId w:val="5"/>
         </w:numPr>
-        <w:spacing w:before="0" w:beforeAutospacing="0" w:after="0" w:afterAutospacing="0"/>
+        <w:spacing w:before="0" w:beforeAutospacing="0" w:after="120" w:afterAutospacing="0" w:line="276" w:lineRule="auto"/>
+        <w:jc w:val="left"/>
         <w:rPr>
           <w:color w:val="1F1F1F"/>
           <w:sz w:val="26"/>
@@ -2504,41 +3055,37 @@
       </w:pPr>
       <w:r>
         <w:rPr>
-          <w:color w:val="1F1F1F"/>
-          <w:sz w:val="26"/>
-          <w:szCs w:val="26"/>
+          <w:rFonts w:ascii="Arial" w:hAnsi="Arial" w:eastAsia="Arial" w:cs="Arial"/>
         </w:rPr>
         <w:lastRenderedPageBreak/>
         <w:t xml:space="preserve">McKinsey &amp; Company (2024) </w:t>
       </w:r>
       <w:r>
         <w:rPr>
+          <w:rFonts w:ascii="Arial" w:hAnsi="Arial" w:eastAsia="Arial" w:cs="Arial"/>
           <w:i/>
           <w:iCs/>
-          <w:color w:val="1F1F1F"/>
-          <w:sz w:val="26"/>
-          <w:szCs w:val="26"/>
           <w:bdr w:val="none" w:sz="0" w:space="0" w:color="auto" w:frame="1"/>
         </w:rPr>
         <w:t>The State of AI in 2024: Generative AI breakout year</w:t>
       </w:r>
       <w:r>
         <w:rPr>
-          <w:color w:val="1F1F1F"/>
-          <w:sz w:val="26"/>
-          <w:szCs w:val="26"/>
+          <w:rFonts w:ascii="Arial" w:hAnsi="Arial" w:eastAsia="Arial" w:cs="Arial"/>
         </w:rPr>
         <w:t>. Available at: [Link website nếu có] (Accessed: 12 March 2026).</w:t>
       </w:r>
     </w:p>
     <w:p>
       <w:pPr>
-        <w:pStyle w:val="NormalWeb"/>
+        <w:keepNext w:val="0"/>
+        <w:keepLines w:val="0"/>
         <w:numPr>
           <w:ilvl w:val="0"/>
           <w:numId w:val="5"/>
         </w:numPr>
-        <w:spacing w:before="0" w:beforeAutospacing="0" w:after="0" w:afterAutospacing="0"/>
+        <w:spacing w:before="0" w:beforeAutospacing="0" w:after="120" w:afterAutospacing="0" w:line="276" w:lineRule="auto"/>
+        <w:jc w:val="left"/>
         <w:rPr>
           <w:color w:val="1F1F1F"/>
           <w:sz w:val="26"/>
@@ -2547,40 +3094,36 @@
       </w:pPr>
       <w:r>
         <w:rPr>
-          <w:color w:val="1F1F1F"/>
-          <w:sz w:val="26"/>
-          <w:szCs w:val="26"/>
+          <w:rFonts w:ascii="Arial" w:hAnsi="Arial" w:eastAsia="Arial" w:cs="Arial"/>
         </w:rPr>
         <w:t xml:space="preserve">Nguyễn Văn A (2023) ‘Ứng dụng trí tuệ nhân tạo trong ngành ngân hàng tại Việt Nam’, </w:t>
       </w:r>
       <w:r>
         <w:rPr>
+          <w:rFonts w:ascii="Arial" w:hAnsi="Arial" w:eastAsia="Arial" w:cs="Arial"/>
           <w:i/>
           <w:iCs/>
-          <w:color w:val="1F1F1F"/>
-          <w:sz w:val="26"/>
-          <w:szCs w:val="26"/>
           <w:bdr w:val="none" w:sz="0" w:space="0" w:color="auto" w:frame="1"/>
         </w:rPr>
         <w:t>Tạp chí Ngân hàng</w:t>
       </w:r>
       <w:r>
         <w:rPr>
-          <w:color w:val="1F1F1F"/>
-          <w:sz w:val="26"/>
-          <w:szCs w:val="26"/>
+          <w:rFonts w:ascii="Arial" w:hAnsi="Arial" w:eastAsia="Arial" w:cs="Arial"/>
         </w:rPr>
         <w:t>, số 15, tr. 20–28.</w:t>
       </w:r>
     </w:p>
     <w:p>
       <w:pPr>
-        <w:pStyle w:val="NormalWeb"/>
+        <w:keepNext w:val="0"/>
+        <w:keepLines w:val="0"/>
         <w:numPr>
           <w:ilvl w:val="0"/>
           <w:numId w:val="5"/>
         </w:numPr>
-        <w:spacing w:before="0" w:beforeAutospacing="0" w:after="0" w:afterAutospacing="0"/>
+        <w:spacing w:before="0" w:beforeAutospacing="0" w:after="120" w:afterAutospacing="0" w:line="276" w:lineRule="auto"/>
+        <w:jc w:val="left"/>
         <w:rPr>
           <w:color w:val="1F1F1F"/>
           <w:sz w:val="26"/>
@@ -2589,40 +3132,36 @@
       </w:pPr>
       <w:r>
         <w:rPr>
-          <w:color w:val="1F1F1F"/>
-          <w:sz w:val="26"/>
-          <w:szCs w:val="26"/>
+          <w:rFonts w:ascii="Arial" w:hAnsi="Arial" w:eastAsia="Arial" w:cs="Arial"/>
         </w:rPr>
         <w:t xml:space="preserve">Prakash, S. (2020) </w:t>
       </w:r>
       <w:r>
         <w:rPr>
+          <w:rFonts w:ascii="Arial" w:hAnsi="Arial" w:eastAsia="Arial" w:cs="Arial"/>
           <w:i/>
           <w:iCs/>
-          <w:color w:val="1F1F1F"/>
-          <w:sz w:val="26"/>
-          <w:szCs w:val="26"/>
           <w:bdr w:val="none" w:sz="0" w:space="0" w:color="auto" w:frame="1"/>
         </w:rPr>
         <w:t>AI Strategy for Business: A Roadmap for Deployment</w:t>
       </w:r>
       <w:r>
         <w:rPr>
-          <w:color w:val="1F1F1F"/>
-          <w:sz w:val="26"/>
-          <w:szCs w:val="26"/>
+          <w:rFonts w:ascii="Arial" w:hAnsi="Arial" w:eastAsia="Arial" w:cs="Arial"/>
         </w:rPr>
         <w:t>. London: Routledge.</w:t>
       </w:r>
     </w:p>
     <w:p>
       <w:pPr>
-        <w:pStyle w:val="NormalWeb"/>
+        <w:keepNext w:val="0"/>
+        <w:keepLines w:val="0"/>
         <w:numPr>
           <w:ilvl w:val="0"/>
           <w:numId w:val="5"/>
         </w:numPr>
-        <w:spacing w:before="0" w:beforeAutospacing="0" w:after="0" w:afterAutospacing="0"/>
+        <w:spacing w:before="0" w:beforeAutospacing="0" w:after="120" w:afterAutospacing="0" w:line="276" w:lineRule="auto"/>
+        <w:jc w:val="left"/>
         <w:rPr>
           <w:color w:val="1F1F1F"/>
           <w:sz w:val="26"/>
@@ -2631,40 +3170,36 @@
       </w:pPr>
       <w:r>
         <w:rPr>
-          <w:color w:val="1F1F1F"/>
-          <w:sz w:val="26"/>
-          <w:szCs w:val="26"/>
+          <w:rFonts w:ascii="Arial" w:hAnsi="Arial" w:eastAsia="Arial" w:cs="Arial"/>
         </w:rPr>
         <w:t xml:space="preserve">Smith, K. (2022) ‘Deep Learning Applications in Retail Supply Chain’, </w:t>
       </w:r>
       <w:r>
         <w:rPr>
+          <w:rFonts w:ascii="Arial" w:hAnsi="Arial" w:eastAsia="Arial" w:cs="Arial"/>
           <w:i/>
           <w:iCs/>
-          <w:color w:val="1F1F1F"/>
-          <w:sz w:val="26"/>
-          <w:szCs w:val="26"/>
           <w:bdr w:val="none" w:sz="0" w:space="0" w:color="auto" w:frame="1"/>
         </w:rPr>
         <w:t>International Journal of Retail Management</w:t>
       </w:r>
       <w:r>
         <w:rPr>
-          <w:color w:val="1F1F1F"/>
-          <w:sz w:val="26"/>
-          <w:szCs w:val="26"/>
+          <w:rFonts w:ascii="Arial" w:hAnsi="Arial" w:eastAsia="Arial" w:cs="Arial"/>
         </w:rPr>
         <w:t>, 30(4), pp. 212–230.</w:t>
       </w:r>
     </w:p>
     <w:p>
       <w:pPr>
-        <w:pStyle w:val="NormalWeb"/>
+        <w:keepNext w:val="0"/>
+        <w:keepLines w:val="0"/>
         <w:numPr>
           <w:ilvl w:val="0"/>
           <w:numId w:val="5"/>
         </w:numPr>
-        <w:spacing w:before="0" w:beforeAutospacing="0" w:after="0" w:afterAutospacing="0"/>
+        <w:spacing w:before="0" w:beforeAutospacing="0" w:after="120" w:afterAutospacing="0" w:line="276" w:lineRule="auto"/>
+        <w:jc w:val="left"/>
         <w:rPr>
           <w:color w:val="1F1F1F"/>
           <w:sz w:val="26"/>
@@ -2673,40 +3208,36 @@
       </w:pPr>
       <w:r>
         <w:rPr>
-          <w:color w:val="1F1F1F"/>
-          <w:sz w:val="26"/>
-          <w:szCs w:val="26"/>
+          <w:rFonts w:ascii="Arial" w:hAnsi="Arial" w:eastAsia="Arial" w:cs="Arial"/>
         </w:rPr>
         <w:t xml:space="preserve">World Economic Forum (2023) </w:t>
       </w:r>
       <w:r>
         <w:rPr>
+          <w:rFonts w:ascii="Arial" w:hAnsi="Arial" w:eastAsia="Arial" w:cs="Arial"/>
           <w:i/>
           <w:iCs/>
-          <w:color w:val="1F1F1F"/>
-          <w:sz w:val="26"/>
-          <w:szCs w:val="26"/>
           <w:bdr w:val="none" w:sz="0" w:space="0" w:color="auto" w:frame="1"/>
         </w:rPr>
         <w:t>The Future of Jobs Report 2023</w:t>
       </w:r>
       <w:r>
         <w:rPr>
-          <w:color w:val="1F1F1F"/>
-          <w:sz w:val="26"/>
-          <w:szCs w:val="26"/>
+          <w:rFonts w:ascii="Arial" w:hAnsi="Arial" w:eastAsia="Arial" w:cs="Arial"/>
         </w:rPr>
         <w:t>. Geneva: WEF.</w:t>
       </w:r>
     </w:p>
     <w:p>
       <w:pPr>
-        <w:pStyle w:val="NormalWeb"/>
+        <w:keepNext w:val="0"/>
+        <w:keepLines w:val="0"/>
         <w:numPr>
           <w:ilvl w:val="0"/>
           <w:numId w:val="5"/>
         </w:numPr>
-        <w:spacing w:before="0" w:beforeAutospacing="0" w:after="0" w:afterAutospacing="0"/>
+        <w:spacing w:before="0" w:beforeAutospacing="0" w:after="120" w:afterAutospacing="0" w:line="276" w:lineRule="auto"/>
+        <w:jc w:val="left"/>
         <w:rPr>
           <w:color w:val="1F1F1F"/>
           <w:sz w:val="26"/>
@@ -2715,44 +3246,49 @@
       </w:pPr>
       <w:r>
         <w:rPr>
-          <w:color w:val="1F1F1F"/>
-          <w:sz w:val="26"/>
-          <w:szCs w:val="26"/>
+          <w:rFonts w:ascii="Arial" w:hAnsi="Arial" w:eastAsia="Arial" w:cs="Arial"/>
         </w:rPr>
         <w:t xml:space="preserve">Zhang, Y., Chen, H. and Smith, A. (2021) ‘AI-driven marketing analytics: A new paradigm’, </w:t>
       </w:r>
       <w:r>
         <w:rPr>
+          <w:rFonts w:ascii="Arial" w:hAnsi="Arial" w:eastAsia="Arial" w:cs="Arial"/>
           <w:i/>
           <w:iCs/>
-          <w:color w:val="1F1F1F"/>
-          <w:sz w:val="26"/>
-          <w:szCs w:val="26"/>
           <w:bdr w:val="none" w:sz="0" w:space="0" w:color="auto" w:frame="1"/>
         </w:rPr>
         <w:t>Journal of Marketing</w:t>
       </w:r>
       <w:r>
         <w:rPr>
-          <w:color w:val="1F1F1F"/>
-          <w:sz w:val="26"/>
-          <w:szCs w:val="26"/>
+          <w:rFonts w:ascii="Arial" w:hAnsi="Arial" w:eastAsia="Arial" w:cs="Arial"/>
         </w:rPr>
         <w:t>, 85(3), pp. 90–105.</w:t>
       </w:r>
     </w:p>
     <w:p>
       <w:pPr>
+        <w:keepNext w:val="0"/>
+        <w:keepLines w:val="0"/>
+        <w:spacing w:before="0" w:after="40" w:line="240" w:lineRule="auto"/>
+        <w:jc w:val="left"/>
         <w:rPr>
           <w:rFonts w:cs="Times New Roman"/>
           <w:szCs w:val="26"/>
         </w:rPr>
       </w:pPr>
     </w:p>
-    <w:p/>
+    <w:p>
+      <w:pPr>
+        <w:keepNext w:val="0"/>
+        <w:keepLines w:val="0"/>
+        <w:spacing w:before="0" w:after="40" w:line="240" w:lineRule="auto"/>
+        <w:jc w:val="left"/>
+      </w:pPr>
+    </w:p>
     <w:sectPr>
-      <w:pgSz w:w="11907" w:h="16840" w:code="9"/>
-      <w:pgMar w:top="1134" w:right="1134" w:bottom="1134" w:left="1701" w:header="720" w:footer="720" w:gutter="0"/>
+      <w:pgSz w:w="11906" w:h="16838" w:code="9"/>
+      <w:pgMar w:top="1134" w:right="1134" w:bottom="1134" w:left="1134" w:header="567" w:footer="567" w:gutter="0"/>
       <w:cols w:space="720"/>
       <w:docGrid w:linePitch="360"/>
     </w:sectPr>
@@ -3855,12 +4391,14 @@
     <w:qFormat/>
     <w:rsid w:val="001F13F2"/>
     <w:pPr>
-      <w:spacing w:line="324" w:lineRule="auto"/>
+      <w:spacing w:line="276" w:lineRule="auto" w:before="0" w:after="120"/>
       <w:jc w:val="both"/>
     </w:pPr>
     <w:rPr>
-      <w:rFonts w:ascii="Times New Roman" w:eastAsiaTheme="minorEastAsia" w:hAnsi="Times New Roman"/>
-      <w:sz w:val="26"/>
+      <w:rFonts w:ascii="Arial" w:eastAsiaTheme="minorEastAsia" w:hAnsi="Arial" w:eastAsia="Arial" w:cs="Arial"/>
+      <w:b w:val="0"/>
+      <w:color w:val="243447"/>
+      <w:sz w:val="22"/>
       <w:szCs w:val="22"/>
       <w:lang w:eastAsia="zh-CN"/>
     </w:rPr>
@@ -3876,13 +4414,14 @@
     <w:pPr>
       <w:keepNext/>
       <w:keepLines/>
-      <w:spacing w:before="360" w:after="80"/>
+      <w:spacing w:before="280" w:after="120"/>
       <w:outlineLvl w:val="0"/>
     </w:pPr>
     <w:rPr>
-      <w:rFonts w:asciiTheme="majorHAnsi" w:eastAsiaTheme="majorEastAsia" w:hAnsiTheme="majorHAnsi" w:cstheme="majorBidi"/>
-      <w:color w:val="2F5496" w:themeColor="accent1" w:themeShade="BF"/>
-      <w:sz w:val="40"/>
+      <w:rFonts w:asciiTheme="majorHAnsi" w:eastAsiaTheme="majorEastAsia" w:hAnsiTheme="majorHAnsi" w:cstheme="majorBidi" w:ascii="Arial" w:hAnsi="Arial" w:eastAsia="Arial" w:cs="Arial"/>
+      <w:b/>
+      <w:color w:val="0F766E"/>
+      <w:sz w:val="30"/>
       <w:szCs w:val="40"/>
     </w:rPr>
   </w:style>
@@ -3898,13 +4437,14 @@
     <w:pPr>
       <w:keepNext/>
       <w:keepLines/>
-      <w:spacing w:before="160" w:after="80"/>
+      <w:spacing w:before="200" w:after="80"/>
       <w:outlineLvl w:val="1"/>
     </w:pPr>
     <w:rPr>
-      <w:rFonts w:asciiTheme="majorHAnsi" w:eastAsiaTheme="majorEastAsia" w:hAnsiTheme="majorHAnsi" w:cstheme="majorBidi"/>
-      <w:color w:val="2F5496" w:themeColor="accent1" w:themeShade="BF"/>
-      <w:sz w:val="32"/>
+      <w:rFonts w:asciiTheme="majorHAnsi" w:eastAsiaTheme="majorEastAsia" w:hAnsiTheme="majorHAnsi" w:cstheme="majorBidi" w:ascii="Arial" w:hAnsi="Arial" w:eastAsia="Arial" w:cs="Arial"/>
+      <w:b/>
+      <w:color w:val="1B365D"/>
+      <w:sz w:val="25"/>
       <w:szCs w:val="32"/>
     </w:rPr>
   </w:style>
@@ -3921,13 +4461,14 @@
     <w:pPr>
       <w:keepNext/>
       <w:keepLines/>
-      <w:spacing w:before="160" w:after="80"/>
+      <w:spacing w:before="160" w:after="60"/>
       <w:outlineLvl w:val="2"/>
     </w:pPr>
     <w:rPr>
-      <w:rFonts w:eastAsiaTheme="majorEastAsia" w:cstheme="majorBidi"/>
-      <w:color w:val="2F5496" w:themeColor="accent1" w:themeShade="BF"/>
-      <w:sz w:val="28"/>
+      <w:rFonts w:eastAsiaTheme="majorEastAsia" w:cstheme="majorBidi" w:ascii="Arial" w:hAnsi="Arial" w:eastAsia="Arial" w:cs="Arial"/>
+      <w:b/>
+      <w:color w:val="0F766E"/>
+      <w:sz w:val="23"/>
       <w:szCs w:val="28"/>
     </w:rPr>
   </w:style>
@@ -4217,14 +4758,18 @@
     <w:qFormat/>
     <w:rsid w:val="001F13F2"/>
     <w:pPr>
-      <w:spacing w:after="80" w:line="240" w:lineRule="auto"/>
+      <w:keepNext/>
+      <w:spacing w:after="200" w:line="240" w:lineRule="auto" w:before="0"/>
       <w:contextualSpacing/>
+      <w:jc w:val="center"/>
     </w:pPr>
     <w:rPr>
-      <w:rFonts w:asciiTheme="majorHAnsi" w:eastAsiaTheme="majorEastAsia" w:hAnsiTheme="majorHAnsi" w:cstheme="majorBidi"/>
+      <w:rFonts w:asciiTheme="majorHAnsi" w:eastAsiaTheme="majorEastAsia" w:hAnsiTheme="majorHAnsi" w:cstheme="majorBidi" w:ascii="Arial" w:hAnsi="Arial" w:eastAsia="Arial" w:cs="Arial"/>
+      <w:b/>
+      <w:color w:val="1B365D"/>
       <w:spacing w:val="-10"/>
       <w:kern w:val="28"/>
-      <w:sz w:val="56"/>
+      <w:sz w:val="44"/>
       <w:szCs w:val="56"/>
     </w:rPr>
   </w:style>
@@ -4251,15 +4796,19 @@
     <w:qFormat/>
     <w:rsid w:val="001F13F2"/>
     <w:pPr>
+      <w:keepNext/>
       <w:numPr>
         <w:ilvl w:val="1"/>
       </w:numPr>
+      <w:spacing w:before="0" w:after="240"/>
+      <w:jc w:val="center"/>
     </w:pPr>
     <w:rPr>
-      <w:rFonts w:eastAsiaTheme="majorEastAsia" w:cstheme="majorBidi"/>
-      <w:color w:val="595959" w:themeColor="text1" w:themeTint="A6"/>
+      <w:rFonts w:eastAsiaTheme="majorEastAsia" w:cstheme="majorBidi" w:ascii="Arial" w:hAnsi="Arial" w:eastAsia="Arial" w:cs="Arial"/>
+      <w:b w:val="0"/>
+      <w:color w:val="5B6472"/>
       <w:spacing w:val="15"/>
-      <w:sz w:val="28"/>
+      <w:sz w:val="24"/>
       <w:szCs w:val="28"/>
     </w:rPr>
   </w:style>
@@ -4314,9 +4863,16 @@
     <w:qFormat/>
     <w:rsid w:val="001F13F2"/>
     <w:pPr>
+      <w:spacing w:before="0" w:after="60" w:line="276" w:lineRule="auto"/>
       <w:ind w:left="720"/>
       <w:contextualSpacing/>
     </w:pPr>
+    <w:rPr>
+      <w:rFonts w:ascii="Arial" w:hAnsi="Arial" w:eastAsia="Arial" w:cs="Arial"/>
+      <w:b w:val="0"/>
+      <w:color w:val="243447"/>
+      <w:sz w:val="22"/>
+    </w:rPr>
   </w:style>
   <w:style w:type="character" w:styleId="IntenseEmphasis">
     <w:name w:val="Intense Emphasis"/>
@@ -4386,13 +4942,15 @@
     <w:unhideWhenUsed/>
     <w:rsid w:val="001F13F2"/>
     <w:pPr>
-      <w:spacing w:before="100" w:beforeAutospacing="1" w:after="100" w:afterAutospacing="1" w:line="240" w:lineRule="auto"/>
+      <w:spacing w:before="0" w:beforeAutospacing="1" w:after="120" w:afterAutospacing="1" w:line="276" w:lineRule="auto"/>
       <w:jc w:val="left"/>
     </w:pPr>
     <w:rPr>
-      <w:rFonts w:eastAsia="Times New Roman" w:cs="Times New Roman"/>
+      <w:rFonts w:eastAsia="Arial" w:cs="Arial" w:ascii="Arial" w:hAnsi="Arial"/>
+      <w:b w:val="0"/>
+      <w:color w:val="243447"/>
       <w:kern w:val="0"/>
-      <w:sz w:val="24"/>
+      <w:sz w:val="22"/>
       <w:szCs w:val="24"/>
       <w14:ligatures w14:val="none"/>
     </w:rPr>
@@ -4432,6 +4990,30 @@
         <w:insideV w:val="single" w:sz="4" w:space="0" w:color="auto"/>
       </w:tblBorders>
     </w:tblPr>
+  </w:style>
+  <w:style w:type="paragraph" w:customStyle="1" w:styleId="ListBullet">
+    <w:name w:val="List Bullet"/>
+    <w:pPr>
+      <w:spacing w:before="0" w:after="60" w:line="276" w:lineRule="auto"/>
+    </w:pPr>
+    <w:rPr>
+      <w:rFonts w:ascii="Arial" w:hAnsi="Arial" w:eastAsia="Arial" w:cs="Arial"/>
+      <w:b w:val="0"/>
+      <w:color w:val="243447"/>
+      <w:sz w:val="22"/>
+    </w:rPr>
+  </w:style>
+  <w:style w:type="paragraph" w:customStyle="1" w:styleId="ListNumber">
+    <w:name w:val="List Number"/>
+    <w:pPr>
+      <w:spacing w:before="0" w:after="60" w:line="276" w:lineRule="auto"/>
+    </w:pPr>
+    <w:rPr>
+      <w:rFonts w:ascii="Arial" w:hAnsi="Arial" w:eastAsia="Arial" w:cs="Arial"/>
+      <w:b w:val="0"/>
+      <w:color w:val="243447"/>
+      <w:sz w:val="22"/>
+    </w:rPr>
   </w:style>
 </w:styles>
 </file>

--- a/public/documents/bai-2-thong-tin-hoc-thuat.docx
+++ b/public/documents/bai-2-thong-tin-hoc-thuat.docx
@@ -5,8 +5,9 @@
     <w:p>
       <w:pPr>
         <w:pStyle w:val="Title"/>
-        <w:keepNext w:val="0"/>
+        <w:keepNext/>
         <w:keepLines w:val="0"/>
+        <w:widowControl/>
         <w:spacing w:before="0" w:beforeAutospacing="0" w:after="200" w:afterAutospacing="0" w:line="240" w:lineRule="auto"/>
         <w:jc w:val="center"/>
         <w:rPr>
@@ -17,45 +18,52 @@
       </w:pPr>
       <w:r>
         <w:rPr>
-          <w:rFonts w:ascii="Arial" w:hAnsi="Arial" w:eastAsia="Arial" w:cs="Arial"/>
+          <w:rFonts w:ascii="Arial" w:hAnsi="Arial" w:cs="Arial" w:eastAsia="Arial"/>
           <w:b/>
-          <w:bCs/>
-          <w:color w:val="1B365D"/>
-          <w:sz w:val="44"/>
-          <w:szCs w:val="26"/>
-          <w:bdr w:val="none" w:sz="0" w:space="0" w:color="auto" w:frame="1"/>
-        </w:rPr>
-        <w:t>BÁO CÁO KẾT QUẢ TÌM KIẾM VÀ ĐÁNH GIÁ THÔNG TIN HỌC THUẬT</w:t>
-      </w:r>
-      <w:r>
-        <w:rPr>
-          <w:rFonts w:ascii="Arial" w:hAnsi="Arial" w:eastAsia="Arial" w:cs="Arial"/>
-          <w:b/>
-          <w:bCs/>
-          <w:color w:val="1B365D"/>
-          <w:sz w:val="44"/>
-          <w:szCs w:val="26"/>
-          <w:bdr w:val="none" w:sz="0" w:space="0" w:color="auto" w:frame="1"/>
-        </w:rPr>
-        <w:br/>
-      </w:r>
-      <w:r>
-        <w:rPr>
-          <w:rFonts w:ascii="Arial" w:hAnsi="Arial" w:eastAsia="Arial" w:cs="Arial"/>
-          <w:b/>
-          <w:color w:val="1B365D"/>
-          <w:sz w:val="44"/>
-          <w:szCs w:val="26"/>
-        </w:rPr>
-        <w:br/>
+          <w:color w:val="0E5C50"/>
+          <w:sz w:val="40"/>
+        </w:rPr>
+        <w:t>Bài tập 2 — Tìm kiếm và đánh giá thông tin học thuật</w:t>
       </w:r>
     </w:p>
     <w:p>
       <w:pPr>
+        <w:pStyle w:val="Subtitle"/>
+        <w:jc w:val="center"/>
+      </w:pPr>
+      <w:r>
+        <w:rPr>
+          <w:rFonts w:ascii="Arial" w:hAnsi="Arial" w:cs="Arial" w:eastAsia="Arial"/>
+          <w:color w:val="66737D"/>
+          <w:sz w:val="21"/>
+        </w:rPr>
+        <w:t>Trịnh Thị Kiều Oanh · MSSV 25041302 · Lớp 25R1</w:t>
+      </w:r>
+    </w:p>
+    <w:p>
+      <w:pPr>
+        <w:pStyle w:val="Subtitle"/>
+        <w:jc w:val="center"/>
+        <w:pBdr>
+          <w:bottom w:val="single" w:sz="6" w:space="5" w:color="B8D3CC"/>
+        </w:pBdr>
+      </w:pPr>
+      <w:r>
+        <w:rPr>
+          <w:rFonts w:ascii="Arial" w:hAnsi="Arial" w:cs="Arial" w:eastAsia="Arial"/>
+          <w:color w:val="66737D"/>
+          <w:sz w:val="21"/>
+        </w:rPr>
+        <w:t>Nhập môn Công nghệ số và Ứng dụng Trí tuệ nhân tạo</w:t>
+      </w:r>
+    </w:p>
+    <w:p>
+      <w:pPr>
         <w:pStyle w:val="Heading1"/>
-        <w:keepNext w:val="0"/>
+        <w:keepNext/>
         <w:keepLines w:val="0"/>
-        <w:spacing w:before="280" w:after="120" w:line="240" w:lineRule="auto"/>
+        <w:widowControl/>
+        <w:spacing w:before="280" w:after="120" w:line="276" w:lineRule="auto"/>
         <w:jc w:val="left"/>
         <w:rPr>
           <w:rFonts w:cs="Times New Roman"/>
@@ -64,12 +72,12 @@
       </w:pPr>
       <w:r>
         <w:rPr>
-          <w:rFonts w:cs="Arial" w:ascii="Arial" w:hAnsi="Arial" w:eastAsia="Arial"/>
+          <w:rFonts w:ascii="Arial" w:hAnsi="Arial" w:cs="Arial" w:eastAsia="Arial"/>
           <w:b/>
-          <w:color w:val="0F766E"/>
-          <w:sz w:val="30"/>
-        </w:rPr>
-        <w:t>I. ĐẶT VẤN ĐỀ VÀ PHẠM VI NGHIÊN CỨU</w:t>
+          <w:color w:val="0E5C50"/>
+          <w:sz w:val="28"/>
+        </w:rPr>
+        <w:t>I. Đặt vấn đề và phạm vi nghiên cứu</w:t>
       </w:r>
     </w:p>
     <w:p>
@@ -86,7 +94,9 @@
       </w:pPr>
       <w:r>
         <w:rPr>
-          <w:rFonts w:ascii="Arial" w:hAnsi="Arial" w:eastAsia="Arial" w:cs="Arial"/>
+          <w:rFonts w:ascii="Arial" w:hAnsi="Arial" w:cs="Arial" w:eastAsia="Arial"/>
+          <w:color w:val="17212B"/>
+          <w:sz w:val="22"/>
         </w:rPr>
         <w:t>Trong kỷ nguyên số, dữ liệu được ví như "dầu mỏ" của doanh nghiệp. Tuy nhiên, giá trị thực sự chỉ xuất hiện khi dữ liệu được khai phá và phân tích hiệu quả. Trí tuệ nhân tạo (AI) đã và đang trở thành công cụ chiến lược giúp doanh nghiệp tối ưu hóa quy trình và tạo lợi thế cạnh tranh. Việc tìm kiếm và đánh giá đúng nguồn thông tin về chủ đề này là cực kỳ quan trọng, bởi thông tin sai lệch có thể dẫn đến những quyết định quản trị sai lầm.</w:t>
       </w:r>
@@ -94,9 +104,10 @@
     <w:p>
       <w:pPr>
         <w:pStyle w:val="Heading2"/>
-        <w:keepNext w:val="0"/>
+        <w:keepNext/>
         <w:keepLines w:val="0"/>
-        <w:spacing w:before="200" w:beforeAutospacing="0" w:after="80" w:afterAutospacing="0" w:line="240" w:lineRule="auto"/>
+        <w:widowControl/>
+        <w:spacing w:before="200" w:beforeAutospacing="0" w:after="80" w:afterAutospacing="0" w:line="276" w:lineRule="auto"/>
         <w:jc w:val="left"/>
         <w:rPr>
           <w:color w:val="1F1F1F"/>
@@ -106,25 +117,20 @@
       </w:pPr>
       <w:r>
         <w:rPr>
-          <w:rFonts w:ascii="Arial" w:hAnsi="Arial" w:eastAsia="Arial" w:cs="Arial"/>
+          <w:rFonts w:ascii="Arial" w:hAnsi="Arial" w:cs="Arial" w:eastAsia="Arial"/>
           <w:b/>
-          <w:bCs/>
-          <w:color w:val="1B365D"/>
-          <w:sz w:val="25"/>
-          <w:szCs w:val="26"/>
-          <w:bdr w:val="none" w:sz="0" w:space="0" w:color="auto" w:frame="1"/>
-        </w:rPr>
-        <w:t>Mục tiêu của báo cáo:</w:t>
+          <w:color w:val="176B61"/>
+          <w:sz w:val="24"/>
+        </w:rPr>
+        <w:t>1. Mục tiêu của báo cáo</w:t>
       </w:r>
     </w:p>
     <w:p>
       <w:pPr>
+        <w:pStyle w:val="ListParagraph"/>
         <w:keepNext w:val="0"/>
         <w:keepLines w:val="0"/>
-        <w:numPr>
-          <w:ilvl w:val="0"/>
-          <w:numId w:val="1"/>
-        </w:numPr>
+        <w:widowControl/>
         <w:spacing w:before="0" w:beforeAutospacing="0" w:after="120" w:afterAutospacing="0" w:line="276" w:lineRule="auto"/>
         <w:jc w:val="left"/>
         <w:rPr>
@@ -132,22 +138,26 @@
           <w:sz w:val="26"/>
           <w:szCs w:val="26"/>
         </w:rPr>
+        <w:numPr>
+          <w:ilvl w:val="0"/>
+          <w:numId w:val="26"/>
+        </w:numPr>
       </w:pPr>
       <w:r>
         <w:rPr>
-          <w:rFonts w:ascii="Arial" w:hAnsi="Arial" w:eastAsia="Arial" w:cs="Arial"/>
+          <w:rFonts w:ascii="Arial" w:hAnsi="Arial" w:cs="Arial" w:eastAsia="Arial"/>
+          <w:color w:val="17212B"/>
+          <w:sz w:val="22"/>
         </w:rPr>
         <w:t>Hệ thống hóa các nguồn học thuật uy tín về ứng dụng AI trong kinh doanh.</w:t>
       </w:r>
     </w:p>
     <w:p>
       <w:pPr>
+        <w:pStyle w:val="ListParagraph"/>
         <w:keepNext w:val="0"/>
         <w:keepLines w:val="0"/>
-        <w:numPr>
-          <w:ilvl w:val="0"/>
-          <w:numId w:val="1"/>
-        </w:numPr>
+        <w:widowControl/>
         <w:spacing w:before="0" w:beforeAutospacing="0" w:after="120" w:afterAutospacing="0" w:line="276" w:lineRule="auto"/>
         <w:jc w:val="left"/>
         <w:rPr>
@@ -155,22 +165,26 @@
           <w:sz w:val="26"/>
           <w:szCs w:val="26"/>
         </w:rPr>
+        <w:numPr>
+          <w:ilvl w:val="0"/>
+          <w:numId w:val="26"/>
+        </w:numPr>
       </w:pPr>
       <w:r>
         <w:rPr>
-          <w:rFonts w:ascii="Arial" w:hAnsi="Arial" w:eastAsia="Arial" w:cs="Arial"/>
+          <w:rFonts w:ascii="Arial" w:hAnsi="Arial" w:cs="Arial" w:eastAsia="Arial"/>
+          <w:color w:val="17212B"/>
+          <w:sz w:val="22"/>
         </w:rPr>
         <w:t>Đánh giá độ tin cậy của các nghiên cứu hiện hành dựa trên các tiêu chí khoa học.</w:t>
       </w:r>
     </w:p>
     <w:p>
       <w:pPr>
+        <w:pStyle w:val="ListParagraph"/>
         <w:keepNext w:val="0"/>
         <w:keepLines w:val="0"/>
-        <w:numPr>
-          <w:ilvl w:val="0"/>
-          <w:numId w:val="1"/>
-        </w:numPr>
+        <w:widowControl/>
         <w:spacing w:before="0" w:beforeAutospacing="0" w:after="120" w:afterAutospacing="0" w:line="276" w:lineRule="auto"/>
         <w:jc w:val="left"/>
         <w:rPr>
@@ -178,20 +192,27 @@
           <w:sz w:val="26"/>
           <w:szCs w:val="26"/>
         </w:rPr>
+        <w:numPr>
+          <w:ilvl w:val="0"/>
+          <w:numId w:val="26"/>
+        </w:numPr>
       </w:pPr>
       <w:r>
         <w:rPr>
-          <w:rFonts w:ascii="Arial" w:hAnsi="Arial" w:eastAsia="Arial" w:cs="Arial"/>
+          <w:rFonts w:ascii="Arial" w:hAnsi="Arial" w:cs="Arial" w:eastAsia="Arial"/>
+          <w:color w:val="17212B"/>
+          <w:sz w:val="22"/>
         </w:rPr>
         <w:t>Xây dựng danh mục tài liệu tham khảo chất lượng phục vụ cho việc nghiên cứu chuyên sâu.</w:t>
       </w:r>
     </w:p>
     <w:p>
       <w:pPr>
-        <w:pStyle w:val="Heading3"/>
-        <w:keepNext w:val="0"/>
+        <w:pStyle w:val="Heading2"/>
+        <w:keepNext/>
         <w:keepLines w:val="0"/>
-        <w:spacing w:before="160" w:beforeAutospacing="0" w:after="60" w:afterAutospacing="0" w:line="240" w:lineRule="auto"/>
+        <w:widowControl/>
+        <w:spacing w:before="160" w:beforeAutospacing="0" w:after="60" w:afterAutospacing="0" w:line="276" w:lineRule="auto"/>
         <w:jc w:val="left"/>
         <w:rPr>
           <w:color w:val="1F1F1F"/>
@@ -201,25 +222,20 @@
       </w:pPr>
       <w:r>
         <w:rPr>
-          <w:rFonts w:ascii="Arial" w:hAnsi="Arial" w:eastAsia="Arial" w:cs="Arial"/>
+          <w:rFonts w:ascii="Arial" w:hAnsi="Arial" w:cs="Arial" w:eastAsia="Arial"/>
           <w:b/>
-          <w:bCs/>
-          <w:color w:val="0F766E"/>
-          <w:sz w:val="23"/>
-          <w:szCs w:val="26"/>
-          <w:bdr w:val="none" w:sz="0" w:space="0" w:color="auto" w:frame="1"/>
-        </w:rPr>
-        <w:t>Phạm vi tìm kiếm:</w:t>
+          <w:color w:val="176B61"/>
+          <w:sz w:val="24"/>
+        </w:rPr>
+        <w:t>2. Phạm vi tìm kiếm</w:t>
       </w:r>
     </w:p>
     <w:p>
       <w:pPr>
+        <w:pStyle w:val="ListParagraph"/>
         <w:keepNext w:val="0"/>
         <w:keepLines w:val="0"/>
-        <w:numPr>
-          <w:ilvl w:val="0"/>
-          <w:numId w:val="2"/>
-        </w:numPr>
+        <w:widowControl/>
         <w:spacing w:before="0" w:beforeAutospacing="0" w:after="120" w:afterAutospacing="0" w:line="276" w:lineRule="auto"/>
         <w:jc w:val="left"/>
         <w:rPr>
@@ -227,31 +243,26 @@
           <w:sz w:val="26"/>
           <w:szCs w:val="26"/>
         </w:rPr>
+        <w:numPr>
+          <w:ilvl w:val="0"/>
+          <w:numId w:val="26"/>
+        </w:numPr>
       </w:pPr>
       <w:r>
         <w:rPr>
-          <w:rFonts w:ascii="Arial" w:hAnsi="Arial" w:eastAsia="Arial" w:cs="Arial"/>
-          <w:b/>
-          <w:bCs/>
-          <w:bdr w:val="none" w:sz="0" w:space="0" w:color="auto" w:frame="1"/>
-        </w:rPr>
-        <w:t>Nội dung:</w:t>
-      </w:r>
-      <w:r>
-        <w:rPr>
-          <w:rFonts w:ascii="Arial" w:hAnsi="Arial" w:eastAsia="Arial" w:cs="Arial"/>
-        </w:rPr>
-        <w:t xml:space="preserve"> Các mô hình AI (Predictive Analytics, Machine Learning), lợi ích, rào cản và đạo đức dữ liệu trong doanh nghiệp.</w:t>
+          <w:rFonts w:ascii="Arial" w:hAnsi="Arial" w:cs="Arial" w:eastAsia="Arial"/>
+          <w:color w:val="17212B"/>
+          <w:sz w:val="22"/>
+        </w:rPr>
+        <w:t>Nội dung: Các mô hình AI (Predictive Analytics, Machine Learning), lợi ích, rào cản và đạo đức dữ liệu trong doanh nghiệp.</w:t>
       </w:r>
     </w:p>
     <w:p>
       <w:pPr>
+        <w:pStyle w:val="ListParagraph"/>
         <w:keepNext w:val="0"/>
         <w:keepLines w:val="0"/>
-        <w:numPr>
-          <w:ilvl w:val="0"/>
-          <w:numId w:val="2"/>
-        </w:numPr>
+        <w:widowControl/>
         <w:spacing w:before="0" w:beforeAutospacing="0" w:after="120" w:afterAutospacing="0" w:line="276" w:lineRule="auto"/>
         <w:jc w:val="left"/>
         <w:rPr>
@@ -259,31 +270,26 @@
           <w:sz w:val="26"/>
           <w:szCs w:val="26"/>
         </w:rPr>
+        <w:numPr>
+          <w:ilvl w:val="0"/>
+          <w:numId w:val="26"/>
+        </w:numPr>
       </w:pPr>
       <w:r>
         <w:rPr>
-          <w:rFonts w:ascii="Arial" w:hAnsi="Arial" w:eastAsia="Arial" w:cs="Arial"/>
-          <w:b/>
-          <w:bCs/>
-          <w:bdr w:val="none" w:sz="0" w:space="0" w:color="auto" w:frame="1"/>
-        </w:rPr>
-        <w:t>Thời gian:</w:t>
-      </w:r>
-      <w:r>
-        <w:rPr>
-          <w:rFonts w:ascii="Arial" w:hAnsi="Arial" w:eastAsia="Arial" w:cs="Arial"/>
-        </w:rPr>
-        <w:t xml:space="preserve"> Ưu tiên tài liệu từ năm 2020 đến 2026 để đảm bảo tính cập nhật công nghệ.</w:t>
+          <w:rFonts w:ascii="Arial" w:hAnsi="Arial" w:cs="Arial" w:eastAsia="Arial"/>
+          <w:color w:val="17212B"/>
+          <w:sz w:val="22"/>
+        </w:rPr>
+        <w:t>Thời gian: Ưu tiên tài liệu từ năm 2020 đến 2026 để đảm bảo tính cập nhật công nghệ.</w:t>
       </w:r>
     </w:p>
     <w:p>
       <w:pPr>
+        <w:pStyle w:val="ListParagraph"/>
         <w:keepNext w:val="0"/>
         <w:keepLines w:val="0"/>
-        <w:numPr>
-          <w:ilvl w:val="0"/>
-          <w:numId w:val="2"/>
-        </w:numPr>
+        <w:widowControl/>
         <w:spacing w:before="0" w:beforeAutospacing="0" w:after="120" w:afterAutospacing="0" w:line="276" w:lineRule="auto"/>
         <w:jc w:val="left"/>
         <w:rPr>
@@ -291,35 +297,27 @@
           <w:sz w:val="26"/>
           <w:szCs w:val="26"/>
         </w:rPr>
+        <w:numPr>
+          <w:ilvl w:val="0"/>
+          <w:numId w:val="26"/>
+        </w:numPr>
       </w:pPr>
       <w:r>
         <w:rPr>
-          <w:rFonts w:ascii="Arial" w:hAnsi="Arial" w:eastAsia="Arial" w:cs="Arial"/>
-          <w:b/>
-          <w:bCs/>
-          <w:bdr w:val="none" w:sz="0" w:space="0" w:color="auto" w:frame="1"/>
-        </w:rPr>
-        <w:t>Ngôn ngữ:</w:t>
-      </w:r>
-      <w:r>
-        <w:rPr>
-          <w:rFonts w:ascii="Arial" w:hAnsi="Arial" w:eastAsia="Arial" w:cs="Arial"/>
-        </w:rPr>
-        <w:t xml:space="preserve"> Tiếng Việt và Tiếng Anh.</w:t>
-      </w:r>
-      <w:r>
-        <w:rPr>
-          <w:rFonts w:ascii="Arial" w:hAnsi="Arial" w:eastAsia="Arial" w:cs="Arial"/>
-        </w:rPr>
-        <w:br/>
+          <w:rFonts w:ascii="Arial" w:hAnsi="Arial" w:cs="Arial" w:eastAsia="Arial"/>
+          <w:color w:val="17212B"/>
+          <w:sz w:val="22"/>
+        </w:rPr>
+        <w:t>Ngôn ngữ: Tiếng Việt và Tiếng Anh.</w:t>
       </w:r>
     </w:p>
     <w:p>
       <w:pPr>
         <w:pStyle w:val="Heading1"/>
-        <w:keepNext w:val="0"/>
+        <w:keepNext/>
         <w:keepLines w:val="0"/>
-        <w:spacing w:before="280" w:after="120" w:line="240" w:lineRule="auto"/>
+        <w:widowControl/>
+        <w:spacing w:before="280" w:after="120" w:line="276" w:lineRule="auto"/>
         <w:jc w:val="left"/>
         <w:rPr>
           <w:rFonts w:cs="Times New Roman"/>
@@ -328,12 +326,12 @@
       </w:pPr>
       <w:r>
         <w:rPr>
-          <w:rFonts w:cs="Arial" w:ascii="Arial" w:hAnsi="Arial" w:eastAsia="Arial"/>
+          <w:rFonts w:ascii="Arial" w:hAnsi="Arial" w:cs="Arial" w:eastAsia="Arial"/>
           <w:b/>
-          <w:color w:val="0F766E"/>
-          <w:sz w:val="30"/>
-        </w:rPr>
-        <w:t>II. QUY TRÌNH VÀ PHƯƠNG PHÁP TÌM KIẾM</w:t>
+          <w:color w:val="0E5C50"/>
+          <w:sz w:val="28"/>
+        </w:rPr>
+        <w:t>II. Quy trình và phương pháp tìm kiếm</w:t>
       </w:r>
     </w:p>
     <w:p>
@@ -350,19 +348,19 @@
       </w:pPr>
       <w:r>
         <w:rPr>
-          <w:rFonts w:ascii="Arial" w:hAnsi="Arial" w:eastAsia="Arial" w:cs="Arial"/>
-        </w:rPr>
-        <w:t>Quá trình thu thập tài liệu được thực hiện thông qua việc khai thác đa dạng 04 nhóm nguồn tài liệu chính nhằm đảm bảo tính khách quan và đa chiều:</w:t>
+          <w:rFonts w:ascii="Arial" w:hAnsi="Arial" w:cs="Arial" w:eastAsia="Arial"/>
+          <w:color w:val="17212B"/>
+          <w:sz w:val="22"/>
+        </w:rPr>
+        <w:t>Quá trình thu thập tài liệu được thực hiện thông qua việc khai thác đa dạng bốn nhóm nguồn tài liệu chính nhằm đảm bảo tính khách quan và đa chiều:</w:t>
       </w:r>
     </w:p>
     <w:p>
       <w:pPr>
+        <w:pStyle w:val="ListParagraph"/>
         <w:keepNext w:val="0"/>
         <w:keepLines w:val="0"/>
-        <w:numPr>
-          <w:ilvl w:val="0"/>
-          <w:numId w:val="3"/>
-        </w:numPr>
+        <w:widowControl/>
         <w:spacing w:before="0" w:beforeAutospacing="0" w:after="120" w:afterAutospacing="0" w:line="276" w:lineRule="auto"/>
         <w:jc w:val="left"/>
         <w:rPr>
@@ -370,76 +368,26 @@
           <w:sz w:val="26"/>
           <w:szCs w:val="26"/>
         </w:rPr>
+        <w:numPr>
+          <w:ilvl w:val="0"/>
+          <w:numId w:val="28"/>
+        </w:numPr>
       </w:pPr>
       <w:r>
         <w:rPr>
-          <w:rFonts w:ascii="Arial" w:hAnsi="Arial" w:eastAsia="Arial" w:cs="Arial"/>
-          <w:b/>
-          <w:bCs/>
-          <w:bdr w:val="none" w:sz="0" w:space="0" w:color="auto" w:frame="1"/>
-        </w:rPr>
-        <w:t>Cơ sở dữ liệu học thuật:</w:t>
-      </w:r>
-      <w:r>
-        <w:rPr>
-          <w:rFonts w:ascii="Arial" w:hAnsi="Arial" w:eastAsia="Arial" w:cs="Arial"/>
-        </w:rPr>
-        <w:t xml:space="preserve"> Sử dụng các bộ máy tìm kiếm chuyên sâu như Google Scholar, ResearchGate và ScienceDirect với các từ khóa: </w:t>
-      </w:r>
-      <w:r>
-        <w:rPr>
-          <w:rFonts w:ascii="Arial" w:hAnsi="Arial" w:eastAsia="Arial" w:cs="Arial"/>
-          <w:i/>
-          <w:iCs/>
-          <w:bdr w:val="none" w:sz="0" w:space="0" w:color="auto" w:frame="1"/>
-        </w:rPr>
-        <w:t>"AI in business analytics"</w:t>
-      </w:r>
-      <w:r>
-        <w:rPr>
-          <w:rFonts w:ascii="Arial" w:hAnsi="Arial" w:eastAsia="Arial" w:cs="Arial"/>
-        </w:rPr>
-        <w:t xml:space="preserve">, </w:t>
-      </w:r>
-      <w:r>
-        <w:rPr>
-          <w:rFonts w:ascii="Arial" w:hAnsi="Arial" w:eastAsia="Arial" w:cs="Arial"/>
-          <w:i/>
-          <w:iCs/>
-          <w:bdr w:val="none" w:sz="0" w:space="0" w:color="auto" w:frame="1"/>
-        </w:rPr>
-        <w:t>"Machine learning for decision making"</w:t>
-      </w:r>
-      <w:r>
-        <w:rPr>
-          <w:rFonts w:ascii="Arial" w:hAnsi="Arial" w:eastAsia="Arial" w:cs="Arial"/>
-        </w:rPr>
-        <w:t xml:space="preserve">, </w:t>
-      </w:r>
-      <w:r>
-        <w:rPr>
-          <w:rFonts w:ascii="Arial" w:hAnsi="Arial" w:eastAsia="Arial" w:cs="Arial"/>
-          <w:i/>
-          <w:iCs/>
-          <w:bdr w:val="none" w:sz="0" w:space="0" w:color="auto" w:frame="1"/>
-        </w:rPr>
-        <w:t>"Ứng dụng AI trong kinh doanh"</w:t>
-      </w:r>
-      <w:r>
-        <w:rPr>
-          <w:rFonts w:ascii="Arial" w:hAnsi="Arial" w:eastAsia="Arial" w:cs="Arial"/>
-        </w:rPr>
-        <w:t>.</w:t>
+          <w:rFonts w:ascii="Arial" w:hAnsi="Arial" w:cs="Arial" w:eastAsia="Arial"/>
+          <w:color w:val="17212B"/>
+          <w:sz w:val="22"/>
+        </w:rPr>
+        <w:t>Cơ sở dữ liệu học thuật: Sử dụng các bộ máy tìm kiếm chuyên sâu như Google Scholar, ResearchGate và ScienceDirect với các từ khóa: "AI in business analytics", "Machine learning for decision making", "Ứng dụng AI trong kinh doanh".</w:t>
       </w:r>
     </w:p>
     <w:p>
       <w:pPr>
+        <w:pStyle w:val="ListParagraph"/>
         <w:keepNext w:val="0"/>
         <w:keepLines w:val="0"/>
-        <w:numPr>
-          <w:ilvl w:val="0"/>
-          <w:numId w:val="3"/>
-        </w:numPr>
+        <w:widowControl/>
         <w:spacing w:before="0" w:beforeAutospacing="0" w:after="120" w:afterAutospacing="0" w:line="276" w:lineRule="auto"/>
         <w:jc w:val="left"/>
         <w:rPr>
@@ -447,76 +395,26 @@
           <w:sz w:val="26"/>
           <w:szCs w:val="26"/>
         </w:rPr>
+        <w:numPr>
+          <w:ilvl w:val="0"/>
+          <w:numId w:val="28"/>
+        </w:numPr>
       </w:pPr>
       <w:r>
         <w:rPr>
-          <w:rFonts w:ascii="Arial" w:hAnsi="Arial" w:eastAsia="Arial" w:cs="Arial"/>
-          <w:b/>
-          <w:bCs/>
-          <w:bdr w:val="none" w:sz="0" w:space="0" w:color="auto" w:frame="1"/>
-        </w:rPr>
-        <w:t>Tạp chí khoa học chuyên ngành:</w:t>
-      </w:r>
-      <w:r>
-        <w:rPr>
-          <w:rFonts w:ascii="Arial" w:hAnsi="Arial" w:eastAsia="Arial" w:cs="Arial"/>
-        </w:rPr>
-        <w:t xml:space="preserve"> Tập trung vào các tạp chí thuộc danh mục ISI/Scopus uy tín như </w:t>
-      </w:r>
-      <w:r>
-        <w:rPr>
-          <w:rFonts w:ascii="Arial" w:hAnsi="Arial" w:eastAsia="Arial" w:cs="Arial"/>
-          <w:i/>
-          <w:iCs/>
-          <w:bdr w:val="none" w:sz="0" w:space="0" w:color="auto" w:frame="1"/>
-        </w:rPr>
-        <w:t>Harvard Business Review</w:t>
-      </w:r>
-      <w:r>
-        <w:rPr>
-          <w:rFonts w:ascii="Arial" w:hAnsi="Arial" w:eastAsia="Arial" w:cs="Arial"/>
-        </w:rPr>
-        <w:t xml:space="preserve">, </w:t>
-      </w:r>
-      <w:r>
-        <w:rPr>
-          <w:rFonts w:ascii="Arial" w:hAnsi="Arial" w:eastAsia="Arial" w:cs="Arial"/>
-          <w:i/>
-          <w:iCs/>
-          <w:bdr w:val="none" w:sz="0" w:space="0" w:color="auto" w:frame="1"/>
-        </w:rPr>
-        <w:t>Journal of Marketing</w:t>
-      </w:r>
-      <w:r>
-        <w:rPr>
-          <w:rFonts w:ascii="Arial" w:hAnsi="Arial" w:eastAsia="Arial" w:cs="Arial"/>
-        </w:rPr>
-        <w:t xml:space="preserve">, và các tạp chí uy tín trong nước như </w:t>
-      </w:r>
-      <w:r>
-        <w:rPr>
-          <w:rFonts w:ascii="Arial" w:hAnsi="Arial" w:eastAsia="Arial" w:cs="Arial"/>
-          <w:i/>
-          <w:iCs/>
-          <w:bdr w:val="none" w:sz="0" w:space="0" w:color="auto" w:frame="1"/>
-        </w:rPr>
-        <w:t>Tạp chí Kinh tế &amp; Phát triển</w:t>
-      </w:r>
-      <w:r>
-        <w:rPr>
-          <w:rFonts w:ascii="Arial" w:hAnsi="Arial" w:eastAsia="Arial" w:cs="Arial"/>
-        </w:rPr>
-        <w:t>.</w:t>
+          <w:rFonts w:ascii="Arial" w:hAnsi="Arial" w:cs="Arial" w:eastAsia="Arial"/>
+          <w:color w:val="17212B"/>
+          <w:sz w:val="22"/>
+        </w:rPr>
+        <w:t>Tạp chí khoa học chuyên ngành: Tập trung vào các tạp chí thuộc danh mục ISI/Scopus uy tín như Harvard Business Review, Journal of Marketing, và các tạp chí uy tín trong nước như Tạp chí Kinh tế &amp; Phát triển.</w:t>
       </w:r>
     </w:p>
     <w:p>
       <w:pPr>
+        <w:pStyle w:val="ListParagraph"/>
         <w:keepNext w:val="0"/>
         <w:keepLines w:val="0"/>
-        <w:numPr>
-          <w:ilvl w:val="0"/>
-          <w:numId w:val="3"/>
-        </w:numPr>
+        <w:widowControl/>
         <w:spacing w:before="0" w:beforeAutospacing="0" w:after="120" w:afterAutospacing="0" w:line="276" w:lineRule="auto"/>
         <w:jc w:val="left"/>
         <w:rPr>
@@ -524,31 +422,26 @@
           <w:sz w:val="26"/>
           <w:szCs w:val="26"/>
         </w:rPr>
+        <w:numPr>
+          <w:ilvl w:val="0"/>
+          <w:numId w:val="28"/>
+        </w:numPr>
       </w:pPr>
       <w:r>
         <w:rPr>
-          <w:rFonts w:ascii="Arial" w:hAnsi="Arial" w:eastAsia="Arial" w:cs="Arial"/>
-          <w:b/>
-          <w:bCs/>
-          <w:bdr w:val="none" w:sz="0" w:space="0" w:color="auto" w:frame="1"/>
-        </w:rPr>
-        <w:t>Sách chuyên khảo:</w:t>
-      </w:r>
-      <w:r>
-        <w:rPr>
-          <w:rFonts w:ascii="Arial" w:hAnsi="Arial" w:eastAsia="Arial" w:cs="Arial"/>
-        </w:rPr>
-        <w:t xml:space="preserve"> Tìm kiếm các ấn bản từ các nhà xuất bản giáo dục hàng đầu như Springer, Routledge để nắm vững hệ thống lý thuyết cốt lõi.</w:t>
+          <w:rFonts w:ascii="Arial" w:hAnsi="Arial" w:cs="Arial" w:eastAsia="Arial"/>
+          <w:color w:val="17212B"/>
+          <w:sz w:val="22"/>
+        </w:rPr>
+        <w:t>Sách chuyên khảo: Tìm kiếm các ấn bản từ các nhà xuất bản giáo dục hàng đầu như Springer, Routledge để nắm vững hệ thống lý thuyết cốt lõi.</w:t>
       </w:r>
     </w:p>
     <w:p>
       <w:pPr>
+        <w:pStyle w:val="ListParagraph"/>
         <w:keepNext w:val="0"/>
         <w:keepLines w:val="0"/>
-        <w:numPr>
-          <w:ilvl w:val="0"/>
-          <w:numId w:val="3"/>
-        </w:numPr>
+        <w:widowControl/>
         <w:spacing w:before="0" w:beforeAutospacing="0" w:after="120" w:afterAutospacing="0" w:line="276" w:lineRule="auto"/>
         <w:jc w:val="left"/>
         <w:rPr>
@@ -556,57 +449,41 @@
           <w:sz w:val="26"/>
           <w:szCs w:val="26"/>
         </w:rPr>
+        <w:numPr>
+          <w:ilvl w:val="0"/>
+          <w:numId w:val="28"/>
+        </w:numPr>
       </w:pPr>
       <w:r>
         <w:rPr>
-          <w:rFonts w:ascii="Arial" w:hAnsi="Arial" w:eastAsia="Arial" w:cs="Arial"/>
-          <w:b/>
-          <w:bCs/>
-          <w:bdr w:val="none" w:sz="0" w:space="0" w:color="auto" w:frame="1"/>
-        </w:rPr>
-        <w:t>Các nguồn mở và tổ chức uy tín:</w:t>
-      </w:r>
-      <w:r>
-        <w:rPr>
-          <w:rFonts w:ascii="Arial" w:hAnsi="Arial" w:eastAsia="Arial" w:cs="Arial"/>
-        </w:rPr>
-        <w:t xml:space="preserve"> Thu thập các báo cáo thực tế từ McKinsey &amp; Company, Gartner và Diễn đàn Kinh tế Thế giới (WEF) để cập nhật số liệu thị trường mới nhất.</w:t>
+          <w:rFonts w:ascii="Arial" w:hAnsi="Arial" w:cs="Arial" w:eastAsia="Arial"/>
+          <w:color w:val="17212B"/>
+          <w:sz w:val="22"/>
+        </w:rPr>
+        <w:t>Các nguồn mở và tổ chức uy tín: Thu thập các báo cáo thực tế từ McKinsey &amp; Company, Gartner và Diễn đàn Kinh tế Thế giới (WEF) để cập nhật số liệu thị trường mới nhất.</w:t>
       </w:r>
     </w:p>
     <w:p>
       <w:pPr>
-        <w:keepNext w:val="0"/>
+        <w:pStyle w:val="Heading1"/>
+        <w:keepNext/>
         <w:keepLines w:val="0"/>
-        <w:spacing w:after="40" w:before="0" w:line="240" w:lineRule="auto"/>
+        <w:widowControl/>
+        <w:spacing w:before="280" w:after="120" w:line="276" w:lineRule="auto"/>
         <w:jc w:val="left"/>
         <w:rPr>
           <w:rFonts w:cs="Times New Roman"/>
           <w:color w:val="1F1F1F"/>
-          <w:szCs w:val="26"/>
-        </w:rPr>
-      </w:pPr>
-    </w:p>
-    <w:p>
-      <w:pPr>
-        <w:pStyle w:val="Heading1"/>
-        <w:keepNext w:val="0"/>
-        <w:keepLines w:val="0"/>
-        <w:spacing w:before="280" w:after="120" w:line="240" w:lineRule="auto"/>
-        <w:jc w:val="left"/>
-        <w:rPr>
-          <w:rFonts w:cs="Times New Roman"/>
-          <w:color w:val="1F1F1F"/>
         </w:rPr>
       </w:pPr>
       <w:r>
         <w:rPr>
-          <w:rFonts w:cs="Arial" w:ascii="Arial" w:hAnsi="Arial" w:eastAsia="Arial"/>
+          <w:rFonts w:ascii="Arial" w:hAnsi="Arial" w:cs="Arial" w:eastAsia="Arial"/>
           <w:b/>
-          <w:color w:val="0F766E"/>
-          <w:sz w:val="30"/>
-        </w:rPr>
-        <w:lastRenderedPageBreak/>
-        <w:t>III. TỔNG HỢP VÀ ĐÁNH GIÁ ĐỘ TIN CẬY CỦA CÁC NGUỒN THÔNG TIN</w:t>
+          <w:color w:val="0E5C50"/>
+          <w:sz w:val="28"/>
+        </w:rPr>
+        <w:t>III. Tổng hợp và đánh giá độ tin cậy của nguồn thông tin</w:t>
       </w:r>
     </w:p>
     <w:p>
@@ -623,7 +500,9 @@
       </w:pPr>
       <w:r>
         <w:rPr>
-          <w:rFonts w:ascii="Arial" w:hAnsi="Arial" w:eastAsia="Arial" w:cs="Arial"/>
+          <w:rFonts w:ascii="Arial" w:hAnsi="Arial" w:cs="Arial" w:eastAsia="Arial"/>
+          <w:color w:val="17212B"/>
+          <w:sz w:val="22"/>
         </w:rPr>
         <w:t>Dưới đây là bảng tổng hợp 10 tài liệu tiêu biểu đã được sàng lọc và đánh giá dựa trên 5 tiêu chí: Tác giả (A), Cơ quan xuất bản (P), Phương pháp nghiên cứu (M), Trích dẫn (C) và Tính cập nhật (U).</w:t>
       </w:r>
@@ -631,35 +510,41 @@
     <w:tbl>
       <w:tblPr>
         <w:tblStyle w:val="TableGrid"/>
-        <w:tblW w:w="0" w:type="auto"/>
-        <w:tblLayout w:type="autofit"/>
+        <w:tblW w:w="9864" w:type="dxa"/>
+        <w:tblLayout w:type="fixed"/>
         <w:tblLook w:val="04A0" w:firstRow="1" w:lastRow="0" w:firstColumn="1" w:lastColumn="0" w:noHBand="0" w:noVBand="1"/>
+        <w:jc w:val="center"/>
+        <w:tblInd w:w="0" w:type="dxa"/>
       </w:tblPr>
       <w:tblGrid>
-        <w:gridCol w:w="708"/>
-        <w:gridCol w:w="1052"/>
-        <w:gridCol w:w="2543"/>
-        <w:gridCol w:w="3876"/>
-        <w:gridCol w:w="883"/>
+        <w:gridCol w:w="648"/>
+        <w:gridCol w:w="1440"/>
+        <w:gridCol w:w="2232"/>
+        <w:gridCol w:w="4752"/>
+        <w:gridCol w:w="792"/>
       </w:tblGrid>
       <w:tr>
+        <w:trPr>
+          <w:tblHeader w:val="true"/>
+        </w:trPr>
         <w:tc>
           <w:tcPr>
-            <w:tcW w:w="0" w:type="auto"/>
+            <w:tcW w:w="648" w:type="dxa"/>
+            <w:vAlign w:val="center"/>
             <w:hideMark/>
             <w:tcMar>
-              <w:top w:w="100" w:type="dxa"/>
-              <w:start w:w="120" w:type="dxa"/>
-              <w:bottom w:w="100" w:type="dxa"/>
-              <w:end w:w="120" w:type="dxa"/>
+              <w:top w:w="90" w:type="dxa"/>
+              <w:start w:w="110" w:type="dxa"/>
+              <w:bottom w:w="90" w:type="dxa"/>
+              <w:end w:w="110" w:type="dxa"/>
             </w:tcMar>
-            <w:shd w:fill="0F766E" w:val="clear"/>
+            <w:shd w:fill="DCEDE8" w:val="clear"/>
           </w:tcPr>
           <w:p>
             <w:pPr>
               <w:keepNext w:val="0"/>
               <w:keepLines w:val="0"/>
-              <w:spacing w:before="0" w:after="40" w:line="240" w:lineRule="auto"/>
+              <w:spacing w:before="0" w:after="40" w:line="252" w:lineRule="auto"/>
               <w:jc w:val="left"/>
               <w:rPr>
                 <w:rFonts w:cs="Times New Roman"/>
@@ -672,8 +557,8 @@
                 <w:rStyle w:val="Strong"/>
                 <w:rFonts w:cs="Arial" w:ascii="Arial" w:hAnsi="Arial" w:eastAsia="Arial"/>
                 <w:b/>
-                <w:color w:val="FFFFFF"/>
-                <w:sz w:val="21"/>
+                <w:color w:val="17212B"/>
+                <w:sz w:val="19"/>
                 <w:szCs w:val="26"/>
                 <w:bdr w:val="none" w:sz="0" w:space="0" w:color="auto" w:frame="1"/>
               </w:rPr>
@@ -683,21 +568,22 @@
         </w:tc>
         <w:tc>
           <w:tcPr>
-            <w:tcW w:w="0" w:type="auto"/>
+            <w:tcW w:w="1440" w:type="dxa"/>
+            <w:vAlign w:val="center"/>
             <w:hideMark/>
             <w:tcMar>
-              <w:top w:w="100" w:type="dxa"/>
-              <w:start w:w="120" w:type="dxa"/>
-              <w:bottom w:w="100" w:type="dxa"/>
-              <w:end w:w="120" w:type="dxa"/>
+              <w:top w:w="90" w:type="dxa"/>
+              <w:start w:w="110" w:type="dxa"/>
+              <w:bottom w:w="90" w:type="dxa"/>
+              <w:end w:w="110" w:type="dxa"/>
             </w:tcMar>
-            <w:shd w:fill="0F766E" w:val="clear"/>
+            <w:shd w:fill="DCEDE8" w:val="clear"/>
           </w:tcPr>
           <w:p>
             <w:pPr>
               <w:keepNext w:val="0"/>
               <w:keepLines w:val="0"/>
-              <w:spacing w:before="0" w:after="40" w:line="240" w:lineRule="auto"/>
+              <w:spacing w:before="0" w:after="40" w:line="252" w:lineRule="auto"/>
               <w:jc w:val="left"/>
               <w:rPr>
                 <w:rFonts w:cs="Times New Roman"/>
@@ -710,8 +596,8 @@
                 <w:rStyle w:val="Strong"/>
                 <w:rFonts w:cs="Arial" w:ascii="Arial" w:hAnsi="Arial" w:eastAsia="Arial"/>
                 <w:b/>
-                <w:color w:val="FFFFFF"/>
-                <w:sz w:val="21"/>
+                <w:color w:val="17212B"/>
+                <w:sz w:val="19"/>
                 <w:szCs w:val="26"/>
                 <w:bdr w:val="none" w:sz="0" w:space="0" w:color="auto" w:frame="1"/>
               </w:rPr>
@@ -721,21 +607,22 @@
         </w:tc>
         <w:tc>
           <w:tcPr>
-            <w:tcW w:w="0" w:type="auto"/>
+            <w:tcW w:w="2232" w:type="dxa"/>
+            <w:vAlign w:val="center"/>
             <w:hideMark/>
             <w:tcMar>
-              <w:top w:w="100" w:type="dxa"/>
-              <w:start w:w="120" w:type="dxa"/>
-              <w:bottom w:w="100" w:type="dxa"/>
-              <w:end w:w="120" w:type="dxa"/>
+              <w:top w:w="90" w:type="dxa"/>
+              <w:start w:w="110" w:type="dxa"/>
+              <w:bottom w:w="90" w:type="dxa"/>
+              <w:end w:w="110" w:type="dxa"/>
             </w:tcMar>
-            <w:shd w:fill="0F766E" w:val="clear"/>
+            <w:shd w:fill="DCEDE8" w:val="clear"/>
           </w:tcPr>
           <w:p>
             <w:pPr>
               <w:keepNext w:val="0"/>
               <w:keepLines w:val="0"/>
-              <w:spacing w:before="0" w:after="40" w:line="240" w:lineRule="auto"/>
+              <w:spacing w:before="0" w:after="40" w:line="252" w:lineRule="auto"/>
               <w:jc w:val="left"/>
               <w:rPr>
                 <w:rFonts w:cs="Times New Roman"/>
@@ -748,8 +635,8 @@
                 <w:rStyle w:val="Strong"/>
                 <w:rFonts w:cs="Arial" w:ascii="Arial" w:hAnsi="Arial" w:eastAsia="Arial"/>
                 <w:b/>
-                <w:color w:val="FFFFFF"/>
-                <w:sz w:val="21"/>
+                <w:color w:val="17212B"/>
+                <w:sz w:val="19"/>
                 <w:szCs w:val="26"/>
                 <w:bdr w:val="none" w:sz="0" w:space="0" w:color="auto" w:frame="1"/>
               </w:rPr>
@@ -759,21 +646,22 @@
         </w:tc>
         <w:tc>
           <w:tcPr>
-            <w:tcW w:w="0" w:type="auto"/>
+            <w:tcW w:w="4752" w:type="dxa"/>
+            <w:vAlign w:val="center"/>
             <w:hideMark/>
             <w:tcMar>
-              <w:top w:w="100" w:type="dxa"/>
-              <w:start w:w="120" w:type="dxa"/>
-              <w:bottom w:w="100" w:type="dxa"/>
-              <w:end w:w="120" w:type="dxa"/>
+              <w:top w:w="90" w:type="dxa"/>
+              <w:start w:w="110" w:type="dxa"/>
+              <w:bottom w:w="90" w:type="dxa"/>
+              <w:end w:w="110" w:type="dxa"/>
             </w:tcMar>
-            <w:shd w:fill="0F766E" w:val="clear"/>
+            <w:shd w:fill="DCEDE8" w:val="clear"/>
           </w:tcPr>
           <w:p>
             <w:pPr>
               <w:keepNext w:val="0"/>
               <w:keepLines w:val="0"/>
-              <w:spacing w:before="0" w:after="40" w:line="240" w:lineRule="auto"/>
+              <w:spacing w:before="0" w:after="40" w:line="252" w:lineRule="auto"/>
               <w:jc w:val="left"/>
               <w:rPr>
                 <w:rFonts w:cs="Times New Roman"/>
@@ -786,8 +674,8 @@
                 <w:rStyle w:val="Strong"/>
                 <w:rFonts w:cs="Arial" w:ascii="Arial" w:hAnsi="Arial" w:eastAsia="Arial"/>
                 <w:b/>
-                <w:color w:val="FFFFFF"/>
-                <w:sz w:val="21"/>
+                <w:color w:val="17212B"/>
+                <w:sz w:val="19"/>
                 <w:szCs w:val="26"/>
                 <w:bdr w:val="none" w:sz="0" w:space="0" w:color="auto" w:frame="1"/>
               </w:rPr>
@@ -797,21 +685,22 @@
         </w:tc>
         <w:tc>
           <w:tcPr>
-            <w:tcW w:w="0" w:type="auto"/>
+            <w:tcW w:w="792" w:type="dxa"/>
+            <w:vAlign w:val="center"/>
             <w:hideMark/>
             <w:tcMar>
-              <w:top w:w="100" w:type="dxa"/>
-              <w:start w:w="120" w:type="dxa"/>
-              <w:bottom w:w="100" w:type="dxa"/>
-              <w:end w:w="120" w:type="dxa"/>
+              <w:top w:w="90" w:type="dxa"/>
+              <w:start w:w="110" w:type="dxa"/>
+              <w:bottom w:w="90" w:type="dxa"/>
+              <w:end w:w="110" w:type="dxa"/>
             </w:tcMar>
-            <w:shd w:fill="0F766E" w:val="clear"/>
+            <w:shd w:fill="DCEDE8" w:val="clear"/>
           </w:tcPr>
           <w:p>
             <w:pPr>
               <w:keepNext w:val="0"/>
               <w:keepLines w:val="0"/>
-              <w:spacing w:before="0" w:after="40" w:line="240" w:lineRule="auto"/>
+              <w:spacing w:before="0" w:after="40" w:line="252" w:lineRule="auto"/>
               <w:jc w:val="left"/>
               <w:rPr>
                 <w:rFonts w:cs="Times New Roman"/>
@@ -824,8 +713,8 @@
                 <w:rStyle w:val="Strong"/>
                 <w:rFonts w:cs="Arial" w:ascii="Arial" w:hAnsi="Arial" w:eastAsia="Arial"/>
                 <w:b/>
-                <w:color w:val="FFFFFF"/>
-                <w:sz w:val="21"/>
+                <w:color w:val="17212B"/>
+                <w:sz w:val="19"/>
                 <w:szCs w:val="26"/>
                 <w:bdr w:val="none" w:sz="0" w:space="0" w:color="auto" w:frame="1"/>
               </w:rPr>
@@ -837,20 +726,21 @@
       <w:tr>
         <w:tc>
           <w:tcPr>
-            <w:tcW w:w="0" w:type="auto"/>
+            <w:tcW w:w="648" w:type="dxa"/>
+            <w:vAlign w:val="center"/>
             <w:hideMark/>
             <w:tcMar>
-              <w:top w:w="100" w:type="dxa"/>
-              <w:start w:w="120" w:type="dxa"/>
-              <w:bottom w:w="100" w:type="dxa"/>
-              <w:end w:w="120" w:type="dxa"/>
+              <w:top w:w="90" w:type="dxa"/>
+              <w:start w:w="110" w:type="dxa"/>
+              <w:bottom w:w="90" w:type="dxa"/>
+              <w:end w:w="110" w:type="dxa"/>
             </w:tcMar>
           </w:tcPr>
           <w:p>
             <w:pPr>
               <w:keepNext w:val="0"/>
               <w:keepLines w:val="0"/>
-              <w:spacing w:before="0" w:after="40" w:line="240" w:lineRule="auto"/>
+              <w:spacing w:before="0" w:after="40" w:line="252" w:lineRule="auto"/>
               <w:jc w:val="left"/>
               <w:rPr>
                 <w:rFonts w:cs="Times New Roman"/>
@@ -861,7 +751,9 @@
             <w:r>
               <w:rPr>
                 <w:rFonts w:cs="Arial" w:ascii="Arial" w:hAnsi="Arial" w:eastAsia="Arial"/>
-                <w:sz w:val="21"/>
+                <w:b w:val="0"/>
+                <w:color w:val="17212B"/>
+                <w:sz w:val="19"/>
                 <w:szCs w:val="26"/>
                 <w:bdr w:val="none" w:sz="0" w:space="0" w:color="auto" w:frame="1"/>
               </w:rPr>
@@ -871,20 +763,21 @@
         </w:tc>
         <w:tc>
           <w:tcPr>
-            <w:tcW w:w="0" w:type="auto"/>
+            <w:tcW w:w="1440" w:type="dxa"/>
+            <w:vAlign w:val="center"/>
             <w:hideMark/>
             <w:tcMar>
-              <w:top w:w="100" w:type="dxa"/>
-              <w:start w:w="120" w:type="dxa"/>
-              <w:bottom w:w="100" w:type="dxa"/>
-              <w:end w:w="120" w:type="dxa"/>
+              <w:top w:w="90" w:type="dxa"/>
+              <w:start w:w="110" w:type="dxa"/>
+              <w:bottom w:w="90" w:type="dxa"/>
+              <w:end w:w="110" w:type="dxa"/>
             </w:tcMar>
           </w:tcPr>
           <w:p>
             <w:pPr>
               <w:keepNext w:val="0"/>
               <w:keepLines w:val="0"/>
-              <w:spacing w:before="0" w:after="40" w:line="240" w:lineRule="auto"/>
+              <w:spacing w:before="0" w:after="40" w:line="252" w:lineRule="auto"/>
               <w:jc w:val="left"/>
               <w:rPr>
                 <w:rFonts w:cs="Times New Roman"/>
@@ -895,7 +788,9 @@
             <w:r>
               <w:rPr>
                 <w:rFonts w:cs="Arial" w:ascii="Arial" w:hAnsi="Arial" w:eastAsia="Arial"/>
-                <w:sz w:val="21"/>
+                <w:b w:val="0"/>
+                <w:color w:val="17212B"/>
+                <w:sz w:val="19"/>
                 <w:szCs w:val="26"/>
                 <w:bdr w:val="none" w:sz="0" w:space="0" w:color="auto" w:frame="1"/>
               </w:rPr>
@@ -905,20 +800,21 @@
         </w:tc>
         <w:tc>
           <w:tcPr>
-            <w:tcW w:w="0" w:type="auto"/>
+            <w:tcW w:w="2232" w:type="dxa"/>
+            <w:vAlign w:val="center"/>
             <w:hideMark/>
             <w:tcMar>
-              <w:top w:w="100" w:type="dxa"/>
-              <w:start w:w="120" w:type="dxa"/>
-              <w:bottom w:w="100" w:type="dxa"/>
-              <w:end w:w="120" w:type="dxa"/>
+              <w:top w:w="90" w:type="dxa"/>
+              <w:start w:w="110" w:type="dxa"/>
+              <w:bottom w:w="90" w:type="dxa"/>
+              <w:end w:w="110" w:type="dxa"/>
             </w:tcMar>
           </w:tcPr>
           <w:p>
             <w:pPr>
               <w:keepNext w:val="0"/>
               <w:keepLines w:val="0"/>
-              <w:spacing w:before="0" w:after="40" w:line="240" w:lineRule="auto"/>
+              <w:spacing w:before="0" w:after="40" w:line="252" w:lineRule="auto"/>
               <w:jc w:val="left"/>
               <w:rPr>
                 <w:rFonts w:cs="Times New Roman"/>
@@ -929,9 +825,11 @@
             <w:r>
               <w:rPr>
                 <w:rFonts w:cs="Arial" w:ascii="Arial" w:hAnsi="Arial" w:eastAsia="Arial"/>
+                <w:b w:val="0"/>
                 <w:i/>
                 <w:iCs/>
-                <w:sz w:val="21"/>
+                <w:color w:val="17212B"/>
+                <w:sz w:val="19"/>
                 <w:szCs w:val="26"/>
                 <w:bdr w:val="none" w:sz="0" w:space="0" w:color="auto" w:frame="1"/>
               </w:rPr>
@@ -940,7 +838,9 @@
             <w:r>
               <w:rPr>
                 <w:rFonts w:cs="Arial" w:ascii="Arial" w:hAnsi="Arial" w:eastAsia="Arial"/>
-                <w:sz w:val="21"/>
+                <w:b w:val="0"/>
+                <w:color w:val="17212B"/>
+                <w:sz w:val="19"/>
                 <w:szCs w:val="26"/>
                 <w:bdr w:val="none" w:sz="0" w:space="0" w:color="auto" w:frame="1"/>
               </w:rPr>
@@ -950,20 +850,21 @@
         </w:tc>
         <w:tc>
           <w:tcPr>
-            <w:tcW w:w="0" w:type="auto"/>
+            <w:tcW w:w="4752" w:type="dxa"/>
+            <w:vAlign w:val="center"/>
             <w:hideMark/>
             <w:tcMar>
-              <w:top w:w="100" w:type="dxa"/>
-              <w:start w:w="120" w:type="dxa"/>
-              <w:bottom w:w="100" w:type="dxa"/>
-              <w:end w:w="120" w:type="dxa"/>
+              <w:top w:w="90" w:type="dxa"/>
+              <w:start w:w="110" w:type="dxa"/>
+              <w:bottom w:w="90" w:type="dxa"/>
+              <w:end w:w="110" w:type="dxa"/>
             </w:tcMar>
           </w:tcPr>
           <w:p>
             <w:pPr>
               <w:keepNext w:val="0"/>
               <w:keepLines w:val="0"/>
-              <w:spacing w:before="0" w:after="40" w:line="240" w:lineRule="auto"/>
+              <w:spacing w:before="0" w:after="40" w:line="252" w:lineRule="auto"/>
               <w:jc w:val="left"/>
               <w:rPr>
                 <w:rFonts w:cs="Times New Roman"/>
@@ -974,7 +875,9 @@
             <w:r>
               <w:rPr>
                 <w:rFonts w:cs="Arial" w:ascii="Arial" w:hAnsi="Arial" w:eastAsia="Arial"/>
-                <w:sz w:val="21"/>
+                <w:b w:val="0"/>
+                <w:color w:val="17212B"/>
+                <w:sz w:val="19"/>
                 <w:szCs w:val="26"/>
                 <w:bdr w:val="none" w:sz="0" w:space="0" w:color="auto" w:frame="1"/>
               </w:rPr>
@@ -984,20 +887,21 @@
         </w:tc>
         <w:tc>
           <w:tcPr>
-            <w:tcW w:w="0" w:type="auto"/>
+            <w:tcW w:w="792" w:type="dxa"/>
+            <w:vAlign w:val="center"/>
             <w:hideMark/>
             <w:tcMar>
-              <w:top w:w="100" w:type="dxa"/>
-              <w:start w:w="120" w:type="dxa"/>
-              <w:bottom w:w="100" w:type="dxa"/>
-              <w:end w:w="120" w:type="dxa"/>
+              <w:top w:w="90" w:type="dxa"/>
+              <w:start w:w="110" w:type="dxa"/>
+              <w:bottom w:w="90" w:type="dxa"/>
+              <w:end w:w="110" w:type="dxa"/>
             </w:tcMar>
           </w:tcPr>
           <w:p>
             <w:pPr>
               <w:keepNext w:val="0"/>
               <w:keepLines w:val="0"/>
-              <w:spacing w:before="0" w:after="40" w:line="240" w:lineRule="auto"/>
+              <w:spacing w:before="0" w:after="40" w:line="252" w:lineRule="auto"/>
               <w:jc w:val="left"/>
               <w:rPr>
                 <w:rFonts w:cs="Times New Roman"/>
@@ -1008,7 +912,9 @@
             <w:r>
               <w:rPr>
                 <w:rFonts w:cs="Arial" w:ascii="Arial" w:hAnsi="Arial" w:eastAsia="Arial"/>
-                <w:sz w:val="21"/>
+                <w:b w:val="0"/>
+                <w:color w:val="17212B"/>
+                <w:sz w:val="19"/>
                 <w:szCs w:val="26"/>
                 <w:bdr w:val="none" w:sz="0" w:space="0" w:color="auto" w:frame="1"/>
               </w:rPr>
@@ -1020,20 +926,226 @@
       <w:tr>
         <w:tc>
           <w:tcPr>
-            <w:tcW w:w="0" w:type="auto"/>
+            <w:tcW w:w="648" w:type="dxa"/>
+            <w:vAlign w:val="center"/>
             <w:hideMark/>
             <w:tcMar>
-              <w:top w:w="100" w:type="dxa"/>
-              <w:start w:w="120" w:type="dxa"/>
-              <w:bottom w:w="100" w:type="dxa"/>
-              <w:end w:w="120" w:type="dxa"/>
+              <w:top w:w="90" w:type="dxa"/>
+              <w:start w:w="110" w:type="dxa"/>
+              <w:bottom w:w="90" w:type="dxa"/>
+              <w:end w:w="110" w:type="dxa"/>
+            </w:tcMar>
+            <w:shd w:fill="F5FAF8" w:val="clear"/>
+          </w:tcPr>
+          <w:p>
+            <w:pPr>
+              <w:keepNext w:val="0"/>
+              <w:keepLines w:val="0"/>
+              <w:spacing w:before="0" w:after="40" w:line="252" w:lineRule="auto"/>
+              <w:jc w:val="left"/>
+              <w:rPr>
+                <w:rFonts w:cs="Times New Roman"/>
+                <w:color w:val="1F1F1F"/>
+                <w:szCs w:val="26"/>
+              </w:rPr>
+            </w:pPr>
+            <w:r>
+              <w:rPr>
+                <w:rFonts w:cs="Arial" w:ascii="Arial" w:hAnsi="Arial" w:eastAsia="Arial"/>
+                <w:b w:val="0"/>
+                <w:color w:val="17212B"/>
+                <w:sz w:val="19"/>
+                <w:szCs w:val="26"/>
+                <w:bdr w:val="none" w:sz="0" w:space="0" w:color="auto" w:frame="1"/>
+              </w:rPr>
+              <w:t>2</w:t>
+            </w:r>
+          </w:p>
+        </w:tc>
+        <w:tc>
+          <w:tcPr>
+            <w:tcW w:w="1440" w:type="dxa"/>
+            <w:vAlign w:val="center"/>
+            <w:hideMark/>
+            <w:tcMar>
+              <w:top w:w="90" w:type="dxa"/>
+              <w:start w:w="110" w:type="dxa"/>
+              <w:bottom w:w="90" w:type="dxa"/>
+              <w:end w:w="110" w:type="dxa"/>
+            </w:tcMar>
+            <w:shd w:fill="F5FAF8" w:val="clear"/>
+          </w:tcPr>
+          <w:p>
+            <w:pPr>
+              <w:keepNext w:val="0"/>
+              <w:keepLines w:val="0"/>
+              <w:spacing w:before="0" w:after="40" w:line="252" w:lineRule="auto"/>
+              <w:jc w:val="left"/>
+              <w:rPr>
+                <w:rFonts w:cs="Times New Roman"/>
+                <w:color w:val="1F1F1F"/>
+                <w:szCs w:val="26"/>
+              </w:rPr>
+            </w:pPr>
+            <w:r>
+              <w:rPr>
+                <w:rFonts w:cs="Arial" w:ascii="Arial" w:hAnsi="Arial" w:eastAsia="Arial"/>
+                <w:b w:val="0"/>
+                <w:color w:val="17212B"/>
+                <w:sz w:val="19"/>
+                <w:szCs w:val="26"/>
+                <w:bdr w:val="none" w:sz="0" w:space="0" w:color="auto" w:frame="1"/>
+              </w:rPr>
+              <w:t>Bài báo</w:t>
+            </w:r>
+          </w:p>
+        </w:tc>
+        <w:tc>
+          <w:tcPr>
+            <w:tcW w:w="2232" w:type="dxa"/>
+            <w:vAlign w:val="center"/>
+            <w:hideMark/>
+            <w:tcMar>
+              <w:top w:w="90" w:type="dxa"/>
+              <w:start w:w="110" w:type="dxa"/>
+              <w:bottom w:w="90" w:type="dxa"/>
+              <w:end w:w="110" w:type="dxa"/>
+            </w:tcMar>
+            <w:shd w:fill="F5FAF8" w:val="clear"/>
+          </w:tcPr>
+          <w:p>
+            <w:pPr>
+              <w:keepNext w:val="0"/>
+              <w:keepLines w:val="0"/>
+              <w:spacing w:before="0" w:after="40" w:line="252" w:lineRule="auto"/>
+              <w:jc w:val="left"/>
+              <w:rPr>
+                <w:rFonts w:cs="Times New Roman"/>
+                <w:color w:val="1F1F1F"/>
+                <w:szCs w:val="26"/>
+              </w:rPr>
+            </w:pPr>
+            <w:r>
+              <w:rPr>
+                <w:rFonts w:cs="Arial" w:ascii="Arial" w:hAnsi="Arial" w:eastAsia="Arial"/>
+                <w:b w:val="0"/>
+                <w:i/>
+                <w:iCs/>
+                <w:color w:val="17212B"/>
+                <w:sz w:val="19"/>
+                <w:szCs w:val="26"/>
+                <w:bdr w:val="none" w:sz="0" w:space="0" w:color="auto" w:frame="1"/>
+              </w:rPr>
+              <w:t>AI-driven marketing analytics</w:t>
+            </w:r>
+            <w:r>
+              <w:rPr>
+                <w:rFonts w:cs="Arial" w:ascii="Arial" w:hAnsi="Arial" w:eastAsia="Arial"/>
+                <w:b w:val="0"/>
+                <w:color w:val="17212B"/>
+                <w:sz w:val="19"/>
+                <w:szCs w:val="26"/>
+                <w:bdr w:val="none" w:sz="0" w:space="0" w:color="auto" w:frame="1"/>
+              </w:rPr>
+              <w:t xml:space="preserve"> (Zhang et al., 2021)</w:t>
+            </w:r>
+          </w:p>
+        </w:tc>
+        <w:tc>
+          <w:tcPr>
+            <w:tcW w:w="4752" w:type="dxa"/>
+            <w:vAlign w:val="center"/>
+            <w:hideMark/>
+            <w:tcMar>
+              <w:top w:w="90" w:type="dxa"/>
+              <w:start w:w="110" w:type="dxa"/>
+              <w:bottom w:w="90" w:type="dxa"/>
+              <w:end w:w="110" w:type="dxa"/>
+            </w:tcMar>
+            <w:shd w:fill="F5FAF8" w:val="clear"/>
+          </w:tcPr>
+          <w:p>
+            <w:pPr>
+              <w:keepNext w:val="0"/>
+              <w:keepLines w:val="0"/>
+              <w:spacing w:before="0" w:after="40" w:line="252" w:lineRule="auto"/>
+              <w:jc w:val="left"/>
+              <w:rPr>
+                <w:rFonts w:cs="Times New Roman"/>
+                <w:color w:val="1F1F1F"/>
+                <w:szCs w:val="26"/>
+              </w:rPr>
+            </w:pPr>
+            <w:r>
+              <w:rPr>
+                <w:rFonts w:cs="Arial" w:ascii="Arial" w:hAnsi="Arial" w:eastAsia="Arial"/>
+                <w:b w:val="0"/>
+                <w:color w:val="17212B"/>
+                <w:sz w:val="19"/>
+                <w:szCs w:val="26"/>
+                <w:bdr w:val="none" w:sz="0" w:space="0" w:color="auto" w:frame="1"/>
+              </w:rPr>
+              <w:t>Đăng trên Journal of Marketing. Phương pháp thực nghiệm rõ ràng. Phân tích sâu về hành vi khách hàng.</w:t>
+            </w:r>
+          </w:p>
+        </w:tc>
+        <w:tc>
+          <w:tcPr>
+            <w:tcW w:w="792" w:type="dxa"/>
+            <w:vAlign w:val="center"/>
+            <w:hideMark/>
+            <w:tcMar>
+              <w:top w:w="90" w:type="dxa"/>
+              <w:start w:w="110" w:type="dxa"/>
+              <w:bottom w:w="90" w:type="dxa"/>
+              <w:end w:w="110" w:type="dxa"/>
+            </w:tcMar>
+            <w:shd w:fill="F5FAF8" w:val="clear"/>
+          </w:tcPr>
+          <w:p>
+            <w:pPr>
+              <w:keepNext w:val="0"/>
+              <w:keepLines w:val="0"/>
+              <w:spacing w:before="0" w:after="40" w:line="252" w:lineRule="auto"/>
+              <w:jc w:val="left"/>
+              <w:rPr>
+                <w:rFonts w:cs="Times New Roman"/>
+                <w:color w:val="1F1F1F"/>
+                <w:szCs w:val="26"/>
+              </w:rPr>
+            </w:pPr>
+            <w:r>
+              <w:rPr>
+                <w:rFonts w:cs="Arial" w:ascii="Arial" w:hAnsi="Arial" w:eastAsia="Arial"/>
+                <w:b w:val="0"/>
+                <w:color w:val="17212B"/>
+                <w:sz w:val="19"/>
+                <w:szCs w:val="26"/>
+                <w:bdr w:val="none" w:sz="0" w:space="0" w:color="auto" w:frame="1"/>
+              </w:rPr>
+              <w:t>5/5</w:t>
+            </w:r>
+          </w:p>
+        </w:tc>
+      </w:tr>
+      <w:tr>
+        <w:tc>
+          <w:tcPr>
+            <w:tcW w:w="648" w:type="dxa"/>
+            <w:vAlign w:val="center"/>
+            <w:hideMark/>
+            <w:tcMar>
+              <w:top w:w="90" w:type="dxa"/>
+              <w:start w:w="110" w:type="dxa"/>
+              <w:bottom w:w="90" w:type="dxa"/>
+              <w:end w:w="110" w:type="dxa"/>
             </w:tcMar>
           </w:tcPr>
           <w:p>
             <w:pPr>
               <w:keepNext w:val="0"/>
               <w:keepLines w:val="0"/>
-              <w:spacing w:before="0" w:after="40" w:line="240" w:lineRule="auto"/>
+              <w:spacing w:before="0" w:after="40" w:line="252" w:lineRule="auto"/>
               <w:jc w:val="left"/>
               <w:rPr>
                 <w:rFonts w:cs="Times New Roman"/>
@@ -1044,30 +1156,33 @@
             <w:r>
               <w:rPr>
                 <w:rFonts w:cs="Arial" w:ascii="Arial" w:hAnsi="Arial" w:eastAsia="Arial"/>
-                <w:sz w:val="21"/>
-                <w:szCs w:val="26"/>
-                <w:bdr w:val="none" w:sz="0" w:space="0" w:color="auto" w:frame="1"/>
-              </w:rPr>
-              <w:t>2</w:t>
+                <w:b w:val="0"/>
+                <w:color w:val="17212B"/>
+                <w:sz w:val="19"/>
+                <w:szCs w:val="26"/>
+                <w:bdr w:val="none" w:sz="0" w:space="0" w:color="auto" w:frame="1"/>
+              </w:rPr>
+              <w:t>3</w:t>
             </w:r>
           </w:p>
         </w:tc>
         <w:tc>
           <w:tcPr>
-            <w:tcW w:w="0" w:type="auto"/>
+            <w:tcW w:w="1440" w:type="dxa"/>
+            <w:vAlign w:val="center"/>
             <w:hideMark/>
             <w:tcMar>
-              <w:top w:w="100" w:type="dxa"/>
-              <w:start w:w="120" w:type="dxa"/>
-              <w:bottom w:w="100" w:type="dxa"/>
-              <w:end w:w="120" w:type="dxa"/>
+              <w:top w:w="90" w:type="dxa"/>
+              <w:start w:w="110" w:type="dxa"/>
+              <w:bottom w:w="90" w:type="dxa"/>
+              <w:end w:w="110" w:type="dxa"/>
             </w:tcMar>
           </w:tcPr>
           <w:p>
             <w:pPr>
               <w:keepNext w:val="0"/>
               <w:keepLines w:val="0"/>
-              <w:spacing w:before="0" w:after="40" w:line="240" w:lineRule="auto"/>
+              <w:spacing w:before="0" w:after="40" w:line="252" w:lineRule="auto"/>
               <w:jc w:val="left"/>
               <w:rPr>
                 <w:rFonts w:cs="Times New Roman"/>
@@ -1078,7 +1193,9 @@
             <w:r>
               <w:rPr>
                 <w:rFonts w:cs="Arial" w:ascii="Arial" w:hAnsi="Arial" w:eastAsia="Arial"/>
-                <w:sz w:val="21"/>
+                <w:b w:val="0"/>
+                <w:color w:val="17212B"/>
+                <w:sz w:val="19"/>
                 <w:szCs w:val="26"/>
                 <w:bdr w:val="none" w:sz="0" w:space="0" w:color="auto" w:frame="1"/>
               </w:rPr>
@@ -1088,20 +1205,21 @@
         </w:tc>
         <w:tc>
           <w:tcPr>
-            <w:tcW w:w="0" w:type="auto"/>
+            <w:tcW w:w="2232" w:type="dxa"/>
+            <w:vAlign w:val="center"/>
             <w:hideMark/>
             <w:tcMar>
-              <w:top w:w="100" w:type="dxa"/>
-              <w:start w:w="120" w:type="dxa"/>
-              <w:bottom w:w="100" w:type="dxa"/>
-              <w:end w:w="120" w:type="dxa"/>
+              <w:top w:w="90" w:type="dxa"/>
+              <w:start w:w="110" w:type="dxa"/>
+              <w:bottom w:w="90" w:type="dxa"/>
+              <w:end w:w="110" w:type="dxa"/>
             </w:tcMar>
           </w:tcPr>
           <w:p>
             <w:pPr>
               <w:keepNext w:val="0"/>
               <w:keepLines w:val="0"/>
-              <w:spacing w:before="0" w:after="40" w:line="240" w:lineRule="auto"/>
+              <w:spacing w:before="0" w:after="40" w:line="252" w:lineRule="auto"/>
               <w:jc w:val="left"/>
               <w:rPr>
                 <w:rFonts w:cs="Times New Roman"/>
@@ -1112,41 +1230,46 @@
             <w:r>
               <w:rPr>
                 <w:rFonts w:cs="Arial" w:ascii="Arial" w:hAnsi="Arial" w:eastAsia="Arial"/>
+                <w:b w:val="0"/>
                 <w:i/>
                 <w:iCs/>
-                <w:sz w:val="21"/>
-                <w:szCs w:val="26"/>
-                <w:bdr w:val="none" w:sz="0" w:space="0" w:color="auto" w:frame="1"/>
-              </w:rPr>
-              <w:t>AI-driven marketing analytics</w:t>
-            </w:r>
-            <w:r>
-              <w:rPr>
-                <w:rFonts w:cs="Arial" w:ascii="Arial" w:hAnsi="Arial" w:eastAsia="Arial"/>
-                <w:sz w:val="21"/>
-                <w:szCs w:val="26"/>
-                <w:bdr w:val="none" w:sz="0" w:space="0" w:color="auto" w:frame="1"/>
-              </w:rPr>
-              <w:t xml:space="preserve"> (Zhang et al., 2021)</w:t>
+                <w:color w:val="17212B"/>
+                <w:sz w:val="19"/>
+                <w:szCs w:val="26"/>
+                <w:bdr w:val="none" w:sz="0" w:space="0" w:color="auto" w:frame="1"/>
+              </w:rPr>
+              <w:t>Ứng dụng AI trong ngân hàng VN</w:t>
+            </w:r>
+            <w:r>
+              <w:rPr>
+                <w:rFonts w:cs="Arial" w:ascii="Arial" w:hAnsi="Arial" w:eastAsia="Arial"/>
+                <w:b w:val="0"/>
+                <w:color w:val="17212B"/>
+                <w:sz w:val="19"/>
+                <w:szCs w:val="26"/>
+                <w:bdr w:val="none" w:sz="0" w:space="0" w:color="auto" w:frame="1"/>
+              </w:rPr>
+              <w:t xml:space="preserve"> (Nguyễn Văn A, 2023)</w:t>
             </w:r>
           </w:p>
         </w:tc>
         <w:tc>
           <w:tcPr>
-            <w:tcW w:w="0" w:type="auto"/>
+            <w:tcW w:w="4752" w:type="dxa"/>
+            <w:vAlign w:val="center"/>
             <w:hideMark/>
             <w:tcMar>
-              <w:top w:w="100" w:type="dxa"/>
-              <w:start w:w="120" w:type="dxa"/>
-              <w:bottom w:w="100" w:type="dxa"/>
-              <w:end w:w="120" w:type="dxa"/>
+              <w:top w:w="90" w:type="dxa"/>
+              <w:start w:w="110" w:type="dxa"/>
+              <w:bottom w:w="90" w:type="dxa"/>
+              <w:end w:w="110" w:type="dxa"/>
             </w:tcMar>
           </w:tcPr>
           <w:p>
             <w:pPr>
               <w:keepNext w:val="0"/>
               <w:keepLines w:val="0"/>
-              <w:spacing w:before="0" w:after="40" w:line="240" w:lineRule="auto"/>
+              <w:spacing w:before="0" w:after="40" w:line="252" w:lineRule="auto"/>
               <w:jc w:val="left"/>
               <w:rPr>
                 <w:rFonts w:cs="Times New Roman"/>
@@ -1157,30 +1280,33 @@
             <w:r>
               <w:rPr>
                 <w:rFonts w:cs="Arial" w:ascii="Arial" w:hAnsi="Arial" w:eastAsia="Arial"/>
-                <w:sz w:val="21"/>
-                <w:szCs w:val="26"/>
-                <w:bdr w:val="none" w:sz="0" w:space="0" w:color="auto" w:frame="1"/>
-              </w:rPr>
-              <w:t>Đăng trên Journal of Marketing. Phương pháp thực nghiệm rõ ràng. Phân tích sâu về hành vi khách hàng.</w:t>
+                <w:b w:val="0"/>
+                <w:color w:val="17212B"/>
+                <w:sz w:val="19"/>
+                <w:szCs w:val="26"/>
+                <w:bdr w:val="none" w:sz="0" w:space="0" w:color="auto" w:frame="1"/>
+              </w:rPr>
+              <w:t>Đăng trên Tạp chí Ngân hàng. Phân tích định tính phù hợp bối cảnh địa phương. Tính thực tiễn tại VN cao.</w:t>
             </w:r>
           </w:p>
         </w:tc>
         <w:tc>
           <w:tcPr>
-            <w:tcW w:w="0" w:type="auto"/>
+            <w:tcW w:w="792" w:type="dxa"/>
+            <w:vAlign w:val="center"/>
             <w:hideMark/>
             <w:tcMar>
-              <w:top w:w="100" w:type="dxa"/>
-              <w:start w:w="120" w:type="dxa"/>
-              <w:bottom w:w="100" w:type="dxa"/>
-              <w:end w:w="120" w:type="dxa"/>
+              <w:top w:w="90" w:type="dxa"/>
+              <w:start w:w="110" w:type="dxa"/>
+              <w:bottom w:w="90" w:type="dxa"/>
+              <w:end w:w="110" w:type="dxa"/>
             </w:tcMar>
           </w:tcPr>
           <w:p>
             <w:pPr>
               <w:keepNext w:val="0"/>
               <w:keepLines w:val="0"/>
-              <w:spacing w:before="0" w:after="40" w:line="240" w:lineRule="auto"/>
+              <w:spacing w:before="0" w:after="40" w:line="252" w:lineRule="auto"/>
               <w:jc w:val="left"/>
               <w:rPr>
                 <w:rFonts w:cs="Times New Roman"/>
@@ -1191,11 +1317,13 @@
             <w:r>
               <w:rPr>
                 <w:rFonts w:cs="Arial" w:ascii="Arial" w:hAnsi="Arial" w:eastAsia="Arial"/>
-                <w:sz w:val="21"/>
-                <w:szCs w:val="26"/>
-                <w:bdr w:val="none" w:sz="0" w:space="0" w:color="auto" w:frame="1"/>
-              </w:rPr>
-              <w:t>5/5</w:t>
+                <w:b w:val="0"/>
+                <w:color w:val="17212B"/>
+                <w:sz w:val="19"/>
+                <w:szCs w:val="26"/>
+                <w:bdr w:val="none" w:sz="0" w:space="0" w:color="auto" w:frame="1"/>
+              </w:rPr>
+              <w:t>4/5</w:t>
             </w:r>
           </w:p>
         </w:tc>
@@ -1203,20 +1331,226 @@
       <w:tr>
         <w:tc>
           <w:tcPr>
-            <w:tcW w:w="0" w:type="auto"/>
+            <w:tcW w:w="648" w:type="dxa"/>
+            <w:vAlign w:val="center"/>
             <w:hideMark/>
             <w:tcMar>
-              <w:top w:w="100" w:type="dxa"/>
-              <w:start w:w="120" w:type="dxa"/>
-              <w:bottom w:w="100" w:type="dxa"/>
-              <w:end w:w="120" w:type="dxa"/>
+              <w:top w:w="90" w:type="dxa"/>
+              <w:start w:w="110" w:type="dxa"/>
+              <w:bottom w:w="90" w:type="dxa"/>
+              <w:end w:w="110" w:type="dxa"/>
+            </w:tcMar>
+            <w:shd w:fill="F5FAF8" w:val="clear"/>
+          </w:tcPr>
+          <w:p>
+            <w:pPr>
+              <w:keepNext w:val="0"/>
+              <w:keepLines w:val="0"/>
+              <w:spacing w:before="0" w:after="40" w:line="252" w:lineRule="auto"/>
+              <w:jc w:val="left"/>
+              <w:rPr>
+                <w:rFonts w:cs="Times New Roman"/>
+                <w:color w:val="1F1F1F"/>
+                <w:szCs w:val="26"/>
+              </w:rPr>
+            </w:pPr>
+            <w:r>
+              <w:rPr>
+                <w:rFonts w:cs="Arial" w:ascii="Arial" w:hAnsi="Arial" w:eastAsia="Arial"/>
+                <w:b w:val="0"/>
+                <w:color w:val="17212B"/>
+                <w:sz w:val="19"/>
+                <w:szCs w:val="26"/>
+                <w:bdr w:val="none" w:sz="0" w:space="0" w:color="auto" w:frame="1"/>
+              </w:rPr>
+              <w:t>4</w:t>
+            </w:r>
+          </w:p>
+        </w:tc>
+        <w:tc>
+          <w:tcPr>
+            <w:tcW w:w="1440" w:type="dxa"/>
+            <w:vAlign w:val="center"/>
+            <w:hideMark/>
+            <w:tcMar>
+              <w:top w:w="90" w:type="dxa"/>
+              <w:start w:w="110" w:type="dxa"/>
+              <w:bottom w:w="90" w:type="dxa"/>
+              <w:end w:w="110" w:type="dxa"/>
+            </w:tcMar>
+            <w:shd w:fill="F5FAF8" w:val="clear"/>
+          </w:tcPr>
+          <w:p>
+            <w:pPr>
+              <w:keepNext w:val="0"/>
+              <w:keepLines w:val="0"/>
+              <w:spacing w:before="0" w:after="40" w:line="252" w:lineRule="auto"/>
+              <w:jc w:val="left"/>
+              <w:rPr>
+                <w:rFonts w:cs="Times New Roman"/>
+                <w:color w:val="1F1F1F"/>
+                <w:szCs w:val="26"/>
+              </w:rPr>
+            </w:pPr>
+            <w:r>
+              <w:rPr>
+                <w:rFonts w:cs="Arial" w:ascii="Arial" w:hAnsi="Arial" w:eastAsia="Arial"/>
+                <w:b w:val="0"/>
+                <w:color w:val="17212B"/>
+                <w:sz w:val="19"/>
+                <w:szCs w:val="26"/>
+                <w:bdr w:val="none" w:sz="0" w:space="0" w:color="auto" w:frame="1"/>
+              </w:rPr>
+              <w:t>Bài báo</w:t>
+            </w:r>
+          </w:p>
+        </w:tc>
+        <w:tc>
+          <w:tcPr>
+            <w:tcW w:w="2232" w:type="dxa"/>
+            <w:vAlign w:val="center"/>
+            <w:hideMark/>
+            <w:tcMar>
+              <w:top w:w="90" w:type="dxa"/>
+              <w:start w:w="110" w:type="dxa"/>
+              <w:bottom w:w="90" w:type="dxa"/>
+              <w:end w:w="110" w:type="dxa"/>
+            </w:tcMar>
+            <w:shd w:fill="F5FAF8" w:val="clear"/>
+          </w:tcPr>
+          <w:p>
+            <w:pPr>
+              <w:keepNext w:val="0"/>
+              <w:keepLines w:val="0"/>
+              <w:spacing w:before="0" w:after="40" w:line="252" w:lineRule="auto"/>
+              <w:jc w:val="left"/>
+              <w:rPr>
+                <w:rFonts w:cs="Times New Roman"/>
+                <w:color w:val="1F1F1F"/>
+                <w:szCs w:val="26"/>
+              </w:rPr>
+            </w:pPr>
+            <w:r>
+              <w:rPr>
+                <w:rFonts w:cs="Arial" w:ascii="Arial" w:hAnsi="Arial" w:eastAsia="Arial"/>
+                <w:b w:val="0"/>
+                <w:i/>
+                <w:iCs/>
+                <w:color w:val="17212B"/>
+                <w:sz w:val="19"/>
+                <w:szCs w:val="26"/>
+                <w:bdr w:val="none" w:sz="0" w:space="0" w:color="auto" w:frame="1"/>
+              </w:rPr>
+              <w:t>Deep Learning for Retail</w:t>
+            </w:r>
+            <w:r>
+              <w:rPr>
+                <w:rFonts w:cs="Arial" w:ascii="Arial" w:hAnsi="Arial" w:eastAsia="Arial"/>
+                <w:b w:val="0"/>
+                <w:color w:val="17212B"/>
+                <w:sz w:val="19"/>
+                <w:szCs w:val="26"/>
+                <w:bdr w:val="none" w:sz="0" w:space="0" w:color="auto" w:frame="1"/>
+              </w:rPr>
+              <w:t xml:space="preserve"> (Smith, 2022)</w:t>
+            </w:r>
+          </w:p>
+        </w:tc>
+        <w:tc>
+          <w:tcPr>
+            <w:tcW w:w="4752" w:type="dxa"/>
+            <w:vAlign w:val="center"/>
+            <w:hideMark/>
+            <w:tcMar>
+              <w:top w:w="90" w:type="dxa"/>
+              <w:start w:w="110" w:type="dxa"/>
+              <w:bottom w:w="90" w:type="dxa"/>
+              <w:end w:w="110" w:type="dxa"/>
+            </w:tcMar>
+            <w:shd w:fill="F5FAF8" w:val="clear"/>
+          </w:tcPr>
+          <w:p>
+            <w:pPr>
+              <w:keepNext w:val="0"/>
+              <w:keepLines w:val="0"/>
+              <w:spacing w:before="0" w:after="40" w:line="252" w:lineRule="auto"/>
+              <w:jc w:val="left"/>
+              <w:rPr>
+                <w:rFonts w:cs="Times New Roman"/>
+                <w:color w:val="1F1F1F"/>
+                <w:szCs w:val="26"/>
+              </w:rPr>
+            </w:pPr>
+            <w:r>
+              <w:rPr>
+                <w:rFonts w:cs="Arial" w:ascii="Arial" w:hAnsi="Arial" w:eastAsia="Arial"/>
+                <w:b w:val="0"/>
+                <w:color w:val="17212B"/>
+                <w:sz w:val="19"/>
+                <w:szCs w:val="26"/>
+                <w:bdr w:val="none" w:sz="0" w:space="0" w:color="auto" w:frame="1"/>
+              </w:rPr>
+              <w:t>Tạp chí chuyên ngành kỹ thuật. Sử dụng dữ liệu thực tế từ các chuỗi bán lẻ. Phương pháp nghiên cứu định lượng.</w:t>
+            </w:r>
+          </w:p>
+        </w:tc>
+        <w:tc>
+          <w:tcPr>
+            <w:tcW w:w="792" w:type="dxa"/>
+            <w:vAlign w:val="center"/>
+            <w:hideMark/>
+            <w:tcMar>
+              <w:top w:w="90" w:type="dxa"/>
+              <w:start w:w="110" w:type="dxa"/>
+              <w:bottom w:w="90" w:type="dxa"/>
+              <w:end w:w="110" w:type="dxa"/>
+            </w:tcMar>
+            <w:shd w:fill="F5FAF8" w:val="clear"/>
+          </w:tcPr>
+          <w:p>
+            <w:pPr>
+              <w:keepNext w:val="0"/>
+              <w:keepLines w:val="0"/>
+              <w:spacing w:before="0" w:after="40" w:line="252" w:lineRule="auto"/>
+              <w:jc w:val="left"/>
+              <w:rPr>
+                <w:rFonts w:cs="Times New Roman"/>
+                <w:color w:val="1F1F1F"/>
+                <w:szCs w:val="26"/>
+              </w:rPr>
+            </w:pPr>
+            <w:r>
+              <w:rPr>
+                <w:rFonts w:cs="Arial" w:ascii="Arial" w:hAnsi="Arial" w:eastAsia="Arial"/>
+                <w:b w:val="0"/>
+                <w:color w:val="17212B"/>
+                <w:sz w:val="19"/>
+                <w:szCs w:val="26"/>
+                <w:bdr w:val="none" w:sz="0" w:space="0" w:color="auto" w:frame="1"/>
+              </w:rPr>
+              <w:t>5/5</w:t>
+            </w:r>
+          </w:p>
+        </w:tc>
+      </w:tr>
+      <w:tr>
+        <w:tc>
+          <w:tcPr>
+            <w:tcW w:w="648" w:type="dxa"/>
+            <w:vAlign w:val="center"/>
+            <w:hideMark/>
+            <w:tcMar>
+              <w:top w:w="90" w:type="dxa"/>
+              <w:start w:w="110" w:type="dxa"/>
+              <w:bottom w:w="90" w:type="dxa"/>
+              <w:end w:w="110" w:type="dxa"/>
             </w:tcMar>
           </w:tcPr>
           <w:p>
             <w:pPr>
               <w:keepNext w:val="0"/>
               <w:keepLines w:val="0"/>
-              <w:spacing w:before="0" w:after="40" w:line="240" w:lineRule="auto"/>
+              <w:spacing w:before="0" w:after="40" w:line="252" w:lineRule="auto"/>
               <w:jc w:val="left"/>
               <w:rPr>
                 <w:rFonts w:cs="Times New Roman"/>
@@ -1227,30 +1561,33 @@
             <w:r>
               <w:rPr>
                 <w:rFonts w:cs="Arial" w:ascii="Arial" w:hAnsi="Arial" w:eastAsia="Arial"/>
-                <w:sz w:val="21"/>
-                <w:szCs w:val="26"/>
-                <w:bdr w:val="none" w:sz="0" w:space="0" w:color="auto" w:frame="1"/>
-              </w:rPr>
-              <w:t>3</w:t>
+                <w:b w:val="0"/>
+                <w:color w:val="17212B"/>
+                <w:sz w:val="19"/>
+                <w:szCs w:val="26"/>
+                <w:bdr w:val="none" w:sz="0" w:space="0" w:color="auto" w:frame="1"/>
+              </w:rPr>
+              <w:t>5</w:t>
             </w:r>
           </w:p>
         </w:tc>
         <w:tc>
           <w:tcPr>
-            <w:tcW w:w="0" w:type="auto"/>
+            <w:tcW w:w="1440" w:type="dxa"/>
+            <w:vAlign w:val="center"/>
             <w:hideMark/>
             <w:tcMar>
-              <w:top w:w="100" w:type="dxa"/>
-              <w:start w:w="120" w:type="dxa"/>
-              <w:bottom w:w="100" w:type="dxa"/>
-              <w:end w:w="120" w:type="dxa"/>
+              <w:top w:w="90" w:type="dxa"/>
+              <w:start w:w="110" w:type="dxa"/>
+              <w:bottom w:w="90" w:type="dxa"/>
+              <w:end w:w="110" w:type="dxa"/>
             </w:tcMar>
           </w:tcPr>
           <w:p>
             <w:pPr>
               <w:keepNext w:val="0"/>
               <w:keepLines w:val="0"/>
-              <w:spacing w:before="0" w:after="40" w:line="240" w:lineRule="auto"/>
+              <w:spacing w:before="0" w:after="40" w:line="252" w:lineRule="auto"/>
               <w:jc w:val="left"/>
               <w:rPr>
                 <w:rFonts w:cs="Times New Roman"/>
@@ -1261,7 +1598,9 @@
             <w:r>
               <w:rPr>
                 <w:rFonts w:cs="Arial" w:ascii="Arial" w:hAnsi="Arial" w:eastAsia="Arial"/>
-                <w:sz w:val="21"/>
+                <w:b w:val="0"/>
+                <w:color w:val="17212B"/>
+                <w:sz w:val="19"/>
                 <w:szCs w:val="26"/>
                 <w:bdr w:val="none" w:sz="0" w:space="0" w:color="auto" w:frame="1"/>
               </w:rPr>
@@ -1271,20 +1610,21 @@
         </w:tc>
         <w:tc>
           <w:tcPr>
-            <w:tcW w:w="0" w:type="auto"/>
+            <w:tcW w:w="2232" w:type="dxa"/>
+            <w:vAlign w:val="center"/>
             <w:hideMark/>
             <w:tcMar>
-              <w:top w:w="100" w:type="dxa"/>
-              <w:start w:w="120" w:type="dxa"/>
-              <w:bottom w:w="100" w:type="dxa"/>
-              <w:end w:w="120" w:type="dxa"/>
+              <w:top w:w="90" w:type="dxa"/>
+              <w:start w:w="110" w:type="dxa"/>
+              <w:bottom w:w="90" w:type="dxa"/>
+              <w:end w:w="110" w:type="dxa"/>
             </w:tcMar>
           </w:tcPr>
           <w:p>
             <w:pPr>
               <w:keepNext w:val="0"/>
               <w:keepLines w:val="0"/>
-              <w:spacing w:before="0" w:after="40" w:line="240" w:lineRule="auto"/>
+              <w:spacing w:before="0" w:after="40" w:line="252" w:lineRule="auto"/>
               <w:jc w:val="left"/>
               <w:rPr>
                 <w:rFonts w:cs="Times New Roman"/>
@@ -1295,41 +1635,46 @@
             <w:r>
               <w:rPr>
                 <w:rFonts w:cs="Arial" w:ascii="Arial" w:hAnsi="Arial" w:eastAsia="Arial"/>
+                <w:b w:val="0"/>
                 <w:i/>
                 <w:iCs/>
-                <w:sz w:val="21"/>
-                <w:szCs w:val="26"/>
-                <w:bdr w:val="none" w:sz="0" w:space="0" w:color="auto" w:frame="1"/>
-              </w:rPr>
-              <w:t>Ứng dụng AI trong ngân hàng VN</w:t>
-            </w:r>
-            <w:r>
-              <w:rPr>
-                <w:rFonts w:cs="Arial" w:ascii="Arial" w:hAnsi="Arial" w:eastAsia="Arial"/>
-                <w:sz w:val="21"/>
-                <w:szCs w:val="26"/>
-                <w:bdr w:val="none" w:sz="0" w:space="0" w:color="auto" w:frame="1"/>
-              </w:rPr>
-              <w:t xml:space="preserve"> (Nguyễn Văn A, 2023)</w:t>
+                <w:color w:val="17212B"/>
+                <w:sz w:val="19"/>
+                <w:szCs w:val="26"/>
+                <w:bdr w:val="none" w:sz="0" w:space="0" w:color="auto" w:frame="1"/>
+              </w:rPr>
+              <w:t>Ethics of AI in Business</w:t>
+            </w:r>
+            <w:r>
+              <w:rPr>
+                <w:rFonts w:cs="Arial" w:ascii="Arial" w:hAnsi="Arial" w:eastAsia="Arial"/>
+                <w:b w:val="0"/>
+                <w:color w:val="17212B"/>
+                <w:sz w:val="19"/>
+                <w:szCs w:val="26"/>
+                <w:bdr w:val="none" w:sz="0" w:space="0" w:color="auto" w:frame="1"/>
+              </w:rPr>
+              <w:t xml:space="preserve"> (Lee, 2024)</w:t>
             </w:r>
           </w:p>
         </w:tc>
         <w:tc>
           <w:tcPr>
-            <w:tcW w:w="0" w:type="auto"/>
+            <w:tcW w:w="4752" w:type="dxa"/>
+            <w:vAlign w:val="center"/>
             <w:hideMark/>
             <w:tcMar>
-              <w:top w:w="100" w:type="dxa"/>
-              <w:start w:w="120" w:type="dxa"/>
-              <w:bottom w:w="100" w:type="dxa"/>
-              <w:end w:w="120" w:type="dxa"/>
+              <w:top w:w="90" w:type="dxa"/>
+              <w:start w:w="110" w:type="dxa"/>
+              <w:bottom w:w="90" w:type="dxa"/>
+              <w:end w:w="110" w:type="dxa"/>
             </w:tcMar>
           </w:tcPr>
           <w:p>
             <w:pPr>
               <w:keepNext w:val="0"/>
               <w:keepLines w:val="0"/>
-              <w:spacing w:before="0" w:after="40" w:line="240" w:lineRule="auto"/>
+              <w:spacing w:before="0" w:after="40" w:line="252" w:lineRule="auto"/>
               <w:jc w:val="left"/>
               <w:rPr>
                 <w:rFonts w:cs="Times New Roman"/>
@@ -1340,30 +1685,33 @@
             <w:r>
               <w:rPr>
                 <w:rFonts w:cs="Arial" w:ascii="Arial" w:hAnsi="Arial" w:eastAsia="Arial"/>
-                <w:sz w:val="21"/>
-                <w:szCs w:val="26"/>
-                <w:bdr w:val="none" w:sz="0" w:space="0" w:color="auto" w:frame="1"/>
-              </w:rPr>
-              <w:t>Đăng trên Tạp chí Ngân hàng. Phân tích định tính phù hợp bối cảnh địa phương. Tính thực tiễn tại VN cao.</w:t>
+                <w:b w:val="0"/>
+                <w:color w:val="17212B"/>
+                <w:sz w:val="19"/>
+                <w:szCs w:val="26"/>
+                <w:bdr w:val="none" w:sz="0" w:space="0" w:color="auto" w:frame="1"/>
+              </w:rPr>
+              <w:t>Bài báo mới về đạo đức dữ liệu. Phương pháp phân tích tổng hợp tài liệu (Systematic Review) rất chi tiết.</w:t>
             </w:r>
           </w:p>
         </w:tc>
         <w:tc>
           <w:tcPr>
-            <w:tcW w:w="0" w:type="auto"/>
+            <w:tcW w:w="792" w:type="dxa"/>
+            <w:vAlign w:val="center"/>
             <w:hideMark/>
             <w:tcMar>
-              <w:top w:w="100" w:type="dxa"/>
-              <w:start w:w="120" w:type="dxa"/>
-              <w:bottom w:w="100" w:type="dxa"/>
-              <w:end w:w="120" w:type="dxa"/>
+              <w:top w:w="90" w:type="dxa"/>
+              <w:start w:w="110" w:type="dxa"/>
+              <w:bottom w:w="90" w:type="dxa"/>
+              <w:end w:w="110" w:type="dxa"/>
             </w:tcMar>
           </w:tcPr>
           <w:p>
             <w:pPr>
               <w:keepNext w:val="0"/>
               <w:keepLines w:val="0"/>
-              <w:spacing w:before="0" w:after="40" w:line="240" w:lineRule="auto"/>
+              <w:spacing w:before="0" w:after="40" w:line="252" w:lineRule="auto"/>
               <w:jc w:val="left"/>
               <w:rPr>
                 <w:rFonts w:cs="Times New Roman"/>
@@ -1374,11 +1722,13 @@
             <w:r>
               <w:rPr>
                 <w:rFonts w:cs="Arial" w:ascii="Arial" w:hAnsi="Arial" w:eastAsia="Arial"/>
-                <w:sz w:val="21"/>
-                <w:szCs w:val="26"/>
-                <w:bdr w:val="none" w:sz="0" w:space="0" w:color="auto" w:frame="1"/>
-              </w:rPr>
-              <w:t>4/5</w:t>
+                <w:b w:val="0"/>
+                <w:color w:val="17212B"/>
+                <w:sz w:val="19"/>
+                <w:szCs w:val="26"/>
+                <w:bdr w:val="none" w:sz="0" w:space="0" w:color="auto" w:frame="1"/>
+              </w:rPr>
+              <w:t>5/5</w:t>
             </w:r>
           </w:p>
         </w:tc>
@@ -1386,20 +1736,226 @@
       <w:tr>
         <w:tc>
           <w:tcPr>
-            <w:tcW w:w="0" w:type="auto"/>
+            <w:tcW w:w="648" w:type="dxa"/>
+            <w:vAlign w:val="center"/>
             <w:hideMark/>
             <w:tcMar>
-              <w:top w:w="100" w:type="dxa"/>
-              <w:start w:w="120" w:type="dxa"/>
-              <w:bottom w:w="100" w:type="dxa"/>
-              <w:end w:w="120" w:type="dxa"/>
+              <w:top w:w="90" w:type="dxa"/>
+              <w:start w:w="110" w:type="dxa"/>
+              <w:bottom w:w="90" w:type="dxa"/>
+              <w:end w:w="110" w:type="dxa"/>
+            </w:tcMar>
+            <w:shd w:fill="F5FAF8" w:val="clear"/>
+          </w:tcPr>
+          <w:p>
+            <w:pPr>
+              <w:keepNext w:val="0"/>
+              <w:keepLines w:val="0"/>
+              <w:spacing w:before="0" w:after="40" w:line="252" w:lineRule="auto"/>
+              <w:jc w:val="left"/>
+              <w:rPr>
+                <w:rFonts w:cs="Times New Roman"/>
+                <w:color w:val="1F1F1F"/>
+                <w:szCs w:val="26"/>
+              </w:rPr>
+            </w:pPr>
+            <w:r>
+              <w:rPr>
+                <w:rFonts w:cs="Arial" w:ascii="Arial" w:hAnsi="Arial" w:eastAsia="Arial"/>
+                <w:b w:val="0"/>
+                <w:color w:val="17212B"/>
+                <w:sz w:val="19"/>
+                <w:szCs w:val="26"/>
+                <w:bdr w:val="none" w:sz="0" w:space="0" w:color="auto" w:frame="1"/>
+              </w:rPr>
+              <w:t>6</w:t>
+            </w:r>
+          </w:p>
+        </w:tc>
+        <w:tc>
+          <w:tcPr>
+            <w:tcW w:w="1440" w:type="dxa"/>
+            <w:vAlign w:val="center"/>
+            <w:hideMark/>
+            <w:tcMar>
+              <w:top w:w="90" w:type="dxa"/>
+              <w:start w:w="110" w:type="dxa"/>
+              <w:bottom w:w="90" w:type="dxa"/>
+              <w:end w:w="110" w:type="dxa"/>
+            </w:tcMar>
+            <w:shd w:fill="F5FAF8" w:val="clear"/>
+          </w:tcPr>
+          <w:p>
+            <w:pPr>
+              <w:keepNext w:val="0"/>
+              <w:keepLines w:val="0"/>
+              <w:spacing w:before="0" w:after="40" w:line="252" w:lineRule="auto"/>
+              <w:jc w:val="left"/>
+              <w:rPr>
+                <w:rFonts w:cs="Times New Roman"/>
+                <w:color w:val="1F1F1F"/>
+                <w:szCs w:val="26"/>
+              </w:rPr>
+            </w:pPr>
+            <w:r>
+              <w:rPr>
+                <w:rFonts w:cs="Arial" w:ascii="Arial" w:hAnsi="Arial" w:eastAsia="Arial"/>
+                <w:b w:val="0"/>
+                <w:color w:val="17212B"/>
+                <w:sz w:val="19"/>
+                <w:szCs w:val="26"/>
+                <w:bdr w:val="none" w:sz="0" w:space="0" w:color="auto" w:frame="1"/>
+              </w:rPr>
+              <w:t>Sách</w:t>
+            </w:r>
+          </w:p>
+        </w:tc>
+        <w:tc>
+          <w:tcPr>
+            <w:tcW w:w="2232" w:type="dxa"/>
+            <w:vAlign w:val="center"/>
+            <w:hideMark/>
+            <w:tcMar>
+              <w:top w:w="90" w:type="dxa"/>
+              <w:start w:w="110" w:type="dxa"/>
+              <w:bottom w:w="90" w:type="dxa"/>
+              <w:end w:w="110" w:type="dxa"/>
+            </w:tcMar>
+            <w:shd w:fill="F5FAF8" w:val="clear"/>
+          </w:tcPr>
+          <w:p>
+            <w:pPr>
+              <w:keepNext w:val="0"/>
+              <w:keepLines w:val="0"/>
+              <w:spacing w:before="0" w:after="40" w:line="252" w:lineRule="auto"/>
+              <w:jc w:val="left"/>
+              <w:rPr>
+                <w:rFonts w:cs="Times New Roman"/>
+                <w:color w:val="1F1F1F"/>
+                <w:szCs w:val="26"/>
+              </w:rPr>
+            </w:pPr>
+            <w:r>
+              <w:rPr>
+                <w:rFonts w:cs="Arial" w:ascii="Arial" w:hAnsi="Arial" w:eastAsia="Arial"/>
+                <w:b w:val="0"/>
+                <w:i/>
+                <w:iCs/>
+                <w:color w:val="17212B"/>
+                <w:sz w:val="19"/>
+                <w:szCs w:val="26"/>
+                <w:bdr w:val="none" w:sz="0" w:space="0" w:color="auto" w:frame="1"/>
+              </w:rPr>
+              <w:t>AI Strategy for Business</w:t>
+            </w:r>
+            <w:r>
+              <w:rPr>
+                <w:rFonts w:cs="Arial" w:ascii="Arial" w:hAnsi="Arial" w:eastAsia="Arial"/>
+                <w:b w:val="0"/>
+                <w:color w:val="17212B"/>
+                <w:sz w:val="19"/>
+                <w:szCs w:val="26"/>
+                <w:bdr w:val="none" w:sz="0" w:space="0" w:color="auto" w:frame="1"/>
+              </w:rPr>
+              <w:t xml:space="preserve"> (Prakash, 2020)</w:t>
+            </w:r>
+          </w:p>
+        </w:tc>
+        <w:tc>
+          <w:tcPr>
+            <w:tcW w:w="4752" w:type="dxa"/>
+            <w:vAlign w:val="center"/>
+            <w:hideMark/>
+            <w:tcMar>
+              <w:top w:w="90" w:type="dxa"/>
+              <w:start w:w="110" w:type="dxa"/>
+              <w:bottom w:w="90" w:type="dxa"/>
+              <w:end w:w="110" w:type="dxa"/>
+            </w:tcMar>
+            <w:shd w:fill="F5FAF8" w:val="clear"/>
+          </w:tcPr>
+          <w:p>
+            <w:pPr>
+              <w:keepNext w:val="0"/>
+              <w:keepLines w:val="0"/>
+              <w:spacing w:before="0" w:after="40" w:line="252" w:lineRule="auto"/>
+              <w:jc w:val="left"/>
+              <w:rPr>
+                <w:rFonts w:cs="Times New Roman"/>
+                <w:color w:val="1F1F1F"/>
+                <w:szCs w:val="26"/>
+              </w:rPr>
+            </w:pPr>
+            <w:r>
+              <w:rPr>
+                <w:rFonts w:cs="Arial" w:ascii="Arial" w:hAnsi="Arial" w:eastAsia="Arial"/>
+                <w:b w:val="0"/>
+                <w:color w:val="17212B"/>
+                <w:sz w:val="19"/>
+                <w:szCs w:val="26"/>
+                <w:bdr w:val="none" w:sz="0" w:space="0" w:color="auto" w:frame="1"/>
+              </w:rPr>
+              <w:t>NXB Routledge uy tín. Hệ thống hóa lý thuyết bài bản từ quản trị đến kỹ thuật.</w:t>
+            </w:r>
+          </w:p>
+        </w:tc>
+        <w:tc>
+          <w:tcPr>
+            <w:tcW w:w="792" w:type="dxa"/>
+            <w:vAlign w:val="center"/>
+            <w:hideMark/>
+            <w:tcMar>
+              <w:top w:w="90" w:type="dxa"/>
+              <w:start w:w="110" w:type="dxa"/>
+              <w:bottom w:w="90" w:type="dxa"/>
+              <w:end w:w="110" w:type="dxa"/>
+            </w:tcMar>
+            <w:shd w:fill="F5FAF8" w:val="clear"/>
+          </w:tcPr>
+          <w:p>
+            <w:pPr>
+              <w:keepNext w:val="0"/>
+              <w:keepLines w:val="0"/>
+              <w:spacing w:before="0" w:after="40" w:line="252" w:lineRule="auto"/>
+              <w:jc w:val="left"/>
+              <w:rPr>
+                <w:rFonts w:cs="Times New Roman"/>
+                <w:color w:val="1F1F1F"/>
+                <w:szCs w:val="26"/>
+              </w:rPr>
+            </w:pPr>
+            <w:r>
+              <w:rPr>
+                <w:rFonts w:cs="Arial" w:ascii="Arial" w:hAnsi="Arial" w:eastAsia="Arial"/>
+                <w:b w:val="0"/>
+                <w:color w:val="17212B"/>
+                <w:sz w:val="19"/>
+                <w:szCs w:val="26"/>
+                <w:bdr w:val="none" w:sz="0" w:space="0" w:color="auto" w:frame="1"/>
+              </w:rPr>
+              <w:t>5/5</w:t>
+            </w:r>
+          </w:p>
+        </w:tc>
+      </w:tr>
+      <w:tr>
+        <w:tc>
+          <w:tcPr>
+            <w:tcW w:w="648" w:type="dxa"/>
+            <w:vAlign w:val="center"/>
+            <w:hideMark/>
+            <w:tcMar>
+              <w:top w:w="90" w:type="dxa"/>
+              <w:start w:w="110" w:type="dxa"/>
+              <w:bottom w:w="90" w:type="dxa"/>
+              <w:end w:w="110" w:type="dxa"/>
             </w:tcMar>
           </w:tcPr>
           <w:p>
             <w:pPr>
               <w:keepNext w:val="0"/>
               <w:keepLines w:val="0"/>
-              <w:spacing w:before="0" w:after="40" w:line="240" w:lineRule="auto"/>
+              <w:spacing w:before="0" w:after="40" w:line="252" w:lineRule="auto"/>
               <w:jc w:val="left"/>
               <w:rPr>
                 <w:rFonts w:cs="Times New Roman"/>
@@ -1410,30 +1966,33 @@
             <w:r>
               <w:rPr>
                 <w:rFonts w:cs="Arial" w:ascii="Arial" w:hAnsi="Arial" w:eastAsia="Arial"/>
-                <w:sz w:val="21"/>
-                <w:szCs w:val="26"/>
-                <w:bdr w:val="none" w:sz="0" w:space="0" w:color="auto" w:frame="1"/>
-              </w:rPr>
-              <w:t>4</w:t>
+                <w:b w:val="0"/>
+                <w:color w:val="17212B"/>
+                <w:sz w:val="19"/>
+                <w:szCs w:val="26"/>
+                <w:bdr w:val="none" w:sz="0" w:space="0" w:color="auto" w:frame="1"/>
+              </w:rPr>
+              <w:t>7</w:t>
             </w:r>
           </w:p>
         </w:tc>
         <w:tc>
           <w:tcPr>
-            <w:tcW w:w="0" w:type="auto"/>
+            <w:tcW w:w="1440" w:type="dxa"/>
+            <w:vAlign w:val="center"/>
             <w:hideMark/>
             <w:tcMar>
-              <w:top w:w="100" w:type="dxa"/>
-              <w:start w:w="120" w:type="dxa"/>
-              <w:bottom w:w="100" w:type="dxa"/>
-              <w:end w:w="120" w:type="dxa"/>
+              <w:top w:w="90" w:type="dxa"/>
+              <w:start w:w="110" w:type="dxa"/>
+              <w:bottom w:w="90" w:type="dxa"/>
+              <w:end w:w="110" w:type="dxa"/>
             </w:tcMar>
           </w:tcPr>
           <w:p>
             <w:pPr>
               <w:keepNext w:val="0"/>
               <w:keepLines w:val="0"/>
-              <w:spacing w:before="0" w:after="40" w:line="240" w:lineRule="auto"/>
+              <w:spacing w:before="0" w:after="40" w:line="252" w:lineRule="auto"/>
               <w:jc w:val="left"/>
               <w:rPr>
                 <w:rFonts w:cs="Times New Roman"/>
@@ -1444,30 +2003,33 @@
             <w:r>
               <w:rPr>
                 <w:rFonts w:cs="Arial" w:ascii="Arial" w:hAnsi="Arial" w:eastAsia="Arial"/>
-                <w:sz w:val="21"/>
-                <w:szCs w:val="26"/>
-                <w:bdr w:val="none" w:sz="0" w:space="0" w:color="auto" w:frame="1"/>
-              </w:rPr>
-              <w:t>Bài báo</w:t>
+                <w:b w:val="0"/>
+                <w:color w:val="17212B"/>
+                <w:sz w:val="19"/>
+                <w:szCs w:val="26"/>
+                <w:bdr w:val="none" w:sz="0" w:space="0" w:color="auto" w:frame="1"/>
+              </w:rPr>
+              <w:t>Sách</w:t>
             </w:r>
           </w:p>
         </w:tc>
         <w:tc>
           <w:tcPr>
-            <w:tcW w:w="0" w:type="auto"/>
+            <w:tcW w:w="2232" w:type="dxa"/>
+            <w:vAlign w:val="center"/>
             <w:hideMark/>
             <w:tcMar>
-              <w:top w:w="100" w:type="dxa"/>
-              <w:start w:w="120" w:type="dxa"/>
-              <w:bottom w:w="100" w:type="dxa"/>
-              <w:end w:w="120" w:type="dxa"/>
+              <w:top w:w="90" w:type="dxa"/>
+              <w:start w:w="110" w:type="dxa"/>
+              <w:bottom w:w="90" w:type="dxa"/>
+              <w:end w:w="110" w:type="dxa"/>
             </w:tcMar>
           </w:tcPr>
           <w:p>
             <w:pPr>
               <w:keepNext w:val="0"/>
               <w:keepLines w:val="0"/>
-              <w:spacing w:before="0" w:after="40" w:line="240" w:lineRule="auto"/>
+              <w:spacing w:before="0" w:after="40" w:line="252" w:lineRule="auto"/>
               <w:jc w:val="left"/>
               <w:rPr>
                 <w:rFonts w:cs="Times New Roman"/>
@@ -1478,41 +2040,46 @@
             <w:r>
               <w:rPr>
                 <w:rFonts w:cs="Arial" w:ascii="Arial" w:hAnsi="Arial" w:eastAsia="Arial"/>
+                <w:b w:val="0"/>
                 <w:i/>
                 <w:iCs/>
-                <w:sz w:val="21"/>
-                <w:szCs w:val="26"/>
-                <w:bdr w:val="none" w:sz="0" w:space="0" w:color="auto" w:frame="1"/>
-              </w:rPr>
-              <w:t>Deep Learning for Retail</w:t>
-            </w:r>
-            <w:r>
-              <w:rPr>
-                <w:rFonts w:cs="Arial" w:ascii="Arial" w:hAnsi="Arial" w:eastAsia="Arial"/>
-                <w:sz w:val="21"/>
-                <w:szCs w:val="26"/>
-                <w:bdr w:val="none" w:sz="0" w:space="0" w:color="auto" w:frame="1"/>
-              </w:rPr>
-              <w:t xml:space="preserve"> (Smith, 2022)</w:t>
+                <w:color w:val="17212B"/>
+                <w:sz w:val="19"/>
+                <w:szCs w:val="26"/>
+                <w:bdr w:val="none" w:sz="0" w:space="0" w:color="auto" w:frame="1"/>
+              </w:rPr>
+              <w:t>Machine Learning for Data Analysis</w:t>
+            </w:r>
+            <w:r>
+              <w:rPr>
+                <w:rFonts w:cs="Arial" w:ascii="Arial" w:hAnsi="Arial" w:eastAsia="Arial"/>
+                <w:b w:val="0"/>
+                <w:color w:val="17212B"/>
+                <w:sz w:val="19"/>
+                <w:szCs w:val="26"/>
+                <w:bdr w:val="none" w:sz="0" w:space="0" w:color="auto" w:frame="1"/>
+              </w:rPr>
+              <w:t xml:space="preserve"> (Brown, 2021)</w:t>
             </w:r>
           </w:p>
         </w:tc>
         <w:tc>
           <w:tcPr>
-            <w:tcW w:w="0" w:type="auto"/>
+            <w:tcW w:w="4752" w:type="dxa"/>
+            <w:vAlign w:val="center"/>
             <w:hideMark/>
             <w:tcMar>
-              <w:top w:w="100" w:type="dxa"/>
-              <w:start w:w="120" w:type="dxa"/>
-              <w:bottom w:w="100" w:type="dxa"/>
-              <w:end w:w="120" w:type="dxa"/>
+              <w:top w:w="90" w:type="dxa"/>
+              <w:start w:w="110" w:type="dxa"/>
+              <w:bottom w:w="90" w:type="dxa"/>
+              <w:end w:w="110" w:type="dxa"/>
             </w:tcMar>
           </w:tcPr>
           <w:p>
             <w:pPr>
               <w:keepNext w:val="0"/>
               <w:keepLines w:val="0"/>
-              <w:spacing w:before="0" w:after="40" w:line="240" w:lineRule="auto"/>
+              <w:spacing w:before="0" w:after="40" w:line="252" w:lineRule="auto"/>
               <w:jc w:val="left"/>
               <w:rPr>
                 <w:rFonts w:cs="Times New Roman"/>
@@ -1523,30 +2090,33 @@
             <w:r>
               <w:rPr>
                 <w:rFonts w:cs="Arial" w:ascii="Arial" w:hAnsi="Arial" w:eastAsia="Arial"/>
-                <w:sz w:val="21"/>
-                <w:szCs w:val="26"/>
-                <w:bdr w:val="none" w:sz="0" w:space="0" w:color="auto" w:frame="1"/>
-              </w:rPr>
-              <w:t>Tạp chí chuyên ngành kỹ thuật. Sử dụng dữ liệu thực tế từ các chuỗi bán lẻ. Phương pháp nghiên cứu định lượng.</w:t>
+                <w:b w:val="0"/>
+                <w:color w:val="17212B"/>
+                <w:sz w:val="19"/>
+                <w:szCs w:val="26"/>
+                <w:bdr w:val="none" w:sz="0" w:space="0" w:color="auto" w:frame="1"/>
+              </w:rPr>
+              <w:t>NXB Springer. Tập trung sâu vào các thuật toán phân tích. Có tính học thuật chuyên sâu.</w:t>
             </w:r>
           </w:p>
         </w:tc>
         <w:tc>
           <w:tcPr>
-            <w:tcW w:w="0" w:type="auto"/>
+            <w:tcW w:w="792" w:type="dxa"/>
+            <w:vAlign w:val="center"/>
             <w:hideMark/>
             <w:tcMar>
-              <w:top w:w="100" w:type="dxa"/>
-              <w:start w:w="120" w:type="dxa"/>
-              <w:bottom w:w="100" w:type="dxa"/>
-              <w:end w:w="120" w:type="dxa"/>
+              <w:top w:w="90" w:type="dxa"/>
+              <w:start w:w="110" w:type="dxa"/>
+              <w:bottom w:w="90" w:type="dxa"/>
+              <w:end w:w="110" w:type="dxa"/>
             </w:tcMar>
           </w:tcPr>
           <w:p>
             <w:pPr>
               <w:keepNext w:val="0"/>
               <w:keepLines w:val="0"/>
-              <w:spacing w:before="0" w:after="40" w:line="240" w:lineRule="auto"/>
+              <w:spacing w:before="0" w:after="40" w:line="252" w:lineRule="auto"/>
               <w:jc w:val="left"/>
               <w:rPr>
                 <w:rFonts w:cs="Times New Roman"/>
@@ -1557,7 +2127,9 @@
             <w:r>
               <w:rPr>
                 <w:rFonts w:cs="Arial" w:ascii="Arial" w:hAnsi="Arial" w:eastAsia="Arial"/>
-                <w:sz w:val="21"/>
+                <w:b w:val="0"/>
+                <w:color w:val="17212B"/>
+                <w:sz w:val="19"/>
                 <w:szCs w:val="26"/>
                 <w:bdr w:val="none" w:sz="0" w:space="0" w:color="auto" w:frame="1"/>
               </w:rPr>
@@ -1569,20 +2141,226 @@
       <w:tr>
         <w:tc>
           <w:tcPr>
-            <w:tcW w:w="0" w:type="auto"/>
+            <w:tcW w:w="648" w:type="dxa"/>
+            <w:vAlign w:val="center"/>
             <w:hideMark/>
             <w:tcMar>
-              <w:top w:w="100" w:type="dxa"/>
-              <w:start w:w="120" w:type="dxa"/>
-              <w:bottom w:w="100" w:type="dxa"/>
-              <w:end w:w="120" w:type="dxa"/>
+              <w:top w:w="90" w:type="dxa"/>
+              <w:start w:w="110" w:type="dxa"/>
+              <w:bottom w:w="90" w:type="dxa"/>
+              <w:end w:w="110" w:type="dxa"/>
+            </w:tcMar>
+            <w:shd w:fill="F5FAF8" w:val="clear"/>
+          </w:tcPr>
+          <w:p>
+            <w:pPr>
+              <w:keepNext w:val="0"/>
+              <w:keepLines w:val="0"/>
+              <w:spacing w:before="0" w:after="40" w:line="252" w:lineRule="auto"/>
+              <w:jc w:val="left"/>
+              <w:rPr>
+                <w:rFonts w:cs="Times New Roman"/>
+                <w:color w:val="1F1F1F"/>
+                <w:szCs w:val="26"/>
+              </w:rPr>
+            </w:pPr>
+            <w:r>
+              <w:rPr>
+                <w:rFonts w:cs="Arial" w:ascii="Arial" w:hAnsi="Arial" w:eastAsia="Arial"/>
+                <w:b w:val="0"/>
+                <w:color w:val="17212B"/>
+                <w:sz w:val="19"/>
+                <w:szCs w:val="26"/>
+                <w:bdr w:val="none" w:sz="0" w:space="0" w:color="auto" w:frame="1"/>
+              </w:rPr>
+              <w:t>8</w:t>
+            </w:r>
+          </w:p>
+        </w:tc>
+        <w:tc>
+          <w:tcPr>
+            <w:tcW w:w="1440" w:type="dxa"/>
+            <w:vAlign w:val="center"/>
+            <w:hideMark/>
+            <w:tcMar>
+              <w:top w:w="90" w:type="dxa"/>
+              <w:start w:w="110" w:type="dxa"/>
+              <w:bottom w:w="90" w:type="dxa"/>
+              <w:end w:w="110" w:type="dxa"/>
+            </w:tcMar>
+            <w:shd w:fill="F5FAF8" w:val="clear"/>
+          </w:tcPr>
+          <w:p>
+            <w:pPr>
+              <w:keepNext w:val="0"/>
+              <w:keepLines w:val="0"/>
+              <w:spacing w:before="0" w:after="40" w:line="252" w:lineRule="auto"/>
+              <w:jc w:val="left"/>
+              <w:rPr>
+                <w:rFonts w:cs="Times New Roman"/>
+                <w:color w:val="1F1F1F"/>
+                <w:szCs w:val="26"/>
+              </w:rPr>
+            </w:pPr>
+            <w:r>
+              <w:rPr>
+                <w:rFonts w:cs="Arial" w:ascii="Arial" w:hAnsi="Arial" w:eastAsia="Arial"/>
+                <w:b w:val="0"/>
+                <w:color w:val="17212B"/>
+                <w:sz w:val="19"/>
+                <w:szCs w:val="26"/>
+                <w:bdr w:val="none" w:sz="0" w:space="0" w:color="auto" w:frame="1"/>
+              </w:rPr>
+              <w:t>CSDL</w:t>
+            </w:r>
+          </w:p>
+        </w:tc>
+        <w:tc>
+          <w:tcPr>
+            <w:tcW w:w="2232" w:type="dxa"/>
+            <w:vAlign w:val="center"/>
+            <w:hideMark/>
+            <w:tcMar>
+              <w:top w:w="90" w:type="dxa"/>
+              <w:start w:w="110" w:type="dxa"/>
+              <w:bottom w:w="90" w:type="dxa"/>
+              <w:end w:w="110" w:type="dxa"/>
+            </w:tcMar>
+            <w:shd w:fill="F5FAF8" w:val="clear"/>
+          </w:tcPr>
+          <w:p>
+            <w:pPr>
+              <w:keepNext w:val="0"/>
+              <w:keepLines w:val="0"/>
+              <w:spacing w:before="0" w:after="40" w:line="252" w:lineRule="auto"/>
+              <w:jc w:val="left"/>
+              <w:rPr>
+                <w:rFonts w:cs="Times New Roman"/>
+                <w:color w:val="1F1F1F"/>
+                <w:szCs w:val="26"/>
+              </w:rPr>
+            </w:pPr>
+            <w:r>
+              <w:rPr>
+                <w:rFonts w:cs="Arial" w:ascii="Arial" w:hAnsi="Arial" w:eastAsia="Arial"/>
+                <w:b w:val="0"/>
+                <w:i/>
+                <w:iCs/>
+                <w:color w:val="17212B"/>
+                <w:sz w:val="19"/>
+                <w:szCs w:val="26"/>
+                <w:bdr w:val="none" w:sz="0" w:space="0" w:color="auto" w:frame="1"/>
+              </w:rPr>
+              <w:t>Gartner Magic Quadrant for AI</w:t>
+            </w:r>
+            <w:r>
+              <w:rPr>
+                <w:rFonts w:cs="Arial" w:ascii="Arial" w:hAnsi="Arial" w:eastAsia="Arial"/>
+                <w:b w:val="0"/>
+                <w:color w:val="17212B"/>
+                <w:sz w:val="19"/>
+                <w:szCs w:val="26"/>
+                <w:bdr w:val="none" w:sz="0" w:space="0" w:color="auto" w:frame="1"/>
+              </w:rPr>
+              <w:t xml:space="preserve"> (2025)</w:t>
+            </w:r>
+          </w:p>
+        </w:tc>
+        <w:tc>
+          <w:tcPr>
+            <w:tcW w:w="4752" w:type="dxa"/>
+            <w:vAlign w:val="center"/>
+            <w:hideMark/>
+            <w:tcMar>
+              <w:top w:w="90" w:type="dxa"/>
+              <w:start w:w="110" w:type="dxa"/>
+              <w:bottom w:w="90" w:type="dxa"/>
+              <w:end w:w="110" w:type="dxa"/>
+            </w:tcMar>
+            <w:shd w:fill="F5FAF8" w:val="clear"/>
+          </w:tcPr>
+          <w:p>
+            <w:pPr>
+              <w:keepNext w:val="0"/>
+              <w:keepLines w:val="0"/>
+              <w:spacing w:before="0" w:after="40" w:line="252" w:lineRule="auto"/>
+              <w:jc w:val="left"/>
+              <w:rPr>
+                <w:rFonts w:cs="Times New Roman"/>
+                <w:color w:val="1F1F1F"/>
+                <w:szCs w:val="26"/>
+              </w:rPr>
+            </w:pPr>
+            <w:r>
+              <w:rPr>
+                <w:rFonts w:cs="Arial" w:ascii="Arial" w:hAnsi="Arial" w:eastAsia="Arial"/>
+                <w:b w:val="0"/>
+                <w:color w:val="17212B"/>
+                <w:sz w:val="19"/>
+                <w:szCs w:val="26"/>
+                <w:bdr w:val="none" w:sz="0" w:space="0" w:color="auto" w:frame="1"/>
+              </w:rPr>
+              <w:t>Báo cáo phân tích thị trường từ tổ chức hàng đầu. Số liệu thực tế, tính cập nhật tuyệt đối về công nghệ.</w:t>
+            </w:r>
+          </w:p>
+        </w:tc>
+        <w:tc>
+          <w:tcPr>
+            <w:tcW w:w="792" w:type="dxa"/>
+            <w:vAlign w:val="center"/>
+            <w:hideMark/>
+            <w:tcMar>
+              <w:top w:w="90" w:type="dxa"/>
+              <w:start w:w="110" w:type="dxa"/>
+              <w:bottom w:w="90" w:type="dxa"/>
+              <w:end w:w="110" w:type="dxa"/>
+            </w:tcMar>
+            <w:shd w:fill="F5FAF8" w:val="clear"/>
+          </w:tcPr>
+          <w:p>
+            <w:pPr>
+              <w:keepNext w:val="0"/>
+              <w:keepLines w:val="0"/>
+              <w:spacing w:before="0" w:after="40" w:line="252" w:lineRule="auto"/>
+              <w:jc w:val="left"/>
+              <w:rPr>
+                <w:rFonts w:cs="Times New Roman"/>
+                <w:color w:val="1F1F1F"/>
+                <w:szCs w:val="26"/>
+              </w:rPr>
+            </w:pPr>
+            <w:r>
+              <w:rPr>
+                <w:rFonts w:cs="Arial" w:ascii="Arial" w:hAnsi="Arial" w:eastAsia="Arial"/>
+                <w:b w:val="0"/>
+                <w:color w:val="17212B"/>
+                <w:sz w:val="19"/>
+                <w:szCs w:val="26"/>
+                <w:bdr w:val="none" w:sz="0" w:space="0" w:color="auto" w:frame="1"/>
+              </w:rPr>
+              <w:t>4.5/5</w:t>
+            </w:r>
+          </w:p>
+        </w:tc>
+      </w:tr>
+      <w:tr>
+        <w:tc>
+          <w:tcPr>
+            <w:tcW w:w="648" w:type="dxa"/>
+            <w:vAlign w:val="center"/>
+            <w:hideMark/>
+            <w:tcMar>
+              <w:top w:w="90" w:type="dxa"/>
+              <w:start w:w="110" w:type="dxa"/>
+              <w:bottom w:w="90" w:type="dxa"/>
+              <w:end w:w="110" w:type="dxa"/>
             </w:tcMar>
           </w:tcPr>
           <w:p>
             <w:pPr>
               <w:keepNext w:val="0"/>
               <w:keepLines w:val="0"/>
-              <w:spacing w:before="0" w:after="40" w:line="240" w:lineRule="auto"/>
+              <w:spacing w:before="0" w:after="40" w:line="252" w:lineRule="auto"/>
               <w:jc w:val="left"/>
               <w:rPr>
                 <w:rFonts w:cs="Times New Roman"/>
@@ -1593,30 +2371,34 @@
             <w:r>
               <w:rPr>
                 <w:rFonts w:cs="Arial" w:ascii="Arial" w:hAnsi="Arial" w:eastAsia="Arial"/>
-                <w:sz w:val="21"/>
-                <w:szCs w:val="26"/>
-                <w:bdr w:val="none" w:sz="0" w:space="0" w:color="auto" w:frame="1"/>
-              </w:rPr>
-              <w:t>5</w:t>
+                <w:b w:val="0"/>
+                <w:color w:val="17212B"/>
+                <w:sz w:val="19"/>
+                <w:szCs w:val="26"/>
+                <w:bdr w:val="none" w:sz="0" w:space="0" w:color="auto" w:frame="1"/>
+              </w:rPr>
+              <w:lastRenderedPageBreak/>
+              <w:t>9</w:t>
             </w:r>
           </w:p>
         </w:tc>
         <w:tc>
           <w:tcPr>
-            <w:tcW w:w="0" w:type="auto"/>
+            <w:tcW w:w="1440" w:type="dxa"/>
+            <w:vAlign w:val="center"/>
             <w:hideMark/>
             <w:tcMar>
-              <w:top w:w="100" w:type="dxa"/>
-              <w:start w:w="120" w:type="dxa"/>
-              <w:bottom w:w="100" w:type="dxa"/>
-              <w:end w:w="120" w:type="dxa"/>
+              <w:top w:w="90" w:type="dxa"/>
+              <w:start w:w="110" w:type="dxa"/>
+              <w:bottom w:w="90" w:type="dxa"/>
+              <w:end w:w="110" w:type="dxa"/>
             </w:tcMar>
           </w:tcPr>
           <w:p>
             <w:pPr>
               <w:keepNext w:val="0"/>
               <w:keepLines w:val="0"/>
-              <w:spacing w:before="0" w:after="40" w:line="240" w:lineRule="auto"/>
+              <w:spacing w:before="0" w:after="40" w:line="252" w:lineRule="auto"/>
               <w:jc w:val="left"/>
               <w:rPr>
                 <w:rFonts w:cs="Times New Roman"/>
@@ -1627,30 +2409,33 @@
             <w:r>
               <w:rPr>
                 <w:rFonts w:cs="Arial" w:ascii="Arial" w:hAnsi="Arial" w:eastAsia="Arial"/>
-                <w:sz w:val="21"/>
-                <w:szCs w:val="26"/>
-                <w:bdr w:val="none" w:sz="0" w:space="0" w:color="auto" w:frame="1"/>
-              </w:rPr>
-              <w:t>Bài báo</w:t>
+                <w:b w:val="0"/>
+                <w:color w:val="17212B"/>
+                <w:sz w:val="19"/>
+                <w:szCs w:val="26"/>
+                <w:bdr w:val="none" w:sz="0" w:space="0" w:color="auto" w:frame="1"/>
+              </w:rPr>
+              <w:t>Nguồn mở</w:t>
             </w:r>
           </w:p>
         </w:tc>
         <w:tc>
           <w:tcPr>
-            <w:tcW w:w="0" w:type="auto"/>
+            <w:tcW w:w="2232" w:type="dxa"/>
+            <w:vAlign w:val="center"/>
             <w:hideMark/>
             <w:tcMar>
-              <w:top w:w="100" w:type="dxa"/>
-              <w:start w:w="120" w:type="dxa"/>
-              <w:bottom w:w="100" w:type="dxa"/>
-              <w:end w:w="120" w:type="dxa"/>
+              <w:top w:w="90" w:type="dxa"/>
+              <w:start w:w="110" w:type="dxa"/>
+              <w:bottom w:w="90" w:type="dxa"/>
+              <w:end w:w="110" w:type="dxa"/>
             </w:tcMar>
           </w:tcPr>
           <w:p>
             <w:pPr>
               <w:keepNext w:val="0"/>
               <w:keepLines w:val="0"/>
-              <w:spacing w:before="0" w:after="40" w:line="240" w:lineRule="auto"/>
+              <w:spacing w:before="0" w:after="40" w:line="252" w:lineRule="auto"/>
               <w:jc w:val="left"/>
               <w:rPr>
                 <w:rFonts w:cs="Times New Roman"/>
@@ -1661,41 +2446,35 @@
             <w:r>
               <w:rPr>
                 <w:rFonts w:cs="Arial" w:ascii="Arial" w:hAnsi="Arial" w:eastAsia="Arial"/>
+                <w:b w:val="0"/>
                 <w:i/>
                 <w:iCs/>
-                <w:sz w:val="21"/>
-                <w:szCs w:val="26"/>
-                <w:bdr w:val="none" w:sz="0" w:space="0" w:color="auto" w:frame="1"/>
-              </w:rPr>
-              <w:t>Ethics of AI in Business</w:t>
-            </w:r>
-            <w:r>
-              <w:rPr>
-                <w:rFonts w:cs="Arial" w:ascii="Arial" w:hAnsi="Arial" w:eastAsia="Arial"/>
-                <w:sz w:val="21"/>
-                <w:szCs w:val="26"/>
-                <w:bdr w:val="none" w:sz="0" w:space="0" w:color="auto" w:frame="1"/>
-              </w:rPr>
-              <w:t xml:space="preserve"> (Lee, 2024)</w:t>
+                <w:color w:val="17212B"/>
+                <w:sz w:val="19"/>
+                <w:szCs w:val="26"/>
+                <w:bdr w:val="none" w:sz="0" w:space="0" w:color="auto" w:frame="1"/>
+              </w:rPr>
+              <w:t>McKinsey: The State of AI in 2024</w:t>
             </w:r>
           </w:p>
         </w:tc>
         <w:tc>
           <w:tcPr>
-            <w:tcW w:w="0" w:type="auto"/>
+            <w:tcW w:w="4752" w:type="dxa"/>
+            <w:vAlign w:val="center"/>
             <w:hideMark/>
             <w:tcMar>
-              <w:top w:w="100" w:type="dxa"/>
-              <w:start w:w="120" w:type="dxa"/>
-              <w:bottom w:w="100" w:type="dxa"/>
-              <w:end w:w="120" w:type="dxa"/>
+              <w:top w:w="90" w:type="dxa"/>
+              <w:start w:w="110" w:type="dxa"/>
+              <w:bottom w:w="90" w:type="dxa"/>
+              <w:end w:w="110" w:type="dxa"/>
             </w:tcMar>
           </w:tcPr>
           <w:p>
             <w:pPr>
               <w:keepNext w:val="0"/>
               <w:keepLines w:val="0"/>
-              <w:spacing w:before="0" w:after="40" w:line="240" w:lineRule="auto"/>
+              <w:spacing w:before="0" w:after="40" w:line="252" w:lineRule="auto"/>
               <w:jc w:val="left"/>
               <w:rPr>
                 <w:rFonts w:cs="Times New Roman"/>
@@ -1706,30 +2485,33 @@
             <w:r>
               <w:rPr>
                 <w:rFonts w:cs="Arial" w:ascii="Arial" w:hAnsi="Arial" w:eastAsia="Arial"/>
-                <w:sz w:val="21"/>
-                <w:szCs w:val="26"/>
-                <w:bdr w:val="none" w:sz="0" w:space="0" w:color="auto" w:frame="1"/>
-              </w:rPr>
-              <w:t>Bài báo mới về đạo đức dữ liệu. Phương pháp phân tích tổng hợp tài liệu (Systematic Review) rất chi tiết.</w:t>
+                <w:b w:val="0"/>
+                <w:color w:val="17212B"/>
+                <w:sz w:val="19"/>
+                <w:szCs w:val="26"/>
+                <w:bdr w:val="none" w:sz="0" w:space="0" w:color="auto" w:frame="1"/>
+              </w:rPr>
+              <w:t>Khảo sát diện rộng trên 1000+ doanh nghiệp. Độ tin cậy cao về mặt thống kê thị trường toàn cầu.</w:t>
             </w:r>
           </w:p>
         </w:tc>
         <w:tc>
           <w:tcPr>
-            <w:tcW w:w="0" w:type="auto"/>
+            <w:tcW w:w="792" w:type="dxa"/>
+            <w:vAlign w:val="center"/>
             <w:hideMark/>
             <w:tcMar>
-              <w:top w:w="100" w:type="dxa"/>
-              <w:start w:w="120" w:type="dxa"/>
-              <w:bottom w:w="100" w:type="dxa"/>
-              <w:end w:w="120" w:type="dxa"/>
+              <w:top w:w="90" w:type="dxa"/>
+              <w:start w:w="110" w:type="dxa"/>
+              <w:bottom w:w="90" w:type="dxa"/>
+              <w:end w:w="110" w:type="dxa"/>
             </w:tcMar>
           </w:tcPr>
           <w:p>
             <w:pPr>
               <w:keepNext w:val="0"/>
               <w:keepLines w:val="0"/>
-              <w:spacing w:before="0" w:after="40" w:line="240" w:lineRule="auto"/>
+              <w:spacing w:before="0" w:after="40" w:line="252" w:lineRule="auto"/>
               <w:jc w:val="left"/>
               <w:rPr>
                 <w:rFonts w:cs="Times New Roman"/>
@@ -1740,11 +2522,13 @@
             <w:r>
               <w:rPr>
                 <w:rFonts w:cs="Arial" w:ascii="Arial" w:hAnsi="Arial" w:eastAsia="Arial"/>
-                <w:sz w:val="21"/>
-                <w:szCs w:val="26"/>
-                <w:bdr w:val="none" w:sz="0" w:space="0" w:color="auto" w:frame="1"/>
-              </w:rPr>
-              <w:t>5/5</w:t>
+                <w:b w:val="0"/>
+                <w:color w:val="17212B"/>
+                <w:sz w:val="19"/>
+                <w:szCs w:val="26"/>
+                <w:bdr w:val="none" w:sz="0" w:space="0" w:color="auto" w:frame="1"/>
+              </w:rPr>
+              <w:t>4.5/5</w:t>
             </w:r>
           </w:p>
         </w:tc>
@@ -1752,20 +2536,22 @@
       <w:tr>
         <w:tc>
           <w:tcPr>
-            <w:tcW w:w="0" w:type="auto"/>
+            <w:tcW w:w="648" w:type="dxa"/>
+            <w:vAlign w:val="center"/>
             <w:hideMark/>
             <w:tcMar>
-              <w:top w:w="100" w:type="dxa"/>
-              <w:start w:w="120" w:type="dxa"/>
-              <w:bottom w:w="100" w:type="dxa"/>
-              <w:end w:w="120" w:type="dxa"/>
+              <w:top w:w="90" w:type="dxa"/>
+              <w:start w:w="110" w:type="dxa"/>
+              <w:bottom w:w="90" w:type="dxa"/>
+              <w:end w:w="110" w:type="dxa"/>
             </w:tcMar>
+            <w:shd w:fill="F5FAF8" w:val="clear"/>
           </w:tcPr>
           <w:p>
             <w:pPr>
               <w:keepNext w:val="0"/>
               <w:keepLines w:val="0"/>
-              <w:spacing w:before="0" w:after="40" w:line="240" w:lineRule="auto"/>
+              <w:spacing w:before="0" w:after="40" w:line="252" w:lineRule="auto"/>
               <w:jc w:val="left"/>
               <w:rPr>
                 <w:rFonts w:cs="Times New Roman"/>
@@ -1776,30 +2562,34 @@
             <w:r>
               <w:rPr>
                 <w:rFonts w:cs="Arial" w:ascii="Arial" w:hAnsi="Arial" w:eastAsia="Arial"/>
-                <w:sz w:val="21"/>
-                <w:szCs w:val="26"/>
-                <w:bdr w:val="none" w:sz="0" w:space="0" w:color="auto" w:frame="1"/>
-              </w:rPr>
-              <w:t>6</w:t>
+                <w:b w:val="0"/>
+                <w:color w:val="17212B"/>
+                <w:sz w:val="19"/>
+                <w:szCs w:val="26"/>
+                <w:bdr w:val="none" w:sz="0" w:space="0" w:color="auto" w:frame="1"/>
+              </w:rPr>
+              <w:t>10</w:t>
             </w:r>
           </w:p>
         </w:tc>
         <w:tc>
           <w:tcPr>
-            <w:tcW w:w="0" w:type="auto"/>
+            <w:tcW w:w="1440" w:type="dxa"/>
+            <w:vAlign w:val="center"/>
             <w:hideMark/>
             <w:tcMar>
-              <w:top w:w="100" w:type="dxa"/>
-              <w:start w:w="120" w:type="dxa"/>
-              <w:bottom w:w="100" w:type="dxa"/>
-              <w:end w:w="120" w:type="dxa"/>
+              <w:top w:w="90" w:type="dxa"/>
+              <w:start w:w="110" w:type="dxa"/>
+              <w:bottom w:w="90" w:type="dxa"/>
+              <w:end w:w="110" w:type="dxa"/>
             </w:tcMar>
+            <w:shd w:fill="F5FAF8" w:val="clear"/>
           </w:tcPr>
           <w:p>
             <w:pPr>
               <w:keepNext w:val="0"/>
               <w:keepLines w:val="0"/>
-              <w:spacing w:before="0" w:after="40" w:line="240" w:lineRule="auto"/>
+              <w:spacing w:before="0" w:after="40" w:line="252" w:lineRule="auto"/>
               <w:jc w:val="left"/>
               <w:rPr>
                 <w:rFonts w:cs="Times New Roman"/>
@@ -1810,30 +2600,34 @@
             <w:r>
               <w:rPr>
                 <w:rFonts w:cs="Arial" w:ascii="Arial" w:hAnsi="Arial" w:eastAsia="Arial"/>
-                <w:sz w:val="21"/>
-                <w:szCs w:val="26"/>
-                <w:bdr w:val="none" w:sz="0" w:space="0" w:color="auto" w:frame="1"/>
-              </w:rPr>
-              <w:t>Sách</w:t>
+                <w:b w:val="0"/>
+                <w:color w:val="17212B"/>
+                <w:sz w:val="19"/>
+                <w:szCs w:val="26"/>
+                <w:bdr w:val="none" w:sz="0" w:space="0" w:color="auto" w:frame="1"/>
+              </w:rPr>
+              <w:t>Nguồn mở</w:t>
             </w:r>
           </w:p>
         </w:tc>
         <w:tc>
           <w:tcPr>
-            <w:tcW w:w="0" w:type="auto"/>
+            <w:tcW w:w="2232" w:type="dxa"/>
+            <w:vAlign w:val="center"/>
             <w:hideMark/>
             <w:tcMar>
-              <w:top w:w="100" w:type="dxa"/>
-              <w:start w:w="120" w:type="dxa"/>
-              <w:bottom w:w="100" w:type="dxa"/>
-              <w:end w:w="120" w:type="dxa"/>
+              <w:top w:w="90" w:type="dxa"/>
+              <w:start w:w="110" w:type="dxa"/>
+              <w:bottom w:w="90" w:type="dxa"/>
+              <w:end w:w="110" w:type="dxa"/>
             </w:tcMar>
+            <w:shd w:fill="F5FAF8" w:val="clear"/>
           </w:tcPr>
           <w:p>
             <w:pPr>
               <w:keepNext w:val="0"/>
               <w:keepLines w:val="0"/>
-              <w:spacing w:before="0" w:after="40" w:line="240" w:lineRule="auto"/>
+              <w:spacing w:before="0" w:after="40" w:line="252" w:lineRule="auto"/>
               <w:jc w:val="left"/>
               <w:rPr>
                 <w:rFonts w:cs="Times New Roman"/>
@@ -1844,41 +2638,36 @@
             <w:r>
               <w:rPr>
                 <w:rFonts w:cs="Arial" w:ascii="Arial" w:hAnsi="Arial" w:eastAsia="Arial"/>
+                <w:b w:val="0"/>
                 <w:i/>
                 <w:iCs/>
-                <w:sz w:val="21"/>
-                <w:szCs w:val="26"/>
-                <w:bdr w:val="none" w:sz="0" w:space="0" w:color="auto" w:frame="1"/>
-              </w:rPr>
-              <w:t>AI Strategy for Business</w:t>
-            </w:r>
-            <w:r>
-              <w:rPr>
-                <w:rFonts w:cs="Arial" w:ascii="Arial" w:hAnsi="Arial" w:eastAsia="Arial"/>
-                <w:sz w:val="21"/>
-                <w:szCs w:val="26"/>
-                <w:bdr w:val="none" w:sz="0" w:space="0" w:color="auto" w:frame="1"/>
-              </w:rPr>
-              <w:t xml:space="preserve"> (Prakash, 2020)</w:t>
+                <w:color w:val="17212B"/>
+                <w:sz w:val="19"/>
+                <w:szCs w:val="26"/>
+                <w:bdr w:val="none" w:sz="0" w:space="0" w:color="auto" w:frame="1"/>
+              </w:rPr>
+              <w:t>WEF: Future of Jobs Report 2023</w:t>
             </w:r>
           </w:p>
         </w:tc>
         <w:tc>
           <w:tcPr>
-            <w:tcW w:w="0" w:type="auto"/>
+            <w:tcW w:w="4752" w:type="dxa"/>
+            <w:vAlign w:val="center"/>
             <w:hideMark/>
             <w:tcMar>
-              <w:top w:w="100" w:type="dxa"/>
-              <w:start w:w="120" w:type="dxa"/>
-              <w:bottom w:w="100" w:type="dxa"/>
-              <w:end w:w="120" w:type="dxa"/>
+              <w:top w:w="90" w:type="dxa"/>
+              <w:start w:w="110" w:type="dxa"/>
+              <w:bottom w:w="90" w:type="dxa"/>
+              <w:end w:w="110" w:type="dxa"/>
             </w:tcMar>
+            <w:shd w:fill="F5FAF8" w:val="clear"/>
           </w:tcPr>
           <w:p>
             <w:pPr>
               <w:keepNext w:val="0"/>
               <w:keepLines w:val="0"/>
-              <w:spacing w:before="0" w:after="40" w:line="240" w:lineRule="auto"/>
+              <w:spacing w:before="0" w:after="40" w:line="252" w:lineRule="auto"/>
               <w:jc w:val="left"/>
               <w:rPr>
                 <w:rFonts w:cs="Times New Roman"/>
@@ -1889,30 +2678,34 @@
             <w:r>
               <w:rPr>
                 <w:rFonts w:cs="Arial" w:ascii="Arial" w:hAnsi="Arial" w:eastAsia="Arial"/>
-                <w:sz w:val="21"/>
-                <w:szCs w:val="26"/>
-                <w:bdr w:val="none" w:sz="0" w:space="0" w:color="auto" w:frame="1"/>
-              </w:rPr>
-              <w:t>NXB Routledge uy tín. Hệ thống hóa lý thuyết bài bản từ quản trị đến kỹ thuật.</w:t>
+                <w:b w:val="0"/>
+                <w:color w:val="17212B"/>
+                <w:sz w:val="19"/>
+                <w:szCs w:val="26"/>
+                <w:bdr w:val="none" w:sz="0" w:space="0" w:color="auto" w:frame="1"/>
+              </w:rPr>
+              <w:t>Tổ chức quốc tế uy tín. Phân tích tác động của AI đến thị trường lao động và nhân sự ngành kinh doanh.</w:t>
             </w:r>
           </w:p>
         </w:tc>
         <w:tc>
           <w:tcPr>
-            <w:tcW w:w="0" w:type="auto"/>
+            <w:tcW w:w="792" w:type="dxa"/>
+            <w:vAlign w:val="center"/>
             <w:hideMark/>
             <w:tcMar>
-              <w:top w:w="100" w:type="dxa"/>
-              <w:start w:w="120" w:type="dxa"/>
-              <w:bottom w:w="100" w:type="dxa"/>
-              <w:end w:w="120" w:type="dxa"/>
+              <w:top w:w="90" w:type="dxa"/>
+              <w:start w:w="110" w:type="dxa"/>
+              <w:bottom w:w="90" w:type="dxa"/>
+              <w:end w:w="110" w:type="dxa"/>
             </w:tcMar>
+            <w:shd w:fill="F5FAF8" w:val="clear"/>
           </w:tcPr>
           <w:p>
             <w:pPr>
               <w:keepNext w:val="0"/>
               <w:keepLines w:val="0"/>
-              <w:spacing w:before="0" w:after="40" w:line="240" w:lineRule="auto"/>
+              <w:spacing w:before="0" w:after="40" w:line="252" w:lineRule="auto"/>
               <w:jc w:val="left"/>
               <w:rPr>
                 <w:rFonts w:cs="Times New Roman"/>
@@ -1923,722 +2716,9 @@
             <w:r>
               <w:rPr>
                 <w:rFonts w:cs="Arial" w:ascii="Arial" w:hAnsi="Arial" w:eastAsia="Arial"/>
-                <w:sz w:val="21"/>
-                <w:szCs w:val="26"/>
-                <w:bdr w:val="none" w:sz="0" w:space="0" w:color="auto" w:frame="1"/>
-              </w:rPr>
-              <w:t>5/5</w:t>
-            </w:r>
-          </w:p>
-        </w:tc>
-      </w:tr>
-      <w:tr>
-        <w:tc>
-          <w:tcPr>
-            <w:tcW w:w="0" w:type="auto"/>
-            <w:hideMark/>
-            <w:tcMar>
-              <w:top w:w="100" w:type="dxa"/>
-              <w:start w:w="120" w:type="dxa"/>
-              <w:bottom w:w="100" w:type="dxa"/>
-              <w:end w:w="120" w:type="dxa"/>
-            </w:tcMar>
-          </w:tcPr>
-          <w:p>
-            <w:pPr>
-              <w:keepNext w:val="0"/>
-              <w:keepLines w:val="0"/>
-              <w:spacing w:before="0" w:after="40" w:line="240" w:lineRule="auto"/>
-              <w:jc w:val="left"/>
-              <w:rPr>
-                <w:rFonts w:cs="Times New Roman"/>
-                <w:color w:val="1F1F1F"/>
-                <w:szCs w:val="26"/>
-              </w:rPr>
-            </w:pPr>
-            <w:r>
-              <w:rPr>
-                <w:rFonts w:cs="Arial" w:ascii="Arial" w:hAnsi="Arial" w:eastAsia="Arial"/>
-                <w:sz w:val="21"/>
-                <w:szCs w:val="26"/>
-                <w:bdr w:val="none" w:sz="0" w:space="0" w:color="auto" w:frame="1"/>
-              </w:rPr>
-              <w:t>7</w:t>
-            </w:r>
-          </w:p>
-        </w:tc>
-        <w:tc>
-          <w:tcPr>
-            <w:tcW w:w="0" w:type="auto"/>
-            <w:hideMark/>
-            <w:tcMar>
-              <w:top w:w="100" w:type="dxa"/>
-              <w:start w:w="120" w:type="dxa"/>
-              <w:bottom w:w="100" w:type="dxa"/>
-              <w:end w:w="120" w:type="dxa"/>
-            </w:tcMar>
-          </w:tcPr>
-          <w:p>
-            <w:pPr>
-              <w:keepNext w:val="0"/>
-              <w:keepLines w:val="0"/>
-              <w:spacing w:before="0" w:after="40" w:line="240" w:lineRule="auto"/>
-              <w:jc w:val="left"/>
-              <w:rPr>
-                <w:rFonts w:cs="Times New Roman"/>
-                <w:color w:val="1F1F1F"/>
-                <w:szCs w:val="26"/>
-              </w:rPr>
-            </w:pPr>
-            <w:r>
-              <w:rPr>
-                <w:rFonts w:cs="Arial" w:ascii="Arial" w:hAnsi="Arial" w:eastAsia="Arial"/>
-                <w:sz w:val="21"/>
-                <w:szCs w:val="26"/>
-                <w:bdr w:val="none" w:sz="0" w:space="0" w:color="auto" w:frame="1"/>
-              </w:rPr>
-              <w:t>Sách</w:t>
-            </w:r>
-          </w:p>
-        </w:tc>
-        <w:tc>
-          <w:tcPr>
-            <w:tcW w:w="0" w:type="auto"/>
-            <w:hideMark/>
-            <w:tcMar>
-              <w:top w:w="100" w:type="dxa"/>
-              <w:start w:w="120" w:type="dxa"/>
-              <w:bottom w:w="100" w:type="dxa"/>
-              <w:end w:w="120" w:type="dxa"/>
-            </w:tcMar>
-          </w:tcPr>
-          <w:p>
-            <w:pPr>
-              <w:keepNext w:val="0"/>
-              <w:keepLines w:val="0"/>
-              <w:spacing w:before="0" w:after="40" w:line="240" w:lineRule="auto"/>
-              <w:jc w:val="left"/>
-              <w:rPr>
-                <w:rFonts w:cs="Times New Roman"/>
-                <w:color w:val="1F1F1F"/>
-                <w:szCs w:val="26"/>
-              </w:rPr>
-            </w:pPr>
-            <w:r>
-              <w:rPr>
-                <w:rFonts w:cs="Arial" w:ascii="Arial" w:hAnsi="Arial" w:eastAsia="Arial"/>
-                <w:i/>
-                <w:iCs/>
-                <w:sz w:val="21"/>
-                <w:szCs w:val="26"/>
-                <w:bdr w:val="none" w:sz="0" w:space="0" w:color="auto" w:frame="1"/>
-              </w:rPr>
-              <w:t>Machine Learning for Data Analysis</w:t>
-            </w:r>
-            <w:r>
-              <w:rPr>
-                <w:rFonts w:cs="Arial" w:ascii="Arial" w:hAnsi="Arial" w:eastAsia="Arial"/>
-                <w:sz w:val="21"/>
-                <w:szCs w:val="26"/>
-                <w:bdr w:val="none" w:sz="0" w:space="0" w:color="auto" w:frame="1"/>
-              </w:rPr>
-              <w:t xml:space="preserve"> (Brown, 2021)</w:t>
-            </w:r>
-          </w:p>
-        </w:tc>
-        <w:tc>
-          <w:tcPr>
-            <w:tcW w:w="0" w:type="auto"/>
-            <w:hideMark/>
-            <w:tcMar>
-              <w:top w:w="100" w:type="dxa"/>
-              <w:start w:w="120" w:type="dxa"/>
-              <w:bottom w:w="100" w:type="dxa"/>
-              <w:end w:w="120" w:type="dxa"/>
-            </w:tcMar>
-          </w:tcPr>
-          <w:p>
-            <w:pPr>
-              <w:keepNext w:val="0"/>
-              <w:keepLines w:val="0"/>
-              <w:spacing w:before="0" w:after="40" w:line="240" w:lineRule="auto"/>
-              <w:jc w:val="left"/>
-              <w:rPr>
-                <w:rFonts w:cs="Times New Roman"/>
-                <w:color w:val="1F1F1F"/>
-                <w:szCs w:val="26"/>
-              </w:rPr>
-            </w:pPr>
-            <w:r>
-              <w:rPr>
-                <w:rFonts w:cs="Arial" w:ascii="Arial" w:hAnsi="Arial" w:eastAsia="Arial"/>
-                <w:sz w:val="21"/>
-                <w:szCs w:val="26"/>
-                <w:bdr w:val="none" w:sz="0" w:space="0" w:color="auto" w:frame="1"/>
-              </w:rPr>
-              <w:t>NXB Springer. Tập trung sâu vào các thuật toán phân tích. Có tính học thuật chuyên sâu.</w:t>
-            </w:r>
-          </w:p>
-        </w:tc>
-        <w:tc>
-          <w:tcPr>
-            <w:tcW w:w="0" w:type="auto"/>
-            <w:hideMark/>
-            <w:tcMar>
-              <w:top w:w="100" w:type="dxa"/>
-              <w:start w:w="120" w:type="dxa"/>
-              <w:bottom w:w="100" w:type="dxa"/>
-              <w:end w:w="120" w:type="dxa"/>
-            </w:tcMar>
-          </w:tcPr>
-          <w:p>
-            <w:pPr>
-              <w:keepNext w:val="0"/>
-              <w:keepLines w:val="0"/>
-              <w:spacing w:before="0" w:after="40" w:line="240" w:lineRule="auto"/>
-              <w:jc w:val="left"/>
-              <w:rPr>
-                <w:rFonts w:cs="Times New Roman"/>
-                <w:color w:val="1F1F1F"/>
-                <w:szCs w:val="26"/>
-              </w:rPr>
-            </w:pPr>
-            <w:r>
-              <w:rPr>
-                <w:rFonts w:cs="Arial" w:ascii="Arial" w:hAnsi="Arial" w:eastAsia="Arial"/>
-                <w:sz w:val="21"/>
-                <w:szCs w:val="26"/>
-                <w:bdr w:val="none" w:sz="0" w:space="0" w:color="auto" w:frame="1"/>
-              </w:rPr>
-              <w:t>5/5</w:t>
-            </w:r>
-          </w:p>
-        </w:tc>
-      </w:tr>
-      <w:tr>
-        <w:tc>
-          <w:tcPr>
-            <w:tcW w:w="0" w:type="auto"/>
-            <w:hideMark/>
-            <w:tcMar>
-              <w:top w:w="100" w:type="dxa"/>
-              <w:start w:w="120" w:type="dxa"/>
-              <w:bottom w:w="100" w:type="dxa"/>
-              <w:end w:w="120" w:type="dxa"/>
-            </w:tcMar>
-          </w:tcPr>
-          <w:p>
-            <w:pPr>
-              <w:keepNext w:val="0"/>
-              <w:keepLines w:val="0"/>
-              <w:spacing w:before="0" w:after="40" w:line="240" w:lineRule="auto"/>
-              <w:jc w:val="left"/>
-              <w:rPr>
-                <w:rFonts w:cs="Times New Roman"/>
-                <w:color w:val="1F1F1F"/>
-                <w:szCs w:val="26"/>
-              </w:rPr>
-            </w:pPr>
-            <w:r>
-              <w:rPr>
-                <w:rFonts w:cs="Arial" w:ascii="Arial" w:hAnsi="Arial" w:eastAsia="Arial"/>
-                <w:sz w:val="21"/>
-                <w:szCs w:val="26"/>
-                <w:bdr w:val="none" w:sz="0" w:space="0" w:color="auto" w:frame="1"/>
-              </w:rPr>
-              <w:t>8</w:t>
-            </w:r>
-          </w:p>
-        </w:tc>
-        <w:tc>
-          <w:tcPr>
-            <w:tcW w:w="0" w:type="auto"/>
-            <w:hideMark/>
-            <w:tcMar>
-              <w:top w:w="100" w:type="dxa"/>
-              <w:start w:w="120" w:type="dxa"/>
-              <w:bottom w:w="100" w:type="dxa"/>
-              <w:end w:w="120" w:type="dxa"/>
-            </w:tcMar>
-          </w:tcPr>
-          <w:p>
-            <w:pPr>
-              <w:keepNext w:val="0"/>
-              <w:keepLines w:val="0"/>
-              <w:spacing w:before="0" w:after="40" w:line="240" w:lineRule="auto"/>
-              <w:jc w:val="left"/>
-              <w:rPr>
-                <w:rFonts w:cs="Times New Roman"/>
-                <w:color w:val="1F1F1F"/>
-                <w:szCs w:val="26"/>
-              </w:rPr>
-            </w:pPr>
-            <w:r>
-              <w:rPr>
-                <w:rFonts w:cs="Arial" w:ascii="Arial" w:hAnsi="Arial" w:eastAsia="Arial"/>
-                <w:sz w:val="21"/>
-                <w:szCs w:val="26"/>
-                <w:bdr w:val="none" w:sz="0" w:space="0" w:color="auto" w:frame="1"/>
-              </w:rPr>
-              <w:t>CSDL</w:t>
-            </w:r>
-          </w:p>
-        </w:tc>
-        <w:tc>
-          <w:tcPr>
-            <w:tcW w:w="0" w:type="auto"/>
-            <w:hideMark/>
-            <w:tcMar>
-              <w:top w:w="100" w:type="dxa"/>
-              <w:start w:w="120" w:type="dxa"/>
-              <w:bottom w:w="100" w:type="dxa"/>
-              <w:end w:w="120" w:type="dxa"/>
-            </w:tcMar>
-          </w:tcPr>
-          <w:p>
-            <w:pPr>
-              <w:keepNext w:val="0"/>
-              <w:keepLines w:val="0"/>
-              <w:spacing w:before="0" w:after="40" w:line="240" w:lineRule="auto"/>
-              <w:jc w:val="left"/>
-              <w:rPr>
-                <w:rFonts w:cs="Times New Roman"/>
-                <w:color w:val="1F1F1F"/>
-                <w:szCs w:val="26"/>
-              </w:rPr>
-            </w:pPr>
-            <w:r>
-              <w:rPr>
-                <w:rFonts w:cs="Arial" w:ascii="Arial" w:hAnsi="Arial" w:eastAsia="Arial"/>
-                <w:i/>
-                <w:iCs/>
-                <w:sz w:val="21"/>
-                <w:szCs w:val="26"/>
-                <w:bdr w:val="none" w:sz="0" w:space="0" w:color="auto" w:frame="1"/>
-              </w:rPr>
-              <w:t>Gartner Magic Quadrant for AI</w:t>
-            </w:r>
-            <w:r>
-              <w:rPr>
-                <w:rFonts w:cs="Arial" w:ascii="Arial" w:hAnsi="Arial" w:eastAsia="Arial"/>
-                <w:sz w:val="21"/>
-                <w:szCs w:val="26"/>
-                <w:bdr w:val="none" w:sz="0" w:space="0" w:color="auto" w:frame="1"/>
-              </w:rPr>
-              <w:t xml:space="preserve"> (2025)</w:t>
-            </w:r>
-          </w:p>
-        </w:tc>
-        <w:tc>
-          <w:tcPr>
-            <w:tcW w:w="0" w:type="auto"/>
-            <w:hideMark/>
-            <w:tcMar>
-              <w:top w:w="100" w:type="dxa"/>
-              <w:start w:w="120" w:type="dxa"/>
-              <w:bottom w:w="100" w:type="dxa"/>
-              <w:end w:w="120" w:type="dxa"/>
-            </w:tcMar>
-          </w:tcPr>
-          <w:p>
-            <w:pPr>
-              <w:keepNext w:val="0"/>
-              <w:keepLines w:val="0"/>
-              <w:spacing w:before="0" w:after="40" w:line="240" w:lineRule="auto"/>
-              <w:jc w:val="left"/>
-              <w:rPr>
-                <w:rFonts w:cs="Times New Roman"/>
-                <w:color w:val="1F1F1F"/>
-                <w:szCs w:val="26"/>
-              </w:rPr>
-            </w:pPr>
-            <w:r>
-              <w:rPr>
-                <w:rFonts w:cs="Arial" w:ascii="Arial" w:hAnsi="Arial" w:eastAsia="Arial"/>
-                <w:sz w:val="21"/>
-                <w:szCs w:val="26"/>
-                <w:bdr w:val="none" w:sz="0" w:space="0" w:color="auto" w:frame="1"/>
-              </w:rPr>
-              <w:t>Báo cáo phân tích thị trường từ tổ chức hàng đầu. Số liệu thực tế, tính cập nhật tuyệt đối về công nghệ.</w:t>
-            </w:r>
-          </w:p>
-        </w:tc>
-        <w:tc>
-          <w:tcPr>
-            <w:tcW w:w="0" w:type="auto"/>
-            <w:hideMark/>
-            <w:tcMar>
-              <w:top w:w="100" w:type="dxa"/>
-              <w:start w:w="120" w:type="dxa"/>
-              <w:bottom w:w="100" w:type="dxa"/>
-              <w:end w:w="120" w:type="dxa"/>
-            </w:tcMar>
-          </w:tcPr>
-          <w:p>
-            <w:pPr>
-              <w:keepNext w:val="0"/>
-              <w:keepLines w:val="0"/>
-              <w:spacing w:before="0" w:after="40" w:line="240" w:lineRule="auto"/>
-              <w:jc w:val="left"/>
-              <w:rPr>
-                <w:rFonts w:cs="Times New Roman"/>
-                <w:color w:val="1F1F1F"/>
-                <w:szCs w:val="26"/>
-              </w:rPr>
-            </w:pPr>
-            <w:r>
-              <w:rPr>
-                <w:rFonts w:cs="Arial" w:ascii="Arial" w:hAnsi="Arial" w:eastAsia="Arial"/>
-                <w:sz w:val="21"/>
-                <w:szCs w:val="26"/>
-                <w:bdr w:val="none" w:sz="0" w:space="0" w:color="auto" w:frame="1"/>
-              </w:rPr>
-              <w:t>4.5/5</w:t>
-            </w:r>
-          </w:p>
-        </w:tc>
-      </w:tr>
-      <w:tr>
-        <w:tc>
-          <w:tcPr>
-            <w:tcW w:w="0" w:type="auto"/>
-            <w:hideMark/>
-            <w:tcMar>
-              <w:top w:w="100" w:type="dxa"/>
-              <w:start w:w="120" w:type="dxa"/>
-              <w:bottom w:w="100" w:type="dxa"/>
-              <w:end w:w="120" w:type="dxa"/>
-            </w:tcMar>
-          </w:tcPr>
-          <w:p>
-            <w:pPr>
-              <w:keepNext w:val="0"/>
-              <w:keepLines w:val="0"/>
-              <w:spacing w:before="0" w:after="40" w:line="240" w:lineRule="auto"/>
-              <w:jc w:val="left"/>
-              <w:rPr>
-                <w:rFonts w:cs="Times New Roman"/>
-                <w:color w:val="1F1F1F"/>
-                <w:szCs w:val="26"/>
-              </w:rPr>
-            </w:pPr>
-            <w:r>
-              <w:rPr>
-                <w:rFonts w:cs="Arial" w:ascii="Arial" w:hAnsi="Arial" w:eastAsia="Arial"/>
-                <w:sz w:val="21"/>
-                <w:szCs w:val="26"/>
-                <w:bdr w:val="none" w:sz="0" w:space="0" w:color="auto" w:frame="1"/>
-              </w:rPr>
-              <w:lastRenderedPageBreak/>
-              <w:t>9</w:t>
-            </w:r>
-          </w:p>
-        </w:tc>
-        <w:tc>
-          <w:tcPr>
-            <w:tcW w:w="0" w:type="auto"/>
-            <w:hideMark/>
-            <w:tcMar>
-              <w:top w:w="100" w:type="dxa"/>
-              <w:start w:w="120" w:type="dxa"/>
-              <w:bottom w:w="100" w:type="dxa"/>
-              <w:end w:w="120" w:type="dxa"/>
-            </w:tcMar>
-          </w:tcPr>
-          <w:p>
-            <w:pPr>
-              <w:keepNext w:val="0"/>
-              <w:keepLines w:val="0"/>
-              <w:spacing w:before="0" w:after="40" w:line="240" w:lineRule="auto"/>
-              <w:jc w:val="left"/>
-              <w:rPr>
-                <w:rFonts w:cs="Times New Roman"/>
-                <w:color w:val="1F1F1F"/>
-                <w:szCs w:val="26"/>
-              </w:rPr>
-            </w:pPr>
-            <w:r>
-              <w:rPr>
-                <w:rFonts w:cs="Arial" w:ascii="Arial" w:hAnsi="Arial" w:eastAsia="Arial"/>
-                <w:sz w:val="21"/>
-                <w:szCs w:val="26"/>
-                <w:bdr w:val="none" w:sz="0" w:space="0" w:color="auto" w:frame="1"/>
-              </w:rPr>
-              <w:t>Nguồn mở</w:t>
-            </w:r>
-          </w:p>
-        </w:tc>
-        <w:tc>
-          <w:tcPr>
-            <w:tcW w:w="0" w:type="auto"/>
-            <w:hideMark/>
-            <w:tcMar>
-              <w:top w:w="100" w:type="dxa"/>
-              <w:start w:w="120" w:type="dxa"/>
-              <w:bottom w:w="100" w:type="dxa"/>
-              <w:end w:w="120" w:type="dxa"/>
-            </w:tcMar>
-          </w:tcPr>
-          <w:p>
-            <w:pPr>
-              <w:keepNext w:val="0"/>
-              <w:keepLines w:val="0"/>
-              <w:spacing w:before="0" w:after="40" w:line="240" w:lineRule="auto"/>
-              <w:jc w:val="left"/>
-              <w:rPr>
-                <w:rFonts w:cs="Times New Roman"/>
-                <w:color w:val="1F1F1F"/>
-                <w:szCs w:val="26"/>
-              </w:rPr>
-            </w:pPr>
-            <w:r>
-              <w:rPr>
-                <w:rFonts w:cs="Arial" w:ascii="Arial" w:hAnsi="Arial" w:eastAsia="Arial"/>
-                <w:i/>
-                <w:iCs/>
-                <w:sz w:val="21"/>
-                <w:szCs w:val="26"/>
-                <w:bdr w:val="none" w:sz="0" w:space="0" w:color="auto" w:frame="1"/>
-              </w:rPr>
-              <w:t>McKinsey: The State of AI in 2024</w:t>
-            </w:r>
-          </w:p>
-        </w:tc>
-        <w:tc>
-          <w:tcPr>
-            <w:tcW w:w="0" w:type="auto"/>
-            <w:hideMark/>
-            <w:tcMar>
-              <w:top w:w="100" w:type="dxa"/>
-              <w:start w:w="120" w:type="dxa"/>
-              <w:bottom w:w="100" w:type="dxa"/>
-              <w:end w:w="120" w:type="dxa"/>
-            </w:tcMar>
-          </w:tcPr>
-          <w:p>
-            <w:pPr>
-              <w:keepNext w:val="0"/>
-              <w:keepLines w:val="0"/>
-              <w:spacing w:before="0" w:after="40" w:line="240" w:lineRule="auto"/>
-              <w:jc w:val="left"/>
-              <w:rPr>
-                <w:rFonts w:cs="Times New Roman"/>
-                <w:color w:val="1F1F1F"/>
-                <w:szCs w:val="26"/>
-              </w:rPr>
-            </w:pPr>
-            <w:r>
-              <w:rPr>
-                <w:rFonts w:cs="Arial" w:ascii="Arial" w:hAnsi="Arial" w:eastAsia="Arial"/>
-                <w:sz w:val="21"/>
-                <w:szCs w:val="26"/>
-                <w:bdr w:val="none" w:sz="0" w:space="0" w:color="auto" w:frame="1"/>
-              </w:rPr>
-              <w:t>Khảo sát diện rộng trên 1000+ doanh nghiệp. Độ tin cậy cao về mặt thống kê thị trường toàn cầu.</w:t>
-            </w:r>
-          </w:p>
-        </w:tc>
-        <w:tc>
-          <w:tcPr>
-            <w:tcW w:w="0" w:type="auto"/>
-            <w:hideMark/>
-            <w:tcMar>
-              <w:top w:w="100" w:type="dxa"/>
-              <w:start w:w="120" w:type="dxa"/>
-              <w:bottom w:w="100" w:type="dxa"/>
-              <w:end w:w="120" w:type="dxa"/>
-            </w:tcMar>
-          </w:tcPr>
-          <w:p>
-            <w:pPr>
-              <w:keepNext w:val="0"/>
-              <w:keepLines w:val="0"/>
-              <w:spacing w:before="0" w:after="40" w:line="240" w:lineRule="auto"/>
-              <w:jc w:val="left"/>
-              <w:rPr>
-                <w:rFonts w:cs="Times New Roman"/>
-                <w:color w:val="1F1F1F"/>
-                <w:szCs w:val="26"/>
-              </w:rPr>
-            </w:pPr>
-            <w:r>
-              <w:rPr>
-                <w:rFonts w:cs="Arial" w:ascii="Arial" w:hAnsi="Arial" w:eastAsia="Arial"/>
-                <w:sz w:val="21"/>
-                <w:szCs w:val="26"/>
-                <w:bdr w:val="none" w:sz="0" w:space="0" w:color="auto" w:frame="1"/>
-              </w:rPr>
-              <w:t>4.5/5</w:t>
-            </w:r>
-          </w:p>
-        </w:tc>
-      </w:tr>
-      <w:tr>
-        <w:tc>
-          <w:tcPr>
-            <w:tcW w:w="0" w:type="auto"/>
-            <w:hideMark/>
-            <w:tcMar>
-              <w:top w:w="100" w:type="dxa"/>
-              <w:start w:w="120" w:type="dxa"/>
-              <w:bottom w:w="100" w:type="dxa"/>
-              <w:end w:w="120" w:type="dxa"/>
-            </w:tcMar>
-          </w:tcPr>
-          <w:p>
-            <w:pPr>
-              <w:keepNext w:val="0"/>
-              <w:keepLines w:val="0"/>
-              <w:spacing w:before="0" w:after="40" w:line="240" w:lineRule="auto"/>
-              <w:jc w:val="left"/>
-              <w:rPr>
-                <w:rFonts w:cs="Times New Roman"/>
-                <w:color w:val="1F1F1F"/>
-                <w:szCs w:val="26"/>
-              </w:rPr>
-            </w:pPr>
-            <w:r>
-              <w:rPr>
-                <w:rFonts w:cs="Arial" w:ascii="Arial" w:hAnsi="Arial" w:eastAsia="Arial"/>
-                <w:sz w:val="21"/>
-                <w:szCs w:val="26"/>
-                <w:bdr w:val="none" w:sz="0" w:space="0" w:color="auto" w:frame="1"/>
-              </w:rPr>
-              <w:t>10</w:t>
-            </w:r>
-          </w:p>
-        </w:tc>
-        <w:tc>
-          <w:tcPr>
-            <w:tcW w:w="0" w:type="auto"/>
-            <w:hideMark/>
-            <w:tcMar>
-              <w:top w:w="100" w:type="dxa"/>
-              <w:start w:w="120" w:type="dxa"/>
-              <w:bottom w:w="100" w:type="dxa"/>
-              <w:end w:w="120" w:type="dxa"/>
-            </w:tcMar>
-          </w:tcPr>
-          <w:p>
-            <w:pPr>
-              <w:keepNext w:val="0"/>
-              <w:keepLines w:val="0"/>
-              <w:spacing w:before="0" w:after="40" w:line="240" w:lineRule="auto"/>
-              <w:jc w:val="left"/>
-              <w:rPr>
-                <w:rFonts w:cs="Times New Roman"/>
-                <w:color w:val="1F1F1F"/>
-                <w:szCs w:val="26"/>
-              </w:rPr>
-            </w:pPr>
-            <w:r>
-              <w:rPr>
-                <w:rFonts w:cs="Arial" w:ascii="Arial" w:hAnsi="Arial" w:eastAsia="Arial"/>
-                <w:sz w:val="21"/>
-                <w:szCs w:val="26"/>
-                <w:bdr w:val="none" w:sz="0" w:space="0" w:color="auto" w:frame="1"/>
-              </w:rPr>
-              <w:t>Nguồn mở</w:t>
-            </w:r>
-          </w:p>
-        </w:tc>
-        <w:tc>
-          <w:tcPr>
-            <w:tcW w:w="0" w:type="auto"/>
-            <w:hideMark/>
-            <w:tcMar>
-              <w:top w:w="100" w:type="dxa"/>
-              <w:start w:w="120" w:type="dxa"/>
-              <w:bottom w:w="100" w:type="dxa"/>
-              <w:end w:w="120" w:type="dxa"/>
-            </w:tcMar>
-          </w:tcPr>
-          <w:p>
-            <w:pPr>
-              <w:keepNext w:val="0"/>
-              <w:keepLines w:val="0"/>
-              <w:spacing w:before="0" w:after="40" w:line="240" w:lineRule="auto"/>
-              <w:jc w:val="left"/>
-              <w:rPr>
-                <w:rFonts w:cs="Times New Roman"/>
-                <w:color w:val="1F1F1F"/>
-                <w:szCs w:val="26"/>
-              </w:rPr>
-            </w:pPr>
-            <w:r>
-              <w:rPr>
-                <w:rFonts w:cs="Arial" w:ascii="Arial" w:hAnsi="Arial" w:eastAsia="Arial"/>
-                <w:i/>
-                <w:iCs/>
-                <w:sz w:val="21"/>
-                <w:szCs w:val="26"/>
-                <w:bdr w:val="none" w:sz="0" w:space="0" w:color="auto" w:frame="1"/>
-              </w:rPr>
-              <w:t>WEF: Future of Jobs Report 2023</w:t>
-            </w:r>
-          </w:p>
-        </w:tc>
-        <w:tc>
-          <w:tcPr>
-            <w:tcW w:w="0" w:type="auto"/>
-            <w:hideMark/>
-            <w:tcMar>
-              <w:top w:w="100" w:type="dxa"/>
-              <w:start w:w="120" w:type="dxa"/>
-              <w:bottom w:w="100" w:type="dxa"/>
-              <w:end w:w="120" w:type="dxa"/>
-            </w:tcMar>
-          </w:tcPr>
-          <w:p>
-            <w:pPr>
-              <w:keepNext w:val="0"/>
-              <w:keepLines w:val="0"/>
-              <w:spacing w:before="0" w:after="40" w:line="240" w:lineRule="auto"/>
-              <w:jc w:val="left"/>
-              <w:rPr>
-                <w:rFonts w:cs="Times New Roman"/>
-                <w:color w:val="1F1F1F"/>
-                <w:szCs w:val="26"/>
-              </w:rPr>
-            </w:pPr>
-            <w:r>
-              <w:rPr>
-                <w:rFonts w:cs="Arial" w:ascii="Arial" w:hAnsi="Arial" w:eastAsia="Arial"/>
-                <w:sz w:val="21"/>
-                <w:szCs w:val="26"/>
-                <w:bdr w:val="none" w:sz="0" w:space="0" w:color="auto" w:frame="1"/>
-              </w:rPr>
-              <w:t>Tổ chức quốc tế uy tín. Phân tích tác động của AI đến thị trường lao động và nhân sự ngành kinh doanh.</w:t>
-            </w:r>
-          </w:p>
-        </w:tc>
-        <w:tc>
-          <w:tcPr>
-            <w:tcW w:w="0" w:type="auto"/>
-            <w:hideMark/>
-            <w:tcMar>
-              <w:top w:w="100" w:type="dxa"/>
-              <w:start w:w="120" w:type="dxa"/>
-              <w:bottom w:w="100" w:type="dxa"/>
-              <w:end w:w="120" w:type="dxa"/>
-            </w:tcMar>
-          </w:tcPr>
-          <w:p>
-            <w:pPr>
-              <w:keepNext w:val="0"/>
-              <w:keepLines w:val="0"/>
-              <w:spacing w:before="0" w:after="40" w:line="240" w:lineRule="auto"/>
-              <w:jc w:val="left"/>
-              <w:rPr>
-                <w:rFonts w:cs="Times New Roman"/>
-                <w:color w:val="1F1F1F"/>
-                <w:szCs w:val="26"/>
-              </w:rPr>
-            </w:pPr>
-            <w:r>
-              <w:rPr>
-                <w:rFonts w:cs="Arial" w:ascii="Arial" w:hAnsi="Arial" w:eastAsia="Arial"/>
-                <w:sz w:val="21"/>
+                <w:b w:val="0"/>
+                <w:color w:val="17212B"/>
+                <w:sz w:val="19"/>
                 <w:szCs w:val="26"/>
                 <w:bdr w:val="none" w:sz="0" w:space="0" w:color="auto" w:frame="1"/>
               </w:rPr>
@@ -2650,45 +2730,33 @@
     </w:tbl>
     <w:p>
       <w:pPr>
-        <w:keepNext w:val="0"/>
+        <w:pStyle w:val="Heading1"/>
+        <w:keepNext/>
         <w:keepLines w:val="0"/>
-        <w:spacing w:after="40" w:before="0" w:line="240" w:lineRule="auto"/>
+        <w:widowControl/>
+        <w:spacing w:before="280" w:after="120" w:line="276" w:lineRule="auto"/>
         <w:jc w:val="left"/>
         <w:rPr>
           <w:rFonts w:cs="Times New Roman"/>
           <w:color w:val="1F1F1F"/>
-          <w:szCs w:val="26"/>
-        </w:rPr>
-      </w:pPr>
-    </w:p>
-    <w:p>
-      <w:pPr>
-        <w:pStyle w:val="Heading1"/>
-        <w:keepNext w:val="0"/>
-        <w:keepLines w:val="0"/>
-        <w:spacing w:before="280" w:after="120" w:line="240" w:lineRule="auto"/>
-        <w:jc w:val="left"/>
-        <w:rPr>
-          <w:rFonts w:cs="Times New Roman"/>
-          <w:color w:val="1F1F1F"/>
         </w:rPr>
       </w:pPr>
       <w:r>
         <w:rPr>
-          <w:rFonts w:cs="Arial" w:ascii="Arial" w:hAnsi="Arial" w:eastAsia="Arial"/>
+          <w:rFonts w:ascii="Arial" w:hAnsi="Arial" w:cs="Arial" w:eastAsia="Arial"/>
           <w:b/>
-          <w:color w:val="0F766E"/>
-          <w:sz w:val="30"/>
-        </w:rPr>
-        <w:t>IV. PHÂN TÍCH VÀ BÀN LUẬN</w:t>
+          <w:color w:val="0E5C50"/>
+          <w:sz w:val="28"/>
+        </w:rPr>
+        <w:t>IV. Phân tích và bàn luận</w:t>
       </w:r>
     </w:p>
     <w:p>
       <w:pPr>
-        <w:pStyle w:val="Heading3"/>
         <w:keepNext w:val="0"/>
         <w:keepLines w:val="0"/>
-        <w:spacing w:before="160" w:beforeAutospacing="0" w:after="60" w:afterAutospacing="0" w:line="240" w:lineRule="auto"/>
+        <w:widowControl/>
+        <w:spacing w:before="160" w:beforeAutospacing="0" w:after="60" w:afterAutospacing="0" w:line="276" w:lineRule="auto"/>
         <w:jc w:val="left"/>
         <w:rPr>
           <w:color w:val="1F1F1F"/>
@@ -2698,23 +2766,19 @@
       </w:pPr>
       <w:r>
         <w:rPr>
-          <w:rFonts w:ascii="Arial" w:hAnsi="Arial" w:eastAsia="Arial" w:cs="Arial"/>
-          <w:b/>
-          <w:color w:val="0F766E"/>
-          <w:sz w:val="23"/>
-          <w:szCs w:val="26"/>
+          <w:rFonts w:ascii="Arial" w:hAnsi="Arial" w:cs="Arial" w:eastAsia="Arial"/>
+          <w:color w:val="17212B"/>
+          <w:sz w:val="22"/>
         </w:rPr>
         <w:t>Qua quá trình thu thập và đánh giá, có thể rút ra một số nhận định quan trọng:</w:t>
       </w:r>
     </w:p>
     <w:p>
       <w:pPr>
+        <w:pStyle w:val="ListParagraph"/>
         <w:keepNext w:val="0"/>
         <w:keepLines w:val="0"/>
-        <w:numPr>
-          <w:ilvl w:val="0"/>
-          <w:numId w:val="4"/>
-        </w:numPr>
+        <w:widowControl/>
         <w:spacing w:before="0" w:beforeAutospacing="0" w:after="120" w:afterAutospacing="0" w:line="276" w:lineRule="auto"/>
         <w:jc w:val="left"/>
         <w:rPr>
@@ -2722,31 +2786,26 @@
           <w:sz w:val="26"/>
           <w:szCs w:val="26"/>
         </w:rPr>
+        <w:numPr>
+          <w:ilvl w:val="0"/>
+          <w:numId w:val="26"/>
+        </w:numPr>
       </w:pPr>
       <w:r>
         <w:rPr>
-          <w:rFonts w:ascii="Arial" w:hAnsi="Arial" w:eastAsia="Arial" w:cs="Arial"/>
-          <w:b/>
-          <w:bCs/>
-          <w:bdr w:val="none" w:sz="0" w:space="0" w:color="auto" w:frame="1"/>
-        </w:rPr>
-        <w:t>Về chất lượng nguồn tin:</w:t>
-      </w:r>
-      <w:r>
-        <w:rPr>
-          <w:rFonts w:ascii="Arial" w:hAnsi="Arial" w:eastAsia="Arial" w:cs="Arial"/>
-        </w:rPr>
-        <w:t xml:space="preserve"> Các bài báo khoa học từ các tạp chí hạng A (Q1, Q2) sở hữu độ tin cậy cao nhất nhờ quy trình phản biện (peer-review) nghiêm ngặt. Đặc biệt, nghiên cứu của Davenport &amp; Ronanki là minh chứng cho việc AI không thay thế con người mà đóng vai trò hỗ trợ (Augmented Intelligence) để tối ưu hóa hiệu suất làm việc.</w:t>
+          <w:rFonts w:ascii="Arial" w:hAnsi="Arial" w:cs="Arial" w:eastAsia="Arial"/>
+          <w:color w:val="17212B"/>
+          <w:sz w:val="22"/>
+        </w:rPr>
+        <w:t>Về chất lượng nguồn tin: Các bài báo khoa học từ các tạp chí hạng A (Q1, Q2) sở hữu độ tin cậy cao nhất nhờ quy trình phản biện (peer-review) nghiêm ngặt. Đặc biệt, nghiên cứu của Davenport &amp; Ronanki là minh chứng cho việc AI không thay thế con người mà đóng vai trò hỗ trợ (Augmented Intelligence) để tối ưu hóa hiệu suất làm việc.</w:t>
       </w:r>
     </w:p>
     <w:p>
       <w:pPr>
+        <w:pStyle w:val="ListParagraph"/>
         <w:keepNext w:val="0"/>
         <w:keepLines w:val="0"/>
-        <w:numPr>
-          <w:ilvl w:val="0"/>
-          <w:numId w:val="4"/>
-        </w:numPr>
+        <w:widowControl/>
         <w:spacing w:before="0" w:beforeAutospacing="0" w:after="120" w:afterAutospacing="0" w:line="276" w:lineRule="auto"/>
         <w:jc w:val="left"/>
         <w:rPr>
@@ -2754,31 +2813,26 @@
           <w:sz w:val="26"/>
           <w:szCs w:val="26"/>
         </w:rPr>
+        <w:numPr>
+          <w:ilvl w:val="0"/>
+          <w:numId w:val="26"/>
+        </w:numPr>
       </w:pPr>
       <w:r>
         <w:rPr>
-          <w:rFonts w:ascii="Arial" w:hAnsi="Arial" w:eastAsia="Arial" w:cs="Arial"/>
-          <w:b/>
-          <w:bCs/>
-          <w:bdr w:val="none" w:sz="0" w:space="0" w:color="auto" w:frame="1"/>
-        </w:rPr>
-        <w:t>Về tính cập nhật:</w:t>
-      </w:r>
-      <w:r>
-        <w:rPr>
-          <w:rFonts w:ascii="Arial" w:hAnsi="Arial" w:eastAsia="Arial" w:cs="Arial"/>
-        </w:rPr>
-        <w:t xml:space="preserve"> Lĩnh vực AI thay đổi rất nhanh theo từng tháng. Do đó, các nguồn mở từ các công ty tư vấn chiến lược như McKinsey hay Gartner cung cấp số liệu thực tế nhanh hơn và sát với thị trường hơn so với sách chuyên khảo. Tuy nhiên, sách lại là nguồn cung cấp khung lý thuyết (Framework) bền vững nhất.</w:t>
+          <w:rFonts w:ascii="Arial" w:hAnsi="Arial" w:cs="Arial" w:eastAsia="Arial"/>
+          <w:color w:val="17212B"/>
+          <w:sz w:val="22"/>
+        </w:rPr>
+        <w:t>Về tính cập nhật: Lĩnh vực AI thay đổi rất nhanh theo từng tháng. Do đó, các nguồn mở từ các công ty tư vấn chiến lược như McKinsey hay Gartner cung cấp số liệu thực tế nhanh hơn và sát với thị trường hơn so với sách chuyên khảo. Tuy nhiên, sách lại là nguồn cung cấp khung lý thuyết (Framework) bền vững nhất.</w:t>
       </w:r>
     </w:p>
     <w:p>
       <w:pPr>
+        <w:pStyle w:val="ListParagraph"/>
         <w:keepNext w:val="0"/>
         <w:keepLines w:val="0"/>
-        <w:numPr>
-          <w:ilvl w:val="0"/>
-          <w:numId w:val="4"/>
-        </w:numPr>
+        <w:widowControl/>
         <w:spacing w:before="0" w:beforeAutospacing="0" w:after="120" w:afterAutospacing="0" w:line="276" w:lineRule="auto"/>
         <w:jc w:val="left"/>
         <w:rPr>
@@ -2786,21 +2840,18 @@
           <w:sz w:val="26"/>
           <w:szCs w:val="26"/>
         </w:rPr>
+        <w:numPr>
+          <w:ilvl w:val="0"/>
+          <w:numId w:val="26"/>
+        </w:numPr>
       </w:pPr>
       <w:r>
         <w:rPr>
-          <w:rFonts w:ascii="Arial" w:hAnsi="Arial" w:eastAsia="Arial" w:cs="Arial"/>
-          <w:b/>
-          <w:bCs/>
-          <w:bdr w:val="none" w:sz="0" w:space="0" w:color="auto" w:frame="1"/>
-        </w:rPr>
-        <w:t>Về tính thực tiễn tại Việt Nam:</w:t>
-      </w:r>
-      <w:r>
-        <w:rPr>
-          <w:rFonts w:ascii="Arial" w:hAnsi="Arial" w:eastAsia="Arial" w:cs="Arial"/>
-        </w:rPr>
-        <w:t xml:space="preserve"> Tài liệu tiếng Việt tuy số lượng ít hơn nhưng lại cung cấp cái nhìn thực tế về rào cản hạ tầng và văn hóa doanh nghiệp trong nước, điều mà các nghiên cứu quốc tế đôi khi chưa bao quát hết.</w:t>
+          <w:rFonts w:ascii="Arial" w:hAnsi="Arial" w:cs="Arial" w:eastAsia="Arial"/>
+          <w:color w:val="17212B"/>
+          <w:sz w:val="22"/>
+        </w:rPr>
+        <w:t>Về tính thực tiễn tại Việt Nam: Tài liệu tiếng Việt tuy số lượng ít hơn nhưng lại cung cấp cái nhìn thực tế về rào cản hạ tầng và văn hóa doanh nghiệp trong nước, điều mà các nghiên cứu quốc tế đôi khi chưa bao quát hết.</w:t>
       </w:r>
     </w:p>
     <w:p>
@@ -2817,7 +2868,9 @@
       </w:pPr>
       <w:r>
         <w:rPr>
-          <w:rFonts w:ascii="Arial" w:hAnsi="Arial" w:eastAsia="Arial" w:cs="Arial"/>
+          <w:rFonts w:ascii="Arial" w:hAnsi="Arial" w:cs="Arial" w:eastAsia="Arial"/>
+          <w:color w:val="17212B"/>
+          <w:sz w:val="22"/>
         </w:rPr>
         <w:t>Việc áp dụng tiêu chí đánh giá khoa học giúp loại bỏ các thông tin mang tính quảng cáo thương mại hoặc các bài viết thiếu căn cứ trên các diễn đàn không chuyên.</w:t>
       </w:r>
@@ -2825,9 +2878,10 @@
     <w:p>
       <w:pPr>
         <w:pStyle w:val="Heading1"/>
-        <w:keepNext w:val="0"/>
+        <w:keepNext/>
         <w:keepLines w:val="0"/>
-        <w:spacing w:before="280" w:after="120" w:line="240" w:lineRule="auto"/>
+        <w:widowControl/>
+        <w:spacing w:before="280" w:after="120" w:line="276" w:lineRule="auto"/>
         <w:jc w:val="left"/>
         <w:rPr>
           <w:rFonts w:cs="Times New Roman"/>
@@ -2836,12 +2890,12 @@
       </w:pPr>
       <w:r>
         <w:rPr>
-          <w:rFonts w:cs="Arial" w:ascii="Arial" w:hAnsi="Arial" w:eastAsia="Arial"/>
+          <w:rFonts w:ascii="Arial" w:hAnsi="Arial" w:cs="Arial" w:eastAsia="Arial"/>
           <w:b/>
-          <w:color w:val="0F766E"/>
-          <w:sz w:val="30"/>
-        </w:rPr>
-        <w:t>V. KẾT LUẬN</w:t>
+          <w:color w:val="0E5C50"/>
+          <w:sz w:val="28"/>
+        </w:rPr>
+        <w:t>V. Kết luận</w:t>
       </w:r>
     </w:p>
     <w:p>
@@ -2858,7 +2912,9 @@
       </w:pPr>
       <w:r>
         <w:rPr>
-          <w:rFonts w:ascii="Arial" w:hAnsi="Arial" w:eastAsia="Arial" w:cs="Arial"/>
+          <w:rFonts w:ascii="Arial" w:hAnsi="Arial" w:cs="Arial" w:eastAsia="Arial"/>
+          <w:color w:val="17212B"/>
+          <w:sz w:val="22"/>
         </w:rPr>
         <w:t>Kỹ năng tìm kiếm và đánh giá thông tin là nền tảng của tư duy phản biện. Đối với chủ đề ứng dụng AI trong kinh doanh, việc kết hợp giữa lý thuyết hàn lâm từ các bài báo khoa học và dữ liệu thực tế từ các báo cáo thị trường là công thức tối ưu để xây dựng một báo cáo có sức thuyết phục. Bài tập này không chỉ giúp tôi thu thập được 10 tài liệu chất lượng mà còn rèn luyện quy trình sàng lọc thông tin có hệ thống.</w:t>
       </w:r>
@@ -2866,9 +2922,10 @@
     <w:p>
       <w:pPr>
         <w:pStyle w:val="Heading1"/>
-        <w:keepNext w:val="0"/>
+        <w:keepNext/>
         <w:keepLines w:val="0"/>
-        <w:spacing w:before="280" w:after="120" w:line="240" w:lineRule="auto"/>
+        <w:widowControl/>
+        <w:spacing w:before="280" w:after="120" w:line="276" w:lineRule="auto"/>
         <w:jc w:val="left"/>
         <w:rPr>
           <w:rFonts w:cs="Times New Roman"/>
@@ -2877,22 +2934,20 @@
       </w:pPr>
       <w:r>
         <w:rPr>
-          <w:rFonts w:cs="Arial" w:ascii="Arial" w:hAnsi="Arial" w:eastAsia="Arial"/>
+          <w:rFonts w:ascii="Arial" w:hAnsi="Arial" w:cs="Arial" w:eastAsia="Arial"/>
           <w:b/>
-          <w:color w:val="0F766E"/>
-          <w:sz w:val="30"/>
-        </w:rPr>
-        <w:t xml:space="preserve">VI. TÀI LIỆU THAM KHẢO </w:t>
+          <w:color w:val="0E5C50"/>
+          <w:sz w:val="28"/>
+        </w:rPr>
+        <w:t>VI. Tài liệu tham khảo</w:t>
       </w:r>
     </w:p>
     <w:p>
       <w:pPr>
+        <w:pStyle w:val="ListParagraph"/>
         <w:keepNext w:val="0"/>
         <w:keepLines w:val="0"/>
-        <w:numPr>
-          <w:ilvl w:val="0"/>
-          <w:numId w:val="5"/>
-        </w:numPr>
+        <w:widowControl/>
         <w:spacing w:before="0" w:beforeAutospacing="0" w:after="120" w:afterAutospacing="0" w:line="276" w:lineRule="auto"/>
         <w:jc w:val="left"/>
         <w:rPr>
@@ -2900,37 +2955,26 @@
           <w:sz w:val="26"/>
           <w:szCs w:val="26"/>
         </w:rPr>
+        <w:numPr>
+          <w:ilvl w:val="0"/>
+          <w:numId w:val="30"/>
+        </w:numPr>
       </w:pPr>
       <w:r>
         <w:rPr>
-          <w:rFonts w:ascii="Arial" w:hAnsi="Arial" w:eastAsia="Arial" w:cs="Arial"/>
-        </w:rPr>
-        <w:t xml:space="preserve">Brown, T. (2021) </w:t>
-      </w:r>
-      <w:r>
-        <w:rPr>
-          <w:rFonts w:ascii="Arial" w:hAnsi="Arial" w:eastAsia="Arial" w:cs="Arial"/>
-          <w:i/>
-          <w:iCs/>
-          <w:bdr w:val="none" w:sz="0" w:space="0" w:color="auto" w:frame="1"/>
-        </w:rPr>
-        <w:t>Machine Learning for Data Analysis</w:t>
-      </w:r>
-      <w:r>
-        <w:rPr>
-          <w:rFonts w:ascii="Arial" w:hAnsi="Arial" w:eastAsia="Arial" w:cs="Arial"/>
-        </w:rPr>
-        <w:t>. 2nd edn. Berlin: Springer.</w:t>
+          <w:rFonts w:ascii="Arial" w:hAnsi="Arial" w:cs="Arial" w:eastAsia="Arial"/>
+          <w:color w:val="17212B"/>
+          <w:sz w:val="22"/>
+        </w:rPr>
+        <w:t>Brown, T. (2021) Machine Learning for Data Analysis. 2nd edn. Berlin: Springer.</w:t>
       </w:r>
     </w:p>
     <w:p>
       <w:pPr>
+        <w:pStyle w:val="ListParagraph"/>
         <w:keepNext w:val="0"/>
         <w:keepLines w:val="0"/>
-        <w:numPr>
-          <w:ilvl w:val="0"/>
-          <w:numId w:val="5"/>
-        </w:numPr>
+        <w:widowControl/>
         <w:spacing w:before="0" w:beforeAutospacing="0" w:after="120" w:afterAutospacing="0" w:line="276" w:lineRule="auto"/>
         <w:jc w:val="left"/>
         <w:rPr>
@@ -2938,37 +2982,26 @@
           <w:sz w:val="26"/>
           <w:szCs w:val="26"/>
         </w:rPr>
+        <w:numPr>
+          <w:ilvl w:val="0"/>
+          <w:numId w:val="30"/>
+        </w:numPr>
       </w:pPr>
       <w:r>
         <w:rPr>
-          <w:rFonts w:ascii="Arial" w:hAnsi="Arial" w:eastAsia="Arial" w:cs="Arial"/>
-        </w:rPr>
-        <w:t xml:space="preserve">Davenport, T.H. and Ronanki, R. (2018) ‘Artificial Intelligence for the Real World’, </w:t>
-      </w:r>
-      <w:r>
-        <w:rPr>
-          <w:rFonts w:ascii="Arial" w:hAnsi="Arial" w:eastAsia="Arial" w:cs="Arial"/>
-          <w:i/>
-          <w:iCs/>
-          <w:bdr w:val="none" w:sz="0" w:space="0" w:color="auto" w:frame="1"/>
-        </w:rPr>
-        <w:t>Harvard Business Review</w:t>
-      </w:r>
-      <w:r>
-        <w:rPr>
-          <w:rFonts w:ascii="Arial" w:hAnsi="Arial" w:eastAsia="Arial" w:cs="Arial"/>
-        </w:rPr>
-        <w:t>, 96(1), pp. 108–116.</w:t>
+          <w:rFonts w:ascii="Arial" w:hAnsi="Arial" w:cs="Arial" w:eastAsia="Arial"/>
+          <w:color w:val="17212B"/>
+          <w:sz w:val="22"/>
+        </w:rPr>
+        <w:t>Davenport, T. H. and Ronanki, R. (2018) ‘Artificial Intelligence for the Real World’, Harvard Business Review, 96(1), pp. 108–116.</w:t>
       </w:r>
     </w:p>
     <w:p>
       <w:pPr>
+        <w:pStyle w:val="ListParagraph"/>
         <w:keepNext w:val="0"/>
         <w:keepLines w:val="0"/>
-        <w:numPr>
-          <w:ilvl w:val="0"/>
-          <w:numId w:val="5"/>
-        </w:numPr>
+        <w:widowControl/>
         <w:spacing w:before="0" w:beforeAutospacing="0" w:after="120" w:afterAutospacing="0" w:line="276" w:lineRule="auto"/>
         <w:jc w:val="left"/>
         <w:rPr>
@@ -2976,37 +3009,26 @@
           <w:sz w:val="26"/>
           <w:szCs w:val="26"/>
         </w:rPr>
+        <w:numPr>
+          <w:ilvl w:val="0"/>
+          <w:numId w:val="30"/>
+        </w:numPr>
       </w:pPr>
       <w:r>
         <w:rPr>
-          <w:rFonts w:ascii="Arial" w:hAnsi="Arial" w:eastAsia="Arial" w:cs="Arial"/>
-        </w:rPr>
-        <w:t xml:space="preserve">Gartner (2025) </w:t>
-      </w:r>
-      <w:r>
-        <w:rPr>
-          <w:rFonts w:ascii="Arial" w:hAnsi="Arial" w:eastAsia="Arial" w:cs="Arial"/>
-          <w:i/>
-          <w:iCs/>
-          <w:bdr w:val="none" w:sz="0" w:space="0" w:color="auto" w:frame="1"/>
-        </w:rPr>
-        <w:t>Magic Quadrant for Cloud AI Developer Services</w:t>
-      </w:r>
-      <w:r>
-        <w:rPr>
-          <w:rFonts w:ascii="Arial" w:hAnsi="Arial" w:eastAsia="Arial" w:cs="Arial"/>
-        </w:rPr>
-        <w:t>. Available at: [Link website nếu có] (Accessed: 10 March 2026).</w:t>
+          <w:rFonts w:ascii="Arial" w:hAnsi="Arial" w:cs="Arial" w:eastAsia="Arial"/>
+          <w:color w:val="17212B"/>
+          <w:sz w:val="22"/>
+        </w:rPr>
+        <w:t>Gartner (2025) Magic Quadrant for Cloud AI Developer Services. (Accessed: 10 March 2026).</w:t>
       </w:r>
     </w:p>
     <w:p>
       <w:pPr>
+        <w:pStyle w:val="ListParagraph"/>
         <w:keepNext w:val="0"/>
         <w:keepLines w:val="0"/>
-        <w:numPr>
-          <w:ilvl w:val="0"/>
-          <w:numId w:val="5"/>
-        </w:numPr>
+        <w:widowControl/>
         <w:spacing w:before="0" w:beforeAutospacing="0" w:after="120" w:afterAutospacing="0" w:line="276" w:lineRule="auto"/>
         <w:jc w:val="left"/>
         <w:rPr>
@@ -3014,37 +3036,26 @@
           <w:sz w:val="26"/>
           <w:szCs w:val="26"/>
         </w:rPr>
+        <w:numPr>
+          <w:ilvl w:val="0"/>
+          <w:numId w:val="30"/>
+        </w:numPr>
       </w:pPr>
       <w:r>
         <w:rPr>
-          <w:rFonts w:ascii="Arial" w:hAnsi="Arial" w:eastAsia="Arial" w:cs="Arial"/>
-        </w:rPr>
-        <w:t xml:space="preserve">Lee, J. (2024) ‘The Ethics of AI in Business Intelligence’, </w:t>
-      </w:r>
-      <w:r>
-        <w:rPr>
-          <w:rFonts w:ascii="Arial" w:hAnsi="Arial" w:eastAsia="Arial" w:cs="Arial"/>
-          <w:i/>
-          <w:iCs/>
-          <w:bdr w:val="none" w:sz="0" w:space="0" w:color="auto" w:frame="1"/>
-        </w:rPr>
-        <w:t>Journal of Business Ethics</w:t>
-      </w:r>
-      <w:r>
-        <w:rPr>
-          <w:rFonts w:ascii="Arial" w:hAnsi="Arial" w:eastAsia="Arial" w:cs="Arial"/>
-        </w:rPr>
-        <w:t>, 182(2), pp. 45–60.</w:t>
+          <w:rFonts w:ascii="Arial" w:hAnsi="Arial" w:cs="Arial" w:eastAsia="Arial"/>
+          <w:color w:val="17212B"/>
+          <w:sz w:val="22"/>
+        </w:rPr>
+        <w:t>Lee, J. (2024) ‘The Ethics of AI in Business Intelligence’, Journal of Business Ethics, 182(2), pp. 45–60.</w:t>
       </w:r>
     </w:p>
     <w:p>
       <w:pPr>
+        <w:pStyle w:val="ListParagraph"/>
         <w:keepNext w:val="0"/>
         <w:keepLines w:val="0"/>
-        <w:numPr>
-          <w:ilvl w:val="0"/>
-          <w:numId w:val="5"/>
-        </w:numPr>
+        <w:widowControl/>
         <w:spacing w:before="0" w:beforeAutospacing="0" w:after="120" w:afterAutospacing="0" w:line="276" w:lineRule="auto"/>
         <w:jc w:val="left"/>
         <w:rPr>
@@ -3052,38 +3063,26 @@
           <w:sz w:val="26"/>
           <w:szCs w:val="26"/>
         </w:rPr>
+        <w:numPr>
+          <w:ilvl w:val="0"/>
+          <w:numId w:val="30"/>
+        </w:numPr>
       </w:pPr>
       <w:r>
         <w:rPr>
-          <w:rFonts w:ascii="Arial" w:hAnsi="Arial" w:eastAsia="Arial" w:cs="Arial"/>
-        </w:rPr>
-        <w:lastRenderedPageBreak/>
-        <w:t xml:space="preserve">McKinsey &amp; Company (2024) </w:t>
-      </w:r>
-      <w:r>
-        <w:rPr>
-          <w:rFonts w:ascii="Arial" w:hAnsi="Arial" w:eastAsia="Arial" w:cs="Arial"/>
-          <w:i/>
-          <w:iCs/>
-          <w:bdr w:val="none" w:sz="0" w:space="0" w:color="auto" w:frame="1"/>
-        </w:rPr>
-        <w:t>The State of AI in 2024: Generative AI breakout year</w:t>
-      </w:r>
-      <w:r>
-        <w:rPr>
-          <w:rFonts w:ascii="Arial" w:hAnsi="Arial" w:eastAsia="Arial" w:cs="Arial"/>
-        </w:rPr>
-        <w:t>. Available at: [Link website nếu có] (Accessed: 12 March 2026).</w:t>
+          <w:rFonts w:ascii="Arial" w:hAnsi="Arial" w:cs="Arial" w:eastAsia="Arial"/>
+          <w:color w:val="17212B"/>
+          <w:sz w:val="22"/>
+        </w:rPr>
+        <w:t>McKinsey &amp; Company (2024) The State of AI in 2024: Generative AI breakout year. (Accessed: 12 March 2026).</w:t>
       </w:r>
     </w:p>
     <w:p>
       <w:pPr>
+        <w:pStyle w:val="ListParagraph"/>
         <w:keepNext w:val="0"/>
         <w:keepLines w:val="0"/>
-        <w:numPr>
-          <w:ilvl w:val="0"/>
-          <w:numId w:val="5"/>
-        </w:numPr>
+        <w:widowControl/>
         <w:spacing w:before="0" w:beforeAutospacing="0" w:after="120" w:afterAutospacing="0" w:line="276" w:lineRule="auto"/>
         <w:jc w:val="left"/>
         <w:rPr>
@@ -3091,37 +3090,26 @@
           <w:sz w:val="26"/>
           <w:szCs w:val="26"/>
         </w:rPr>
+        <w:numPr>
+          <w:ilvl w:val="0"/>
+          <w:numId w:val="30"/>
+        </w:numPr>
       </w:pPr>
       <w:r>
         <w:rPr>
-          <w:rFonts w:ascii="Arial" w:hAnsi="Arial" w:eastAsia="Arial" w:cs="Arial"/>
-        </w:rPr>
-        <w:t xml:space="preserve">Nguyễn Văn A (2023) ‘Ứng dụng trí tuệ nhân tạo trong ngành ngân hàng tại Việt Nam’, </w:t>
-      </w:r>
-      <w:r>
-        <w:rPr>
-          <w:rFonts w:ascii="Arial" w:hAnsi="Arial" w:eastAsia="Arial" w:cs="Arial"/>
-          <w:i/>
-          <w:iCs/>
-          <w:bdr w:val="none" w:sz="0" w:space="0" w:color="auto" w:frame="1"/>
-        </w:rPr>
-        <w:t>Tạp chí Ngân hàng</w:t>
-      </w:r>
-      <w:r>
-        <w:rPr>
-          <w:rFonts w:ascii="Arial" w:hAnsi="Arial" w:eastAsia="Arial" w:cs="Arial"/>
-        </w:rPr>
-        <w:t>, số 15, tr. 20–28.</w:t>
+          <w:rFonts w:ascii="Arial" w:hAnsi="Arial" w:cs="Arial" w:eastAsia="Arial"/>
+          <w:color w:val="17212B"/>
+          <w:sz w:val="22"/>
+        </w:rPr>
+        <w:t>Nguyễn Văn A (2023) ‘Ứng dụng trí tuệ nhân tạo trong ngành ngân hàng tại Việt Nam’, Tạp chí Ngân hàng, số 15, tr. 20–28.</w:t>
       </w:r>
     </w:p>
     <w:p>
       <w:pPr>
+        <w:pStyle w:val="ListParagraph"/>
         <w:keepNext w:val="0"/>
         <w:keepLines w:val="0"/>
-        <w:numPr>
-          <w:ilvl w:val="0"/>
-          <w:numId w:val="5"/>
-        </w:numPr>
+        <w:widowControl/>
         <w:spacing w:before="0" w:beforeAutospacing="0" w:after="120" w:afterAutospacing="0" w:line="276" w:lineRule="auto"/>
         <w:jc w:val="left"/>
         <w:rPr>
@@ -3129,37 +3117,26 @@
           <w:sz w:val="26"/>
           <w:szCs w:val="26"/>
         </w:rPr>
+        <w:numPr>
+          <w:ilvl w:val="0"/>
+          <w:numId w:val="30"/>
+        </w:numPr>
       </w:pPr>
       <w:r>
         <w:rPr>
-          <w:rFonts w:ascii="Arial" w:hAnsi="Arial" w:eastAsia="Arial" w:cs="Arial"/>
-        </w:rPr>
-        <w:t xml:space="preserve">Prakash, S. (2020) </w:t>
-      </w:r>
-      <w:r>
-        <w:rPr>
-          <w:rFonts w:ascii="Arial" w:hAnsi="Arial" w:eastAsia="Arial" w:cs="Arial"/>
-          <w:i/>
-          <w:iCs/>
-          <w:bdr w:val="none" w:sz="0" w:space="0" w:color="auto" w:frame="1"/>
-        </w:rPr>
-        <w:t>AI Strategy for Business: A Roadmap for Deployment</w:t>
-      </w:r>
-      <w:r>
-        <w:rPr>
-          <w:rFonts w:ascii="Arial" w:hAnsi="Arial" w:eastAsia="Arial" w:cs="Arial"/>
-        </w:rPr>
-        <w:t>. London: Routledge.</w:t>
+          <w:rFonts w:ascii="Arial" w:hAnsi="Arial" w:cs="Arial" w:eastAsia="Arial"/>
+          <w:color w:val="17212B"/>
+          <w:sz w:val="22"/>
+        </w:rPr>
+        <w:t>Prakash, S. (2020) AI Strategy for Business: A Roadmap for Deployment. London: Routledge.</w:t>
       </w:r>
     </w:p>
     <w:p>
       <w:pPr>
+        <w:pStyle w:val="ListParagraph"/>
         <w:keepNext w:val="0"/>
         <w:keepLines w:val="0"/>
-        <w:numPr>
-          <w:ilvl w:val="0"/>
-          <w:numId w:val="5"/>
-        </w:numPr>
+        <w:widowControl/>
         <w:spacing w:before="0" w:beforeAutospacing="0" w:after="120" w:afterAutospacing="0" w:line="276" w:lineRule="auto"/>
         <w:jc w:val="left"/>
         <w:rPr>
@@ -3167,37 +3144,26 @@
           <w:sz w:val="26"/>
           <w:szCs w:val="26"/>
         </w:rPr>
+        <w:numPr>
+          <w:ilvl w:val="0"/>
+          <w:numId w:val="30"/>
+        </w:numPr>
       </w:pPr>
       <w:r>
         <w:rPr>
-          <w:rFonts w:ascii="Arial" w:hAnsi="Arial" w:eastAsia="Arial" w:cs="Arial"/>
-        </w:rPr>
-        <w:t xml:space="preserve">Smith, K. (2022) ‘Deep Learning Applications in Retail Supply Chain’, </w:t>
-      </w:r>
-      <w:r>
-        <w:rPr>
-          <w:rFonts w:ascii="Arial" w:hAnsi="Arial" w:eastAsia="Arial" w:cs="Arial"/>
-          <w:i/>
-          <w:iCs/>
-          <w:bdr w:val="none" w:sz="0" w:space="0" w:color="auto" w:frame="1"/>
-        </w:rPr>
-        <w:t>International Journal of Retail Management</w:t>
-      </w:r>
-      <w:r>
-        <w:rPr>
-          <w:rFonts w:ascii="Arial" w:hAnsi="Arial" w:eastAsia="Arial" w:cs="Arial"/>
-        </w:rPr>
-        <w:t>, 30(4), pp. 212–230.</w:t>
+          <w:rFonts w:ascii="Arial" w:hAnsi="Arial" w:cs="Arial" w:eastAsia="Arial"/>
+          <w:color w:val="17212B"/>
+          <w:sz w:val="22"/>
+        </w:rPr>
+        <w:t>Smith, K. (2022) ‘Deep Learning Applications in Retail Supply Chain’, International Journal of Retail Management, 30(4), pp. 212–230.</w:t>
       </w:r>
     </w:p>
     <w:p>
       <w:pPr>
+        <w:pStyle w:val="ListParagraph"/>
         <w:keepNext w:val="0"/>
         <w:keepLines w:val="0"/>
-        <w:numPr>
-          <w:ilvl w:val="0"/>
-          <w:numId w:val="5"/>
-        </w:numPr>
+        <w:widowControl/>
         <w:spacing w:before="0" w:beforeAutospacing="0" w:after="120" w:afterAutospacing="0" w:line="276" w:lineRule="auto"/>
         <w:jc w:val="left"/>
         <w:rPr>
@@ -3205,37 +3171,26 @@
           <w:sz w:val="26"/>
           <w:szCs w:val="26"/>
         </w:rPr>
+        <w:numPr>
+          <w:ilvl w:val="0"/>
+          <w:numId w:val="30"/>
+        </w:numPr>
       </w:pPr>
       <w:r>
         <w:rPr>
-          <w:rFonts w:ascii="Arial" w:hAnsi="Arial" w:eastAsia="Arial" w:cs="Arial"/>
-        </w:rPr>
-        <w:t xml:space="preserve">World Economic Forum (2023) </w:t>
-      </w:r>
-      <w:r>
-        <w:rPr>
-          <w:rFonts w:ascii="Arial" w:hAnsi="Arial" w:eastAsia="Arial" w:cs="Arial"/>
-          <w:i/>
-          <w:iCs/>
-          <w:bdr w:val="none" w:sz="0" w:space="0" w:color="auto" w:frame="1"/>
-        </w:rPr>
-        <w:t>The Future of Jobs Report 2023</w:t>
-      </w:r>
-      <w:r>
-        <w:rPr>
-          <w:rFonts w:ascii="Arial" w:hAnsi="Arial" w:eastAsia="Arial" w:cs="Arial"/>
-        </w:rPr>
-        <w:t>. Geneva: WEF.</w:t>
+          <w:rFonts w:ascii="Arial" w:hAnsi="Arial" w:cs="Arial" w:eastAsia="Arial"/>
+          <w:color w:val="17212B"/>
+          <w:sz w:val="22"/>
+        </w:rPr>
+        <w:t>World Economic Forum (2023) The Future of Jobs Report 2023. Geneva: WEF.</w:t>
       </w:r>
     </w:p>
     <w:p>
       <w:pPr>
+        <w:pStyle w:val="ListParagraph"/>
         <w:keepNext w:val="0"/>
         <w:keepLines w:val="0"/>
-        <w:numPr>
-          <w:ilvl w:val="0"/>
-          <w:numId w:val="5"/>
-        </w:numPr>
+        <w:widowControl/>
         <w:spacing w:before="0" w:beforeAutospacing="0" w:after="120" w:afterAutospacing="0" w:line="276" w:lineRule="auto"/>
         <w:jc w:val="left"/>
         <w:rPr>
@@ -3243,57 +3198,67 @@
           <w:sz w:val="26"/>
           <w:szCs w:val="26"/>
         </w:rPr>
+        <w:numPr>
+          <w:ilvl w:val="0"/>
+          <w:numId w:val="30"/>
+        </w:numPr>
       </w:pPr>
       <w:r>
         <w:rPr>
-          <w:rFonts w:ascii="Arial" w:hAnsi="Arial" w:eastAsia="Arial" w:cs="Arial"/>
-        </w:rPr>
-        <w:t xml:space="preserve">Zhang, Y., Chen, H. and Smith, A. (2021) ‘AI-driven marketing analytics: A new paradigm’, </w:t>
-      </w:r>
-      <w:r>
-        <w:rPr>
-          <w:rFonts w:ascii="Arial" w:hAnsi="Arial" w:eastAsia="Arial" w:cs="Arial"/>
-          <w:i/>
-          <w:iCs/>
-          <w:bdr w:val="none" w:sz="0" w:space="0" w:color="auto" w:frame="1"/>
-        </w:rPr>
-        <w:t>Journal of Marketing</w:t>
-      </w:r>
-      <w:r>
-        <w:rPr>
-          <w:rFonts w:ascii="Arial" w:hAnsi="Arial" w:eastAsia="Arial" w:cs="Arial"/>
-        </w:rPr>
-        <w:t>, 85(3), pp. 90–105.</w:t>
+          <w:rFonts w:ascii="Arial" w:hAnsi="Arial" w:cs="Arial" w:eastAsia="Arial"/>
+          <w:color w:val="17212B"/>
+          <w:sz w:val="22"/>
+        </w:rPr>
+        <w:t>Zhang, Y., Chen, H. and Smith, A. (2021) ‘AI-driven marketing analytics: A new paradigm’, Journal of Marketing, 85(3), pp. 90–105.</w:t>
       </w:r>
     </w:p>
-    <w:p>
-      <w:pPr>
-        <w:keepNext w:val="0"/>
-        <w:keepLines w:val="0"/>
-        <w:spacing w:before="0" w:after="40" w:line="240" w:lineRule="auto"/>
-        <w:jc w:val="left"/>
-        <w:rPr>
-          <w:rFonts w:cs="Times New Roman"/>
-          <w:szCs w:val="26"/>
-        </w:rPr>
-      </w:pPr>
-    </w:p>
-    <w:p>
-      <w:pPr>
-        <w:keepNext w:val="0"/>
-        <w:keepLines w:val="0"/>
-        <w:spacing w:before="0" w:after="40" w:line="240" w:lineRule="auto"/>
-        <w:jc w:val="left"/>
-      </w:pPr>
-    </w:p>
     <w:sectPr>
+      <w:footerReference w:type="default" r:id="rId7"/>
       <w:pgSz w:w="11906" w:h="16838" w:code="9"/>
-      <w:pgMar w:top="1134" w:right="1134" w:bottom="1134" w:left="1134" w:header="567" w:footer="567" w:gutter="0"/>
+      <w:pgMar w:top="1020" w:right="1020" w:bottom="907" w:left="1020" w:header="454" w:footer="454" w:gutter="0"/>
       <w:cols w:space="720"/>
       <w:docGrid w:linePitch="360"/>
     </w:sectPr>
   </w:body>
 </w:document>
+</file>
+
+<file path=word/footer1.xml><?xml version="1.0" encoding="utf-8"?>
+<w:ftr xmlns:m="http://schemas.openxmlformats.org/officeDocument/2006/math" xmlns:mc="http://schemas.openxmlformats.org/markup-compatibility/2006" xmlns:mo="http://schemas.microsoft.com/office/mac/office/2008/main" xmlns:mv="urn:schemas-microsoft-com:mac:vml" xmlns:o="urn:schemas-microsoft-com:office:office" xmlns:r="http://schemas.openxmlformats.org/officeDocument/2006/relationships" xmlns:v="urn:schemas-microsoft-com:vml" xmlns:w10="urn:schemas-microsoft-com:office:word" xmlns:w14="http://schemas.microsoft.com/office/word/2010/wordml" xmlns:w="http://schemas.openxmlformats.org/wordprocessingml/2006/main" xmlns:wne="http://schemas.microsoft.com/office/word/2006/wordml" xmlns:wp14="http://schemas.microsoft.com/office/word/2010/wordprocessingDrawing" xmlns:wp="http://schemas.openxmlformats.org/drawingml/2006/wordprocessingDrawing" xmlns:wpc="http://schemas.microsoft.com/office/word/2010/wordprocessingCanvas" xmlns:wpg="http://schemas.microsoft.com/office/word/2010/wordprocessingGroup" xmlns:wpi="http://schemas.microsoft.com/office/word/2010/wordprocessingInk" xmlns:wps="http://schemas.microsoft.com/office/word/2010/wordprocessingShape" mc:Ignorable="w14 wp14">
+  <w:p>
+    <w:pPr>
+      <w:pStyle w:val="Footer"/>
+      <w:jc w:val="center"/>
+    </w:pPr>
+    <w:r>
+      <w:rPr>
+        <w:rFonts w:ascii="Arial" w:hAnsi="Arial" w:cs="Arial" w:eastAsia="Arial"/>
+        <w:color w:val="66737D"/>
+        <w:sz w:val="17"/>
+      </w:rPr>
+    </w:r>
+    <w:r>
+      <w:rPr>
+        <w:rFonts w:ascii="Arial" w:hAnsi="Arial" w:cs="Arial" w:eastAsia="Arial"/>
+        <w:color w:val="66737D"/>
+        <w:sz w:val="17"/>
+      </w:rPr>
+      <w:t xml:space="preserve">TRỊNH THỊ KIỀU OANH · 25041302 · Trang </w:t>
+    </w:r>
+    <w:r>
+      <w:rPr>
+        <w:rFonts w:ascii="Arial" w:hAnsi="Arial" w:cs="Arial" w:eastAsia="Arial"/>
+        <w:color w:val="66737D"/>
+        <w:sz w:val="17"/>
+      </w:rPr>
+      <w:fldChar w:fldCharType="begin"/>
+      <w:instrText xml:space="preserve"> PAGE </w:instrText>
+      <w:fldChar w:fldCharType="separate"/>
+      <w:t>1</w:t>
+      <w:fldChar w:fldCharType="end"/>
+    </w:r>
+  </w:p>
+</w:ftr>
 </file>
 
 <file path=word/numbering.xml><?xml version="1.0" encoding="utf-8"?>
@@ -3985,6 +3950,525 @@
   </w:num>
   <w:num w:numId="5" w16cid:durableId="91360213">
     <w:abstractNumId w:val="1"/>
+  </w:num>
+  <w:abstractNum w:abstractNumId="7">
+    <w:multiLevelType w:val="hybridMultilevel"/>
+    <w:lvl w:ilvl="0">
+      <w:start w:val="1"/>
+      <w:numFmt w:val="bullet"/>
+      <w:lvlText w:val="•"/>
+      <w:lvlJc w:val="left"/>
+      <w:pPr>
+        <w:tabs>
+          <w:tab w:val="num" w:pos="650"/>
+        </w:tabs>
+        <w:ind w:left="650" w:hanging="360"/>
+        <w:spacing w:after="60" w:line="276" w:lineRule="auto"/>
+      </w:pPr>
+      <w:rPr>
+        <w:rFonts w:ascii="Arial" w:hAnsi="Arial"/>
+      </w:rPr>
+    </w:lvl>
+    <w:lvl w:ilvl="1">
+      <w:start w:val="1"/>
+      <w:numFmt w:val="bullet"/>
+      <w:lvlText w:val="•"/>
+      <w:lvlJc w:val="left"/>
+      <w:pPr>
+        <w:tabs>
+          <w:tab w:val="num" w:pos="1010"/>
+        </w:tabs>
+        <w:ind w:left="1010" w:hanging="360"/>
+        <w:spacing w:after="60" w:line="276" w:lineRule="auto"/>
+      </w:pPr>
+      <w:rPr>
+        <w:rFonts w:ascii="Arial" w:hAnsi="Arial"/>
+      </w:rPr>
+    </w:lvl>
+    <w:lvl w:ilvl="2">
+      <w:start w:val="1"/>
+      <w:numFmt w:val="bullet"/>
+      <w:lvlText w:val="•"/>
+      <w:lvlJc w:val="left"/>
+      <w:pPr>
+        <w:tabs>
+          <w:tab w:val="num" w:pos="1370"/>
+        </w:tabs>
+        <w:ind w:left="1370" w:hanging="360"/>
+        <w:spacing w:after="60" w:line="276" w:lineRule="auto"/>
+      </w:pPr>
+      <w:rPr>
+        <w:rFonts w:ascii="Arial" w:hAnsi="Arial"/>
+      </w:rPr>
+    </w:lvl>
+  </w:abstractNum>
+  <w:num w:numId="6">
+    <w:abstractNumId w:val="7"/>
+  </w:num>
+  <w:abstractNum w:abstractNumId="9">
+    <w:multiLevelType w:val="hybridMultilevel"/>
+    <w:lvl w:ilvl="0">
+      <w:start w:val="1"/>
+      <w:numFmt w:val="decimal"/>
+      <w:lvlText w:val="%1."/>
+      <w:lvlJc w:val="left"/>
+      <w:pPr>
+        <w:tabs>
+          <w:tab w:val="num" w:pos="650"/>
+        </w:tabs>
+        <w:ind w:left="650" w:hanging="360"/>
+        <w:spacing w:after="60" w:line="276" w:lineRule="auto"/>
+      </w:pPr>
+    </w:lvl>
+    <w:lvl w:ilvl="1">
+      <w:start w:val="1"/>
+      <w:numFmt w:val="decimal"/>
+      <w:lvlText w:val="%2."/>
+      <w:lvlJc w:val="left"/>
+      <w:pPr>
+        <w:tabs>
+          <w:tab w:val="num" w:pos="1010"/>
+        </w:tabs>
+        <w:ind w:left="1010" w:hanging="360"/>
+        <w:spacing w:after="60" w:line="276" w:lineRule="auto"/>
+      </w:pPr>
+    </w:lvl>
+    <w:lvl w:ilvl="2">
+      <w:start w:val="1"/>
+      <w:numFmt w:val="decimal"/>
+      <w:lvlText w:val="%3."/>
+      <w:lvlJc w:val="left"/>
+      <w:pPr>
+        <w:tabs>
+          <w:tab w:val="num" w:pos="1370"/>
+        </w:tabs>
+        <w:ind w:left="1370" w:hanging="360"/>
+        <w:spacing w:after="60" w:line="276" w:lineRule="auto"/>
+      </w:pPr>
+    </w:lvl>
+  </w:abstractNum>
+  <w:num w:numId="8">
+    <w:abstractNumId w:val="9"/>
+  </w:num>
+  <w:num w:numId="10">
+    <w:abstractNumId w:val="9"/>
+  </w:num>
+  <w:abstractNum w:abstractNumId="12">
+    <w:multiLevelType w:val="hybridMultilevel"/>
+    <w:lvl w:ilvl="0">
+      <w:start w:val="1"/>
+      <w:numFmt w:val="bullet"/>
+      <w:lvlText w:val="•"/>
+      <w:lvlJc w:val="left"/>
+      <w:pPr>
+        <w:tabs>
+          <w:tab w:val="num" w:pos="650"/>
+        </w:tabs>
+        <w:ind w:left="650" w:hanging="360"/>
+        <w:spacing w:after="60" w:line="276" w:lineRule="auto"/>
+      </w:pPr>
+      <w:rPr>
+        <w:rFonts w:ascii="Arial" w:hAnsi="Arial"/>
+      </w:rPr>
+    </w:lvl>
+    <w:lvl w:ilvl="1">
+      <w:start w:val="1"/>
+      <w:numFmt w:val="bullet"/>
+      <w:lvlText w:val="•"/>
+      <w:lvlJc w:val="left"/>
+      <w:pPr>
+        <w:tabs>
+          <w:tab w:val="num" w:pos="1010"/>
+        </w:tabs>
+        <w:ind w:left="1010" w:hanging="360"/>
+        <w:spacing w:after="60" w:line="276" w:lineRule="auto"/>
+      </w:pPr>
+      <w:rPr>
+        <w:rFonts w:ascii="Arial" w:hAnsi="Arial"/>
+      </w:rPr>
+    </w:lvl>
+    <w:lvl w:ilvl="2">
+      <w:start w:val="1"/>
+      <w:numFmt w:val="bullet"/>
+      <w:lvlText w:val="•"/>
+      <w:lvlJc w:val="left"/>
+      <w:pPr>
+        <w:tabs>
+          <w:tab w:val="num" w:pos="1370"/>
+        </w:tabs>
+        <w:ind w:left="1370" w:hanging="360"/>
+        <w:spacing w:after="60" w:line="276" w:lineRule="auto"/>
+      </w:pPr>
+      <w:rPr>
+        <w:rFonts w:ascii="Arial" w:hAnsi="Arial"/>
+      </w:rPr>
+    </w:lvl>
+  </w:abstractNum>
+  <w:num w:numId="11">
+    <w:abstractNumId w:val="12"/>
+  </w:num>
+  <w:abstractNum w:abstractNumId="14">
+    <w:multiLevelType w:val="hybridMultilevel"/>
+    <w:lvl w:ilvl="0">
+      <w:start w:val="1"/>
+      <w:numFmt w:val="decimal"/>
+      <w:lvlText w:val="%1."/>
+      <w:lvlJc w:val="left"/>
+      <w:pPr>
+        <w:tabs>
+          <w:tab w:val="num" w:pos="650"/>
+        </w:tabs>
+        <w:ind w:left="650" w:hanging="360"/>
+        <w:spacing w:after="60" w:line="276" w:lineRule="auto"/>
+      </w:pPr>
+    </w:lvl>
+    <w:lvl w:ilvl="1">
+      <w:start w:val="1"/>
+      <w:numFmt w:val="decimal"/>
+      <w:lvlText w:val="%2."/>
+      <w:lvlJc w:val="left"/>
+      <w:pPr>
+        <w:tabs>
+          <w:tab w:val="num" w:pos="1010"/>
+        </w:tabs>
+        <w:ind w:left="1010" w:hanging="360"/>
+        <w:spacing w:after="60" w:line="276" w:lineRule="auto"/>
+      </w:pPr>
+    </w:lvl>
+    <w:lvl w:ilvl="2">
+      <w:start w:val="1"/>
+      <w:numFmt w:val="decimal"/>
+      <w:lvlText w:val="%3."/>
+      <w:lvlJc w:val="left"/>
+      <w:pPr>
+        <w:tabs>
+          <w:tab w:val="num" w:pos="1370"/>
+        </w:tabs>
+        <w:ind w:left="1370" w:hanging="360"/>
+        <w:spacing w:after="60" w:line="276" w:lineRule="auto"/>
+      </w:pPr>
+    </w:lvl>
+  </w:abstractNum>
+  <w:num w:numId="13">
+    <w:abstractNumId w:val="14"/>
+  </w:num>
+  <w:num w:numId="15">
+    <w:abstractNumId w:val="14"/>
+  </w:num>
+  <w:abstractNum w:abstractNumId="17">
+    <w:multiLevelType w:val="hybridMultilevel"/>
+    <w:lvl w:ilvl="0">
+      <w:start w:val="1"/>
+      <w:numFmt w:val="bullet"/>
+      <w:lvlText w:val="•"/>
+      <w:lvlJc w:val="left"/>
+      <w:pPr>
+        <w:tabs>
+          <w:tab w:val="num" w:pos="650"/>
+        </w:tabs>
+        <w:ind w:left="650" w:hanging="360"/>
+        <w:spacing w:after="60" w:line="276" w:lineRule="auto"/>
+      </w:pPr>
+      <w:rPr>
+        <w:rFonts w:ascii="Arial" w:hAnsi="Arial"/>
+      </w:rPr>
+    </w:lvl>
+    <w:lvl w:ilvl="1">
+      <w:start w:val="1"/>
+      <w:numFmt w:val="bullet"/>
+      <w:lvlText w:val="•"/>
+      <w:lvlJc w:val="left"/>
+      <w:pPr>
+        <w:tabs>
+          <w:tab w:val="num" w:pos="1010"/>
+        </w:tabs>
+        <w:ind w:left="1010" w:hanging="360"/>
+        <w:spacing w:after="60" w:line="276" w:lineRule="auto"/>
+      </w:pPr>
+      <w:rPr>
+        <w:rFonts w:ascii="Arial" w:hAnsi="Arial"/>
+      </w:rPr>
+    </w:lvl>
+    <w:lvl w:ilvl="2">
+      <w:start w:val="1"/>
+      <w:numFmt w:val="bullet"/>
+      <w:lvlText w:val="•"/>
+      <w:lvlJc w:val="left"/>
+      <w:pPr>
+        <w:tabs>
+          <w:tab w:val="num" w:pos="1370"/>
+        </w:tabs>
+        <w:ind w:left="1370" w:hanging="360"/>
+        <w:spacing w:after="60" w:line="276" w:lineRule="auto"/>
+      </w:pPr>
+      <w:rPr>
+        <w:rFonts w:ascii="Arial" w:hAnsi="Arial"/>
+      </w:rPr>
+    </w:lvl>
+  </w:abstractNum>
+  <w:num w:numId="16">
+    <w:abstractNumId w:val="17"/>
+  </w:num>
+  <w:abstractNum w:abstractNumId="19">
+    <w:multiLevelType w:val="hybridMultilevel"/>
+    <w:lvl w:ilvl="0">
+      <w:start w:val="1"/>
+      <w:numFmt w:val="decimal"/>
+      <w:lvlText w:val="%1."/>
+      <w:lvlJc w:val="left"/>
+      <w:pPr>
+        <w:tabs>
+          <w:tab w:val="num" w:pos="650"/>
+        </w:tabs>
+        <w:ind w:left="650" w:hanging="360"/>
+        <w:spacing w:after="60" w:line="276" w:lineRule="auto"/>
+      </w:pPr>
+    </w:lvl>
+    <w:lvl w:ilvl="1">
+      <w:start w:val="1"/>
+      <w:numFmt w:val="decimal"/>
+      <w:lvlText w:val="%2."/>
+      <w:lvlJc w:val="left"/>
+      <w:pPr>
+        <w:tabs>
+          <w:tab w:val="num" w:pos="1010"/>
+        </w:tabs>
+        <w:ind w:left="1010" w:hanging="360"/>
+        <w:spacing w:after="60" w:line="276" w:lineRule="auto"/>
+      </w:pPr>
+    </w:lvl>
+    <w:lvl w:ilvl="2">
+      <w:start w:val="1"/>
+      <w:numFmt w:val="decimal"/>
+      <w:lvlText w:val="%3."/>
+      <w:lvlJc w:val="left"/>
+      <w:pPr>
+        <w:tabs>
+          <w:tab w:val="num" w:pos="1370"/>
+        </w:tabs>
+        <w:ind w:left="1370" w:hanging="360"/>
+        <w:spacing w:after="60" w:line="276" w:lineRule="auto"/>
+      </w:pPr>
+    </w:lvl>
+  </w:abstractNum>
+  <w:num w:numId="18">
+    <w:abstractNumId w:val="19"/>
+  </w:num>
+  <w:num w:numId="20">
+    <w:abstractNumId w:val="19"/>
+  </w:num>
+  <w:abstractNum w:abstractNumId="22">
+    <w:multiLevelType w:val="hybridMultilevel"/>
+    <w:lvl w:ilvl="0">
+      <w:start w:val="1"/>
+      <w:numFmt w:val="bullet"/>
+      <w:lvlText w:val="•"/>
+      <w:lvlJc w:val="left"/>
+      <w:pPr>
+        <w:tabs>
+          <w:tab w:val="num" w:pos="650"/>
+        </w:tabs>
+        <w:ind w:left="650" w:hanging="360"/>
+        <w:spacing w:after="60" w:line="276" w:lineRule="auto"/>
+      </w:pPr>
+      <w:rPr>
+        <w:rFonts w:ascii="Arial" w:hAnsi="Arial"/>
+      </w:rPr>
+    </w:lvl>
+    <w:lvl w:ilvl="1">
+      <w:start w:val="1"/>
+      <w:numFmt w:val="bullet"/>
+      <w:lvlText w:val="•"/>
+      <w:lvlJc w:val="left"/>
+      <w:pPr>
+        <w:tabs>
+          <w:tab w:val="num" w:pos="1010"/>
+        </w:tabs>
+        <w:ind w:left="1010" w:hanging="360"/>
+        <w:spacing w:after="60" w:line="276" w:lineRule="auto"/>
+      </w:pPr>
+      <w:rPr>
+        <w:rFonts w:ascii="Arial" w:hAnsi="Arial"/>
+      </w:rPr>
+    </w:lvl>
+    <w:lvl w:ilvl="2">
+      <w:start w:val="1"/>
+      <w:numFmt w:val="bullet"/>
+      <w:lvlText w:val="•"/>
+      <w:lvlJc w:val="left"/>
+      <w:pPr>
+        <w:tabs>
+          <w:tab w:val="num" w:pos="1370"/>
+        </w:tabs>
+        <w:ind w:left="1370" w:hanging="360"/>
+        <w:spacing w:after="60" w:line="276" w:lineRule="auto"/>
+      </w:pPr>
+      <w:rPr>
+        <w:rFonts w:ascii="Arial" w:hAnsi="Arial"/>
+      </w:rPr>
+    </w:lvl>
+  </w:abstractNum>
+  <w:num w:numId="21">
+    <w:abstractNumId w:val="22"/>
+  </w:num>
+  <w:abstractNum w:abstractNumId="24">
+    <w:multiLevelType w:val="hybridMultilevel"/>
+    <w:lvl w:ilvl="0">
+      <w:start w:val="1"/>
+      <w:numFmt w:val="decimal"/>
+      <w:lvlText w:val="%1."/>
+      <w:lvlJc w:val="left"/>
+      <w:pPr>
+        <w:tabs>
+          <w:tab w:val="num" w:pos="650"/>
+        </w:tabs>
+        <w:ind w:left="650" w:hanging="360"/>
+        <w:spacing w:after="60" w:line="276" w:lineRule="auto"/>
+      </w:pPr>
+    </w:lvl>
+    <w:lvl w:ilvl="1">
+      <w:start w:val="1"/>
+      <w:numFmt w:val="decimal"/>
+      <w:lvlText w:val="%2."/>
+      <w:lvlJc w:val="left"/>
+      <w:pPr>
+        <w:tabs>
+          <w:tab w:val="num" w:pos="1010"/>
+        </w:tabs>
+        <w:ind w:left="1010" w:hanging="360"/>
+        <w:spacing w:after="60" w:line="276" w:lineRule="auto"/>
+      </w:pPr>
+    </w:lvl>
+    <w:lvl w:ilvl="2">
+      <w:start w:val="1"/>
+      <w:numFmt w:val="decimal"/>
+      <w:lvlText w:val="%3."/>
+      <w:lvlJc w:val="left"/>
+      <w:pPr>
+        <w:tabs>
+          <w:tab w:val="num" w:pos="1370"/>
+        </w:tabs>
+        <w:ind w:left="1370" w:hanging="360"/>
+        <w:spacing w:after="60" w:line="276" w:lineRule="auto"/>
+      </w:pPr>
+    </w:lvl>
+  </w:abstractNum>
+  <w:num w:numId="23">
+    <w:abstractNumId w:val="24"/>
+  </w:num>
+  <w:num w:numId="25">
+    <w:abstractNumId w:val="24"/>
+  </w:num>
+  <w:abstractNum w:abstractNumId="27">
+    <w:multiLevelType w:val="hybridMultilevel"/>
+    <w:lvl w:ilvl="0">
+      <w:start w:val="1"/>
+      <w:numFmt w:val="bullet"/>
+      <w:lvlText w:val="•"/>
+      <w:lvlJc w:val="left"/>
+      <w:pPr>
+        <w:tabs>
+          <w:tab w:val="num" w:pos="650"/>
+        </w:tabs>
+        <w:ind w:left="650" w:hanging="360"/>
+        <w:spacing w:after="60" w:line="276" w:lineRule="auto"/>
+      </w:pPr>
+      <w:rPr>
+        <w:rFonts w:ascii="Arial" w:hAnsi="Arial"/>
+      </w:rPr>
+    </w:lvl>
+    <w:lvl w:ilvl="1">
+      <w:start w:val="1"/>
+      <w:numFmt w:val="bullet"/>
+      <w:lvlText w:val="•"/>
+      <w:lvlJc w:val="left"/>
+      <w:pPr>
+        <w:tabs>
+          <w:tab w:val="num" w:pos="1010"/>
+        </w:tabs>
+        <w:ind w:left="1010" w:hanging="360"/>
+        <w:spacing w:after="60" w:line="276" w:lineRule="auto"/>
+      </w:pPr>
+      <w:rPr>
+        <w:rFonts w:ascii="Arial" w:hAnsi="Arial"/>
+      </w:rPr>
+    </w:lvl>
+    <w:lvl w:ilvl="2">
+      <w:start w:val="1"/>
+      <w:numFmt w:val="bullet"/>
+      <w:lvlText w:val="•"/>
+      <w:lvlJc w:val="left"/>
+      <w:pPr>
+        <w:tabs>
+          <w:tab w:val="num" w:pos="1370"/>
+        </w:tabs>
+        <w:ind w:left="1370" w:hanging="360"/>
+        <w:spacing w:after="60" w:line="276" w:lineRule="auto"/>
+      </w:pPr>
+      <w:rPr>
+        <w:rFonts w:ascii="Arial" w:hAnsi="Arial"/>
+      </w:rPr>
+    </w:lvl>
+  </w:abstractNum>
+  <w:num w:numId="26">
+    <w:abstractNumId w:val="27"/>
+    <w:lvlOverride w:ilvl="0">
+      <w:startOverride w:val="1"/>
+    </w:lvlOverride>
+  </w:num>
+  <w:abstractNum w:abstractNumId="29">
+    <w:multiLevelType w:val="hybridMultilevel"/>
+    <w:lvl w:ilvl="0">
+      <w:start w:val="1"/>
+      <w:numFmt w:val="decimal"/>
+      <w:lvlText w:val="%1."/>
+      <w:lvlJc w:val="left"/>
+      <w:pPr>
+        <w:tabs>
+          <w:tab w:val="num" w:pos="650"/>
+        </w:tabs>
+        <w:ind w:left="650" w:hanging="360"/>
+        <w:spacing w:after="60" w:line="276" w:lineRule="auto"/>
+      </w:pPr>
+    </w:lvl>
+    <w:lvl w:ilvl="1">
+      <w:start w:val="1"/>
+      <w:numFmt w:val="decimal"/>
+      <w:lvlText w:val="%2."/>
+      <w:lvlJc w:val="left"/>
+      <w:pPr>
+        <w:tabs>
+          <w:tab w:val="num" w:pos="1010"/>
+        </w:tabs>
+        <w:ind w:left="1010" w:hanging="360"/>
+        <w:spacing w:after="60" w:line="276" w:lineRule="auto"/>
+      </w:pPr>
+    </w:lvl>
+    <w:lvl w:ilvl="2">
+      <w:start w:val="1"/>
+      <w:numFmt w:val="decimal"/>
+      <w:lvlText w:val="%3."/>
+      <w:lvlJc w:val="left"/>
+      <w:pPr>
+        <w:tabs>
+          <w:tab w:val="num" w:pos="1370"/>
+        </w:tabs>
+        <w:ind w:left="1370" w:hanging="360"/>
+        <w:spacing w:after="60" w:line="276" w:lineRule="auto"/>
+      </w:pPr>
+    </w:lvl>
+  </w:abstractNum>
+  <w:num w:numId="28">
+    <w:abstractNumId w:val="29"/>
+    <w:lvlOverride w:ilvl="0">
+      <w:startOverride w:val="1"/>
+    </w:lvlOverride>
+  </w:num>
+  <w:num w:numId="30">
+    <w:abstractNumId w:val="29"/>
+    <w:lvlOverride w:ilvl="0">
+      <w:startOverride w:val="1"/>
+    </w:lvlOverride>
   </w:num>
 </w:numbering>
 </file>
@@ -4391,13 +4875,14 @@
     <w:qFormat/>
     <w:rsid w:val="001F13F2"/>
     <w:pPr>
-      <w:spacing w:line="276" w:lineRule="auto" w:before="0" w:after="120"/>
+      <w:spacing w:line="276" w:lineRule="auto" w:before="0" w:after="100"/>
       <w:jc w:val="both"/>
     </w:pPr>
     <w:rPr>
       <w:rFonts w:ascii="Arial" w:eastAsiaTheme="minorEastAsia" w:hAnsi="Arial" w:eastAsia="Arial" w:cs="Arial"/>
       <w:b w:val="0"/>
-      <w:color w:val="243447"/>
+      <w:i w:val="0"/>
+      <w:color w:val="17212B"/>
       <w:sz w:val="22"/>
       <w:szCs w:val="22"/>
       <w:lang w:eastAsia="zh-CN"/>
@@ -4414,14 +4899,16 @@
     <w:pPr>
       <w:keepNext/>
       <w:keepLines/>
-      <w:spacing w:before="280" w:after="120"/>
+      <w:widowControl/>
+      <w:spacing w:before="280" w:after="120" w:line="276" w:lineRule="auto"/>
       <w:outlineLvl w:val="0"/>
     </w:pPr>
     <w:rPr>
       <w:rFonts w:asciiTheme="majorHAnsi" w:eastAsiaTheme="majorEastAsia" w:hAnsiTheme="majorHAnsi" w:cstheme="majorBidi" w:ascii="Arial" w:hAnsi="Arial" w:eastAsia="Arial" w:cs="Arial"/>
       <w:b/>
-      <w:color w:val="0F766E"/>
-      <w:sz w:val="30"/>
+      <w:i w:val="0"/>
+      <w:color w:val="0E5C50"/>
+      <w:sz w:val="28"/>
       <w:szCs w:val="40"/>
     </w:rPr>
   </w:style>
@@ -4437,14 +4924,16 @@
     <w:pPr>
       <w:keepNext/>
       <w:keepLines/>
-      <w:spacing w:before="200" w:after="80"/>
+      <w:widowControl/>
+      <w:spacing w:before="200" w:after="80" w:line="276" w:lineRule="auto"/>
       <w:outlineLvl w:val="1"/>
     </w:pPr>
     <w:rPr>
       <w:rFonts w:asciiTheme="majorHAnsi" w:eastAsiaTheme="majorEastAsia" w:hAnsiTheme="majorHAnsi" w:cstheme="majorBidi" w:ascii="Arial" w:hAnsi="Arial" w:eastAsia="Arial" w:cs="Arial"/>
       <w:b/>
-      <w:color w:val="1B365D"/>
-      <w:sz w:val="25"/>
+      <w:i w:val="0"/>
+      <w:color w:val="176B61"/>
+      <w:sz w:val="24"/>
       <w:szCs w:val="32"/>
     </w:rPr>
   </w:style>
@@ -4461,14 +4950,16 @@
     <w:pPr>
       <w:keepNext/>
       <w:keepLines/>
-      <w:spacing w:before="160" w:after="60"/>
+      <w:widowControl/>
+      <w:spacing w:before="160" w:after="60" w:line="276" w:lineRule="auto"/>
       <w:outlineLvl w:val="2"/>
     </w:pPr>
     <w:rPr>
       <w:rFonts w:eastAsiaTheme="majorEastAsia" w:cstheme="majorBidi" w:ascii="Arial" w:hAnsi="Arial" w:eastAsia="Arial" w:cs="Arial"/>
       <w:b/>
-      <w:color w:val="0F766E"/>
-      <w:sz w:val="23"/>
+      <w:i w:val="0"/>
+      <w:color w:val="3A506B"/>
+      <w:sz w:val="22"/>
       <w:szCs w:val="28"/>
     </w:rPr>
   </w:style>
@@ -4759,17 +5250,19 @@
     <w:rsid w:val="001F13F2"/>
     <w:pPr>
       <w:keepNext/>
-      <w:spacing w:after="200" w:line="240" w:lineRule="auto" w:before="0"/>
+      <w:widowControl/>
+      <w:spacing w:after="200" w:line="276" w:lineRule="auto" w:before="0"/>
       <w:contextualSpacing/>
       <w:jc w:val="center"/>
     </w:pPr>
     <w:rPr>
       <w:rFonts w:asciiTheme="majorHAnsi" w:eastAsiaTheme="majorEastAsia" w:hAnsiTheme="majorHAnsi" w:cstheme="majorBidi" w:ascii="Arial" w:hAnsi="Arial" w:eastAsia="Arial" w:cs="Arial"/>
       <w:b/>
-      <w:color w:val="1B365D"/>
+      <w:i w:val="0"/>
+      <w:color w:val="0E5C50"/>
       <w:spacing w:val="-10"/>
       <w:kern w:val="28"/>
-      <w:sz w:val="44"/>
+      <w:sz w:val="40"/>
       <w:szCs w:val="56"/>
     </w:rPr>
   </w:style>
@@ -4797,18 +5290,20 @@
     <w:rsid w:val="001F13F2"/>
     <w:pPr>
       <w:keepNext/>
+      <w:widowControl/>
       <w:numPr>
         <w:ilvl w:val="1"/>
       </w:numPr>
-      <w:spacing w:before="0" w:after="240"/>
+      <w:spacing w:before="0" w:after="80" w:line="276" w:lineRule="auto"/>
       <w:jc w:val="center"/>
     </w:pPr>
     <w:rPr>
       <w:rFonts w:eastAsiaTheme="majorEastAsia" w:cstheme="majorBidi" w:ascii="Arial" w:hAnsi="Arial" w:eastAsia="Arial" w:cs="Arial"/>
       <w:b w:val="0"/>
-      <w:color w:val="5B6472"/>
+      <w:i w:val="0"/>
+      <w:color w:val="66737D"/>
       <w:spacing w:val="15"/>
-      <w:sz w:val="24"/>
+      <w:sz w:val="21"/>
       <w:szCs w:val="28"/>
     </w:rPr>
   </w:style>
@@ -4870,7 +5365,8 @@
     <w:rPr>
       <w:rFonts w:ascii="Arial" w:hAnsi="Arial" w:eastAsia="Arial" w:cs="Arial"/>
       <w:b w:val="0"/>
-      <w:color w:val="243447"/>
+      <w:i w:val="0"/>
+      <w:color w:val="17212B"/>
       <w:sz w:val="22"/>
     </w:rPr>
   </w:style>
@@ -5013,6 +5509,20 @@
       <w:b w:val="0"/>
       <w:color w:val="243447"/>
       <w:sz w:val="22"/>
+    </w:rPr>
+  </w:style>
+  <w:style w:type="paragraph" w:customStyle="1" w:styleId="Caption">
+    <w:name w:val="caption"/>
+    <w:pPr>
+      <w:spacing w:before="60" w:after="160"/>
+      <w:jc w:val="center"/>
+    </w:pPr>
+    <w:rPr>
+      <w:rFonts w:ascii="Arial" w:hAnsi="Arial" w:cs="Arial" w:eastAsia="Arial"/>
+      <w:b w:val="0"/>
+      <w:i/>
+      <w:color w:val="66737D"/>
+      <w:sz w:val="19"/>
     </w:rPr>
   </w:style>
 </w:styles>

--- a/public/documents/bai-2-thong-tin-hoc-thuat.docx
+++ b/public/documents/bai-2-thong-tin-hoc-thuat.docx
@@ -5,11 +5,7 @@
     <w:p>
       <w:pPr>
         <w:pStyle w:val="Title"/>
-        <w:keepNext/>
-        <w:keepLines w:val="0"/>
-        <w:widowControl/>
-        <w:spacing w:before="0" w:beforeAutospacing="0" w:after="200" w:afterAutospacing="0" w:line="240" w:lineRule="auto"/>
-        <w:jc w:val="center"/>
+        <w:spacing w:line="240" w:lineRule="auto"/>
         <w:rPr>
           <w:color w:val="1F1F1F"/>
           <w:sz w:val="26"/>
@@ -18,10 +14,7 @@
       </w:pPr>
       <w:r>
         <w:rPr>
-          <w:rFonts w:ascii="Arial" w:hAnsi="Arial" w:cs="Arial" w:eastAsia="Arial"/>
-          <w:b/>
-          <w:color w:val="0E5C50"/>
-          <w:sz w:val="40"/>
+          <w:rFonts w:ascii="Arial" w:eastAsia="Arial" w:hAnsi="Arial" w:cs="Arial"/>
         </w:rPr>
         <w:t>Bài tập 2 — Tìm kiếm và đánh giá thông tin học thuật</w:t>
       </w:r>
@@ -29,13 +22,10 @@
     <w:p>
       <w:pPr>
         <w:pStyle w:val="Subtitle"/>
-        <w:jc w:val="center"/>
       </w:pPr>
       <w:r>
         <w:rPr>
-          <w:rFonts w:ascii="Arial" w:hAnsi="Arial" w:cs="Arial" w:eastAsia="Arial"/>
-          <w:color w:val="66737D"/>
-          <w:sz w:val="21"/>
+          <w:rFonts w:eastAsia="Arial" w:cs="Arial"/>
         </w:rPr>
         <w:t>Trịnh Thị Kiều Oanh · MSSV 25041302 · Lớp 25R1</w:t>
       </w:r>
@@ -43,16 +33,13 @@
     <w:p>
       <w:pPr>
         <w:pStyle w:val="Subtitle"/>
-        <w:jc w:val="center"/>
         <w:pBdr>
           <w:bottom w:val="single" w:sz="6" w:space="5" w:color="B8D3CC"/>
         </w:pBdr>
       </w:pPr>
       <w:r>
         <w:rPr>
-          <w:rFonts w:ascii="Arial" w:hAnsi="Arial" w:cs="Arial" w:eastAsia="Arial"/>
-          <w:color w:val="66737D"/>
-          <w:sz w:val="21"/>
+          <w:rFonts w:eastAsia="Arial" w:cs="Arial"/>
         </w:rPr>
         <w:t>Nhập môn Công nghệ số và Ứng dụng Trí tuệ nhân tạo</w:t>
       </w:r>
@@ -60,10 +47,7 @@
     <w:p>
       <w:pPr>
         <w:pStyle w:val="Heading1"/>
-        <w:keepNext/>
         <w:keepLines w:val="0"/>
-        <w:widowControl/>
-        <w:spacing w:before="280" w:after="120" w:line="276" w:lineRule="auto"/>
         <w:jc w:val="left"/>
         <w:rPr>
           <w:rFonts w:cs="Times New Roman"/>
@@ -72,19 +56,14 @@
       </w:pPr>
       <w:r>
         <w:rPr>
-          <w:rFonts w:ascii="Arial" w:hAnsi="Arial" w:cs="Arial" w:eastAsia="Arial"/>
-          <w:b/>
-          <w:color w:val="0E5C50"/>
-          <w:sz w:val="28"/>
+          <w:rFonts w:ascii="Arial" w:eastAsia="Arial" w:hAnsi="Arial" w:cs="Arial"/>
         </w:rPr>
         <w:t>I. Đặt vấn đề và phạm vi nghiên cứu</w:t>
       </w:r>
     </w:p>
     <w:p>
       <w:pPr>
-        <w:keepNext w:val="0"/>
-        <w:keepLines w:val="0"/>
-        <w:spacing w:before="0" w:beforeAutospacing="0" w:after="120" w:afterAutospacing="0" w:line="276" w:lineRule="auto"/>
+        <w:spacing w:after="120"/>
         <w:jc w:val="left"/>
         <w:rPr>
           <w:color w:val="1F1F1F"/>
@@ -94,9 +73,7 @@
       </w:pPr>
       <w:r>
         <w:rPr>
-          <w:rFonts w:ascii="Arial" w:hAnsi="Arial" w:cs="Arial" w:eastAsia="Arial"/>
-          <w:color w:val="17212B"/>
-          <w:sz w:val="22"/>
+          <w:rFonts w:eastAsia="Arial"/>
         </w:rPr>
         <w:t>Trong kỷ nguyên số, dữ liệu được ví như "dầu mỏ" của doanh nghiệp. Tuy nhiên, giá trị thực sự chỉ xuất hiện khi dữ liệu được khai phá và phân tích hiệu quả. Trí tuệ nhân tạo (AI) đã và đang trở thành công cụ chiến lược giúp doanh nghiệp tối ưu hóa quy trình và tạo lợi thế cạnh tranh. Việc tìm kiếm và đánh giá đúng nguồn thông tin về chủ đề này là cực kỳ quan trọng, bởi thông tin sai lệch có thể dẫn đến những quyết định quản trị sai lầm.</w:t>
       </w:r>
@@ -104,10 +81,7 @@
     <w:p>
       <w:pPr>
         <w:pStyle w:val="Heading2"/>
-        <w:keepNext/>
         <w:keepLines w:val="0"/>
-        <w:widowControl/>
-        <w:spacing w:before="200" w:beforeAutospacing="0" w:after="80" w:afterAutospacing="0" w:line="276" w:lineRule="auto"/>
         <w:jc w:val="left"/>
         <w:rPr>
           <w:color w:val="1F1F1F"/>
@@ -117,10 +91,7 @@
       </w:pPr>
       <w:r>
         <w:rPr>
-          <w:rFonts w:ascii="Arial" w:hAnsi="Arial" w:cs="Arial" w:eastAsia="Arial"/>
-          <w:b/>
-          <w:color w:val="176B61"/>
-          <w:sz w:val="24"/>
+          <w:rFonts w:ascii="Arial" w:eastAsia="Arial" w:hAnsi="Arial" w:cs="Arial"/>
         </w:rPr>
         <w:t>1. Mục tiêu của báo cáo</w:t>
       </w:r>
@@ -128,91 +99,65 @@
     <w:p>
       <w:pPr>
         <w:pStyle w:val="ListParagraph"/>
-        <w:keepNext w:val="0"/>
-        <w:keepLines w:val="0"/>
-        <w:widowControl/>
-        <w:spacing w:before="0" w:beforeAutospacing="0" w:after="120" w:afterAutospacing="0" w:line="276" w:lineRule="auto"/>
+        <w:numPr>
+          <w:ilvl w:val="0"/>
+          <w:numId w:val="1"/>
+        </w:numPr>
+        <w:spacing w:after="120"/>
         <w:jc w:val="left"/>
         <w:rPr>
           <w:color w:val="1F1F1F"/>
           <w:sz w:val="26"/>
           <w:szCs w:val="26"/>
         </w:rPr>
-        <w:numPr>
-          <w:ilvl w:val="0"/>
-          <w:numId w:val="26"/>
-        </w:numPr>
       </w:pPr>
       <w:r>
-        <w:rPr>
-          <w:rFonts w:ascii="Arial" w:hAnsi="Arial" w:cs="Arial" w:eastAsia="Arial"/>
-          <w:color w:val="17212B"/>
-          <w:sz w:val="22"/>
-        </w:rPr>
         <w:t>Hệ thống hóa các nguồn học thuật uy tín về ứng dụng AI trong kinh doanh.</w:t>
       </w:r>
     </w:p>
     <w:p>
       <w:pPr>
         <w:pStyle w:val="ListParagraph"/>
-        <w:keepNext w:val="0"/>
-        <w:keepLines w:val="0"/>
-        <w:widowControl/>
-        <w:spacing w:before="0" w:beforeAutospacing="0" w:after="120" w:afterAutospacing="0" w:line="276" w:lineRule="auto"/>
+        <w:numPr>
+          <w:ilvl w:val="0"/>
+          <w:numId w:val="1"/>
+        </w:numPr>
+        <w:spacing w:after="120"/>
         <w:jc w:val="left"/>
         <w:rPr>
           <w:color w:val="1F1F1F"/>
           <w:sz w:val="26"/>
           <w:szCs w:val="26"/>
         </w:rPr>
-        <w:numPr>
-          <w:ilvl w:val="0"/>
-          <w:numId w:val="26"/>
-        </w:numPr>
       </w:pPr>
       <w:r>
-        <w:rPr>
-          <w:rFonts w:ascii="Arial" w:hAnsi="Arial" w:cs="Arial" w:eastAsia="Arial"/>
-          <w:color w:val="17212B"/>
-          <w:sz w:val="22"/>
-        </w:rPr>
         <w:t>Đánh giá độ tin cậy của các nghiên cứu hiện hành dựa trên các tiêu chí khoa học.</w:t>
       </w:r>
     </w:p>
     <w:p>
       <w:pPr>
         <w:pStyle w:val="ListParagraph"/>
-        <w:keepNext w:val="0"/>
-        <w:keepLines w:val="0"/>
-        <w:widowControl/>
-        <w:spacing w:before="0" w:beforeAutospacing="0" w:after="120" w:afterAutospacing="0" w:line="276" w:lineRule="auto"/>
+        <w:numPr>
+          <w:ilvl w:val="0"/>
+          <w:numId w:val="1"/>
+        </w:numPr>
+        <w:spacing w:after="120"/>
         <w:jc w:val="left"/>
         <w:rPr>
           <w:color w:val="1F1F1F"/>
           <w:sz w:val="26"/>
           <w:szCs w:val="26"/>
         </w:rPr>
-        <w:numPr>
-          <w:ilvl w:val="0"/>
-          <w:numId w:val="26"/>
-        </w:numPr>
       </w:pPr>
       <w:r>
-        <w:rPr>
-          <w:rFonts w:ascii="Arial" w:hAnsi="Arial" w:cs="Arial" w:eastAsia="Arial"/>
-          <w:color w:val="17212B"/>
-          <w:sz w:val="22"/>
-        </w:rPr>
         <w:t>Xây dựng danh mục tài liệu tham khảo chất lượng phục vụ cho việc nghiên cứu chuyên sâu.</w:t>
       </w:r>
     </w:p>
     <w:p>
       <w:pPr>
         <w:pStyle w:val="Heading2"/>
-        <w:keepNext/>
         <w:keepLines w:val="0"/>
-        <w:widowControl/>
-        <w:spacing w:before="160" w:beforeAutospacing="0" w:after="60" w:afterAutospacing="0" w:line="276" w:lineRule="auto"/>
+        <w:spacing w:before="160" w:after="60"/>
         <w:jc w:val="left"/>
         <w:rPr>
           <w:color w:val="1F1F1F"/>
@@ -222,10 +167,7 @@
       </w:pPr>
       <w:r>
         <w:rPr>
-          <w:rFonts w:ascii="Arial" w:hAnsi="Arial" w:cs="Arial" w:eastAsia="Arial"/>
-          <w:b/>
-          <w:color w:val="176B61"/>
-          <w:sz w:val="24"/>
+          <w:rFonts w:ascii="Arial" w:eastAsia="Arial" w:hAnsi="Arial" w:cs="Arial"/>
         </w:rPr>
         <w:t>2. Phạm vi tìm kiếm</w:t>
       </w:r>
@@ -233,91 +175,64 @@
     <w:p>
       <w:pPr>
         <w:pStyle w:val="ListParagraph"/>
-        <w:keepNext w:val="0"/>
-        <w:keepLines w:val="0"/>
-        <w:widowControl/>
-        <w:spacing w:before="0" w:beforeAutospacing="0" w:after="120" w:afterAutospacing="0" w:line="276" w:lineRule="auto"/>
+        <w:numPr>
+          <w:ilvl w:val="0"/>
+          <w:numId w:val="1"/>
+        </w:numPr>
+        <w:spacing w:after="120"/>
         <w:jc w:val="left"/>
         <w:rPr>
           <w:color w:val="1F1F1F"/>
           <w:sz w:val="26"/>
           <w:szCs w:val="26"/>
         </w:rPr>
-        <w:numPr>
-          <w:ilvl w:val="0"/>
-          <w:numId w:val="26"/>
-        </w:numPr>
       </w:pPr>
       <w:r>
-        <w:rPr>
-          <w:rFonts w:ascii="Arial" w:hAnsi="Arial" w:cs="Arial" w:eastAsia="Arial"/>
-          <w:color w:val="17212B"/>
-          <w:sz w:val="22"/>
-        </w:rPr>
         <w:t>Nội dung: Các mô hình AI (Predictive Analytics, Machine Learning), lợi ích, rào cản và đạo đức dữ liệu trong doanh nghiệp.</w:t>
       </w:r>
     </w:p>
     <w:p>
       <w:pPr>
         <w:pStyle w:val="ListParagraph"/>
-        <w:keepNext w:val="0"/>
-        <w:keepLines w:val="0"/>
-        <w:widowControl/>
-        <w:spacing w:before="0" w:beforeAutospacing="0" w:after="120" w:afterAutospacing="0" w:line="276" w:lineRule="auto"/>
+        <w:numPr>
+          <w:ilvl w:val="0"/>
+          <w:numId w:val="1"/>
+        </w:numPr>
+        <w:spacing w:after="120"/>
         <w:jc w:val="left"/>
         <w:rPr>
           <w:color w:val="1F1F1F"/>
           <w:sz w:val="26"/>
           <w:szCs w:val="26"/>
         </w:rPr>
-        <w:numPr>
-          <w:ilvl w:val="0"/>
-          <w:numId w:val="26"/>
-        </w:numPr>
       </w:pPr>
       <w:r>
-        <w:rPr>
-          <w:rFonts w:ascii="Arial" w:hAnsi="Arial" w:cs="Arial" w:eastAsia="Arial"/>
-          <w:color w:val="17212B"/>
-          <w:sz w:val="22"/>
-        </w:rPr>
         <w:t>Thời gian: Ưu tiên tài liệu từ năm 2020 đến 2026 để đảm bảo tính cập nhật công nghệ.</w:t>
       </w:r>
     </w:p>
     <w:p>
       <w:pPr>
         <w:pStyle w:val="ListParagraph"/>
-        <w:keepNext w:val="0"/>
-        <w:keepLines w:val="0"/>
-        <w:widowControl/>
-        <w:spacing w:before="0" w:beforeAutospacing="0" w:after="120" w:afterAutospacing="0" w:line="276" w:lineRule="auto"/>
+        <w:numPr>
+          <w:ilvl w:val="0"/>
+          <w:numId w:val="1"/>
+        </w:numPr>
+        <w:spacing w:after="120"/>
         <w:jc w:val="left"/>
         <w:rPr>
           <w:color w:val="1F1F1F"/>
           <w:sz w:val="26"/>
           <w:szCs w:val="26"/>
         </w:rPr>
-        <w:numPr>
-          <w:ilvl w:val="0"/>
-          <w:numId w:val="26"/>
-        </w:numPr>
       </w:pPr>
       <w:r>
-        <w:rPr>
-          <w:rFonts w:ascii="Arial" w:hAnsi="Arial" w:cs="Arial" w:eastAsia="Arial"/>
-          <w:color w:val="17212B"/>
-          <w:sz w:val="22"/>
-        </w:rPr>
         <w:t>Ngôn ngữ: Tiếng Việt và Tiếng Anh.</w:t>
       </w:r>
     </w:p>
     <w:p>
       <w:pPr>
         <w:pStyle w:val="Heading1"/>
-        <w:keepNext/>
         <w:keepLines w:val="0"/>
-        <w:widowControl/>
-        <w:spacing w:before="280" w:after="120" w:line="276" w:lineRule="auto"/>
         <w:jc w:val="left"/>
         <w:rPr>
           <w:rFonts w:cs="Times New Roman"/>
@@ -326,19 +241,14 @@
       </w:pPr>
       <w:r>
         <w:rPr>
-          <w:rFonts w:ascii="Arial" w:hAnsi="Arial" w:cs="Arial" w:eastAsia="Arial"/>
-          <w:b/>
-          <w:color w:val="0E5C50"/>
-          <w:sz w:val="28"/>
+          <w:rFonts w:ascii="Arial" w:eastAsia="Arial" w:hAnsi="Arial" w:cs="Arial"/>
         </w:rPr>
         <w:t>II. Quy trình và phương pháp tìm kiếm</w:t>
       </w:r>
     </w:p>
     <w:p>
       <w:pPr>
-        <w:keepNext w:val="0"/>
-        <w:keepLines w:val="0"/>
-        <w:spacing w:before="0" w:beforeAutospacing="0" w:after="120" w:afterAutospacing="0" w:line="276" w:lineRule="auto"/>
+        <w:spacing w:after="120"/>
         <w:jc w:val="left"/>
         <w:rPr>
           <w:color w:val="1F1F1F"/>
@@ -348,9 +258,7 @@
       </w:pPr>
       <w:r>
         <w:rPr>
-          <w:rFonts w:ascii="Arial" w:hAnsi="Arial" w:cs="Arial" w:eastAsia="Arial"/>
-          <w:color w:val="17212B"/>
-          <w:sz w:val="22"/>
+          <w:rFonts w:eastAsia="Arial"/>
         </w:rPr>
         <w:t>Quá trình thu thập tài liệu được thực hiện thông qua việc khai thác đa dạng bốn nhóm nguồn tài liệu chính nhằm đảm bảo tính khách quan và đa chiều:</w:t>
       </w:r>
@@ -358,118 +266,83 @@
     <w:p>
       <w:pPr>
         <w:pStyle w:val="ListParagraph"/>
-        <w:keepNext w:val="0"/>
-        <w:keepLines w:val="0"/>
-        <w:widowControl/>
-        <w:spacing w:before="0" w:beforeAutospacing="0" w:after="120" w:afterAutospacing="0" w:line="276" w:lineRule="auto"/>
+        <w:numPr>
+          <w:ilvl w:val="0"/>
+          <w:numId w:val="1"/>
+        </w:numPr>
+        <w:spacing w:after="120"/>
         <w:jc w:val="left"/>
         <w:rPr>
           <w:color w:val="1F1F1F"/>
           <w:sz w:val="26"/>
           <w:szCs w:val="26"/>
         </w:rPr>
-        <w:numPr>
-          <w:ilvl w:val="0"/>
-          <w:numId w:val="28"/>
-        </w:numPr>
       </w:pPr>
       <w:r>
-        <w:rPr>
-          <w:rFonts w:ascii="Arial" w:hAnsi="Arial" w:cs="Arial" w:eastAsia="Arial"/>
-          <w:color w:val="17212B"/>
-          <w:sz w:val="22"/>
-        </w:rPr>
         <w:t>Cơ sở dữ liệu học thuật: Sử dụng các bộ máy tìm kiếm chuyên sâu như Google Scholar, ResearchGate và ScienceDirect với các từ khóa: "AI in business analytics", "Machine learning for decision making", "Ứng dụng AI trong kinh doanh".</w:t>
       </w:r>
     </w:p>
     <w:p>
       <w:pPr>
         <w:pStyle w:val="ListParagraph"/>
-        <w:keepNext w:val="0"/>
-        <w:keepLines w:val="0"/>
-        <w:widowControl/>
-        <w:spacing w:before="0" w:beforeAutospacing="0" w:after="120" w:afterAutospacing="0" w:line="276" w:lineRule="auto"/>
+        <w:numPr>
+          <w:ilvl w:val="0"/>
+          <w:numId w:val="1"/>
+        </w:numPr>
+        <w:spacing w:after="120"/>
         <w:jc w:val="left"/>
         <w:rPr>
           <w:color w:val="1F1F1F"/>
           <w:sz w:val="26"/>
           <w:szCs w:val="26"/>
         </w:rPr>
-        <w:numPr>
-          <w:ilvl w:val="0"/>
-          <w:numId w:val="28"/>
-        </w:numPr>
       </w:pPr>
       <w:r>
-        <w:rPr>
-          <w:rFonts w:ascii="Arial" w:hAnsi="Arial" w:cs="Arial" w:eastAsia="Arial"/>
-          <w:color w:val="17212B"/>
-          <w:sz w:val="22"/>
-        </w:rPr>
         <w:t>Tạp chí khoa học chuyên ngành: Tập trung vào các tạp chí thuộc danh mục ISI/Scopus uy tín như Harvard Business Review, Journal of Marketing, và các tạp chí uy tín trong nước như Tạp chí Kinh tế &amp; Phát triển.</w:t>
       </w:r>
     </w:p>
     <w:p>
       <w:pPr>
         <w:pStyle w:val="ListParagraph"/>
-        <w:keepNext w:val="0"/>
-        <w:keepLines w:val="0"/>
-        <w:widowControl/>
-        <w:spacing w:before="0" w:beforeAutospacing="0" w:after="120" w:afterAutospacing="0" w:line="276" w:lineRule="auto"/>
+        <w:numPr>
+          <w:ilvl w:val="0"/>
+          <w:numId w:val="1"/>
+        </w:numPr>
+        <w:spacing w:after="120"/>
         <w:jc w:val="left"/>
         <w:rPr>
           <w:color w:val="1F1F1F"/>
           <w:sz w:val="26"/>
           <w:szCs w:val="26"/>
         </w:rPr>
-        <w:numPr>
-          <w:ilvl w:val="0"/>
-          <w:numId w:val="28"/>
-        </w:numPr>
       </w:pPr>
       <w:r>
-        <w:rPr>
-          <w:rFonts w:ascii="Arial" w:hAnsi="Arial" w:cs="Arial" w:eastAsia="Arial"/>
-          <w:color w:val="17212B"/>
-          <w:sz w:val="22"/>
-        </w:rPr>
         <w:t>Sách chuyên khảo: Tìm kiếm các ấn bản từ các nhà xuất bản giáo dục hàng đầu như Springer, Routledge để nắm vững hệ thống lý thuyết cốt lõi.</w:t>
       </w:r>
     </w:p>
     <w:p>
       <w:pPr>
         <w:pStyle w:val="ListParagraph"/>
-        <w:keepNext w:val="0"/>
-        <w:keepLines w:val="0"/>
-        <w:widowControl/>
-        <w:spacing w:before="0" w:beforeAutospacing="0" w:after="120" w:afterAutospacing="0" w:line="276" w:lineRule="auto"/>
+        <w:numPr>
+          <w:ilvl w:val="0"/>
+          <w:numId w:val="1"/>
+        </w:numPr>
+        <w:spacing w:after="120"/>
         <w:jc w:val="left"/>
         <w:rPr>
           <w:color w:val="1F1F1F"/>
           <w:sz w:val="26"/>
           <w:szCs w:val="26"/>
         </w:rPr>
-        <w:numPr>
-          <w:ilvl w:val="0"/>
-          <w:numId w:val="28"/>
-        </w:numPr>
       </w:pPr>
       <w:r>
-        <w:rPr>
-          <w:rFonts w:ascii="Arial" w:hAnsi="Arial" w:cs="Arial" w:eastAsia="Arial"/>
-          <w:color w:val="17212B"/>
-          <w:sz w:val="22"/>
-        </w:rPr>
         <w:t>Các nguồn mở và tổ chức uy tín: Thu thập các báo cáo thực tế từ McKinsey &amp; Company, Gartner và Diễn đàn Kinh tế Thế giới (WEF) để cập nhật số liệu thị trường mới nhất.</w:t>
       </w:r>
     </w:p>
     <w:p>
       <w:pPr>
         <w:pStyle w:val="Heading1"/>
-        <w:keepNext/>
         <w:keepLines w:val="0"/>
-        <w:widowControl/>
-        <w:spacing w:before="280" w:after="120" w:line="276" w:lineRule="auto"/>
         <w:jc w:val="left"/>
         <w:rPr>
           <w:rFonts w:cs="Times New Roman"/>
@@ -478,19 +351,14 @@
       </w:pPr>
       <w:r>
         <w:rPr>
-          <w:rFonts w:ascii="Arial" w:hAnsi="Arial" w:cs="Arial" w:eastAsia="Arial"/>
-          <w:b/>
-          <w:color w:val="0E5C50"/>
-          <w:sz w:val="28"/>
+          <w:rFonts w:ascii="Arial" w:eastAsia="Arial" w:hAnsi="Arial" w:cs="Arial"/>
         </w:rPr>
         <w:t>III. Tổng hợp và đánh giá độ tin cậy của nguồn thông tin</w:t>
       </w:r>
     </w:p>
     <w:p>
       <w:pPr>
-        <w:keepNext w:val="0"/>
-        <w:keepLines w:val="0"/>
-        <w:spacing w:before="0" w:beforeAutospacing="0" w:after="120" w:afterAutospacing="0" w:line="276" w:lineRule="auto"/>
+        <w:spacing w:after="120"/>
         <w:jc w:val="left"/>
         <w:rPr>
           <w:color w:val="1F1F1F"/>
@@ -500,9 +368,7 @@
       </w:pPr>
       <w:r>
         <w:rPr>
-          <w:rFonts w:ascii="Arial" w:hAnsi="Arial" w:cs="Arial" w:eastAsia="Arial"/>
-          <w:color w:val="17212B"/>
-          <w:sz w:val="22"/>
+          <w:rFonts w:eastAsia="Arial"/>
         </w:rPr>
         <w:t>Dưới đây là bảng tổng hợp 10 tài liệu tiêu biểu đã được sàng lọc và đánh giá dựa trên 5 tiêu chí: Tác giả (A), Cơ quan xuất bản (P), Phương pháp nghiên cứu (M), Trích dẫn (C) và Tính cập nhật (U).</w:t>
       </w:r>
@@ -511,10 +377,9 @@
       <w:tblPr>
         <w:tblStyle w:val="TableGrid"/>
         <w:tblW w:w="9864" w:type="dxa"/>
+        <w:jc w:val="center"/>
         <w:tblLayout w:type="fixed"/>
         <w:tblLook w:val="04A0" w:firstRow="1" w:lastRow="0" w:firstColumn="1" w:lastColumn="0" w:noHBand="0" w:noVBand="1"/>
-        <w:jc w:val="center"/>
-        <w:tblInd w:w="0" w:type="dxa"/>
       </w:tblPr>
       <w:tblGrid>
         <w:gridCol w:w="648"/>
@@ -525,26 +390,25 @@
       </w:tblGrid>
       <w:tr>
         <w:trPr>
-          <w:tblHeader w:val="true"/>
+          <w:tblHeader/>
+          <w:jc w:val="center"/>
         </w:trPr>
         <w:tc>
           <w:tcPr>
             <w:tcW w:w="648" w:type="dxa"/>
+            <w:shd w:val="clear" w:color="auto" w:fill="DCEDE8"/>
+            <w:tcMar>
+              <w:top w:w="90" w:type="dxa"/>
+              <w:left w:w="110" w:type="dxa"/>
+              <w:bottom w:w="90" w:type="dxa"/>
+              <w:right w:w="110" w:type="dxa"/>
+            </w:tcMar>
             <w:vAlign w:val="center"/>
             <w:hideMark/>
-            <w:tcMar>
-              <w:top w:w="90" w:type="dxa"/>
-              <w:start w:w="110" w:type="dxa"/>
-              <w:bottom w:w="90" w:type="dxa"/>
-              <w:end w:w="110" w:type="dxa"/>
-            </w:tcMar>
-            <w:shd w:fill="DCEDE8" w:val="clear"/>
           </w:tcPr>
           <w:p>
             <w:pPr>
-              <w:keepNext w:val="0"/>
-              <w:keepLines w:val="0"/>
-              <w:spacing w:before="0" w:after="40" w:line="252" w:lineRule="auto"/>
+              <w:spacing w:after="40" w:line="252" w:lineRule="auto"/>
               <w:jc w:val="left"/>
               <w:rPr>
                 <w:rFonts w:cs="Times New Roman"/>
@@ -555,9 +419,7 @@
             <w:r>
               <w:rPr>
                 <w:rStyle w:val="Strong"/>
-                <w:rFonts w:cs="Arial" w:ascii="Arial" w:hAnsi="Arial" w:eastAsia="Arial"/>
-                <w:b/>
-                <w:color w:val="17212B"/>
+                <w:rFonts w:eastAsia="Arial"/>
                 <w:sz w:val="19"/>
                 <w:szCs w:val="26"/>
                 <w:bdr w:val="none" w:sz="0" w:space="0" w:color="auto" w:frame="1"/>
@@ -569,21 +431,19 @@
         <w:tc>
           <w:tcPr>
             <w:tcW w:w="1440" w:type="dxa"/>
+            <w:shd w:val="clear" w:color="auto" w:fill="DCEDE8"/>
+            <w:tcMar>
+              <w:top w:w="90" w:type="dxa"/>
+              <w:left w:w="110" w:type="dxa"/>
+              <w:bottom w:w="90" w:type="dxa"/>
+              <w:right w:w="110" w:type="dxa"/>
+            </w:tcMar>
             <w:vAlign w:val="center"/>
             <w:hideMark/>
-            <w:tcMar>
-              <w:top w:w="90" w:type="dxa"/>
-              <w:start w:w="110" w:type="dxa"/>
-              <w:bottom w:w="90" w:type="dxa"/>
-              <w:end w:w="110" w:type="dxa"/>
-            </w:tcMar>
-            <w:shd w:fill="DCEDE8" w:val="clear"/>
           </w:tcPr>
           <w:p>
             <w:pPr>
-              <w:keepNext w:val="0"/>
-              <w:keepLines w:val="0"/>
-              <w:spacing w:before="0" w:after="40" w:line="252" w:lineRule="auto"/>
+              <w:spacing w:after="40" w:line="252" w:lineRule="auto"/>
               <w:jc w:val="left"/>
               <w:rPr>
                 <w:rFonts w:cs="Times New Roman"/>
@@ -594,9 +454,7 @@
             <w:r>
               <w:rPr>
                 <w:rStyle w:val="Strong"/>
-                <w:rFonts w:cs="Arial" w:ascii="Arial" w:hAnsi="Arial" w:eastAsia="Arial"/>
-                <w:b/>
-                <w:color w:val="17212B"/>
+                <w:rFonts w:eastAsia="Arial"/>
                 <w:sz w:val="19"/>
                 <w:szCs w:val="26"/>
                 <w:bdr w:val="none" w:sz="0" w:space="0" w:color="auto" w:frame="1"/>
@@ -608,21 +466,19 @@
         <w:tc>
           <w:tcPr>
             <w:tcW w:w="2232" w:type="dxa"/>
+            <w:shd w:val="clear" w:color="auto" w:fill="DCEDE8"/>
+            <w:tcMar>
+              <w:top w:w="90" w:type="dxa"/>
+              <w:left w:w="110" w:type="dxa"/>
+              <w:bottom w:w="90" w:type="dxa"/>
+              <w:right w:w="110" w:type="dxa"/>
+            </w:tcMar>
             <w:vAlign w:val="center"/>
             <w:hideMark/>
-            <w:tcMar>
-              <w:top w:w="90" w:type="dxa"/>
-              <w:start w:w="110" w:type="dxa"/>
-              <w:bottom w:w="90" w:type="dxa"/>
-              <w:end w:w="110" w:type="dxa"/>
-            </w:tcMar>
-            <w:shd w:fill="DCEDE8" w:val="clear"/>
           </w:tcPr>
           <w:p>
             <w:pPr>
-              <w:keepNext w:val="0"/>
-              <w:keepLines w:val="0"/>
-              <w:spacing w:before="0" w:after="40" w:line="252" w:lineRule="auto"/>
+              <w:spacing w:after="40" w:line="252" w:lineRule="auto"/>
               <w:jc w:val="left"/>
               <w:rPr>
                 <w:rFonts w:cs="Times New Roman"/>
@@ -633,9 +489,7 @@
             <w:r>
               <w:rPr>
                 <w:rStyle w:val="Strong"/>
-                <w:rFonts w:cs="Arial" w:ascii="Arial" w:hAnsi="Arial" w:eastAsia="Arial"/>
-                <w:b/>
-                <w:color w:val="17212B"/>
+                <w:rFonts w:eastAsia="Arial"/>
                 <w:sz w:val="19"/>
                 <w:szCs w:val="26"/>
                 <w:bdr w:val="none" w:sz="0" w:space="0" w:color="auto" w:frame="1"/>
@@ -647,21 +501,19 @@
         <w:tc>
           <w:tcPr>
             <w:tcW w:w="4752" w:type="dxa"/>
+            <w:shd w:val="clear" w:color="auto" w:fill="DCEDE8"/>
+            <w:tcMar>
+              <w:top w:w="90" w:type="dxa"/>
+              <w:left w:w="110" w:type="dxa"/>
+              <w:bottom w:w="90" w:type="dxa"/>
+              <w:right w:w="110" w:type="dxa"/>
+            </w:tcMar>
             <w:vAlign w:val="center"/>
             <w:hideMark/>
-            <w:tcMar>
-              <w:top w:w="90" w:type="dxa"/>
-              <w:start w:w="110" w:type="dxa"/>
-              <w:bottom w:w="90" w:type="dxa"/>
-              <w:end w:w="110" w:type="dxa"/>
-            </w:tcMar>
-            <w:shd w:fill="DCEDE8" w:val="clear"/>
           </w:tcPr>
           <w:p>
             <w:pPr>
-              <w:keepNext w:val="0"/>
-              <w:keepLines w:val="0"/>
-              <w:spacing w:before="0" w:after="40" w:line="252" w:lineRule="auto"/>
+              <w:spacing w:after="40" w:line="252" w:lineRule="auto"/>
               <w:jc w:val="left"/>
               <w:rPr>
                 <w:rFonts w:cs="Times New Roman"/>
@@ -672,9 +524,7 @@
             <w:r>
               <w:rPr>
                 <w:rStyle w:val="Strong"/>
-                <w:rFonts w:cs="Arial" w:ascii="Arial" w:hAnsi="Arial" w:eastAsia="Arial"/>
-                <w:b/>
-                <w:color w:val="17212B"/>
+                <w:rFonts w:eastAsia="Arial"/>
                 <w:sz w:val="19"/>
                 <w:szCs w:val="26"/>
                 <w:bdr w:val="none" w:sz="0" w:space="0" w:color="auto" w:frame="1"/>
@@ -686,21 +536,19 @@
         <w:tc>
           <w:tcPr>
             <w:tcW w:w="792" w:type="dxa"/>
+            <w:shd w:val="clear" w:color="auto" w:fill="DCEDE8"/>
+            <w:tcMar>
+              <w:top w:w="90" w:type="dxa"/>
+              <w:left w:w="110" w:type="dxa"/>
+              <w:bottom w:w="90" w:type="dxa"/>
+              <w:right w:w="110" w:type="dxa"/>
+            </w:tcMar>
             <w:vAlign w:val="center"/>
             <w:hideMark/>
-            <w:tcMar>
-              <w:top w:w="90" w:type="dxa"/>
-              <w:start w:w="110" w:type="dxa"/>
-              <w:bottom w:w="90" w:type="dxa"/>
-              <w:end w:w="110" w:type="dxa"/>
-            </w:tcMar>
-            <w:shd w:fill="DCEDE8" w:val="clear"/>
           </w:tcPr>
           <w:p>
             <w:pPr>
-              <w:keepNext w:val="0"/>
-              <w:keepLines w:val="0"/>
-              <w:spacing w:before="0" w:after="40" w:line="252" w:lineRule="auto"/>
+              <w:spacing w:after="40" w:line="252" w:lineRule="auto"/>
               <w:jc w:val="left"/>
               <w:rPr>
                 <w:rFonts w:cs="Times New Roman"/>
@@ -711,9 +559,7 @@
             <w:r>
               <w:rPr>
                 <w:rStyle w:val="Strong"/>
-                <w:rFonts w:cs="Arial" w:ascii="Arial" w:hAnsi="Arial" w:eastAsia="Arial"/>
-                <w:b/>
-                <w:color w:val="17212B"/>
+                <w:rFonts w:eastAsia="Arial"/>
                 <w:sz w:val="19"/>
                 <w:szCs w:val="26"/>
                 <w:bdr w:val="none" w:sz="0" w:space="0" w:color="auto" w:frame="1"/>
@@ -724,23 +570,24 @@
         </w:tc>
       </w:tr>
       <w:tr>
+        <w:trPr>
+          <w:jc w:val="center"/>
+        </w:trPr>
         <w:tc>
           <w:tcPr>
             <w:tcW w:w="648" w:type="dxa"/>
+            <w:tcMar>
+              <w:top w:w="90" w:type="dxa"/>
+              <w:left w:w="110" w:type="dxa"/>
+              <w:bottom w:w="90" w:type="dxa"/>
+              <w:right w:w="110" w:type="dxa"/>
+            </w:tcMar>
             <w:vAlign w:val="center"/>
             <w:hideMark/>
-            <w:tcMar>
-              <w:top w:w="90" w:type="dxa"/>
-              <w:start w:w="110" w:type="dxa"/>
-              <w:bottom w:w="90" w:type="dxa"/>
-              <w:end w:w="110" w:type="dxa"/>
-            </w:tcMar>
           </w:tcPr>
           <w:p>
             <w:pPr>
-              <w:keepNext w:val="0"/>
-              <w:keepLines w:val="0"/>
-              <w:spacing w:before="0" w:after="40" w:line="252" w:lineRule="auto"/>
+              <w:spacing w:after="40" w:line="252" w:lineRule="auto"/>
               <w:jc w:val="left"/>
               <w:rPr>
                 <w:rFonts w:cs="Times New Roman"/>
@@ -750,9 +597,7 @@
             </w:pPr>
             <w:r>
               <w:rPr>
-                <w:rFonts w:cs="Arial" w:ascii="Arial" w:hAnsi="Arial" w:eastAsia="Arial"/>
-                <w:b w:val="0"/>
-                <w:color w:val="17212B"/>
+                <w:rFonts w:eastAsia="Arial"/>
                 <w:sz w:val="19"/>
                 <w:szCs w:val="26"/>
                 <w:bdr w:val="none" w:sz="0" w:space="0" w:color="auto" w:frame="1"/>
@@ -764,20 +609,18 @@
         <w:tc>
           <w:tcPr>
             <w:tcW w:w="1440" w:type="dxa"/>
+            <w:tcMar>
+              <w:top w:w="90" w:type="dxa"/>
+              <w:left w:w="110" w:type="dxa"/>
+              <w:bottom w:w="90" w:type="dxa"/>
+              <w:right w:w="110" w:type="dxa"/>
+            </w:tcMar>
             <w:vAlign w:val="center"/>
             <w:hideMark/>
-            <w:tcMar>
-              <w:top w:w="90" w:type="dxa"/>
-              <w:start w:w="110" w:type="dxa"/>
-              <w:bottom w:w="90" w:type="dxa"/>
-              <w:end w:w="110" w:type="dxa"/>
-            </w:tcMar>
           </w:tcPr>
           <w:p>
             <w:pPr>
-              <w:keepNext w:val="0"/>
-              <w:keepLines w:val="0"/>
-              <w:spacing w:before="0" w:after="40" w:line="252" w:lineRule="auto"/>
+              <w:spacing w:after="40" w:line="252" w:lineRule="auto"/>
               <w:jc w:val="left"/>
               <w:rPr>
                 <w:rFonts w:cs="Times New Roman"/>
@@ -787,9 +630,7 @@
             </w:pPr>
             <w:r>
               <w:rPr>
-                <w:rFonts w:cs="Arial" w:ascii="Arial" w:hAnsi="Arial" w:eastAsia="Arial"/>
-                <w:b w:val="0"/>
-                <w:color w:val="17212B"/>
+                <w:rFonts w:eastAsia="Arial"/>
                 <w:sz w:val="19"/>
                 <w:szCs w:val="26"/>
                 <w:bdr w:val="none" w:sz="0" w:space="0" w:color="auto" w:frame="1"/>
@@ -801,20 +642,18 @@
         <w:tc>
           <w:tcPr>
             <w:tcW w:w="2232" w:type="dxa"/>
+            <w:tcMar>
+              <w:top w:w="90" w:type="dxa"/>
+              <w:left w:w="110" w:type="dxa"/>
+              <w:bottom w:w="90" w:type="dxa"/>
+              <w:right w:w="110" w:type="dxa"/>
+            </w:tcMar>
             <w:vAlign w:val="center"/>
             <w:hideMark/>
-            <w:tcMar>
-              <w:top w:w="90" w:type="dxa"/>
-              <w:start w:w="110" w:type="dxa"/>
-              <w:bottom w:w="90" w:type="dxa"/>
-              <w:end w:w="110" w:type="dxa"/>
-            </w:tcMar>
           </w:tcPr>
           <w:p>
             <w:pPr>
-              <w:keepNext w:val="0"/>
-              <w:keepLines w:val="0"/>
-              <w:spacing w:before="0" w:after="40" w:line="252" w:lineRule="auto"/>
+              <w:spacing w:after="40" w:line="252" w:lineRule="auto"/>
               <w:jc w:val="left"/>
               <w:rPr>
                 <w:rFonts w:cs="Times New Roman"/>
@@ -824,11 +663,9 @@
             </w:pPr>
             <w:r>
               <w:rPr>
-                <w:rFonts w:cs="Arial" w:ascii="Arial" w:hAnsi="Arial" w:eastAsia="Arial"/>
-                <w:b w:val="0"/>
+                <w:rFonts w:eastAsia="Arial"/>
                 <w:i/>
                 <w:iCs/>
-                <w:color w:val="17212B"/>
                 <w:sz w:val="19"/>
                 <w:szCs w:val="26"/>
                 <w:bdr w:val="none" w:sz="0" w:space="0" w:color="auto" w:frame="1"/>
@@ -837,9 +674,7 @@
             </w:r>
             <w:r>
               <w:rPr>
-                <w:rFonts w:cs="Arial" w:ascii="Arial" w:hAnsi="Arial" w:eastAsia="Arial"/>
-                <w:b w:val="0"/>
-                <w:color w:val="17212B"/>
+                <w:rFonts w:eastAsia="Arial"/>
                 <w:sz w:val="19"/>
                 <w:szCs w:val="26"/>
                 <w:bdr w:val="none" w:sz="0" w:space="0" w:color="auto" w:frame="1"/>
@@ -851,20 +686,18 @@
         <w:tc>
           <w:tcPr>
             <w:tcW w:w="4752" w:type="dxa"/>
+            <w:tcMar>
+              <w:top w:w="90" w:type="dxa"/>
+              <w:left w:w="110" w:type="dxa"/>
+              <w:bottom w:w="90" w:type="dxa"/>
+              <w:right w:w="110" w:type="dxa"/>
+            </w:tcMar>
             <w:vAlign w:val="center"/>
             <w:hideMark/>
-            <w:tcMar>
-              <w:top w:w="90" w:type="dxa"/>
-              <w:start w:w="110" w:type="dxa"/>
-              <w:bottom w:w="90" w:type="dxa"/>
-              <w:end w:w="110" w:type="dxa"/>
-            </w:tcMar>
           </w:tcPr>
           <w:p>
             <w:pPr>
-              <w:keepNext w:val="0"/>
-              <w:keepLines w:val="0"/>
-              <w:spacing w:before="0" w:after="40" w:line="252" w:lineRule="auto"/>
+              <w:spacing w:after="40" w:line="252" w:lineRule="auto"/>
               <w:jc w:val="left"/>
               <w:rPr>
                 <w:rFonts w:cs="Times New Roman"/>
@@ -874,9 +707,7 @@
             </w:pPr>
             <w:r>
               <w:rPr>
-                <w:rFonts w:cs="Arial" w:ascii="Arial" w:hAnsi="Arial" w:eastAsia="Arial"/>
-                <w:b w:val="0"/>
-                <w:color w:val="17212B"/>
+                <w:rFonts w:eastAsia="Arial"/>
                 <w:sz w:val="19"/>
                 <w:szCs w:val="26"/>
                 <w:bdr w:val="none" w:sz="0" w:space="0" w:color="auto" w:frame="1"/>
@@ -888,20 +719,18 @@
         <w:tc>
           <w:tcPr>
             <w:tcW w:w="792" w:type="dxa"/>
+            <w:tcMar>
+              <w:top w:w="90" w:type="dxa"/>
+              <w:left w:w="110" w:type="dxa"/>
+              <w:bottom w:w="90" w:type="dxa"/>
+              <w:right w:w="110" w:type="dxa"/>
+            </w:tcMar>
             <w:vAlign w:val="center"/>
             <w:hideMark/>
-            <w:tcMar>
-              <w:top w:w="90" w:type="dxa"/>
-              <w:start w:w="110" w:type="dxa"/>
-              <w:bottom w:w="90" w:type="dxa"/>
-              <w:end w:w="110" w:type="dxa"/>
-            </w:tcMar>
           </w:tcPr>
           <w:p>
             <w:pPr>
-              <w:keepNext w:val="0"/>
-              <w:keepLines w:val="0"/>
-              <w:spacing w:before="0" w:after="40" w:line="252" w:lineRule="auto"/>
+              <w:spacing w:after="40" w:line="252" w:lineRule="auto"/>
               <w:jc w:val="left"/>
               <w:rPr>
                 <w:rFonts w:cs="Times New Roman"/>
@@ -911,9 +740,7 @@
             </w:pPr>
             <w:r>
               <w:rPr>
-                <w:rFonts w:cs="Arial" w:ascii="Arial" w:hAnsi="Arial" w:eastAsia="Arial"/>
-                <w:b w:val="0"/>
-                <w:color w:val="17212B"/>
+                <w:rFonts w:eastAsia="Arial"/>
                 <w:sz w:val="19"/>
                 <w:szCs w:val="26"/>
                 <w:bdr w:val="none" w:sz="0" w:space="0" w:color="auto" w:frame="1"/>
@@ -924,24 +751,25 @@
         </w:tc>
       </w:tr>
       <w:tr>
+        <w:trPr>
+          <w:jc w:val="center"/>
+        </w:trPr>
         <w:tc>
           <w:tcPr>
             <w:tcW w:w="648" w:type="dxa"/>
+            <w:shd w:val="clear" w:color="auto" w:fill="F5FAF8"/>
+            <w:tcMar>
+              <w:top w:w="90" w:type="dxa"/>
+              <w:left w:w="110" w:type="dxa"/>
+              <w:bottom w:w="90" w:type="dxa"/>
+              <w:right w:w="110" w:type="dxa"/>
+            </w:tcMar>
             <w:vAlign w:val="center"/>
             <w:hideMark/>
-            <w:tcMar>
-              <w:top w:w="90" w:type="dxa"/>
-              <w:start w:w="110" w:type="dxa"/>
-              <w:bottom w:w="90" w:type="dxa"/>
-              <w:end w:w="110" w:type="dxa"/>
-            </w:tcMar>
-            <w:shd w:fill="F5FAF8" w:val="clear"/>
           </w:tcPr>
           <w:p>
             <w:pPr>
-              <w:keepNext w:val="0"/>
-              <w:keepLines w:val="0"/>
-              <w:spacing w:before="0" w:after="40" w:line="252" w:lineRule="auto"/>
+              <w:spacing w:after="40" w:line="252" w:lineRule="auto"/>
               <w:jc w:val="left"/>
               <w:rPr>
                 <w:rFonts w:cs="Times New Roman"/>
@@ -951,13 +779,12 @@
             </w:pPr>
             <w:r>
               <w:rPr>
-                <w:rFonts w:cs="Arial" w:ascii="Arial" w:hAnsi="Arial" w:eastAsia="Arial"/>
-                <w:b w:val="0"/>
-                <w:color w:val="17212B"/>
-                <w:sz w:val="19"/>
-                <w:szCs w:val="26"/>
-                <w:bdr w:val="none" w:sz="0" w:space="0" w:color="auto" w:frame="1"/>
-              </w:rPr>
+                <w:rFonts w:eastAsia="Arial"/>
+                <w:sz w:val="19"/>
+                <w:szCs w:val="26"/>
+                <w:bdr w:val="none" w:sz="0" w:space="0" w:color="auto" w:frame="1"/>
+              </w:rPr>
+              <w:lastRenderedPageBreak/>
               <w:t>2</w:t>
             </w:r>
           </w:p>
@@ -965,21 +792,19 @@
         <w:tc>
           <w:tcPr>
             <w:tcW w:w="1440" w:type="dxa"/>
+            <w:shd w:val="clear" w:color="auto" w:fill="F5FAF8"/>
+            <w:tcMar>
+              <w:top w:w="90" w:type="dxa"/>
+              <w:left w:w="110" w:type="dxa"/>
+              <w:bottom w:w="90" w:type="dxa"/>
+              <w:right w:w="110" w:type="dxa"/>
+            </w:tcMar>
             <w:vAlign w:val="center"/>
             <w:hideMark/>
-            <w:tcMar>
-              <w:top w:w="90" w:type="dxa"/>
-              <w:start w:w="110" w:type="dxa"/>
-              <w:bottom w:w="90" w:type="dxa"/>
-              <w:end w:w="110" w:type="dxa"/>
-            </w:tcMar>
-            <w:shd w:fill="F5FAF8" w:val="clear"/>
           </w:tcPr>
           <w:p>
             <w:pPr>
-              <w:keepNext w:val="0"/>
-              <w:keepLines w:val="0"/>
-              <w:spacing w:before="0" w:after="40" w:line="252" w:lineRule="auto"/>
+              <w:spacing w:after="40" w:line="252" w:lineRule="auto"/>
               <w:jc w:val="left"/>
               <w:rPr>
                 <w:rFonts w:cs="Times New Roman"/>
@@ -989,9 +814,7 @@
             </w:pPr>
             <w:r>
               <w:rPr>
-                <w:rFonts w:cs="Arial" w:ascii="Arial" w:hAnsi="Arial" w:eastAsia="Arial"/>
-                <w:b w:val="0"/>
-                <w:color w:val="17212B"/>
+                <w:rFonts w:eastAsia="Arial"/>
                 <w:sz w:val="19"/>
                 <w:szCs w:val="26"/>
                 <w:bdr w:val="none" w:sz="0" w:space="0" w:color="auto" w:frame="1"/>
@@ -1003,21 +826,19 @@
         <w:tc>
           <w:tcPr>
             <w:tcW w:w="2232" w:type="dxa"/>
+            <w:shd w:val="clear" w:color="auto" w:fill="F5FAF8"/>
+            <w:tcMar>
+              <w:top w:w="90" w:type="dxa"/>
+              <w:left w:w="110" w:type="dxa"/>
+              <w:bottom w:w="90" w:type="dxa"/>
+              <w:right w:w="110" w:type="dxa"/>
+            </w:tcMar>
             <w:vAlign w:val="center"/>
             <w:hideMark/>
-            <w:tcMar>
-              <w:top w:w="90" w:type="dxa"/>
-              <w:start w:w="110" w:type="dxa"/>
-              <w:bottom w:w="90" w:type="dxa"/>
-              <w:end w:w="110" w:type="dxa"/>
-            </w:tcMar>
-            <w:shd w:fill="F5FAF8" w:val="clear"/>
           </w:tcPr>
           <w:p>
             <w:pPr>
-              <w:keepNext w:val="0"/>
-              <w:keepLines w:val="0"/>
-              <w:spacing w:before="0" w:after="40" w:line="252" w:lineRule="auto"/>
+              <w:spacing w:after="40" w:line="252" w:lineRule="auto"/>
               <w:jc w:val="left"/>
               <w:rPr>
                 <w:rFonts w:cs="Times New Roman"/>
@@ -1027,11 +848,9 @@
             </w:pPr>
             <w:r>
               <w:rPr>
-                <w:rFonts w:cs="Arial" w:ascii="Arial" w:hAnsi="Arial" w:eastAsia="Arial"/>
-                <w:b w:val="0"/>
+                <w:rFonts w:eastAsia="Arial"/>
                 <w:i/>
                 <w:iCs/>
-                <w:color w:val="17212B"/>
                 <w:sz w:val="19"/>
                 <w:szCs w:val="26"/>
                 <w:bdr w:val="none" w:sz="0" w:space="0" w:color="auto" w:frame="1"/>
@@ -1040,9 +859,7 @@
             </w:r>
             <w:r>
               <w:rPr>
-                <w:rFonts w:cs="Arial" w:ascii="Arial" w:hAnsi="Arial" w:eastAsia="Arial"/>
-                <w:b w:val="0"/>
-                <w:color w:val="17212B"/>
+                <w:rFonts w:eastAsia="Arial"/>
                 <w:sz w:val="19"/>
                 <w:szCs w:val="26"/>
                 <w:bdr w:val="none" w:sz="0" w:space="0" w:color="auto" w:frame="1"/>
@@ -1054,21 +871,19 @@
         <w:tc>
           <w:tcPr>
             <w:tcW w:w="4752" w:type="dxa"/>
+            <w:shd w:val="clear" w:color="auto" w:fill="F5FAF8"/>
+            <w:tcMar>
+              <w:top w:w="90" w:type="dxa"/>
+              <w:left w:w="110" w:type="dxa"/>
+              <w:bottom w:w="90" w:type="dxa"/>
+              <w:right w:w="110" w:type="dxa"/>
+            </w:tcMar>
             <w:vAlign w:val="center"/>
             <w:hideMark/>
-            <w:tcMar>
-              <w:top w:w="90" w:type="dxa"/>
-              <w:start w:w="110" w:type="dxa"/>
-              <w:bottom w:w="90" w:type="dxa"/>
-              <w:end w:w="110" w:type="dxa"/>
-            </w:tcMar>
-            <w:shd w:fill="F5FAF8" w:val="clear"/>
           </w:tcPr>
           <w:p>
             <w:pPr>
-              <w:keepNext w:val="0"/>
-              <w:keepLines w:val="0"/>
-              <w:spacing w:before="0" w:after="40" w:line="252" w:lineRule="auto"/>
+              <w:spacing w:after="40" w:line="252" w:lineRule="auto"/>
               <w:jc w:val="left"/>
               <w:rPr>
                 <w:rFonts w:cs="Times New Roman"/>
@@ -1078,9 +893,7 @@
             </w:pPr>
             <w:r>
               <w:rPr>
-                <w:rFonts w:cs="Arial" w:ascii="Arial" w:hAnsi="Arial" w:eastAsia="Arial"/>
-                <w:b w:val="0"/>
-                <w:color w:val="17212B"/>
+                <w:rFonts w:eastAsia="Arial"/>
                 <w:sz w:val="19"/>
                 <w:szCs w:val="26"/>
                 <w:bdr w:val="none" w:sz="0" w:space="0" w:color="auto" w:frame="1"/>
@@ -1092,21 +905,19 @@
         <w:tc>
           <w:tcPr>
             <w:tcW w:w="792" w:type="dxa"/>
+            <w:shd w:val="clear" w:color="auto" w:fill="F5FAF8"/>
+            <w:tcMar>
+              <w:top w:w="90" w:type="dxa"/>
+              <w:left w:w="110" w:type="dxa"/>
+              <w:bottom w:w="90" w:type="dxa"/>
+              <w:right w:w="110" w:type="dxa"/>
+            </w:tcMar>
             <w:vAlign w:val="center"/>
             <w:hideMark/>
-            <w:tcMar>
-              <w:top w:w="90" w:type="dxa"/>
-              <w:start w:w="110" w:type="dxa"/>
-              <w:bottom w:w="90" w:type="dxa"/>
-              <w:end w:w="110" w:type="dxa"/>
-            </w:tcMar>
-            <w:shd w:fill="F5FAF8" w:val="clear"/>
           </w:tcPr>
           <w:p>
             <w:pPr>
-              <w:keepNext w:val="0"/>
-              <w:keepLines w:val="0"/>
-              <w:spacing w:before="0" w:after="40" w:line="252" w:lineRule="auto"/>
+              <w:spacing w:after="40" w:line="252" w:lineRule="auto"/>
               <w:jc w:val="left"/>
               <w:rPr>
                 <w:rFonts w:cs="Times New Roman"/>
@@ -1116,9 +927,7 @@
             </w:pPr>
             <w:r>
               <w:rPr>
-                <w:rFonts w:cs="Arial" w:ascii="Arial" w:hAnsi="Arial" w:eastAsia="Arial"/>
-                <w:b w:val="0"/>
-                <w:color w:val="17212B"/>
+                <w:rFonts w:eastAsia="Arial"/>
                 <w:sz w:val="19"/>
                 <w:szCs w:val="26"/>
                 <w:bdr w:val="none" w:sz="0" w:space="0" w:color="auto" w:frame="1"/>
@@ -1129,23 +938,24 @@
         </w:tc>
       </w:tr>
       <w:tr>
+        <w:trPr>
+          <w:jc w:val="center"/>
+        </w:trPr>
         <w:tc>
           <w:tcPr>
             <w:tcW w:w="648" w:type="dxa"/>
+            <w:tcMar>
+              <w:top w:w="90" w:type="dxa"/>
+              <w:left w:w="110" w:type="dxa"/>
+              <w:bottom w:w="90" w:type="dxa"/>
+              <w:right w:w="110" w:type="dxa"/>
+            </w:tcMar>
             <w:vAlign w:val="center"/>
             <w:hideMark/>
-            <w:tcMar>
-              <w:top w:w="90" w:type="dxa"/>
-              <w:start w:w="110" w:type="dxa"/>
-              <w:bottom w:w="90" w:type="dxa"/>
-              <w:end w:w="110" w:type="dxa"/>
-            </w:tcMar>
           </w:tcPr>
           <w:p>
             <w:pPr>
-              <w:keepNext w:val="0"/>
-              <w:keepLines w:val="0"/>
-              <w:spacing w:before="0" w:after="40" w:line="252" w:lineRule="auto"/>
+              <w:spacing w:after="40" w:line="252" w:lineRule="auto"/>
               <w:jc w:val="left"/>
               <w:rPr>
                 <w:rFonts w:cs="Times New Roman"/>
@@ -1155,9 +965,7 @@
             </w:pPr>
             <w:r>
               <w:rPr>
-                <w:rFonts w:cs="Arial" w:ascii="Arial" w:hAnsi="Arial" w:eastAsia="Arial"/>
-                <w:b w:val="0"/>
-                <w:color w:val="17212B"/>
+                <w:rFonts w:eastAsia="Arial"/>
                 <w:sz w:val="19"/>
                 <w:szCs w:val="26"/>
                 <w:bdr w:val="none" w:sz="0" w:space="0" w:color="auto" w:frame="1"/>
@@ -1169,20 +977,18 @@
         <w:tc>
           <w:tcPr>
             <w:tcW w:w="1440" w:type="dxa"/>
+            <w:tcMar>
+              <w:top w:w="90" w:type="dxa"/>
+              <w:left w:w="110" w:type="dxa"/>
+              <w:bottom w:w="90" w:type="dxa"/>
+              <w:right w:w="110" w:type="dxa"/>
+            </w:tcMar>
             <w:vAlign w:val="center"/>
             <w:hideMark/>
-            <w:tcMar>
-              <w:top w:w="90" w:type="dxa"/>
-              <w:start w:w="110" w:type="dxa"/>
-              <w:bottom w:w="90" w:type="dxa"/>
-              <w:end w:w="110" w:type="dxa"/>
-            </w:tcMar>
           </w:tcPr>
           <w:p>
             <w:pPr>
-              <w:keepNext w:val="0"/>
-              <w:keepLines w:val="0"/>
-              <w:spacing w:before="0" w:after="40" w:line="252" w:lineRule="auto"/>
+              <w:spacing w:after="40" w:line="252" w:lineRule="auto"/>
               <w:jc w:val="left"/>
               <w:rPr>
                 <w:rFonts w:cs="Times New Roman"/>
@@ -1192,9 +998,7 @@
             </w:pPr>
             <w:r>
               <w:rPr>
-                <w:rFonts w:cs="Arial" w:ascii="Arial" w:hAnsi="Arial" w:eastAsia="Arial"/>
-                <w:b w:val="0"/>
-                <w:color w:val="17212B"/>
+                <w:rFonts w:eastAsia="Arial"/>
                 <w:sz w:val="19"/>
                 <w:szCs w:val="26"/>
                 <w:bdr w:val="none" w:sz="0" w:space="0" w:color="auto" w:frame="1"/>
@@ -1206,20 +1010,18 @@
         <w:tc>
           <w:tcPr>
             <w:tcW w:w="2232" w:type="dxa"/>
+            <w:tcMar>
+              <w:top w:w="90" w:type="dxa"/>
+              <w:left w:w="110" w:type="dxa"/>
+              <w:bottom w:w="90" w:type="dxa"/>
+              <w:right w:w="110" w:type="dxa"/>
+            </w:tcMar>
             <w:vAlign w:val="center"/>
             <w:hideMark/>
-            <w:tcMar>
-              <w:top w:w="90" w:type="dxa"/>
-              <w:start w:w="110" w:type="dxa"/>
-              <w:bottom w:w="90" w:type="dxa"/>
-              <w:end w:w="110" w:type="dxa"/>
-            </w:tcMar>
           </w:tcPr>
           <w:p>
             <w:pPr>
-              <w:keepNext w:val="0"/>
-              <w:keepLines w:val="0"/>
-              <w:spacing w:before="0" w:after="40" w:line="252" w:lineRule="auto"/>
+              <w:spacing w:after="40" w:line="252" w:lineRule="auto"/>
               <w:jc w:val="left"/>
               <w:rPr>
                 <w:rFonts w:cs="Times New Roman"/>
@@ -1229,11 +1031,9 @@
             </w:pPr>
             <w:r>
               <w:rPr>
-                <w:rFonts w:cs="Arial" w:ascii="Arial" w:hAnsi="Arial" w:eastAsia="Arial"/>
-                <w:b w:val="0"/>
+                <w:rFonts w:eastAsia="Arial"/>
                 <w:i/>
                 <w:iCs/>
-                <w:color w:val="17212B"/>
                 <w:sz w:val="19"/>
                 <w:szCs w:val="26"/>
                 <w:bdr w:val="none" w:sz="0" w:space="0" w:color="auto" w:frame="1"/>
@@ -1242,9 +1042,7 @@
             </w:r>
             <w:r>
               <w:rPr>
-                <w:rFonts w:cs="Arial" w:ascii="Arial" w:hAnsi="Arial" w:eastAsia="Arial"/>
-                <w:b w:val="0"/>
-                <w:color w:val="17212B"/>
+                <w:rFonts w:eastAsia="Arial"/>
                 <w:sz w:val="19"/>
                 <w:szCs w:val="26"/>
                 <w:bdr w:val="none" w:sz="0" w:space="0" w:color="auto" w:frame="1"/>
@@ -1256,20 +1054,18 @@
         <w:tc>
           <w:tcPr>
             <w:tcW w:w="4752" w:type="dxa"/>
+            <w:tcMar>
+              <w:top w:w="90" w:type="dxa"/>
+              <w:left w:w="110" w:type="dxa"/>
+              <w:bottom w:w="90" w:type="dxa"/>
+              <w:right w:w="110" w:type="dxa"/>
+            </w:tcMar>
             <w:vAlign w:val="center"/>
             <w:hideMark/>
-            <w:tcMar>
-              <w:top w:w="90" w:type="dxa"/>
-              <w:start w:w="110" w:type="dxa"/>
-              <w:bottom w:w="90" w:type="dxa"/>
-              <w:end w:w="110" w:type="dxa"/>
-            </w:tcMar>
           </w:tcPr>
           <w:p>
             <w:pPr>
-              <w:keepNext w:val="0"/>
-              <w:keepLines w:val="0"/>
-              <w:spacing w:before="0" w:after="40" w:line="252" w:lineRule="auto"/>
+              <w:spacing w:after="40" w:line="252" w:lineRule="auto"/>
               <w:jc w:val="left"/>
               <w:rPr>
                 <w:rFonts w:cs="Times New Roman"/>
@@ -1279,9 +1075,7 @@
             </w:pPr>
             <w:r>
               <w:rPr>
-                <w:rFonts w:cs="Arial" w:ascii="Arial" w:hAnsi="Arial" w:eastAsia="Arial"/>
-                <w:b w:val="0"/>
-                <w:color w:val="17212B"/>
+                <w:rFonts w:eastAsia="Arial"/>
                 <w:sz w:val="19"/>
                 <w:szCs w:val="26"/>
                 <w:bdr w:val="none" w:sz="0" w:space="0" w:color="auto" w:frame="1"/>
@@ -1293,20 +1087,18 @@
         <w:tc>
           <w:tcPr>
             <w:tcW w:w="792" w:type="dxa"/>
+            <w:tcMar>
+              <w:top w:w="90" w:type="dxa"/>
+              <w:left w:w="110" w:type="dxa"/>
+              <w:bottom w:w="90" w:type="dxa"/>
+              <w:right w:w="110" w:type="dxa"/>
+            </w:tcMar>
             <w:vAlign w:val="center"/>
             <w:hideMark/>
-            <w:tcMar>
-              <w:top w:w="90" w:type="dxa"/>
-              <w:start w:w="110" w:type="dxa"/>
-              <w:bottom w:w="90" w:type="dxa"/>
-              <w:end w:w="110" w:type="dxa"/>
-            </w:tcMar>
           </w:tcPr>
           <w:p>
             <w:pPr>
-              <w:keepNext w:val="0"/>
-              <w:keepLines w:val="0"/>
-              <w:spacing w:before="0" w:after="40" w:line="252" w:lineRule="auto"/>
+              <w:spacing w:after="40" w:line="252" w:lineRule="auto"/>
               <w:jc w:val="left"/>
               <w:rPr>
                 <w:rFonts w:cs="Times New Roman"/>
@@ -1316,9 +1108,7 @@
             </w:pPr>
             <w:r>
               <w:rPr>
-                <w:rFonts w:cs="Arial" w:ascii="Arial" w:hAnsi="Arial" w:eastAsia="Arial"/>
-                <w:b w:val="0"/>
-                <w:color w:val="17212B"/>
+                <w:rFonts w:eastAsia="Arial"/>
                 <w:sz w:val="19"/>
                 <w:szCs w:val="26"/>
                 <w:bdr w:val="none" w:sz="0" w:space="0" w:color="auto" w:frame="1"/>
@@ -1329,24 +1119,25 @@
         </w:tc>
       </w:tr>
       <w:tr>
+        <w:trPr>
+          <w:jc w:val="center"/>
+        </w:trPr>
         <w:tc>
           <w:tcPr>
             <w:tcW w:w="648" w:type="dxa"/>
+            <w:shd w:val="clear" w:color="auto" w:fill="F5FAF8"/>
+            <w:tcMar>
+              <w:top w:w="90" w:type="dxa"/>
+              <w:left w:w="110" w:type="dxa"/>
+              <w:bottom w:w="90" w:type="dxa"/>
+              <w:right w:w="110" w:type="dxa"/>
+            </w:tcMar>
             <w:vAlign w:val="center"/>
             <w:hideMark/>
-            <w:tcMar>
-              <w:top w:w="90" w:type="dxa"/>
-              <w:start w:w="110" w:type="dxa"/>
-              <w:bottom w:w="90" w:type="dxa"/>
-              <w:end w:w="110" w:type="dxa"/>
-            </w:tcMar>
-            <w:shd w:fill="F5FAF8" w:val="clear"/>
           </w:tcPr>
           <w:p>
             <w:pPr>
-              <w:keepNext w:val="0"/>
-              <w:keepLines w:val="0"/>
-              <w:spacing w:before="0" w:after="40" w:line="252" w:lineRule="auto"/>
+              <w:spacing w:after="40" w:line="252" w:lineRule="auto"/>
               <w:jc w:val="left"/>
               <w:rPr>
                 <w:rFonts w:cs="Times New Roman"/>
@@ -1356,9 +1147,7 @@
             </w:pPr>
             <w:r>
               <w:rPr>
-                <w:rFonts w:cs="Arial" w:ascii="Arial" w:hAnsi="Arial" w:eastAsia="Arial"/>
-                <w:b w:val="0"/>
-                <w:color w:val="17212B"/>
+                <w:rFonts w:eastAsia="Arial"/>
                 <w:sz w:val="19"/>
                 <w:szCs w:val="26"/>
                 <w:bdr w:val="none" w:sz="0" w:space="0" w:color="auto" w:frame="1"/>
@@ -1370,21 +1159,19 @@
         <w:tc>
           <w:tcPr>
             <w:tcW w:w="1440" w:type="dxa"/>
+            <w:shd w:val="clear" w:color="auto" w:fill="F5FAF8"/>
+            <w:tcMar>
+              <w:top w:w="90" w:type="dxa"/>
+              <w:left w:w="110" w:type="dxa"/>
+              <w:bottom w:w="90" w:type="dxa"/>
+              <w:right w:w="110" w:type="dxa"/>
+            </w:tcMar>
             <w:vAlign w:val="center"/>
             <w:hideMark/>
-            <w:tcMar>
-              <w:top w:w="90" w:type="dxa"/>
-              <w:start w:w="110" w:type="dxa"/>
-              <w:bottom w:w="90" w:type="dxa"/>
-              <w:end w:w="110" w:type="dxa"/>
-            </w:tcMar>
-            <w:shd w:fill="F5FAF8" w:val="clear"/>
           </w:tcPr>
           <w:p>
             <w:pPr>
-              <w:keepNext w:val="0"/>
-              <w:keepLines w:val="0"/>
-              <w:spacing w:before="0" w:after="40" w:line="252" w:lineRule="auto"/>
+              <w:spacing w:after="40" w:line="252" w:lineRule="auto"/>
               <w:jc w:val="left"/>
               <w:rPr>
                 <w:rFonts w:cs="Times New Roman"/>
@@ -1394,9 +1181,7 @@
             </w:pPr>
             <w:r>
               <w:rPr>
-                <w:rFonts w:cs="Arial" w:ascii="Arial" w:hAnsi="Arial" w:eastAsia="Arial"/>
-                <w:b w:val="0"/>
-                <w:color w:val="17212B"/>
+                <w:rFonts w:eastAsia="Arial"/>
                 <w:sz w:val="19"/>
                 <w:szCs w:val="26"/>
                 <w:bdr w:val="none" w:sz="0" w:space="0" w:color="auto" w:frame="1"/>
@@ -1408,21 +1193,19 @@
         <w:tc>
           <w:tcPr>
             <w:tcW w:w="2232" w:type="dxa"/>
+            <w:shd w:val="clear" w:color="auto" w:fill="F5FAF8"/>
+            <w:tcMar>
+              <w:top w:w="90" w:type="dxa"/>
+              <w:left w:w="110" w:type="dxa"/>
+              <w:bottom w:w="90" w:type="dxa"/>
+              <w:right w:w="110" w:type="dxa"/>
+            </w:tcMar>
             <w:vAlign w:val="center"/>
             <w:hideMark/>
-            <w:tcMar>
-              <w:top w:w="90" w:type="dxa"/>
-              <w:start w:w="110" w:type="dxa"/>
-              <w:bottom w:w="90" w:type="dxa"/>
-              <w:end w:w="110" w:type="dxa"/>
-            </w:tcMar>
-            <w:shd w:fill="F5FAF8" w:val="clear"/>
           </w:tcPr>
           <w:p>
             <w:pPr>
-              <w:keepNext w:val="0"/>
-              <w:keepLines w:val="0"/>
-              <w:spacing w:before="0" w:after="40" w:line="252" w:lineRule="auto"/>
+              <w:spacing w:after="40" w:line="252" w:lineRule="auto"/>
               <w:jc w:val="left"/>
               <w:rPr>
                 <w:rFonts w:cs="Times New Roman"/>
@@ -1432,11 +1215,9 @@
             </w:pPr>
             <w:r>
               <w:rPr>
-                <w:rFonts w:cs="Arial" w:ascii="Arial" w:hAnsi="Arial" w:eastAsia="Arial"/>
-                <w:b w:val="0"/>
+                <w:rFonts w:eastAsia="Arial"/>
                 <w:i/>
                 <w:iCs/>
-                <w:color w:val="17212B"/>
                 <w:sz w:val="19"/>
                 <w:szCs w:val="26"/>
                 <w:bdr w:val="none" w:sz="0" w:space="0" w:color="auto" w:frame="1"/>
@@ -1445,9 +1226,7 @@
             </w:r>
             <w:r>
               <w:rPr>
-                <w:rFonts w:cs="Arial" w:ascii="Arial" w:hAnsi="Arial" w:eastAsia="Arial"/>
-                <w:b w:val="0"/>
-                <w:color w:val="17212B"/>
+                <w:rFonts w:eastAsia="Arial"/>
                 <w:sz w:val="19"/>
                 <w:szCs w:val="26"/>
                 <w:bdr w:val="none" w:sz="0" w:space="0" w:color="auto" w:frame="1"/>
@@ -1459,21 +1238,19 @@
         <w:tc>
           <w:tcPr>
             <w:tcW w:w="4752" w:type="dxa"/>
+            <w:shd w:val="clear" w:color="auto" w:fill="F5FAF8"/>
+            <w:tcMar>
+              <w:top w:w="90" w:type="dxa"/>
+              <w:left w:w="110" w:type="dxa"/>
+              <w:bottom w:w="90" w:type="dxa"/>
+              <w:right w:w="110" w:type="dxa"/>
+            </w:tcMar>
             <w:vAlign w:val="center"/>
             <w:hideMark/>
-            <w:tcMar>
-              <w:top w:w="90" w:type="dxa"/>
-              <w:start w:w="110" w:type="dxa"/>
-              <w:bottom w:w="90" w:type="dxa"/>
-              <w:end w:w="110" w:type="dxa"/>
-            </w:tcMar>
-            <w:shd w:fill="F5FAF8" w:val="clear"/>
           </w:tcPr>
           <w:p>
             <w:pPr>
-              <w:keepNext w:val="0"/>
-              <w:keepLines w:val="0"/>
-              <w:spacing w:before="0" w:after="40" w:line="252" w:lineRule="auto"/>
+              <w:spacing w:after="40" w:line="252" w:lineRule="auto"/>
               <w:jc w:val="left"/>
               <w:rPr>
                 <w:rFonts w:cs="Times New Roman"/>
@@ -1483,9 +1260,7 @@
             </w:pPr>
             <w:r>
               <w:rPr>
-                <w:rFonts w:cs="Arial" w:ascii="Arial" w:hAnsi="Arial" w:eastAsia="Arial"/>
-                <w:b w:val="0"/>
-                <w:color w:val="17212B"/>
+                <w:rFonts w:eastAsia="Arial"/>
                 <w:sz w:val="19"/>
                 <w:szCs w:val="26"/>
                 <w:bdr w:val="none" w:sz="0" w:space="0" w:color="auto" w:frame="1"/>
@@ -1497,21 +1272,19 @@
         <w:tc>
           <w:tcPr>
             <w:tcW w:w="792" w:type="dxa"/>
+            <w:shd w:val="clear" w:color="auto" w:fill="F5FAF8"/>
+            <w:tcMar>
+              <w:top w:w="90" w:type="dxa"/>
+              <w:left w:w="110" w:type="dxa"/>
+              <w:bottom w:w="90" w:type="dxa"/>
+              <w:right w:w="110" w:type="dxa"/>
+            </w:tcMar>
             <w:vAlign w:val="center"/>
             <w:hideMark/>
-            <w:tcMar>
-              <w:top w:w="90" w:type="dxa"/>
-              <w:start w:w="110" w:type="dxa"/>
-              <w:bottom w:w="90" w:type="dxa"/>
-              <w:end w:w="110" w:type="dxa"/>
-            </w:tcMar>
-            <w:shd w:fill="F5FAF8" w:val="clear"/>
           </w:tcPr>
           <w:p>
             <w:pPr>
-              <w:keepNext w:val="0"/>
-              <w:keepLines w:val="0"/>
-              <w:spacing w:before="0" w:after="40" w:line="252" w:lineRule="auto"/>
+              <w:spacing w:after="40" w:line="252" w:lineRule="auto"/>
               <w:jc w:val="left"/>
               <w:rPr>
                 <w:rFonts w:cs="Times New Roman"/>
@@ -1521,9 +1294,7 @@
             </w:pPr>
             <w:r>
               <w:rPr>
-                <w:rFonts w:cs="Arial" w:ascii="Arial" w:hAnsi="Arial" w:eastAsia="Arial"/>
-                <w:b w:val="0"/>
-                <w:color w:val="17212B"/>
+                <w:rFonts w:eastAsia="Arial"/>
                 <w:sz w:val="19"/>
                 <w:szCs w:val="26"/>
                 <w:bdr w:val="none" w:sz="0" w:space="0" w:color="auto" w:frame="1"/>
@@ -1534,23 +1305,24 @@
         </w:tc>
       </w:tr>
       <w:tr>
+        <w:trPr>
+          <w:jc w:val="center"/>
+        </w:trPr>
         <w:tc>
           <w:tcPr>
             <w:tcW w:w="648" w:type="dxa"/>
+            <w:tcMar>
+              <w:top w:w="90" w:type="dxa"/>
+              <w:left w:w="110" w:type="dxa"/>
+              <w:bottom w:w="90" w:type="dxa"/>
+              <w:right w:w="110" w:type="dxa"/>
+            </w:tcMar>
             <w:vAlign w:val="center"/>
             <w:hideMark/>
-            <w:tcMar>
-              <w:top w:w="90" w:type="dxa"/>
-              <w:start w:w="110" w:type="dxa"/>
-              <w:bottom w:w="90" w:type="dxa"/>
-              <w:end w:w="110" w:type="dxa"/>
-            </w:tcMar>
           </w:tcPr>
           <w:p>
             <w:pPr>
-              <w:keepNext w:val="0"/>
-              <w:keepLines w:val="0"/>
-              <w:spacing w:before="0" w:after="40" w:line="252" w:lineRule="auto"/>
+              <w:spacing w:after="40" w:line="252" w:lineRule="auto"/>
               <w:jc w:val="left"/>
               <w:rPr>
                 <w:rFonts w:cs="Times New Roman"/>
@@ -1560,9 +1332,7 @@
             </w:pPr>
             <w:r>
               <w:rPr>
-                <w:rFonts w:cs="Arial" w:ascii="Arial" w:hAnsi="Arial" w:eastAsia="Arial"/>
-                <w:b w:val="0"/>
-                <w:color w:val="17212B"/>
+                <w:rFonts w:eastAsia="Arial"/>
                 <w:sz w:val="19"/>
                 <w:szCs w:val="26"/>
                 <w:bdr w:val="none" w:sz="0" w:space="0" w:color="auto" w:frame="1"/>
@@ -1574,20 +1344,18 @@
         <w:tc>
           <w:tcPr>
             <w:tcW w:w="1440" w:type="dxa"/>
+            <w:tcMar>
+              <w:top w:w="90" w:type="dxa"/>
+              <w:left w:w="110" w:type="dxa"/>
+              <w:bottom w:w="90" w:type="dxa"/>
+              <w:right w:w="110" w:type="dxa"/>
+            </w:tcMar>
             <w:vAlign w:val="center"/>
             <w:hideMark/>
-            <w:tcMar>
-              <w:top w:w="90" w:type="dxa"/>
-              <w:start w:w="110" w:type="dxa"/>
-              <w:bottom w:w="90" w:type="dxa"/>
-              <w:end w:w="110" w:type="dxa"/>
-            </w:tcMar>
           </w:tcPr>
           <w:p>
             <w:pPr>
-              <w:keepNext w:val="0"/>
-              <w:keepLines w:val="0"/>
-              <w:spacing w:before="0" w:after="40" w:line="252" w:lineRule="auto"/>
+              <w:spacing w:after="40" w:line="252" w:lineRule="auto"/>
               <w:jc w:val="left"/>
               <w:rPr>
                 <w:rFonts w:cs="Times New Roman"/>
@@ -1597,9 +1365,7 @@
             </w:pPr>
             <w:r>
               <w:rPr>
-                <w:rFonts w:cs="Arial" w:ascii="Arial" w:hAnsi="Arial" w:eastAsia="Arial"/>
-                <w:b w:val="0"/>
-                <w:color w:val="17212B"/>
+                <w:rFonts w:eastAsia="Arial"/>
                 <w:sz w:val="19"/>
                 <w:szCs w:val="26"/>
                 <w:bdr w:val="none" w:sz="0" w:space="0" w:color="auto" w:frame="1"/>
@@ -1611,20 +1377,18 @@
         <w:tc>
           <w:tcPr>
             <w:tcW w:w="2232" w:type="dxa"/>
+            <w:tcMar>
+              <w:top w:w="90" w:type="dxa"/>
+              <w:left w:w="110" w:type="dxa"/>
+              <w:bottom w:w="90" w:type="dxa"/>
+              <w:right w:w="110" w:type="dxa"/>
+            </w:tcMar>
             <w:vAlign w:val="center"/>
             <w:hideMark/>
-            <w:tcMar>
-              <w:top w:w="90" w:type="dxa"/>
-              <w:start w:w="110" w:type="dxa"/>
-              <w:bottom w:w="90" w:type="dxa"/>
-              <w:end w:w="110" w:type="dxa"/>
-            </w:tcMar>
           </w:tcPr>
           <w:p>
             <w:pPr>
-              <w:keepNext w:val="0"/>
-              <w:keepLines w:val="0"/>
-              <w:spacing w:before="0" w:after="40" w:line="252" w:lineRule="auto"/>
+              <w:spacing w:after="40" w:line="252" w:lineRule="auto"/>
               <w:jc w:val="left"/>
               <w:rPr>
                 <w:rFonts w:cs="Times New Roman"/>
@@ -1634,11 +1398,9 @@
             </w:pPr>
             <w:r>
               <w:rPr>
-                <w:rFonts w:cs="Arial" w:ascii="Arial" w:hAnsi="Arial" w:eastAsia="Arial"/>
-                <w:b w:val="0"/>
+                <w:rFonts w:eastAsia="Arial"/>
                 <w:i/>
                 <w:iCs/>
-                <w:color w:val="17212B"/>
                 <w:sz w:val="19"/>
                 <w:szCs w:val="26"/>
                 <w:bdr w:val="none" w:sz="0" w:space="0" w:color="auto" w:frame="1"/>
@@ -1647,9 +1409,7 @@
             </w:r>
             <w:r>
               <w:rPr>
-                <w:rFonts w:cs="Arial" w:ascii="Arial" w:hAnsi="Arial" w:eastAsia="Arial"/>
-                <w:b w:val="0"/>
-                <w:color w:val="17212B"/>
+                <w:rFonts w:eastAsia="Arial"/>
                 <w:sz w:val="19"/>
                 <w:szCs w:val="26"/>
                 <w:bdr w:val="none" w:sz="0" w:space="0" w:color="auto" w:frame="1"/>
@@ -1661,20 +1421,18 @@
         <w:tc>
           <w:tcPr>
             <w:tcW w:w="4752" w:type="dxa"/>
+            <w:tcMar>
+              <w:top w:w="90" w:type="dxa"/>
+              <w:left w:w="110" w:type="dxa"/>
+              <w:bottom w:w="90" w:type="dxa"/>
+              <w:right w:w="110" w:type="dxa"/>
+            </w:tcMar>
             <w:vAlign w:val="center"/>
             <w:hideMark/>
-            <w:tcMar>
-              <w:top w:w="90" w:type="dxa"/>
-              <w:start w:w="110" w:type="dxa"/>
-              <w:bottom w:w="90" w:type="dxa"/>
-              <w:end w:w="110" w:type="dxa"/>
-            </w:tcMar>
           </w:tcPr>
           <w:p>
             <w:pPr>
-              <w:keepNext w:val="0"/>
-              <w:keepLines w:val="0"/>
-              <w:spacing w:before="0" w:after="40" w:line="252" w:lineRule="auto"/>
+              <w:spacing w:after="40" w:line="252" w:lineRule="auto"/>
               <w:jc w:val="left"/>
               <w:rPr>
                 <w:rFonts w:cs="Times New Roman"/>
@@ -1684,9 +1442,7 @@
             </w:pPr>
             <w:r>
               <w:rPr>
-                <w:rFonts w:cs="Arial" w:ascii="Arial" w:hAnsi="Arial" w:eastAsia="Arial"/>
-                <w:b w:val="0"/>
-                <w:color w:val="17212B"/>
+                <w:rFonts w:eastAsia="Arial"/>
                 <w:sz w:val="19"/>
                 <w:szCs w:val="26"/>
                 <w:bdr w:val="none" w:sz="0" w:space="0" w:color="auto" w:frame="1"/>
@@ -1698,20 +1454,18 @@
         <w:tc>
           <w:tcPr>
             <w:tcW w:w="792" w:type="dxa"/>
+            <w:tcMar>
+              <w:top w:w="90" w:type="dxa"/>
+              <w:left w:w="110" w:type="dxa"/>
+              <w:bottom w:w="90" w:type="dxa"/>
+              <w:right w:w="110" w:type="dxa"/>
+            </w:tcMar>
             <w:vAlign w:val="center"/>
             <w:hideMark/>
-            <w:tcMar>
-              <w:top w:w="90" w:type="dxa"/>
-              <w:start w:w="110" w:type="dxa"/>
-              <w:bottom w:w="90" w:type="dxa"/>
-              <w:end w:w="110" w:type="dxa"/>
-            </w:tcMar>
           </w:tcPr>
           <w:p>
             <w:pPr>
-              <w:keepNext w:val="0"/>
-              <w:keepLines w:val="0"/>
-              <w:spacing w:before="0" w:after="40" w:line="252" w:lineRule="auto"/>
+              <w:spacing w:after="40" w:line="252" w:lineRule="auto"/>
               <w:jc w:val="left"/>
               <w:rPr>
                 <w:rFonts w:cs="Times New Roman"/>
@@ -1721,9 +1475,7 @@
             </w:pPr>
             <w:r>
               <w:rPr>
-                <w:rFonts w:cs="Arial" w:ascii="Arial" w:hAnsi="Arial" w:eastAsia="Arial"/>
-                <w:b w:val="0"/>
-                <w:color w:val="17212B"/>
+                <w:rFonts w:eastAsia="Arial"/>
                 <w:sz w:val="19"/>
                 <w:szCs w:val="26"/>
                 <w:bdr w:val="none" w:sz="0" w:space="0" w:color="auto" w:frame="1"/>
@@ -1734,24 +1486,25 @@
         </w:tc>
       </w:tr>
       <w:tr>
+        <w:trPr>
+          <w:jc w:val="center"/>
+        </w:trPr>
         <w:tc>
           <w:tcPr>
             <w:tcW w:w="648" w:type="dxa"/>
+            <w:shd w:val="clear" w:color="auto" w:fill="F5FAF8"/>
+            <w:tcMar>
+              <w:top w:w="90" w:type="dxa"/>
+              <w:left w:w="110" w:type="dxa"/>
+              <w:bottom w:w="90" w:type="dxa"/>
+              <w:right w:w="110" w:type="dxa"/>
+            </w:tcMar>
             <w:vAlign w:val="center"/>
             <w:hideMark/>
-            <w:tcMar>
-              <w:top w:w="90" w:type="dxa"/>
-              <w:start w:w="110" w:type="dxa"/>
-              <w:bottom w:w="90" w:type="dxa"/>
-              <w:end w:w="110" w:type="dxa"/>
-            </w:tcMar>
-            <w:shd w:fill="F5FAF8" w:val="clear"/>
           </w:tcPr>
           <w:p>
             <w:pPr>
-              <w:keepNext w:val="0"/>
-              <w:keepLines w:val="0"/>
-              <w:spacing w:before="0" w:after="40" w:line="252" w:lineRule="auto"/>
+              <w:spacing w:after="40" w:line="252" w:lineRule="auto"/>
               <w:jc w:val="left"/>
               <w:rPr>
                 <w:rFonts w:cs="Times New Roman"/>
@@ -1761,9 +1514,7 @@
             </w:pPr>
             <w:r>
               <w:rPr>
-                <w:rFonts w:cs="Arial" w:ascii="Arial" w:hAnsi="Arial" w:eastAsia="Arial"/>
-                <w:b w:val="0"/>
-                <w:color w:val="17212B"/>
+                <w:rFonts w:eastAsia="Arial"/>
                 <w:sz w:val="19"/>
                 <w:szCs w:val="26"/>
                 <w:bdr w:val="none" w:sz="0" w:space="0" w:color="auto" w:frame="1"/>
@@ -1775,21 +1526,19 @@
         <w:tc>
           <w:tcPr>
             <w:tcW w:w="1440" w:type="dxa"/>
+            <w:shd w:val="clear" w:color="auto" w:fill="F5FAF8"/>
+            <w:tcMar>
+              <w:top w:w="90" w:type="dxa"/>
+              <w:left w:w="110" w:type="dxa"/>
+              <w:bottom w:w="90" w:type="dxa"/>
+              <w:right w:w="110" w:type="dxa"/>
+            </w:tcMar>
             <w:vAlign w:val="center"/>
             <w:hideMark/>
-            <w:tcMar>
-              <w:top w:w="90" w:type="dxa"/>
-              <w:start w:w="110" w:type="dxa"/>
-              <w:bottom w:w="90" w:type="dxa"/>
-              <w:end w:w="110" w:type="dxa"/>
-            </w:tcMar>
-            <w:shd w:fill="F5FAF8" w:val="clear"/>
           </w:tcPr>
           <w:p>
             <w:pPr>
-              <w:keepNext w:val="0"/>
-              <w:keepLines w:val="0"/>
-              <w:spacing w:before="0" w:after="40" w:line="252" w:lineRule="auto"/>
+              <w:spacing w:after="40" w:line="252" w:lineRule="auto"/>
               <w:jc w:val="left"/>
               <w:rPr>
                 <w:rFonts w:cs="Times New Roman"/>
@@ -1799,9 +1548,7 @@
             </w:pPr>
             <w:r>
               <w:rPr>
-                <w:rFonts w:cs="Arial" w:ascii="Arial" w:hAnsi="Arial" w:eastAsia="Arial"/>
-                <w:b w:val="0"/>
-                <w:color w:val="17212B"/>
+                <w:rFonts w:eastAsia="Arial"/>
                 <w:sz w:val="19"/>
                 <w:szCs w:val="26"/>
                 <w:bdr w:val="none" w:sz="0" w:space="0" w:color="auto" w:frame="1"/>
@@ -1813,21 +1560,19 @@
         <w:tc>
           <w:tcPr>
             <w:tcW w:w="2232" w:type="dxa"/>
+            <w:shd w:val="clear" w:color="auto" w:fill="F5FAF8"/>
+            <w:tcMar>
+              <w:top w:w="90" w:type="dxa"/>
+              <w:left w:w="110" w:type="dxa"/>
+              <w:bottom w:w="90" w:type="dxa"/>
+              <w:right w:w="110" w:type="dxa"/>
+            </w:tcMar>
             <w:vAlign w:val="center"/>
             <w:hideMark/>
-            <w:tcMar>
-              <w:top w:w="90" w:type="dxa"/>
-              <w:start w:w="110" w:type="dxa"/>
-              <w:bottom w:w="90" w:type="dxa"/>
-              <w:end w:w="110" w:type="dxa"/>
-            </w:tcMar>
-            <w:shd w:fill="F5FAF8" w:val="clear"/>
           </w:tcPr>
           <w:p>
             <w:pPr>
-              <w:keepNext w:val="0"/>
-              <w:keepLines w:val="0"/>
-              <w:spacing w:before="0" w:after="40" w:line="252" w:lineRule="auto"/>
+              <w:spacing w:after="40" w:line="252" w:lineRule="auto"/>
               <w:jc w:val="left"/>
               <w:rPr>
                 <w:rFonts w:cs="Times New Roman"/>
@@ -1837,11 +1582,9 @@
             </w:pPr>
             <w:r>
               <w:rPr>
-                <w:rFonts w:cs="Arial" w:ascii="Arial" w:hAnsi="Arial" w:eastAsia="Arial"/>
-                <w:b w:val="0"/>
+                <w:rFonts w:eastAsia="Arial"/>
                 <w:i/>
                 <w:iCs/>
-                <w:color w:val="17212B"/>
                 <w:sz w:val="19"/>
                 <w:szCs w:val="26"/>
                 <w:bdr w:val="none" w:sz="0" w:space="0" w:color="auto" w:frame="1"/>
@@ -1850,9 +1593,7 @@
             </w:r>
             <w:r>
               <w:rPr>
-                <w:rFonts w:cs="Arial" w:ascii="Arial" w:hAnsi="Arial" w:eastAsia="Arial"/>
-                <w:b w:val="0"/>
-                <w:color w:val="17212B"/>
+                <w:rFonts w:eastAsia="Arial"/>
                 <w:sz w:val="19"/>
                 <w:szCs w:val="26"/>
                 <w:bdr w:val="none" w:sz="0" w:space="0" w:color="auto" w:frame="1"/>
@@ -1864,21 +1605,19 @@
         <w:tc>
           <w:tcPr>
             <w:tcW w:w="4752" w:type="dxa"/>
+            <w:shd w:val="clear" w:color="auto" w:fill="F5FAF8"/>
+            <w:tcMar>
+              <w:top w:w="90" w:type="dxa"/>
+              <w:left w:w="110" w:type="dxa"/>
+              <w:bottom w:w="90" w:type="dxa"/>
+              <w:right w:w="110" w:type="dxa"/>
+            </w:tcMar>
             <w:vAlign w:val="center"/>
             <w:hideMark/>
-            <w:tcMar>
-              <w:top w:w="90" w:type="dxa"/>
-              <w:start w:w="110" w:type="dxa"/>
-              <w:bottom w:w="90" w:type="dxa"/>
-              <w:end w:w="110" w:type="dxa"/>
-            </w:tcMar>
-            <w:shd w:fill="F5FAF8" w:val="clear"/>
           </w:tcPr>
           <w:p>
             <w:pPr>
-              <w:keepNext w:val="0"/>
-              <w:keepLines w:val="0"/>
-              <w:spacing w:before="0" w:after="40" w:line="252" w:lineRule="auto"/>
+              <w:spacing w:after="40" w:line="252" w:lineRule="auto"/>
               <w:jc w:val="left"/>
               <w:rPr>
                 <w:rFonts w:cs="Times New Roman"/>
@@ -1888,9 +1627,7 @@
             </w:pPr>
             <w:r>
               <w:rPr>
-                <w:rFonts w:cs="Arial" w:ascii="Arial" w:hAnsi="Arial" w:eastAsia="Arial"/>
-                <w:b w:val="0"/>
-                <w:color w:val="17212B"/>
+                <w:rFonts w:eastAsia="Arial"/>
                 <w:sz w:val="19"/>
                 <w:szCs w:val="26"/>
                 <w:bdr w:val="none" w:sz="0" w:space="0" w:color="auto" w:frame="1"/>
@@ -1902,21 +1639,19 @@
         <w:tc>
           <w:tcPr>
             <w:tcW w:w="792" w:type="dxa"/>
+            <w:shd w:val="clear" w:color="auto" w:fill="F5FAF8"/>
+            <w:tcMar>
+              <w:top w:w="90" w:type="dxa"/>
+              <w:left w:w="110" w:type="dxa"/>
+              <w:bottom w:w="90" w:type="dxa"/>
+              <w:right w:w="110" w:type="dxa"/>
+            </w:tcMar>
             <w:vAlign w:val="center"/>
             <w:hideMark/>
-            <w:tcMar>
-              <w:top w:w="90" w:type="dxa"/>
-              <w:start w:w="110" w:type="dxa"/>
-              <w:bottom w:w="90" w:type="dxa"/>
-              <w:end w:w="110" w:type="dxa"/>
-            </w:tcMar>
-            <w:shd w:fill="F5FAF8" w:val="clear"/>
           </w:tcPr>
           <w:p>
             <w:pPr>
-              <w:keepNext w:val="0"/>
-              <w:keepLines w:val="0"/>
-              <w:spacing w:before="0" w:after="40" w:line="252" w:lineRule="auto"/>
+              <w:spacing w:after="40" w:line="252" w:lineRule="auto"/>
               <w:jc w:val="left"/>
               <w:rPr>
                 <w:rFonts w:cs="Times New Roman"/>
@@ -1926,9 +1661,7 @@
             </w:pPr>
             <w:r>
               <w:rPr>
-                <w:rFonts w:cs="Arial" w:ascii="Arial" w:hAnsi="Arial" w:eastAsia="Arial"/>
-                <w:b w:val="0"/>
-                <w:color w:val="17212B"/>
+                <w:rFonts w:eastAsia="Arial"/>
                 <w:sz w:val="19"/>
                 <w:szCs w:val="26"/>
                 <w:bdr w:val="none" w:sz="0" w:space="0" w:color="auto" w:frame="1"/>
@@ -1939,23 +1672,24 @@
         </w:tc>
       </w:tr>
       <w:tr>
+        <w:trPr>
+          <w:jc w:val="center"/>
+        </w:trPr>
         <w:tc>
           <w:tcPr>
             <w:tcW w:w="648" w:type="dxa"/>
+            <w:tcMar>
+              <w:top w:w="90" w:type="dxa"/>
+              <w:left w:w="110" w:type="dxa"/>
+              <w:bottom w:w="90" w:type="dxa"/>
+              <w:right w:w="110" w:type="dxa"/>
+            </w:tcMar>
             <w:vAlign w:val="center"/>
             <w:hideMark/>
-            <w:tcMar>
-              <w:top w:w="90" w:type="dxa"/>
-              <w:start w:w="110" w:type="dxa"/>
-              <w:bottom w:w="90" w:type="dxa"/>
-              <w:end w:w="110" w:type="dxa"/>
-            </w:tcMar>
           </w:tcPr>
           <w:p>
             <w:pPr>
-              <w:keepNext w:val="0"/>
-              <w:keepLines w:val="0"/>
-              <w:spacing w:before="0" w:after="40" w:line="252" w:lineRule="auto"/>
+              <w:spacing w:after="40" w:line="252" w:lineRule="auto"/>
               <w:jc w:val="left"/>
               <w:rPr>
                 <w:rFonts w:cs="Times New Roman"/>
@@ -1965,9 +1699,7 @@
             </w:pPr>
             <w:r>
               <w:rPr>
-                <w:rFonts w:cs="Arial" w:ascii="Arial" w:hAnsi="Arial" w:eastAsia="Arial"/>
-                <w:b w:val="0"/>
-                <w:color w:val="17212B"/>
+                <w:rFonts w:eastAsia="Arial"/>
                 <w:sz w:val="19"/>
                 <w:szCs w:val="26"/>
                 <w:bdr w:val="none" w:sz="0" w:space="0" w:color="auto" w:frame="1"/>
@@ -1979,20 +1711,18 @@
         <w:tc>
           <w:tcPr>
             <w:tcW w:w="1440" w:type="dxa"/>
+            <w:tcMar>
+              <w:top w:w="90" w:type="dxa"/>
+              <w:left w:w="110" w:type="dxa"/>
+              <w:bottom w:w="90" w:type="dxa"/>
+              <w:right w:w="110" w:type="dxa"/>
+            </w:tcMar>
             <w:vAlign w:val="center"/>
             <w:hideMark/>
-            <w:tcMar>
-              <w:top w:w="90" w:type="dxa"/>
-              <w:start w:w="110" w:type="dxa"/>
-              <w:bottom w:w="90" w:type="dxa"/>
-              <w:end w:w="110" w:type="dxa"/>
-            </w:tcMar>
           </w:tcPr>
           <w:p>
             <w:pPr>
-              <w:keepNext w:val="0"/>
-              <w:keepLines w:val="0"/>
-              <w:spacing w:before="0" w:after="40" w:line="252" w:lineRule="auto"/>
+              <w:spacing w:after="40" w:line="252" w:lineRule="auto"/>
               <w:jc w:val="left"/>
               <w:rPr>
                 <w:rFonts w:cs="Times New Roman"/>
@@ -2002,9 +1732,7 @@
             </w:pPr>
             <w:r>
               <w:rPr>
-                <w:rFonts w:cs="Arial" w:ascii="Arial" w:hAnsi="Arial" w:eastAsia="Arial"/>
-                <w:b w:val="0"/>
-                <w:color w:val="17212B"/>
+                <w:rFonts w:eastAsia="Arial"/>
                 <w:sz w:val="19"/>
                 <w:szCs w:val="26"/>
                 <w:bdr w:val="none" w:sz="0" w:space="0" w:color="auto" w:frame="1"/>
@@ -2016,20 +1744,18 @@
         <w:tc>
           <w:tcPr>
             <w:tcW w:w="2232" w:type="dxa"/>
+            <w:tcMar>
+              <w:top w:w="90" w:type="dxa"/>
+              <w:left w:w="110" w:type="dxa"/>
+              <w:bottom w:w="90" w:type="dxa"/>
+              <w:right w:w="110" w:type="dxa"/>
+            </w:tcMar>
             <w:vAlign w:val="center"/>
             <w:hideMark/>
-            <w:tcMar>
-              <w:top w:w="90" w:type="dxa"/>
-              <w:start w:w="110" w:type="dxa"/>
-              <w:bottom w:w="90" w:type="dxa"/>
-              <w:end w:w="110" w:type="dxa"/>
-            </w:tcMar>
           </w:tcPr>
           <w:p>
             <w:pPr>
-              <w:keepNext w:val="0"/>
-              <w:keepLines w:val="0"/>
-              <w:spacing w:before="0" w:after="40" w:line="252" w:lineRule="auto"/>
+              <w:spacing w:after="40" w:line="252" w:lineRule="auto"/>
               <w:jc w:val="left"/>
               <w:rPr>
                 <w:rFonts w:cs="Times New Roman"/>
@@ -2039,11 +1765,9 @@
             </w:pPr>
             <w:r>
               <w:rPr>
-                <w:rFonts w:cs="Arial" w:ascii="Arial" w:hAnsi="Arial" w:eastAsia="Arial"/>
-                <w:b w:val="0"/>
+                <w:rFonts w:eastAsia="Arial"/>
                 <w:i/>
                 <w:iCs/>
-                <w:color w:val="17212B"/>
                 <w:sz w:val="19"/>
                 <w:szCs w:val="26"/>
                 <w:bdr w:val="none" w:sz="0" w:space="0" w:color="auto" w:frame="1"/>
@@ -2052,9 +1776,7 @@
             </w:r>
             <w:r>
               <w:rPr>
-                <w:rFonts w:cs="Arial" w:ascii="Arial" w:hAnsi="Arial" w:eastAsia="Arial"/>
-                <w:b w:val="0"/>
-                <w:color w:val="17212B"/>
+                <w:rFonts w:eastAsia="Arial"/>
                 <w:sz w:val="19"/>
                 <w:szCs w:val="26"/>
                 <w:bdr w:val="none" w:sz="0" w:space="0" w:color="auto" w:frame="1"/>
@@ -2066,20 +1788,18 @@
         <w:tc>
           <w:tcPr>
             <w:tcW w:w="4752" w:type="dxa"/>
+            <w:tcMar>
+              <w:top w:w="90" w:type="dxa"/>
+              <w:left w:w="110" w:type="dxa"/>
+              <w:bottom w:w="90" w:type="dxa"/>
+              <w:right w:w="110" w:type="dxa"/>
+            </w:tcMar>
             <w:vAlign w:val="center"/>
             <w:hideMark/>
-            <w:tcMar>
-              <w:top w:w="90" w:type="dxa"/>
-              <w:start w:w="110" w:type="dxa"/>
-              <w:bottom w:w="90" w:type="dxa"/>
-              <w:end w:w="110" w:type="dxa"/>
-            </w:tcMar>
           </w:tcPr>
           <w:p>
             <w:pPr>
-              <w:keepNext w:val="0"/>
-              <w:keepLines w:val="0"/>
-              <w:spacing w:before="0" w:after="40" w:line="252" w:lineRule="auto"/>
+              <w:spacing w:after="40" w:line="252" w:lineRule="auto"/>
               <w:jc w:val="left"/>
               <w:rPr>
                 <w:rFonts w:cs="Times New Roman"/>
@@ -2089,9 +1809,7 @@
             </w:pPr>
             <w:r>
               <w:rPr>
-                <w:rFonts w:cs="Arial" w:ascii="Arial" w:hAnsi="Arial" w:eastAsia="Arial"/>
-                <w:b w:val="0"/>
-                <w:color w:val="17212B"/>
+                <w:rFonts w:eastAsia="Arial"/>
                 <w:sz w:val="19"/>
                 <w:szCs w:val="26"/>
                 <w:bdr w:val="none" w:sz="0" w:space="0" w:color="auto" w:frame="1"/>
@@ -2103,20 +1821,18 @@
         <w:tc>
           <w:tcPr>
             <w:tcW w:w="792" w:type="dxa"/>
+            <w:tcMar>
+              <w:top w:w="90" w:type="dxa"/>
+              <w:left w:w="110" w:type="dxa"/>
+              <w:bottom w:w="90" w:type="dxa"/>
+              <w:right w:w="110" w:type="dxa"/>
+            </w:tcMar>
             <w:vAlign w:val="center"/>
             <w:hideMark/>
-            <w:tcMar>
-              <w:top w:w="90" w:type="dxa"/>
-              <w:start w:w="110" w:type="dxa"/>
-              <w:bottom w:w="90" w:type="dxa"/>
-              <w:end w:w="110" w:type="dxa"/>
-            </w:tcMar>
           </w:tcPr>
           <w:p>
             <w:pPr>
-              <w:keepNext w:val="0"/>
-              <w:keepLines w:val="0"/>
-              <w:spacing w:before="0" w:after="40" w:line="252" w:lineRule="auto"/>
+              <w:spacing w:after="40" w:line="252" w:lineRule="auto"/>
               <w:jc w:val="left"/>
               <w:rPr>
                 <w:rFonts w:cs="Times New Roman"/>
@@ -2126,9 +1842,7 @@
             </w:pPr>
             <w:r>
               <w:rPr>
-                <w:rFonts w:cs="Arial" w:ascii="Arial" w:hAnsi="Arial" w:eastAsia="Arial"/>
-                <w:b w:val="0"/>
-                <w:color w:val="17212B"/>
+                <w:rFonts w:eastAsia="Arial"/>
                 <w:sz w:val="19"/>
                 <w:szCs w:val="26"/>
                 <w:bdr w:val="none" w:sz="0" w:space="0" w:color="auto" w:frame="1"/>
@@ -2139,24 +1853,25 @@
         </w:tc>
       </w:tr>
       <w:tr>
+        <w:trPr>
+          <w:jc w:val="center"/>
+        </w:trPr>
         <w:tc>
           <w:tcPr>
             <w:tcW w:w="648" w:type="dxa"/>
+            <w:shd w:val="clear" w:color="auto" w:fill="F5FAF8"/>
+            <w:tcMar>
+              <w:top w:w="90" w:type="dxa"/>
+              <w:left w:w="110" w:type="dxa"/>
+              <w:bottom w:w="90" w:type="dxa"/>
+              <w:right w:w="110" w:type="dxa"/>
+            </w:tcMar>
             <w:vAlign w:val="center"/>
             <w:hideMark/>
-            <w:tcMar>
-              <w:top w:w="90" w:type="dxa"/>
-              <w:start w:w="110" w:type="dxa"/>
-              <w:bottom w:w="90" w:type="dxa"/>
-              <w:end w:w="110" w:type="dxa"/>
-            </w:tcMar>
-            <w:shd w:fill="F5FAF8" w:val="clear"/>
           </w:tcPr>
           <w:p>
             <w:pPr>
-              <w:keepNext w:val="0"/>
-              <w:keepLines w:val="0"/>
-              <w:spacing w:before="0" w:after="40" w:line="252" w:lineRule="auto"/>
+              <w:spacing w:after="40" w:line="252" w:lineRule="auto"/>
               <w:jc w:val="left"/>
               <w:rPr>
                 <w:rFonts w:cs="Times New Roman"/>
@@ -2166,9 +1881,7 @@
             </w:pPr>
             <w:r>
               <w:rPr>
-                <w:rFonts w:cs="Arial" w:ascii="Arial" w:hAnsi="Arial" w:eastAsia="Arial"/>
-                <w:b w:val="0"/>
-                <w:color w:val="17212B"/>
+                <w:rFonts w:eastAsia="Arial"/>
                 <w:sz w:val="19"/>
                 <w:szCs w:val="26"/>
                 <w:bdr w:val="none" w:sz="0" w:space="0" w:color="auto" w:frame="1"/>
@@ -2180,21 +1893,19 @@
         <w:tc>
           <w:tcPr>
             <w:tcW w:w="1440" w:type="dxa"/>
+            <w:shd w:val="clear" w:color="auto" w:fill="F5FAF8"/>
+            <w:tcMar>
+              <w:top w:w="90" w:type="dxa"/>
+              <w:left w:w="110" w:type="dxa"/>
+              <w:bottom w:w="90" w:type="dxa"/>
+              <w:right w:w="110" w:type="dxa"/>
+            </w:tcMar>
             <w:vAlign w:val="center"/>
             <w:hideMark/>
-            <w:tcMar>
-              <w:top w:w="90" w:type="dxa"/>
-              <w:start w:w="110" w:type="dxa"/>
-              <w:bottom w:w="90" w:type="dxa"/>
-              <w:end w:w="110" w:type="dxa"/>
-            </w:tcMar>
-            <w:shd w:fill="F5FAF8" w:val="clear"/>
           </w:tcPr>
           <w:p>
             <w:pPr>
-              <w:keepNext w:val="0"/>
-              <w:keepLines w:val="0"/>
-              <w:spacing w:before="0" w:after="40" w:line="252" w:lineRule="auto"/>
+              <w:spacing w:after="40" w:line="252" w:lineRule="auto"/>
               <w:jc w:val="left"/>
               <w:rPr>
                 <w:rFonts w:cs="Times New Roman"/>
@@ -2204,9 +1915,7 @@
             </w:pPr>
             <w:r>
               <w:rPr>
-                <w:rFonts w:cs="Arial" w:ascii="Arial" w:hAnsi="Arial" w:eastAsia="Arial"/>
-                <w:b w:val="0"/>
-                <w:color w:val="17212B"/>
+                <w:rFonts w:eastAsia="Arial"/>
                 <w:sz w:val="19"/>
                 <w:szCs w:val="26"/>
                 <w:bdr w:val="none" w:sz="0" w:space="0" w:color="auto" w:frame="1"/>
@@ -2218,21 +1927,19 @@
         <w:tc>
           <w:tcPr>
             <w:tcW w:w="2232" w:type="dxa"/>
+            <w:shd w:val="clear" w:color="auto" w:fill="F5FAF8"/>
+            <w:tcMar>
+              <w:top w:w="90" w:type="dxa"/>
+              <w:left w:w="110" w:type="dxa"/>
+              <w:bottom w:w="90" w:type="dxa"/>
+              <w:right w:w="110" w:type="dxa"/>
+            </w:tcMar>
             <w:vAlign w:val="center"/>
             <w:hideMark/>
-            <w:tcMar>
-              <w:top w:w="90" w:type="dxa"/>
-              <w:start w:w="110" w:type="dxa"/>
-              <w:bottom w:w="90" w:type="dxa"/>
-              <w:end w:w="110" w:type="dxa"/>
-            </w:tcMar>
-            <w:shd w:fill="F5FAF8" w:val="clear"/>
           </w:tcPr>
           <w:p>
             <w:pPr>
-              <w:keepNext w:val="0"/>
-              <w:keepLines w:val="0"/>
-              <w:spacing w:before="0" w:after="40" w:line="252" w:lineRule="auto"/>
+              <w:spacing w:after="40" w:line="252" w:lineRule="auto"/>
               <w:jc w:val="left"/>
               <w:rPr>
                 <w:rFonts w:cs="Times New Roman"/>
@@ -2242,11 +1949,9 @@
             </w:pPr>
             <w:r>
               <w:rPr>
-                <w:rFonts w:cs="Arial" w:ascii="Arial" w:hAnsi="Arial" w:eastAsia="Arial"/>
-                <w:b w:val="0"/>
+                <w:rFonts w:eastAsia="Arial"/>
                 <w:i/>
                 <w:iCs/>
-                <w:color w:val="17212B"/>
                 <w:sz w:val="19"/>
                 <w:szCs w:val="26"/>
                 <w:bdr w:val="none" w:sz="0" w:space="0" w:color="auto" w:frame="1"/>
@@ -2255,9 +1960,7 @@
             </w:r>
             <w:r>
               <w:rPr>
-                <w:rFonts w:cs="Arial" w:ascii="Arial" w:hAnsi="Arial" w:eastAsia="Arial"/>
-                <w:b w:val="0"/>
-                <w:color w:val="17212B"/>
+                <w:rFonts w:eastAsia="Arial"/>
                 <w:sz w:val="19"/>
                 <w:szCs w:val="26"/>
                 <w:bdr w:val="none" w:sz="0" w:space="0" w:color="auto" w:frame="1"/>
@@ -2269,21 +1972,19 @@
         <w:tc>
           <w:tcPr>
             <w:tcW w:w="4752" w:type="dxa"/>
+            <w:shd w:val="clear" w:color="auto" w:fill="F5FAF8"/>
+            <w:tcMar>
+              <w:top w:w="90" w:type="dxa"/>
+              <w:left w:w="110" w:type="dxa"/>
+              <w:bottom w:w="90" w:type="dxa"/>
+              <w:right w:w="110" w:type="dxa"/>
+            </w:tcMar>
             <w:vAlign w:val="center"/>
             <w:hideMark/>
-            <w:tcMar>
-              <w:top w:w="90" w:type="dxa"/>
-              <w:start w:w="110" w:type="dxa"/>
-              <w:bottom w:w="90" w:type="dxa"/>
-              <w:end w:w="110" w:type="dxa"/>
-            </w:tcMar>
-            <w:shd w:fill="F5FAF8" w:val="clear"/>
           </w:tcPr>
           <w:p>
             <w:pPr>
-              <w:keepNext w:val="0"/>
-              <w:keepLines w:val="0"/>
-              <w:spacing w:before="0" w:after="40" w:line="252" w:lineRule="auto"/>
+              <w:spacing w:after="40" w:line="252" w:lineRule="auto"/>
               <w:jc w:val="left"/>
               <w:rPr>
                 <w:rFonts w:cs="Times New Roman"/>
@@ -2293,9 +1994,7 @@
             </w:pPr>
             <w:r>
               <w:rPr>
-                <w:rFonts w:cs="Arial" w:ascii="Arial" w:hAnsi="Arial" w:eastAsia="Arial"/>
-                <w:b w:val="0"/>
-                <w:color w:val="17212B"/>
+                <w:rFonts w:eastAsia="Arial"/>
                 <w:sz w:val="19"/>
                 <w:szCs w:val="26"/>
                 <w:bdr w:val="none" w:sz="0" w:space="0" w:color="auto" w:frame="1"/>
@@ -2307,21 +2006,19 @@
         <w:tc>
           <w:tcPr>
             <w:tcW w:w="792" w:type="dxa"/>
+            <w:shd w:val="clear" w:color="auto" w:fill="F5FAF8"/>
+            <w:tcMar>
+              <w:top w:w="90" w:type="dxa"/>
+              <w:left w:w="110" w:type="dxa"/>
+              <w:bottom w:w="90" w:type="dxa"/>
+              <w:right w:w="110" w:type="dxa"/>
+            </w:tcMar>
             <w:vAlign w:val="center"/>
             <w:hideMark/>
-            <w:tcMar>
-              <w:top w:w="90" w:type="dxa"/>
-              <w:start w:w="110" w:type="dxa"/>
-              <w:bottom w:w="90" w:type="dxa"/>
-              <w:end w:w="110" w:type="dxa"/>
-            </w:tcMar>
-            <w:shd w:fill="F5FAF8" w:val="clear"/>
           </w:tcPr>
           <w:p>
             <w:pPr>
-              <w:keepNext w:val="0"/>
-              <w:keepLines w:val="0"/>
-              <w:spacing w:before="0" w:after="40" w:line="252" w:lineRule="auto"/>
+              <w:spacing w:after="40" w:line="252" w:lineRule="auto"/>
               <w:jc w:val="left"/>
               <w:rPr>
                 <w:rFonts w:cs="Times New Roman"/>
@@ -2331,9 +2028,7 @@
             </w:pPr>
             <w:r>
               <w:rPr>
-                <w:rFonts w:cs="Arial" w:ascii="Arial" w:hAnsi="Arial" w:eastAsia="Arial"/>
-                <w:b w:val="0"/>
-                <w:color w:val="17212B"/>
+                <w:rFonts w:eastAsia="Arial"/>
                 <w:sz w:val="19"/>
                 <w:szCs w:val="26"/>
                 <w:bdr w:val="none" w:sz="0" w:space="0" w:color="auto" w:frame="1"/>
@@ -2344,23 +2039,24 @@
         </w:tc>
       </w:tr>
       <w:tr>
+        <w:trPr>
+          <w:jc w:val="center"/>
+        </w:trPr>
         <w:tc>
           <w:tcPr>
             <w:tcW w:w="648" w:type="dxa"/>
+            <w:tcMar>
+              <w:top w:w="90" w:type="dxa"/>
+              <w:left w:w="110" w:type="dxa"/>
+              <w:bottom w:w="90" w:type="dxa"/>
+              <w:right w:w="110" w:type="dxa"/>
+            </w:tcMar>
             <w:vAlign w:val="center"/>
             <w:hideMark/>
-            <w:tcMar>
-              <w:top w:w="90" w:type="dxa"/>
-              <w:start w:w="110" w:type="dxa"/>
-              <w:bottom w:w="90" w:type="dxa"/>
-              <w:end w:w="110" w:type="dxa"/>
-            </w:tcMar>
           </w:tcPr>
           <w:p>
             <w:pPr>
-              <w:keepNext w:val="0"/>
-              <w:keepLines w:val="0"/>
-              <w:spacing w:before="0" w:after="40" w:line="252" w:lineRule="auto"/>
+              <w:spacing w:after="40" w:line="252" w:lineRule="auto"/>
               <w:jc w:val="left"/>
               <w:rPr>
                 <w:rFonts w:cs="Times New Roman"/>
@@ -2370,14 +2066,11 @@
             </w:pPr>
             <w:r>
               <w:rPr>
-                <w:rFonts w:cs="Arial" w:ascii="Arial" w:hAnsi="Arial" w:eastAsia="Arial"/>
-                <w:b w:val="0"/>
-                <w:color w:val="17212B"/>
-                <w:sz w:val="19"/>
-                <w:szCs w:val="26"/>
-                <w:bdr w:val="none" w:sz="0" w:space="0" w:color="auto" w:frame="1"/>
-              </w:rPr>
-              <w:lastRenderedPageBreak/>
+                <w:rFonts w:eastAsia="Arial"/>
+                <w:sz w:val="19"/>
+                <w:szCs w:val="26"/>
+                <w:bdr w:val="none" w:sz="0" w:space="0" w:color="auto" w:frame="1"/>
+              </w:rPr>
               <w:t>9</w:t>
             </w:r>
           </w:p>
@@ -2385,20 +2078,18 @@
         <w:tc>
           <w:tcPr>
             <w:tcW w:w="1440" w:type="dxa"/>
+            <w:tcMar>
+              <w:top w:w="90" w:type="dxa"/>
+              <w:left w:w="110" w:type="dxa"/>
+              <w:bottom w:w="90" w:type="dxa"/>
+              <w:right w:w="110" w:type="dxa"/>
+            </w:tcMar>
             <w:vAlign w:val="center"/>
             <w:hideMark/>
-            <w:tcMar>
-              <w:top w:w="90" w:type="dxa"/>
-              <w:start w:w="110" w:type="dxa"/>
-              <w:bottom w:w="90" w:type="dxa"/>
-              <w:end w:w="110" w:type="dxa"/>
-            </w:tcMar>
           </w:tcPr>
           <w:p>
             <w:pPr>
-              <w:keepNext w:val="0"/>
-              <w:keepLines w:val="0"/>
-              <w:spacing w:before="0" w:after="40" w:line="252" w:lineRule="auto"/>
+              <w:spacing w:after="40" w:line="252" w:lineRule="auto"/>
               <w:jc w:val="left"/>
               <w:rPr>
                 <w:rFonts w:cs="Times New Roman"/>
@@ -2408,9 +2099,7 @@
             </w:pPr>
             <w:r>
               <w:rPr>
-                <w:rFonts w:cs="Arial" w:ascii="Arial" w:hAnsi="Arial" w:eastAsia="Arial"/>
-                <w:b w:val="0"/>
-                <w:color w:val="17212B"/>
+                <w:rFonts w:eastAsia="Arial"/>
                 <w:sz w:val="19"/>
                 <w:szCs w:val="26"/>
                 <w:bdr w:val="none" w:sz="0" w:space="0" w:color="auto" w:frame="1"/>
@@ -2422,20 +2111,18 @@
         <w:tc>
           <w:tcPr>
             <w:tcW w:w="2232" w:type="dxa"/>
+            <w:tcMar>
+              <w:top w:w="90" w:type="dxa"/>
+              <w:left w:w="110" w:type="dxa"/>
+              <w:bottom w:w="90" w:type="dxa"/>
+              <w:right w:w="110" w:type="dxa"/>
+            </w:tcMar>
             <w:vAlign w:val="center"/>
             <w:hideMark/>
-            <w:tcMar>
-              <w:top w:w="90" w:type="dxa"/>
-              <w:start w:w="110" w:type="dxa"/>
-              <w:bottom w:w="90" w:type="dxa"/>
-              <w:end w:w="110" w:type="dxa"/>
-            </w:tcMar>
           </w:tcPr>
           <w:p>
             <w:pPr>
-              <w:keepNext w:val="0"/>
-              <w:keepLines w:val="0"/>
-              <w:spacing w:before="0" w:after="40" w:line="252" w:lineRule="auto"/>
+              <w:spacing w:after="40" w:line="252" w:lineRule="auto"/>
               <w:jc w:val="left"/>
               <w:rPr>
                 <w:rFonts w:cs="Times New Roman"/>
@@ -2445,11 +2132,9 @@
             </w:pPr>
             <w:r>
               <w:rPr>
-                <w:rFonts w:cs="Arial" w:ascii="Arial" w:hAnsi="Arial" w:eastAsia="Arial"/>
-                <w:b w:val="0"/>
+                <w:rFonts w:eastAsia="Arial"/>
                 <w:i/>
                 <w:iCs/>
-                <w:color w:val="17212B"/>
                 <w:sz w:val="19"/>
                 <w:szCs w:val="26"/>
                 <w:bdr w:val="none" w:sz="0" w:space="0" w:color="auto" w:frame="1"/>
@@ -2461,20 +2146,18 @@
         <w:tc>
           <w:tcPr>
             <w:tcW w:w="4752" w:type="dxa"/>
+            <w:tcMar>
+              <w:top w:w="90" w:type="dxa"/>
+              <w:left w:w="110" w:type="dxa"/>
+              <w:bottom w:w="90" w:type="dxa"/>
+              <w:right w:w="110" w:type="dxa"/>
+            </w:tcMar>
             <w:vAlign w:val="center"/>
             <w:hideMark/>
-            <w:tcMar>
-              <w:top w:w="90" w:type="dxa"/>
-              <w:start w:w="110" w:type="dxa"/>
-              <w:bottom w:w="90" w:type="dxa"/>
-              <w:end w:w="110" w:type="dxa"/>
-            </w:tcMar>
           </w:tcPr>
           <w:p>
             <w:pPr>
-              <w:keepNext w:val="0"/>
-              <w:keepLines w:val="0"/>
-              <w:spacing w:before="0" w:after="40" w:line="252" w:lineRule="auto"/>
+              <w:spacing w:after="40" w:line="252" w:lineRule="auto"/>
               <w:jc w:val="left"/>
               <w:rPr>
                 <w:rFonts w:cs="Times New Roman"/>
@@ -2484,9 +2167,7 @@
             </w:pPr>
             <w:r>
               <w:rPr>
-                <w:rFonts w:cs="Arial" w:ascii="Arial" w:hAnsi="Arial" w:eastAsia="Arial"/>
-                <w:b w:val="0"/>
-                <w:color w:val="17212B"/>
+                <w:rFonts w:eastAsia="Arial"/>
                 <w:sz w:val="19"/>
                 <w:szCs w:val="26"/>
                 <w:bdr w:val="none" w:sz="0" w:space="0" w:color="auto" w:frame="1"/>
@@ -2498,20 +2179,18 @@
         <w:tc>
           <w:tcPr>
             <w:tcW w:w="792" w:type="dxa"/>
+            <w:tcMar>
+              <w:top w:w="90" w:type="dxa"/>
+              <w:left w:w="110" w:type="dxa"/>
+              <w:bottom w:w="90" w:type="dxa"/>
+              <w:right w:w="110" w:type="dxa"/>
+            </w:tcMar>
             <w:vAlign w:val="center"/>
             <w:hideMark/>
-            <w:tcMar>
-              <w:top w:w="90" w:type="dxa"/>
-              <w:start w:w="110" w:type="dxa"/>
-              <w:bottom w:w="90" w:type="dxa"/>
-              <w:end w:w="110" w:type="dxa"/>
-            </w:tcMar>
           </w:tcPr>
           <w:p>
             <w:pPr>
-              <w:keepNext w:val="0"/>
-              <w:keepLines w:val="0"/>
-              <w:spacing w:before="0" w:after="40" w:line="252" w:lineRule="auto"/>
+              <w:spacing w:after="40" w:line="252" w:lineRule="auto"/>
               <w:jc w:val="left"/>
               <w:rPr>
                 <w:rFonts w:cs="Times New Roman"/>
@@ -2521,9 +2200,7 @@
             </w:pPr>
             <w:r>
               <w:rPr>
-                <w:rFonts w:cs="Arial" w:ascii="Arial" w:hAnsi="Arial" w:eastAsia="Arial"/>
-                <w:b w:val="0"/>
-                <w:color w:val="17212B"/>
+                <w:rFonts w:eastAsia="Arial"/>
                 <w:sz w:val="19"/>
                 <w:szCs w:val="26"/>
                 <w:bdr w:val="none" w:sz="0" w:space="0" w:color="auto" w:frame="1"/>
@@ -2534,24 +2211,25 @@
         </w:tc>
       </w:tr>
       <w:tr>
+        <w:trPr>
+          <w:jc w:val="center"/>
+        </w:trPr>
         <w:tc>
           <w:tcPr>
             <w:tcW w:w="648" w:type="dxa"/>
+            <w:shd w:val="clear" w:color="auto" w:fill="F5FAF8"/>
+            <w:tcMar>
+              <w:top w:w="90" w:type="dxa"/>
+              <w:left w:w="110" w:type="dxa"/>
+              <w:bottom w:w="90" w:type="dxa"/>
+              <w:right w:w="110" w:type="dxa"/>
+            </w:tcMar>
             <w:vAlign w:val="center"/>
             <w:hideMark/>
-            <w:tcMar>
-              <w:top w:w="90" w:type="dxa"/>
-              <w:start w:w="110" w:type="dxa"/>
-              <w:bottom w:w="90" w:type="dxa"/>
-              <w:end w:w="110" w:type="dxa"/>
-            </w:tcMar>
-            <w:shd w:fill="F5FAF8" w:val="clear"/>
           </w:tcPr>
           <w:p>
             <w:pPr>
-              <w:keepNext w:val="0"/>
-              <w:keepLines w:val="0"/>
-              <w:spacing w:before="0" w:after="40" w:line="252" w:lineRule="auto"/>
+              <w:spacing w:after="40" w:line="252" w:lineRule="auto"/>
               <w:jc w:val="left"/>
               <w:rPr>
                 <w:rFonts w:cs="Times New Roman"/>
@@ -2561,9 +2239,7 @@
             </w:pPr>
             <w:r>
               <w:rPr>
-                <w:rFonts w:cs="Arial" w:ascii="Arial" w:hAnsi="Arial" w:eastAsia="Arial"/>
-                <w:b w:val="0"/>
-                <w:color w:val="17212B"/>
+                <w:rFonts w:eastAsia="Arial"/>
                 <w:sz w:val="19"/>
                 <w:szCs w:val="26"/>
                 <w:bdr w:val="none" w:sz="0" w:space="0" w:color="auto" w:frame="1"/>
@@ -2575,21 +2251,19 @@
         <w:tc>
           <w:tcPr>
             <w:tcW w:w="1440" w:type="dxa"/>
+            <w:shd w:val="clear" w:color="auto" w:fill="F5FAF8"/>
+            <w:tcMar>
+              <w:top w:w="90" w:type="dxa"/>
+              <w:left w:w="110" w:type="dxa"/>
+              <w:bottom w:w="90" w:type="dxa"/>
+              <w:right w:w="110" w:type="dxa"/>
+            </w:tcMar>
             <w:vAlign w:val="center"/>
             <w:hideMark/>
-            <w:tcMar>
-              <w:top w:w="90" w:type="dxa"/>
-              <w:start w:w="110" w:type="dxa"/>
-              <w:bottom w:w="90" w:type="dxa"/>
-              <w:end w:w="110" w:type="dxa"/>
-            </w:tcMar>
-            <w:shd w:fill="F5FAF8" w:val="clear"/>
           </w:tcPr>
           <w:p>
             <w:pPr>
-              <w:keepNext w:val="0"/>
-              <w:keepLines w:val="0"/>
-              <w:spacing w:before="0" w:after="40" w:line="252" w:lineRule="auto"/>
+              <w:spacing w:after="40" w:line="252" w:lineRule="auto"/>
               <w:jc w:val="left"/>
               <w:rPr>
                 <w:rFonts w:cs="Times New Roman"/>
@@ -2599,9 +2273,7 @@
             </w:pPr>
             <w:r>
               <w:rPr>
-                <w:rFonts w:cs="Arial" w:ascii="Arial" w:hAnsi="Arial" w:eastAsia="Arial"/>
-                <w:b w:val="0"/>
-                <w:color w:val="17212B"/>
+                <w:rFonts w:eastAsia="Arial"/>
                 <w:sz w:val="19"/>
                 <w:szCs w:val="26"/>
                 <w:bdr w:val="none" w:sz="0" w:space="0" w:color="auto" w:frame="1"/>
@@ -2613,21 +2285,19 @@
         <w:tc>
           <w:tcPr>
             <w:tcW w:w="2232" w:type="dxa"/>
+            <w:shd w:val="clear" w:color="auto" w:fill="F5FAF8"/>
+            <w:tcMar>
+              <w:top w:w="90" w:type="dxa"/>
+              <w:left w:w="110" w:type="dxa"/>
+              <w:bottom w:w="90" w:type="dxa"/>
+              <w:right w:w="110" w:type="dxa"/>
+            </w:tcMar>
             <w:vAlign w:val="center"/>
             <w:hideMark/>
-            <w:tcMar>
-              <w:top w:w="90" w:type="dxa"/>
-              <w:start w:w="110" w:type="dxa"/>
-              <w:bottom w:w="90" w:type="dxa"/>
-              <w:end w:w="110" w:type="dxa"/>
-            </w:tcMar>
-            <w:shd w:fill="F5FAF8" w:val="clear"/>
           </w:tcPr>
           <w:p>
             <w:pPr>
-              <w:keepNext w:val="0"/>
-              <w:keepLines w:val="0"/>
-              <w:spacing w:before="0" w:after="40" w:line="252" w:lineRule="auto"/>
+              <w:spacing w:after="40" w:line="252" w:lineRule="auto"/>
               <w:jc w:val="left"/>
               <w:rPr>
                 <w:rFonts w:cs="Times New Roman"/>
@@ -2637,11 +2307,9 @@
             </w:pPr>
             <w:r>
               <w:rPr>
-                <w:rFonts w:cs="Arial" w:ascii="Arial" w:hAnsi="Arial" w:eastAsia="Arial"/>
-                <w:b w:val="0"/>
+                <w:rFonts w:eastAsia="Arial"/>
                 <w:i/>
                 <w:iCs/>
-                <w:color w:val="17212B"/>
                 <w:sz w:val="19"/>
                 <w:szCs w:val="26"/>
                 <w:bdr w:val="none" w:sz="0" w:space="0" w:color="auto" w:frame="1"/>
@@ -2653,21 +2321,19 @@
         <w:tc>
           <w:tcPr>
             <w:tcW w:w="4752" w:type="dxa"/>
+            <w:shd w:val="clear" w:color="auto" w:fill="F5FAF8"/>
+            <w:tcMar>
+              <w:top w:w="90" w:type="dxa"/>
+              <w:left w:w="110" w:type="dxa"/>
+              <w:bottom w:w="90" w:type="dxa"/>
+              <w:right w:w="110" w:type="dxa"/>
+            </w:tcMar>
             <w:vAlign w:val="center"/>
             <w:hideMark/>
-            <w:tcMar>
-              <w:top w:w="90" w:type="dxa"/>
-              <w:start w:w="110" w:type="dxa"/>
-              <w:bottom w:w="90" w:type="dxa"/>
-              <w:end w:w="110" w:type="dxa"/>
-            </w:tcMar>
-            <w:shd w:fill="F5FAF8" w:val="clear"/>
           </w:tcPr>
           <w:p>
             <w:pPr>
-              <w:keepNext w:val="0"/>
-              <w:keepLines w:val="0"/>
-              <w:spacing w:before="0" w:after="40" w:line="252" w:lineRule="auto"/>
+              <w:spacing w:after="40" w:line="252" w:lineRule="auto"/>
               <w:jc w:val="left"/>
               <w:rPr>
                 <w:rFonts w:cs="Times New Roman"/>
@@ -2677,9 +2343,7 @@
             </w:pPr>
             <w:r>
               <w:rPr>
-                <w:rFonts w:cs="Arial" w:ascii="Arial" w:hAnsi="Arial" w:eastAsia="Arial"/>
-                <w:b w:val="0"/>
-                <w:color w:val="17212B"/>
+                <w:rFonts w:eastAsia="Arial"/>
                 <w:sz w:val="19"/>
                 <w:szCs w:val="26"/>
                 <w:bdr w:val="none" w:sz="0" w:space="0" w:color="auto" w:frame="1"/>
@@ -2691,21 +2355,19 @@
         <w:tc>
           <w:tcPr>
             <w:tcW w:w="792" w:type="dxa"/>
+            <w:shd w:val="clear" w:color="auto" w:fill="F5FAF8"/>
+            <w:tcMar>
+              <w:top w:w="90" w:type="dxa"/>
+              <w:left w:w="110" w:type="dxa"/>
+              <w:bottom w:w="90" w:type="dxa"/>
+              <w:right w:w="110" w:type="dxa"/>
+            </w:tcMar>
             <w:vAlign w:val="center"/>
             <w:hideMark/>
-            <w:tcMar>
-              <w:top w:w="90" w:type="dxa"/>
-              <w:start w:w="110" w:type="dxa"/>
-              <w:bottom w:w="90" w:type="dxa"/>
-              <w:end w:w="110" w:type="dxa"/>
-            </w:tcMar>
-            <w:shd w:fill="F5FAF8" w:val="clear"/>
           </w:tcPr>
           <w:p>
             <w:pPr>
-              <w:keepNext w:val="0"/>
-              <w:keepLines w:val="0"/>
-              <w:spacing w:before="0" w:after="40" w:line="252" w:lineRule="auto"/>
+              <w:spacing w:after="40" w:line="252" w:lineRule="auto"/>
               <w:jc w:val="left"/>
               <w:rPr>
                 <w:rFonts w:cs="Times New Roman"/>
@@ -2715,9 +2377,7 @@
             </w:pPr>
             <w:r>
               <w:rPr>
-                <w:rFonts w:cs="Arial" w:ascii="Arial" w:hAnsi="Arial" w:eastAsia="Arial"/>
-                <w:b w:val="0"/>
-                <w:color w:val="17212B"/>
+                <w:rFonts w:eastAsia="Arial"/>
                 <w:sz w:val="19"/>
                 <w:szCs w:val="26"/>
                 <w:bdr w:val="none" w:sz="0" w:space="0" w:color="auto" w:frame="1"/>
@@ -2731,10 +2391,7 @@
     <w:p>
       <w:pPr>
         <w:pStyle w:val="Heading1"/>
-        <w:keepNext/>
         <w:keepLines w:val="0"/>
-        <w:widowControl/>
-        <w:spacing w:before="280" w:after="120" w:line="276" w:lineRule="auto"/>
         <w:jc w:val="left"/>
         <w:rPr>
           <w:rFonts w:cs="Times New Roman"/>
@@ -2743,20 +2400,14 @@
       </w:pPr>
       <w:r>
         <w:rPr>
-          <w:rFonts w:ascii="Arial" w:hAnsi="Arial" w:cs="Arial" w:eastAsia="Arial"/>
-          <w:b/>
-          <w:color w:val="0E5C50"/>
-          <w:sz w:val="28"/>
+          <w:rFonts w:ascii="Arial" w:eastAsia="Arial" w:hAnsi="Arial" w:cs="Arial"/>
         </w:rPr>
         <w:t>IV. Phân tích và bàn luận</w:t>
       </w:r>
     </w:p>
     <w:p>
       <w:pPr>
-        <w:keepNext w:val="0"/>
-        <w:keepLines w:val="0"/>
-        <w:widowControl/>
-        <w:spacing w:before="160" w:beforeAutospacing="0" w:after="60" w:afterAutospacing="0" w:line="276" w:lineRule="auto"/>
+        <w:spacing w:before="160" w:after="60"/>
         <w:jc w:val="left"/>
         <w:rPr>
           <w:color w:val="1F1F1F"/>
@@ -2766,99 +2417,123 @@
       </w:pPr>
       <w:r>
         <w:rPr>
-          <w:rFonts w:ascii="Arial" w:hAnsi="Arial" w:cs="Arial" w:eastAsia="Arial"/>
-          <w:color w:val="17212B"/>
-          <w:sz w:val="22"/>
+          <w:rFonts w:eastAsia="Arial"/>
         </w:rPr>
         <w:t>Qua quá trình thu thập và đánh giá, có thể rút ra một số nhận định quan trọng:</w:t>
       </w:r>
     </w:p>
     <w:p>
       <w:pPr>
-        <w:pStyle w:val="ListParagraph"/>
-        <w:keepNext w:val="0"/>
-        <w:keepLines w:val="0"/>
-        <w:widowControl/>
-        <w:spacing w:before="0" w:beforeAutospacing="0" w:after="120" w:afterAutospacing="0" w:line="276" w:lineRule="auto"/>
         <w:jc w:val="left"/>
         <w:rPr>
           <w:color w:val="1F1F1F"/>
           <w:sz w:val="26"/>
           <w:szCs w:val="26"/>
         </w:rPr>
-        <w:numPr>
-          <w:ilvl w:val="0"/>
-          <w:numId w:val="26"/>
-        </w:numPr>
       </w:pPr>
       <w:r>
         <w:rPr>
-          <w:rFonts w:ascii="Arial" w:hAnsi="Arial" w:cs="Arial" w:eastAsia="Arial"/>
-          <w:color w:val="17212B"/>
-          <w:sz w:val="22"/>
+          <w:rFonts w:eastAsia="Arial"/>
+          <w:lang w:val="vi-VN"/>
+        </w:rPr>
+        <w:t xml:space="preserve">    1. </w:t>
+      </w:r>
+      <w:r>
+        <w:rPr>
+          <w:rFonts w:eastAsia="Arial"/>
         </w:rPr>
         <w:t>Về chất lượng nguồn tin: Các bài báo khoa học từ các tạp chí hạng A (Q1, Q2) sở hữu độ tin cậy cao nhất nhờ quy trình phản biện (peer-review) nghiêm ngặt. Đặc biệt, nghiên cứu của Davenport &amp; Ronanki là minh chứng cho việc AI không thay thế con người mà đóng vai trò hỗ trợ (Augmented Intelligence) để tối ưu hóa hiệu suất làm việc.</w:t>
       </w:r>
     </w:p>
     <w:p>
       <w:pPr>
-        <w:pStyle w:val="ListParagraph"/>
-        <w:keepNext w:val="0"/>
-        <w:keepLines w:val="0"/>
-        <w:widowControl/>
-        <w:spacing w:before="0" w:beforeAutospacing="0" w:after="120" w:afterAutospacing="0" w:line="276" w:lineRule="auto"/>
+        <w:spacing w:after="120"/>
         <w:jc w:val="left"/>
         <w:rPr>
-          <w:color w:val="1F1F1F"/>
-          <w:sz w:val="26"/>
-          <w:szCs w:val="26"/>
-        </w:rPr>
-        <w:numPr>
-          <w:ilvl w:val="0"/>
-          <w:numId w:val="26"/>
-        </w:numPr>
+          <w:rFonts w:eastAsia="Arial"/>
+          <w:lang w:val="vi-VN"/>
+        </w:rPr>
       </w:pPr>
       <w:r>
         <w:rPr>
-          <w:rFonts w:ascii="Arial" w:hAnsi="Arial" w:cs="Arial" w:eastAsia="Arial"/>
-          <w:color w:val="17212B"/>
-          <w:sz w:val="22"/>
+          <w:rFonts w:eastAsia="Arial"/>
+          <w:lang w:val="vi-VN"/>
+        </w:rPr>
+        <w:t xml:space="preserve">    </w:t>
+      </w:r>
+      <w:r>
+        <w:rPr>
+          <w:rFonts w:eastAsia="Arial"/>
+        </w:rPr>
+        <w:t>2</w:t>
+      </w:r>
+      <w:r>
+        <w:rPr>
+          <w:rFonts w:eastAsia="Arial"/>
+          <w:lang w:val="vi-VN"/>
+        </w:rPr>
+        <w:t>.</w:t>
+      </w:r>
+      <w:r>
+        <w:rPr>
+          <w:rFonts w:eastAsia="Arial"/>
         </w:rPr>
         <w:t>Về tính cập nhật: Lĩnh vực AI thay đổi rất nhanh theo từng tháng. Do đó, các nguồn mở từ các công ty tư vấn chiến lược như McKinsey hay Gartner cung cấp số liệu thực tế nhanh hơn và sát với thị trường hơn so với sách chuyên khảo. Tuy nhiên, sách lại là nguồn cung cấp khung lý thuyết (Framework) bền vững nhất.</w:t>
       </w:r>
     </w:p>
     <w:p>
       <w:pPr>
-        <w:pStyle w:val="ListParagraph"/>
-        <w:keepNext w:val="0"/>
-        <w:keepLines w:val="0"/>
-        <w:widowControl/>
-        <w:spacing w:before="0" w:beforeAutospacing="0" w:after="120" w:afterAutospacing="0" w:line="276" w:lineRule="auto"/>
+        <w:spacing w:after="120"/>
         <w:jc w:val="left"/>
         <w:rPr>
           <w:color w:val="1F1F1F"/>
           <w:sz w:val="26"/>
           <w:szCs w:val="26"/>
         </w:rPr>
-        <w:numPr>
-          <w:ilvl w:val="0"/>
-          <w:numId w:val="26"/>
-        </w:numPr>
       </w:pPr>
       <w:r>
         <w:rPr>
-          <w:rFonts w:ascii="Arial" w:hAnsi="Arial" w:cs="Arial" w:eastAsia="Arial"/>
-          <w:color w:val="17212B"/>
-          <w:sz w:val="22"/>
-        </w:rPr>
-        <w:t>Về tính thực tiễn tại Việt Nam: Tài liệu tiếng Việt tuy số lượng ít hơn nhưng lại cung cấp cái nhìn thực tế về rào cản hạ tầng và văn hóa doanh nghiệp trong nước, điều mà các nghiên cứu quốc tế đôi khi chưa bao quát hết.</w:t>
+          <w:rFonts w:eastAsia="Arial"/>
+          <w:lang w:val="vi-VN"/>
+        </w:rPr>
+        <w:t xml:space="preserve">    </w:t>
+      </w:r>
+      <w:r>
+        <w:rPr>
+          <w:rFonts w:eastAsia="Arial"/>
+        </w:rPr>
+        <w:t>3</w:t>
+      </w:r>
+      <w:r>
+        <w:rPr>
+          <w:rFonts w:eastAsia="Arial"/>
+          <w:lang w:val="vi-VN"/>
+        </w:rPr>
+        <w:t xml:space="preserve">. </w:t>
+      </w:r>
+      <w:r>
+        <w:rPr>
+          <w:rFonts w:eastAsia="Arial"/>
+        </w:rPr>
+        <w:t xml:space="preserve">Về tính thực tiễn tại Việt Nam: Tài liệu tiếng Việt tuy số lượng ít hơn nhưng lại cung cấp cánhìn </w:t>
+      </w:r>
+      <w:r>
+        <w:rPr>
+          <w:rFonts w:eastAsia="Arial"/>
+          <w:lang w:val="vi-VN"/>
+        </w:rPr>
+        <w:t xml:space="preserve">      </w:t>
+      </w:r>
+      <w:r>
+        <w:rPr>
+          <w:rFonts w:eastAsia="Arial"/>
+        </w:rPr>
+        <w:t>thực tế về rào cản hạ tầng và văn hóa doanh nghiệp trong nước, điều mà các nghiên cứu quốc tế đôi khi chưa bao quát hết.</w:t>
       </w:r>
     </w:p>
     <w:p>
       <w:pPr>
-        <w:keepNext w:val="0"/>
-        <w:keepLines w:val="0"/>
-        <w:spacing w:before="0" w:beforeAutospacing="0" w:after="120" w:afterAutospacing="0" w:line="276" w:lineRule="auto"/>
+        <w:spacing w:after="120"/>
         <w:jc w:val="left"/>
         <w:rPr>
           <w:color w:val="1F1F1F"/>
@@ -2868,9 +2543,7 @@
       </w:pPr>
       <w:r>
         <w:rPr>
-          <w:rFonts w:ascii="Arial" w:hAnsi="Arial" w:cs="Arial" w:eastAsia="Arial"/>
-          <w:color w:val="17212B"/>
-          <w:sz w:val="22"/>
+          <w:rFonts w:eastAsia="Arial"/>
         </w:rPr>
         <w:t>Việc áp dụng tiêu chí đánh giá khoa học giúp loại bỏ các thông tin mang tính quảng cáo thương mại hoặc các bài viết thiếu căn cứ trên các diễn đàn không chuyên.</w:t>
       </w:r>
@@ -2878,10 +2551,7 @@
     <w:p>
       <w:pPr>
         <w:pStyle w:val="Heading1"/>
-        <w:keepNext/>
         <w:keepLines w:val="0"/>
-        <w:widowControl/>
-        <w:spacing w:before="280" w:after="120" w:line="276" w:lineRule="auto"/>
         <w:jc w:val="left"/>
         <w:rPr>
           <w:rFonts w:cs="Times New Roman"/>
@@ -2890,19 +2560,14 @@
       </w:pPr>
       <w:r>
         <w:rPr>
-          <w:rFonts w:ascii="Arial" w:hAnsi="Arial" w:cs="Arial" w:eastAsia="Arial"/>
-          <w:b/>
-          <w:color w:val="0E5C50"/>
-          <w:sz w:val="28"/>
+          <w:rFonts w:ascii="Arial" w:eastAsia="Arial" w:hAnsi="Arial" w:cs="Arial"/>
         </w:rPr>
         <w:t>V. Kết luận</w:t>
       </w:r>
     </w:p>
     <w:p>
       <w:pPr>
-        <w:keepNext w:val="0"/>
-        <w:keepLines w:val="0"/>
-        <w:spacing w:before="0" w:beforeAutospacing="0" w:after="120" w:afterAutospacing="0" w:line="276" w:lineRule="auto"/>
+        <w:spacing w:after="120"/>
         <w:jc w:val="left"/>
         <w:rPr>
           <w:color w:val="1F1F1F"/>
@@ -2912,20 +2577,22 @@
       </w:pPr>
       <w:r>
         <w:rPr>
-          <w:rFonts w:ascii="Arial" w:hAnsi="Arial" w:cs="Arial" w:eastAsia="Arial"/>
-          <w:color w:val="17212B"/>
-          <w:sz w:val="22"/>
-        </w:rPr>
-        <w:t>Kỹ năng tìm kiếm và đánh giá thông tin là nền tảng của tư duy phản biện. Đối với chủ đề ứng dụng AI trong kinh doanh, việc kết hợp giữa lý thuyết hàn lâm từ các bài báo khoa học và dữ liệu thực tế từ các báo cáo thị trường là công thức tối ưu để xây dựng một báo cáo có sức thuyết phục. Bài tập này không chỉ giúp tôi thu thập được 10 tài liệu chất lượng mà còn rèn luyện quy trình sàng lọc thông tin có hệ thống.</w:t>
+          <w:rFonts w:eastAsia="Arial"/>
+        </w:rPr>
+        <w:t xml:space="preserve">Kỹ năng tìm kiếm và đánh giá thông tin là nền tảng của tư duy phản biện. Đối với chủ đề ứng dụng AI trong kinh doanh, việc kết hợp giữa lý thuyết hàn lâm từ các bài báo khoa học và dữ liệu thực tế </w:t>
+      </w:r>
+      <w:r>
+        <w:rPr>
+          <w:rFonts w:eastAsia="Arial"/>
+        </w:rPr>
+        <w:lastRenderedPageBreak/>
+        <w:t>từ các báo cáo thị trường là công thức tối ưu để xây dựng một báo cáo có sức thuyết phục. Bài tập này không chỉ giúp tôi thu thập được 10 tài liệu chất lượng mà còn rèn luyện quy trình sàng lọc thông tin có hệ thống.</w:t>
       </w:r>
     </w:p>
     <w:p>
       <w:pPr>
         <w:pStyle w:val="Heading1"/>
-        <w:keepNext/>
         <w:keepLines w:val="0"/>
-        <w:widowControl/>
-        <w:spacing w:before="280" w:after="120" w:line="276" w:lineRule="auto"/>
         <w:jc w:val="left"/>
         <w:rPr>
           <w:rFonts w:cs="Times New Roman"/>
@@ -2934,10 +2601,7 @@
       </w:pPr>
       <w:r>
         <w:rPr>
-          <w:rFonts w:ascii="Arial" w:hAnsi="Arial" w:cs="Arial" w:eastAsia="Arial"/>
-          <w:b/>
-          <w:color w:val="0E5C50"/>
-          <w:sz w:val="28"/>
+          <w:rFonts w:ascii="Arial" w:eastAsia="Arial" w:hAnsi="Arial" w:cs="Arial"/>
         </w:rPr>
         <w:t>VI. Tài liệu tham khảo</w:t>
       </w:r>
@@ -2945,270 +2609,190 @@
     <w:p>
       <w:pPr>
         <w:pStyle w:val="ListParagraph"/>
-        <w:keepNext w:val="0"/>
-        <w:keepLines w:val="0"/>
-        <w:widowControl/>
-        <w:spacing w:before="0" w:beforeAutospacing="0" w:after="120" w:afterAutospacing="0" w:line="276" w:lineRule="auto"/>
+        <w:numPr>
+          <w:ilvl w:val="0"/>
+          <w:numId w:val="2"/>
+        </w:numPr>
+        <w:spacing w:after="120"/>
         <w:jc w:val="left"/>
         <w:rPr>
           <w:color w:val="1F1F1F"/>
           <w:sz w:val="26"/>
           <w:szCs w:val="26"/>
         </w:rPr>
-        <w:numPr>
-          <w:ilvl w:val="0"/>
-          <w:numId w:val="30"/>
-        </w:numPr>
       </w:pPr>
       <w:r>
-        <w:rPr>
-          <w:rFonts w:ascii="Arial" w:hAnsi="Arial" w:cs="Arial" w:eastAsia="Arial"/>
-          <w:color w:val="17212B"/>
-          <w:sz w:val="22"/>
-        </w:rPr>
         <w:t>Brown, T. (2021) Machine Learning for Data Analysis. 2nd edn. Berlin: Springer.</w:t>
       </w:r>
     </w:p>
     <w:p>
       <w:pPr>
         <w:pStyle w:val="ListParagraph"/>
-        <w:keepNext w:val="0"/>
-        <w:keepLines w:val="0"/>
-        <w:widowControl/>
-        <w:spacing w:before="0" w:beforeAutospacing="0" w:after="120" w:afterAutospacing="0" w:line="276" w:lineRule="auto"/>
+        <w:numPr>
+          <w:ilvl w:val="0"/>
+          <w:numId w:val="2"/>
+        </w:numPr>
+        <w:spacing w:after="120"/>
         <w:jc w:val="left"/>
         <w:rPr>
           <w:color w:val="1F1F1F"/>
           <w:sz w:val="26"/>
           <w:szCs w:val="26"/>
         </w:rPr>
-        <w:numPr>
-          <w:ilvl w:val="0"/>
-          <w:numId w:val="30"/>
-        </w:numPr>
       </w:pPr>
       <w:r>
-        <w:rPr>
-          <w:rFonts w:ascii="Arial" w:hAnsi="Arial" w:cs="Arial" w:eastAsia="Arial"/>
-          <w:color w:val="17212B"/>
-          <w:sz w:val="22"/>
-        </w:rPr>
         <w:t>Davenport, T. H. and Ronanki, R. (2018) ‘Artificial Intelligence for the Real World’, Harvard Business Review, 96(1), pp. 108–116.</w:t>
       </w:r>
     </w:p>
     <w:p>
       <w:pPr>
         <w:pStyle w:val="ListParagraph"/>
-        <w:keepNext w:val="0"/>
-        <w:keepLines w:val="0"/>
-        <w:widowControl/>
-        <w:spacing w:before="0" w:beforeAutospacing="0" w:after="120" w:afterAutospacing="0" w:line="276" w:lineRule="auto"/>
+        <w:numPr>
+          <w:ilvl w:val="0"/>
+          <w:numId w:val="2"/>
+        </w:numPr>
+        <w:spacing w:after="120"/>
         <w:jc w:val="left"/>
         <w:rPr>
           <w:color w:val="1F1F1F"/>
           <w:sz w:val="26"/>
           <w:szCs w:val="26"/>
         </w:rPr>
-        <w:numPr>
-          <w:ilvl w:val="0"/>
-          <w:numId w:val="30"/>
-        </w:numPr>
       </w:pPr>
       <w:r>
-        <w:rPr>
-          <w:rFonts w:ascii="Arial" w:hAnsi="Arial" w:cs="Arial" w:eastAsia="Arial"/>
-          <w:color w:val="17212B"/>
-          <w:sz w:val="22"/>
-        </w:rPr>
         <w:t>Gartner (2025) Magic Quadrant for Cloud AI Developer Services. (Accessed: 10 March 2026).</w:t>
       </w:r>
     </w:p>
     <w:p>
       <w:pPr>
         <w:pStyle w:val="ListParagraph"/>
-        <w:keepNext w:val="0"/>
-        <w:keepLines w:val="0"/>
-        <w:widowControl/>
-        <w:spacing w:before="0" w:beforeAutospacing="0" w:after="120" w:afterAutospacing="0" w:line="276" w:lineRule="auto"/>
+        <w:numPr>
+          <w:ilvl w:val="0"/>
+          <w:numId w:val="2"/>
+        </w:numPr>
+        <w:spacing w:after="120"/>
         <w:jc w:val="left"/>
         <w:rPr>
           <w:color w:val="1F1F1F"/>
           <w:sz w:val="26"/>
           <w:szCs w:val="26"/>
         </w:rPr>
-        <w:numPr>
-          <w:ilvl w:val="0"/>
-          <w:numId w:val="30"/>
-        </w:numPr>
       </w:pPr>
       <w:r>
-        <w:rPr>
-          <w:rFonts w:ascii="Arial" w:hAnsi="Arial" w:cs="Arial" w:eastAsia="Arial"/>
-          <w:color w:val="17212B"/>
-          <w:sz w:val="22"/>
-        </w:rPr>
         <w:t>Lee, J. (2024) ‘The Ethics of AI in Business Intelligence’, Journal of Business Ethics, 182(2), pp. 45–60.</w:t>
       </w:r>
     </w:p>
     <w:p>
       <w:pPr>
         <w:pStyle w:val="ListParagraph"/>
-        <w:keepNext w:val="0"/>
-        <w:keepLines w:val="0"/>
-        <w:widowControl/>
-        <w:spacing w:before="0" w:beforeAutospacing="0" w:after="120" w:afterAutospacing="0" w:line="276" w:lineRule="auto"/>
+        <w:numPr>
+          <w:ilvl w:val="0"/>
+          <w:numId w:val="2"/>
+        </w:numPr>
+        <w:spacing w:after="120"/>
         <w:jc w:val="left"/>
         <w:rPr>
           <w:color w:val="1F1F1F"/>
           <w:sz w:val="26"/>
           <w:szCs w:val="26"/>
         </w:rPr>
-        <w:numPr>
-          <w:ilvl w:val="0"/>
-          <w:numId w:val="30"/>
-        </w:numPr>
       </w:pPr>
       <w:r>
-        <w:rPr>
-          <w:rFonts w:ascii="Arial" w:hAnsi="Arial" w:cs="Arial" w:eastAsia="Arial"/>
-          <w:color w:val="17212B"/>
-          <w:sz w:val="22"/>
-        </w:rPr>
         <w:t>McKinsey &amp; Company (2024) The State of AI in 2024: Generative AI breakout year. (Accessed: 12 March 2026).</w:t>
       </w:r>
     </w:p>
     <w:p>
       <w:pPr>
         <w:pStyle w:val="ListParagraph"/>
-        <w:keepNext w:val="0"/>
-        <w:keepLines w:val="0"/>
-        <w:widowControl/>
-        <w:spacing w:before="0" w:beforeAutospacing="0" w:after="120" w:afterAutospacing="0" w:line="276" w:lineRule="auto"/>
+        <w:numPr>
+          <w:ilvl w:val="0"/>
+          <w:numId w:val="2"/>
+        </w:numPr>
+        <w:spacing w:after="120"/>
         <w:jc w:val="left"/>
         <w:rPr>
           <w:color w:val="1F1F1F"/>
           <w:sz w:val="26"/>
           <w:szCs w:val="26"/>
         </w:rPr>
-        <w:numPr>
-          <w:ilvl w:val="0"/>
-          <w:numId w:val="30"/>
-        </w:numPr>
       </w:pPr>
       <w:r>
-        <w:rPr>
-          <w:rFonts w:ascii="Arial" w:hAnsi="Arial" w:cs="Arial" w:eastAsia="Arial"/>
-          <w:color w:val="17212B"/>
-          <w:sz w:val="22"/>
-        </w:rPr>
         <w:t>Nguyễn Văn A (2023) ‘Ứng dụng trí tuệ nhân tạo trong ngành ngân hàng tại Việt Nam’, Tạp chí Ngân hàng, số 15, tr. 20–28.</w:t>
       </w:r>
     </w:p>
     <w:p>
       <w:pPr>
         <w:pStyle w:val="ListParagraph"/>
-        <w:keepNext w:val="0"/>
-        <w:keepLines w:val="0"/>
-        <w:widowControl/>
-        <w:spacing w:before="0" w:beforeAutospacing="0" w:after="120" w:afterAutospacing="0" w:line="276" w:lineRule="auto"/>
+        <w:numPr>
+          <w:ilvl w:val="0"/>
+          <w:numId w:val="2"/>
+        </w:numPr>
+        <w:spacing w:after="120"/>
         <w:jc w:val="left"/>
         <w:rPr>
           <w:color w:val="1F1F1F"/>
           <w:sz w:val="26"/>
           <w:szCs w:val="26"/>
         </w:rPr>
-        <w:numPr>
-          <w:ilvl w:val="0"/>
-          <w:numId w:val="30"/>
-        </w:numPr>
       </w:pPr>
       <w:r>
-        <w:rPr>
-          <w:rFonts w:ascii="Arial" w:hAnsi="Arial" w:cs="Arial" w:eastAsia="Arial"/>
-          <w:color w:val="17212B"/>
-          <w:sz w:val="22"/>
-        </w:rPr>
         <w:t>Prakash, S. (2020) AI Strategy for Business: A Roadmap for Deployment. London: Routledge.</w:t>
       </w:r>
     </w:p>
     <w:p>
       <w:pPr>
         <w:pStyle w:val="ListParagraph"/>
-        <w:keepNext w:val="0"/>
-        <w:keepLines w:val="0"/>
-        <w:widowControl/>
-        <w:spacing w:before="0" w:beforeAutospacing="0" w:after="120" w:afterAutospacing="0" w:line="276" w:lineRule="auto"/>
+        <w:numPr>
+          <w:ilvl w:val="0"/>
+          <w:numId w:val="2"/>
+        </w:numPr>
+        <w:spacing w:after="120"/>
         <w:jc w:val="left"/>
         <w:rPr>
           <w:color w:val="1F1F1F"/>
           <w:sz w:val="26"/>
           <w:szCs w:val="26"/>
         </w:rPr>
-        <w:numPr>
-          <w:ilvl w:val="0"/>
-          <w:numId w:val="30"/>
-        </w:numPr>
       </w:pPr>
       <w:r>
-        <w:rPr>
-          <w:rFonts w:ascii="Arial" w:hAnsi="Arial" w:cs="Arial" w:eastAsia="Arial"/>
-          <w:color w:val="17212B"/>
-          <w:sz w:val="22"/>
-        </w:rPr>
         <w:t>Smith, K. (2022) ‘Deep Learning Applications in Retail Supply Chain’, International Journal of Retail Management, 30(4), pp. 212–230.</w:t>
       </w:r>
     </w:p>
     <w:p>
       <w:pPr>
         <w:pStyle w:val="ListParagraph"/>
-        <w:keepNext w:val="0"/>
-        <w:keepLines w:val="0"/>
-        <w:widowControl/>
-        <w:spacing w:before="0" w:beforeAutospacing="0" w:after="120" w:afterAutospacing="0" w:line="276" w:lineRule="auto"/>
+        <w:numPr>
+          <w:ilvl w:val="0"/>
+          <w:numId w:val="2"/>
+        </w:numPr>
+        <w:spacing w:after="120"/>
         <w:jc w:val="left"/>
         <w:rPr>
           <w:color w:val="1F1F1F"/>
           <w:sz w:val="26"/>
           <w:szCs w:val="26"/>
         </w:rPr>
-        <w:numPr>
-          <w:ilvl w:val="0"/>
-          <w:numId w:val="30"/>
-        </w:numPr>
       </w:pPr>
       <w:r>
-        <w:rPr>
-          <w:rFonts w:ascii="Arial" w:hAnsi="Arial" w:cs="Arial" w:eastAsia="Arial"/>
-          <w:color w:val="17212B"/>
-          <w:sz w:val="22"/>
-        </w:rPr>
         <w:t>World Economic Forum (2023) The Future of Jobs Report 2023. Geneva: WEF.</w:t>
       </w:r>
     </w:p>
     <w:p>
       <w:pPr>
         <w:pStyle w:val="ListParagraph"/>
-        <w:keepNext w:val="0"/>
-        <w:keepLines w:val="0"/>
-        <w:widowControl/>
-        <w:spacing w:before="0" w:beforeAutospacing="0" w:after="120" w:afterAutospacing="0" w:line="276" w:lineRule="auto"/>
+        <w:numPr>
+          <w:ilvl w:val="0"/>
+          <w:numId w:val="2"/>
+        </w:numPr>
+        <w:spacing w:after="120"/>
         <w:jc w:val="left"/>
         <w:rPr>
           <w:color w:val="1F1F1F"/>
           <w:sz w:val="26"/>
           <w:szCs w:val="26"/>
         </w:rPr>
-        <w:numPr>
-          <w:ilvl w:val="0"/>
-          <w:numId w:val="30"/>
-        </w:numPr>
       </w:pPr>
       <w:r>
-        <w:rPr>
-          <w:rFonts w:ascii="Arial" w:hAnsi="Arial" w:cs="Arial" w:eastAsia="Arial"/>
-          <w:color w:val="17212B"/>
-          <w:sz w:val="22"/>
-        </w:rPr>
         <w:t>Zhang, Y., Chen, H. and Smith, A. (2021) ‘AI-driven marketing analytics: A new paradigm’, Journal of Marketing, 85(3), pp. 90–105.</w:t>
       </w:r>
     </w:p>
@@ -3223,23 +2807,40 @@
 </w:document>
 </file>
 
+<file path=word/endnotes.xml><?xml version="1.0" encoding="utf-8"?>
+<w:endnotes xmlns:wpc="http://schemas.microsoft.com/office/word/2010/wordprocessingCanvas" xmlns:cx="http://schemas.microsoft.com/office/drawing/2014/chartex" xmlns:cx1="http://schemas.microsoft.com/office/drawing/2015/9/8/chartex" xmlns:cx2="http://schemas.microsoft.com/office/drawing/2015/10/21/chartex" xmlns:cx3="http://schemas.microsoft.com/office/drawing/2016/5/9/chartex" xmlns:cx4="http://schemas.microsoft.com/office/drawing/2016/5/10/chartex" xmlns:cx5="http://schemas.microsoft.com/office/drawing/2016/5/11/chartex" xmlns:cx6="http://schemas.microsoft.com/office/drawing/2016/5/12/chartex" xmlns:cx7="http://schemas.microsoft.com/office/drawing/2016/5/13/chartex" xmlns:cx8="http://schemas.microsoft.com/office/drawing/2016/5/14/chartex" xmlns:mc="http://schemas.openxmlformats.org/markup-compatibility/2006" xmlns:aink="http://schemas.microsoft.com/office/drawing/2016/ink" xmlns:am3d="http://schemas.microsoft.com/office/drawing/2017/model3d" xmlns:o="urn:schemas-microsoft-com:office:office" xmlns:oel="http://schemas.microsoft.com/office/2019/extlst" xmlns:r="http://schemas.openxmlformats.org/officeDocument/2006/relationships" xmlns:m="http://schemas.openxmlformats.org/officeDocument/2006/math" xmlns:v="urn:schemas-microsoft-com:vml" xmlns:wp14="http://schemas.microsoft.com/office/word/2010/wordprocessingDrawing" xmlns:wp="http://schemas.openxmlformats.org/drawingml/2006/wordprocessingDrawing" xmlns:w10="urn:schemas-microsoft-com:office:word" xmlns:w="http://schemas.openxmlformats.org/wordprocessingml/2006/main" xmlns:w14="http://schemas.microsoft.com/office/word/2010/wordml" xmlns:w15="http://schemas.microsoft.com/office/word/2012/wordml" xmlns:w16cex="http://schemas.microsoft.com/office/word/2018/wordml/cex" xmlns:w16cid="http://schemas.microsoft.com/office/word/2016/wordml/cid" xmlns:w16="http://schemas.microsoft.com/office/word/2018/wordml" xmlns:w16du="http://schemas.microsoft.com/office/word/2023/wordml/word16du" xmlns:w16sdtdh="http://schemas.microsoft.com/office/word/2020/wordml/sdtdatahash" xmlns:w16sdtfl="http://schemas.microsoft.com/office/word/2024/wordml/sdtformatlock" xmlns:w16se="http://schemas.microsoft.com/office/word/2015/wordml/symex" xmlns:wpg="http://schemas.microsoft.com/office/word/2010/wordprocessingGroup" xmlns:wpi="http://schemas.microsoft.com/office/word/2010/wordprocessingInk" xmlns:wne="http://schemas.microsoft.com/office/word/2006/wordml" xmlns:wps="http://schemas.microsoft.com/office/word/2010/wordprocessingShape" mc:Ignorable="w14 w15 w16se w16cid w16 w16cex w16sdtdh w16sdtfl w16du wp14">
+  <w:endnote w:type="separator" w:id="-1">
+    <w:p>
+      <w:pPr>
+        <w:spacing w:after="0" w:line="240" w:lineRule="auto"/>
+      </w:pPr>
+      <w:r>
+        <w:separator/>
+      </w:r>
+    </w:p>
+  </w:endnote>
+  <w:endnote w:type="continuationSeparator" w:id="0">
+    <w:p>
+      <w:pPr>
+        <w:spacing w:after="0" w:line="240" w:lineRule="auto"/>
+      </w:pPr>
+      <w:r>
+        <w:continuationSeparator/>
+      </w:r>
+    </w:p>
+  </w:endnote>
+</w:endnotes>
+</file>
+
 <file path=word/footer1.xml><?xml version="1.0" encoding="utf-8"?>
-<w:ftr xmlns:m="http://schemas.openxmlformats.org/officeDocument/2006/math" xmlns:mc="http://schemas.openxmlformats.org/markup-compatibility/2006" xmlns:mo="http://schemas.microsoft.com/office/mac/office/2008/main" xmlns:mv="urn:schemas-microsoft-com:mac:vml" xmlns:o="urn:schemas-microsoft-com:office:office" xmlns:r="http://schemas.openxmlformats.org/officeDocument/2006/relationships" xmlns:v="urn:schemas-microsoft-com:vml" xmlns:w10="urn:schemas-microsoft-com:office:word" xmlns:w14="http://schemas.microsoft.com/office/word/2010/wordml" xmlns:w="http://schemas.openxmlformats.org/wordprocessingml/2006/main" xmlns:wne="http://schemas.microsoft.com/office/word/2006/wordml" xmlns:wp14="http://schemas.microsoft.com/office/word/2010/wordprocessingDrawing" xmlns:wp="http://schemas.openxmlformats.org/drawingml/2006/wordprocessingDrawing" xmlns:wpc="http://schemas.microsoft.com/office/word/2010/wordprocessingCanvas" xmlns:wpg="http://schemas.microsoft.com/office/word/2010/wordprocessingGroup" xmlns:wpi="http://schemas.microsoft.com/office/word/2010/wordprocessingInk" xmlns:wps="http://schemas.microsoft.com/office/word/2010/wordprocessingShape" mc:Ignorable="w14 wp14">
+<w:ftr xmlns:wpc="http://schemas.microsoft.com/office/word/2010/wordprocessingCanvas" xmlns:cx="http://schemas.microsoft.com/office/drawing/2014/chartex" xmlns:cx1="http://schemas.microsoft.com/office/drawing/2015/9/8/chartex" xmlns:cx2="http://schemas.microsoft.com/office/drawing/2015/10/21/chartex" xmlns:cx3="http://schemas.microsoft.com/office/drawing/2016/5/9/chartex" xmlns:cx4="http://schemas.microsoft.com/office/drawing/2016/5/10/chartex" xmlns:cx5="http://schemas.microsoft.com/office/drawing/2016/5/11/chartex" xmlns:cx6="http://schemas.microsoft.com/office/drawing/2016/5/12/chartex" xmlns:cx7="http://schemas.microsoft.com/office/drawing/2016/5/13/chartex" xmlns:cx8="http://schemas.microsoft.com/office/drawing/2016/5/14/chartex" xmlns:mc="http://schemas.openxmlformats.org/markup-compatibility/2006" xmlns:aink="http://schemas.microsoft.com/office/drawing/2016/ink" xmlns:am3d="http://schemas.microsoft.com/office/drawing/2017/model3d" xmlns:o="urn:schemas-microsoft-com:office:office" xmlns:oel="http://schemas.microsoft.com/office/2019/extlst" xmlns:r="http://schemas.openxmlformats.org/officeDocument/2006/relationships" xmlns:m="http://schemas.openxmlformats.org/officeDocument/2006/math" xmlns:v="urn:schemas-microsoft-com:vml" xmlns:wp14="http://schemas.microsoft.com/office/word/2010/wordprocessingDrawing" xmlns:wp="http://schemas.openxmlformats.org/drawingml/2006/wordprocessingDrawing" xmlns:w10="urn:schemas-microsoft-com:office:word" xmlns:w="http://schemas.openxmlformats.org/wordprocessingml/2006/main" xmlns:w14="http://schemas.microsoft.com/office/word/2010/wordml" xmlns:w15="http://schemas.microsoft.com/office/word/2012/wordml" xmlns:w16cex="http://schemas.microsoft.com/office/word/2018/wordml/cex" xmlns:w16cid="http://schemas.microsoft.com/office/word/2016/wordml/cid" xmlns:w16="http://schemas.microsoft.com/office/word/2018/wordml" xmlns:w16du="http://schemas.microsoft.com/office/word/2023/wordml/word16du" xmlns:w16sdtdh="http://schemas.microsoft.com/office/word/2020/wordml/sdtdatahash" xmlns:w16sdtfl="http://schemas.microsoft.com/office/word/2024/wordml/sdtformatlock" xmlns:w16se="http://schemas.microsoft.com/office/word/2015/wordml/symex" xmlns:wpg="http://schemas.microsoft.com/office/word/2010/wordprocessingGroup" xmlns:wpi="http://schemas.microsoft.com/office/word/2010/wordprocessingInk" xmlns:wne="http://schemas.microsoft.com/office/word/2006/wordml" xmlns:wps="http://schemas.microsoft.com/office/word/2010/wordprocessingShape" mc:Ignorable="w14 w15 w16se w16cid w16 w16cex w16sdtdh w16sdtfl w16du wp14">
   <w:p>
     <w:pPr>
-      <w:pStyle w:val="Footer"/>
       <w:jc w:val="center"/>
     </w:pPr>
     <w:r>
       <w:rPr>
-        <w:rFonts w:ascii="Arial" w:hAnsi="Arial" w:cs="Arial" w:eastAsia="Arial"/>
-        <w:color w:val="66737D"/>
-        <w:sz w:val="17"/>
-      </w:rPr>
-    </w:r>
-    <w:r>
-      <w:rPr>
-        <w:rFonts w:ascii="Arial" w:hAnsi="Arial" w:cs="Arial" w:eastAsia="Arial"/>
+        <w:rFonts w:eastAsia="Arial"/>
         <w:color w:val="66737D"/>
         <w:sz w:val="17"/>
       </w:rPr>
@@ -3247,23 +2848,233 @@
     </w:r>
     <w:r>
       <w:rPr>
-        <w:rFonts w:ascii="Arial" w:hAnsi="Arial" w:cs="Arial" w:eastAsia="Arial"/>
+        <w:rFonts w:eastAsia="Arial"/>
         <w:color w:val="66737D"/>
         <w:sz w:val="17"/>
       </w:rPr>
       <w:fldChar w:fldCharType="begin"/>
+    </w:r>
+    <w:r>
+      <w:rPr>
+        <w:rFonts w:eastAsia="Arial"/>
+        <w:color w:val="66737D"/>
+        <w:sz w:val="17"/>
+      </w:rPr>
       <w:instrText xml:space="preserve"> PAGE </w:instrText>
+    </w:r>
+    <w:r>
+      <w:rPr>
+        <w:rFonts w:eastAsia="Arial"/>
+        <w:color w:val="66737D"/>
+        <w:sz w:val="17"/>
+      </w:rPr>
       <w:fldChar w:fldCharType="separate"/>
+    </w:r>
+    <w:r>
+      <w:rPr>
+        <w:rFonts w:eastAsia="Arial"/>
+        <w:color w:val="66737D"/>
+        <w:sz w:val="17"/>
+      </w:rPr>
       <w:t>1</w:t>
+    </w:r>
+    <w:r>
+      <w:rPr>
+        <w:rFonts w:eastAsia="Arial"/>
+        <w:color w:val="66737D"/>
+        <w:sz w:val="17"/>
+      </w:rPr>
       <w:fldChar w:fldCharType="end"/>
     </w:r>
   </w:p>
 </w:ftr>
 </file>
 
+<file path=word/footnotes.xml><?xml version="1.0" encoding="utf-8"?>
+<w:footnotes xmlns:wpc="http://schemas.microsoft.com/office/word/2010/wordprocessingCanvas" xmlns:cx="http://schemas.microsoft.com/office/drawing/2014/chartex" xmlns:cx1="http://schemas.microsoft.com/office/drawing/2015/9/8/chartex" xmlns:cx2="http://schemas.microsoft.com/office/drawing/2015/10/21/chartex" xmlns:cx3="http://schemas.microsoft.com/office/drawing/2016/5/9/chartex" xmlns:cx4="http://schemas.microsoft.com/office/drawing/2016/5/10/chartex" xmlns:cx5="http://schemas.microsoft.com/office/drawing/2016/5/11/chartex" xmlns:cx6="http://schemas.microsoft.com/office/drawing/2016/5/12/chartex" xmlns:cx7="http://schemas.microsoft.com/office/drawing/2016/5/13/chartex" xmlns:cx8="http://schemas.microsoft.com/office/drawing/2016/5/14/chartex" xmlns:mc="http://schemas.openxmlformats.org/markup-compatibility/2006" xmlns:aink="http://schemas.microsoft.com/office/drawing/2016/ink" xmlns:am3d="http://schemas.microsoft.com/office/drawing/2017/model3d" xmlns:o="urn:schemas-microsoft-com:office:office" xmlns:oel="http://schemas.microsoft.com/office/2019/extlst" xmlns:r="http://schemas.openxmlformats.org/officeDocument/2006/relationships" xmlns:m="http://schemas.openxmlformats.org/officeDocument/2006/math" xmlns:v="urn:schemas-microsoft-com:vml" xmlns:wp14="http://schemas.microsoft.com/office/word/2010/wordprocessingDrawing" xmlns:wp="http://schemas.openxmlformats.org/drawingml/2006/wordprocessingDrawing" xmlns:w10="urn:schemas-microsoft-com:office:word" xmlns:w="http://schemas.openxmlformats.org/wordprocessingml/2006/main" xmlns:w14="http://schemas.microsoft.com/office/word/2010/wordml" xmlns:w15="http://schemas.microsoft.com/office/word/2012/wordml" xmlns:w16cex="http://schemas.microsoft.com/office/word/2018/wordml/cex" xmlns:w16cid="http://schemas.microsoft.com/office/word/2016/wordml/cid" xmlns:w16="http://schemas.microsoft.com/office/word/2018/wordml" xmlns:w16du="http://schemas.microsoft.com/office/word/2023/wordml/word16du" xmlns:w16sdtdh="http://schemas.microsoft.com/office/word/2020/wordml/sdtdatahash" xmlns:w16sdtfl="http://schemas.microsoft.com/office/word/2024/wordml/sdtformatlock" xmlns:w16se="http://schemas.microsoft.com/office/word/2015/wordml/symex" xmlns:wpg="http://schemas.microsoft.com/office/word/2010/wordprocessingGroup" xmlns:wpi="http://schemas.microsoft.com/office/word/2010/wordprocessingInk" xmlns:wne="http://schemas.microsoft.com/office/word/2006/wordml" xmlns:wps="http://schemas.microsoft.com/office/word/2010/wordprocessingShape" mc:Ignorable="w14 w15 w16se w16cid w16 w16cex w16sdtdh w16sdtfl w16du wp14">
+  <w:footnote w:type="separator" w:id="-1">
+    <w:p>
+      <w:pPr>
+        <w:spacing w:after="0" w:line="240" w:lineRule="auto"/>
+      </w:pPr>
+      <w:r>
+        <w:separator/>
+      </w:r>
+    </w:p>
+  </w:footnote>
+  <w:footnote w:type="continuationSeparator" w:id="0">
+    <w:p>
+      <w:pPr>
+        <w:spacing w:after="0" w:line="240" w:lineRule="auto"/>
+      </w:pPr>
+      <w:r>
+        <w:continuationSeparator/>
+      </w:r>
+    </w:p>
+  </w:footnote>
+</w:footnotes>
+</file>
+
 <file path=word/numbering.xml><?xml version="1.0" encoding="utf-8"?>
 <w:numbering xmlns:wpc="http://schemas.microsoft.com/office/word/2010/wordprocessingCanvas" xmlns:cx="http://schemas.microsoft.com/office/drawing/2014/chartex" xmlns:cx1="http://schemas.microsoft.com/office/drawing/2015/9/8/chartex" xmlns:cx2="http://schemas.microsoft.com/office/drawing/2015/10/21/chartex" xmlns:cx3="http://schemas.microsoft.com/office/drawing/2016/5/9/chartex" xmlns:cx4="http://schemas.microsoft.com/office/drawing/2016/5/10/chartex" xmlns:cx5="http://schemas.microsoft.com/office/drawing/2016/5/11/chartex" xmlns:cx6="http://schemas.microsoft.com/office/drawing/2016/5/12/chartex" xmlns:cx7="http://schemas.microsoft.com/office/drawing/2016/5/13/chartex" xmlns:cx8="http://schemas.microsoft.com/office/drawing/2016/5/14/chartex" xmlns:mc="http://schemas.openxmlformats.org/markup-compatibility/2006" xmlns:aink="http://schemas.microsoft.com/office/drawing/2016/ink" xmlns:am3d="http://schemas.microsoft.com/office/drawing/2017/model3d" xmlns:o="urn:schemas-microsoft-com:office:office" xmlns:oel="http://schemas.microsoft.com/office/2019/extlst" xmlns:r="http://schemas.openxmlformats.org/officeDocument/2006/relationships" xmlns:m="http://schemas.openxmlformats.org/officeDocument/2006/math" xmlns:v="urn:schemas-microsoft-com:vml" xmlns:wp14="http://schemas.microsoft.com/office/word/2010/wordprocessingDrawing" xmlns:wp="http://schemas.openxmlformats.org/drawingml/2006/wordprocessingDrawing" xmlns:w10="urn:schemas-microsoft-com:office:word" xmlns:w="http://schemas.openxmlformats.org/wordprocessingml/2006/main" xmlns:w14="http://schemas.microsoft.com/office/word/2010/wordml" xmlns:w15="http://schemas.microsoft.com/office/word/2012/wordml" xmlns:w16cex="http://schemas.microsoft.com/office/word/2018/wordml/cex" xmlns:w16cid="http://schemas.microsoft.com/office/word/2016/wordml/cid" xmlns:w16="http://schemas.microsoft.com/office/word/2018/wordml" xmlns:w16du="http://schemas.microsoft.com/office/word/2023/wordml/word16du" xmlns:w16sdtdh="http://schemas.microsoft.com/office/word/2020/wordml/sdtdatahash" xmlns:w16sdtfl="http://schemas.microsoft.com/office/word/2024/wordml/sdtformatlock" xmlns:w16se="http://schemas.microsoft.com/office/word/2015/wordml/symex" xmlns:wpg="http://schemas.microsoft.com/office/word/2010/wordprocessingGroup" xmlns:wpi="http://schemas.microsoft.com/office/word/2010/wordprocessingInk" xmlns:wne="http://schemas.microsoft.com/office/word/2006/wordml" xmlns:wps="http://schemas.microsoft.com/office/word/2010/wordprocessingShape" mc:Ignorable="w14 w15 w16se w16cid w16 w16cex w16sdtdh w16sdtfl w16du wp14">
   <w:abstractNum w:abstractNumId="0" w15:restartNumberingAfterBreak="0">
+    <w:nsid w:val="06B27BF8"/>
+    <w:multiLevelType w:val="hybridMultilevel"/>
+    <w:tmpl w:val="6EF2B44C"/>
+    <w:lvl w:ilvl="0" w:tplc="764A73F6">
+      <w:start w:val="1"/>
+      <w:numFmt w:val="bullet"/>
+      <w:lvlText w:val="•"/>
+      <w:lvlJc w:val="left"/>
+      <w:pPr>
+        <w:tabs>
+          <w:tab w:val="num" w:pos="650"/>
+        </w:tabs>
+        <w:spacing w:after="60" w:line="276" w:lineRule="auto"/>
+        <w:ind w:left="650" w:hanging="360"/>
+      </w:pPr>
+      <w:rPr>
+        <w:rFonts w:ascii="Arial" w:hAnsi="Arial"/>
+      </w:rPr>
+    </w:lvl>
+    <w:lvl w:ilvl="1" w:tplc="1A7C6F0C">
+      <w:start w:val="1"/>
+      <w:numFmt w:val="bullet"/>
+      <w:lvlText w:val="•"/>
+      <w:lvlJc w:val="left"/>
+      <w:pPr>
+        <w:tabs>
+          <w:tab w:val="num" w:pos="1010"/>
+        </w:tabs>
+        <w:spacing w:after="60" w:line="276" w:lineRule="auto"/>
+        <w:ind w:left="1010" w:hanging="360"/>
+      </w:pPr>
+      <w:rPr>
+        <w:rFonts w:ascii="Arial" w:hAnsi="Arial"/>
+      </w:rPr>
+    </w:lvl>
+    <w:lvl w:ilvl="2" w:tplc="B9EE6F5E">
+      <w:start w:val="1"/>
+      <w:numFmt w:val="bullet"/>
+      <w:lvlText w:val="•"/>
+      <w:lvlJc w:val="left"/>
+      <w:pPr>
+        <w:tabs>
+          <w:tab w:val="num" w:pos="1370"/>
+        </w:tabs>
+        <w:spacing w:after="60" w:line="276" w:lineRule="auto"/>
+        <w:ind w:left="1370" w:hanging="360"/>
+      </w:pPr>
+      <w:rPr>
+        <w:rFonts w:ascii="Arial" w:hAnsi="Arial"/>
+      </w:rPr>
+    </w:lvl>
+    <w:lvl w:ilvl="3" w:tplc="D27A4690">
+      <w:numFmt w:val="decimal"/>
+      <w:lvlText w:val=""/>
+      <w:lvlJc w:val="left"/>
+    </w:lvl>
+    <w:lvl w:ilvl="4" w:tplc="62863120">
+      <w:numFmt w:val="decimal"/>
+      <w:lvlText w:val=""/>
+      <w:lvlJc w:val="left"/>
+    </w:lvl>
+    <w:lvl w:ilvl="5" w:tplc="0108CA38">
+      <w:numFmt w:val="decimal"/>
+      <w:lvlText w:val=""/>
+      <w:lvlJc w:val="left"/>
+    </w:lvl>
+    <w:lvl w:ilvl="6" w:tplc="6C649752">
+      <w:numFmt w:val="decimal"/>
+      <w:lvlText w:val=""/>
+      <w:lvlJc w:val="left"/>
+    </w:lvl>
+    <w:lvl w:ilvl="7" w:tplc="C09A4A82">
+      <w:numFmt w:val="decimal"/>
+      <w:lvlText w:val=""/>
+      <w:lvlJc w:val="left"/>
+    </w:lvl>
+    <w:lvl w:ilvl="8" w:tplc="DAA690FC">
+      <w:numFmt w:val="decimal"/>
+      <w:lvlText w:val=""/>
+      <w:lvlJc w:val="left"/>
+    </w:lvl>
+  </w:abstractNum>
+  <w:abstractNum w:abstractNumId="1" w15:restartNumberingAfterBreak="0">
+    <w:nsid w:val="0C956B43"/>
+    <w:multiLevelType w:val="hybridMultilevel"/>
+    <w:tmpl w:val="88B631BC"/>
+    <w:lvl w:ilvl="0" w:tplc="64CC492C">
+      <w:start w:val="1"/>
+      <w:numFmt w:val="decimal"/>
+      <w:lvlText w:val="%1."/>
+      <w:lvlJc w:val="left"/>
+      <w:pPr>
+        <w:tabs>
+          <w:tab w:val="num" w:pos="650"/>
+        </w:tabs>
+        <w:spacing w:after="60" w:line="276" w:lineRule="auto"/>
+        <w:ind w:left="650" w:hanging="360"/>
+      </w:pPr>
+    </w:lvl>
+    <w:lvl w:ilvl="1" w:tplc="7D28DC06">
+      <w:start w:val="1"/>
+      <w:numFmt w:val="decimal"/>
+      <w:lvlText w:val="%2."/>
+      <w:lvlJc w:val="left"/>
+      <w:pPr>
+        <w:tabs>
+          <w:tab w:val="num" w:pos="1010"/>
+        </w:tabs>
+        <w:spacing w:after="60" w:line="276" w:lineRule="auto"/>
+        <w:ind w:left="1010" w:hanging="360"/>
+      </w:pPr>
+    </w:lvl>
+    <w:lvl w:ilvl="2" w:tplc="82FC8480">
+      <w:start w:val="1"/>
+      <w:numFmt w:val="decimal"/>
+      <w:lvlText w:val="%3."/>
+      <w:lvlJc w:val="left"/>
+      <w:pPr>
+        <w:tabs>
+          <w:tab w:val="num" w:pos="1370"/>
+        </w:tabs>
+        <w:spacing w:after="60" w:line="276" w:lineRule="auto"/>
+        <w:ind w:left="1370" w:hanging="360"/>
+      </w:pPr>
+    </w:lvl>
+    <w:lvl w:ilvl="3" w:tplc="A07E91A2">
+      <w:numFmt w:val="decimal"/>
+      <w:lvlText w:val=""/>
+      <w:lvlJc w:val="left"/>
+    </w:lvl>
+    <w:lvl w:ilvl="4" w:tplc="7F16F0D8">
+      <w:numFmt w:val="decimal"/>
+      <w:lvlText w:val=""/>
+      <w:lvlJc w:val="left"/>
+    </w:lvl>
+    <w:lvl w:ilvl="5" w:tplc="404C0620">
+      <w:numFmt w:val="decimal"/>
+      <w:lvlText w:val=""/>
+      <w:lvlJc w:val="left"/>
+    </w:lvl>
+    <w:lvl w:ilvl="6" w:tplc="61B4A296">
+      <w:numFmt w:val="decimal"/>
+      <w:lvlText w:val=""/>
+      <w:lvlJc w:val="left"/>
+    </w:lvl>
+    <w:lvl w:ilvl="7" w:tplc="F08856CE">
+      <w:numFmt w:val="decimal"/>
+      <w:lvlText w:val=""/>
+      <w:lvlJc w:val="left"/>
+    </w:lvl>
+    <w:lvl w:ilvl="8" w:tplc="A7808CA6">
+      <w:numFmt w:val="decimal"/>
+      <w:lvlText w:val=""/>
+      <w:lvlJc w:val="left"/>
+    </w:lvl>
+  </w:abstractNum>
+  <w:abstractNum w:abstractNumId="2" w15:restartNumberingAfterBreak="0">
     <w:nsid w:val="149D030C"/>
     <w:multiLevelType w:val="multilevel"/>
     <w:tmpl w:val="3328D756"/>
@@ -3376,7 +3187,81 @@
       </w:pPr>
     </w:lvl>
   </w:abstractNum>
-  <w:abstractNum w:abstractNumId="1" w15:restartNumberingAfterBreak="0">
+  <w:abstractNum w:abstractNumId="3" w15:restartNumberingAfterBreak="0">
+    <w:nsid w:val="21667805"/>
+    <w:multiLevelType w:val="hybridMultilevel"/>
+    <w:tmpl w:val="32786AE4"/>
+    <w:lvl w:ilvl="0" w:tplc="3CBA30D6">
+      <w:start w:val="1"/>
+      <w:numFmt w:val="decimal"/>
+      <w:lvlText w:val="%1."/>
+      <w:lvlJc w:val="left"/>
+      <w:pPr>
+        <w:tabs>
+          <w:tab w:val="num" w:pos="650"/>
+        </w:tabs>
+        <w:spacing w:after="60" w:line="276" w:lineRule="auto"/>
+        <w:ind w:left="650" w:hanging="360"/>
+      </w:pPr>
+    </w:lvl>
+    <w:lvl w:ilvl="1" w:tplc="D3FAD7D2">
+      <w:start w:val="1"/>
+      <w:numFmt w:val="decimal"/>
+      <w:lvlText w:val="%2."/>
+      <w:lvlJc w:val="left"/>
+      <w:pPr>
+        <w:tabs>
+          <w:tab w:val="num" w:pos="1010"/>
+        </w:tabs>
+        <w:spacing w:after="60" w:line="276" w:lineRule="auto"/>
+        <w:ind w:left="1010" w:hanging="360"/>
+      </w:pPr>
+    </w:lvl>
+    <w:lvl w:ilvl="2" w:tplc="26561102">
+      <w:start w:val="1"/>
+      <w:numFmt w:val="decimal"/>
+      <w:lvlText w:val="%3."/>
+      <w:lvlJc w:val="left"/>
+      <w:pPr>
+        <w:tabs>
+          <w:tab w:val="num" w:pos="1370"/>
+        </w:tabs>
+        <w:spacing w:after="60" w:line="276" w:lineRule="auto"/>
+        <w:ind w:left="1370" w:hanging="360"/>
+      </w:pPr>
+    </w:lvl>
+    <w:lvl w:ilvl="3" w:tplc="BA2CB814">
+      <w:numFmt w:val="decimal"/>
+      <w:lvlText w:val=""/>
+      <w:lvlJc w:val="left"/>
+    </w:lvl>
+    <w:lvl w:ilvl="4" w:tplc="838C2D26">
+      <w:numFmt w:val="decimal"/>
+      <w:lvlText w:val=""/>
+      <w:lvlJc w:val="left"/>
+    </w:lvl>
+    <w:lvl w:ilvl="5" w:tplc="93CA14E2">
+      <w:numFmt w:val="decimal"/>
+      <w:lvlText w:val=""/>
+      <w:lvlJc w:val="left"/>
+    </w:lvl>
+    <w:lvl w:ilvl="6" w:tplc="A66E5CAE">
+      <w:numFmt w:val="decimal"/>
+      <w:lvlText w:val=""/>
+      <w:lvlJc w:val="left"/>
+    </w:lvl>
+    <w:lvl w:ilvl="7" w:tplc="DCAEAC6E">
+      <w:numFmt w:val="decimal"/>
+      <w:lvlText w:val=""/>
+      <w:lvlJc w:val="left"/>
+    </w:lvl>
+    <w:lvl w:ilvl="8" w:tplc="68F63E3E">
+      <w:numFmt w:val="decimal"/>
+      <w:lvlText w:val=""/>
+      <w:lvlJc w:val="left"/>
+    </w:lvl>
+  </w:abstractNum>
+  <w:abstractNum w:abstractNumId="4" w15:restartNumberingAfterBreak="0">
     <w:nsid w:val="22747DFB"/>
     <w:multiLevelType w:val="multilevel"/>
     <w:tmpl w:val="D05875A0"/>
@@ -3489,7 +3374,81 @@
       </w:pPr>
     </w:lvl>
   </w:abstractNum>
-  <w:abstractNum w:abstractNumId="2" w15:restartNumberingAfterBreak="0">
+  <w:abstractNum w:abstractNumId="5" w15:restartNumberingAfterBreak="0">
+    <w:nsid w:val="289336F1"/>
+    <w:multiLevelType w:val="hybridMultilevel"/>
+    <w:tmpl w:val="D7DE0A70"/>
+    <w:lvl w:ilvl="0" w:tplc="B9E88C00">
+      <w:start w:val="1"/>
+      <w:numFmt w:val="decimal"/>
+      <w:lvlText w:val="%1."/>
+      <w:lvlJc w:val="left"/>
+      <w:pPr>
+        <w:tabs>
+          <w:tab w:val="num" w:pos="650"/>
+        </w:tabs>
+        <w:spacing w:after="60" w:line="276" w:lineRule="auto"/>
+        <w:ind w:left="650" w:hanging="360"/>
+      </w:pPr>
+    </w:lvl>
+    <w:lvl w:ilvl="1" w:tplc="5B52AED2">
+      <w:start w:val="1"/>
+      <w:numFmt w:val="decimal"/>
+      <w:lvlText w:val="%2."/>
+      <w:lvlJc w:val="left"/>
+      <w:pPr>
+        <w:tabs>
+          <w:tab w:val="num" w:pos="1010"/>
+        </w:tabs>
+        <w:spacing w:after="60" w:line="276" w:lineRule="auto"/>
+        <w:ind w:left="1010" w:hanging="360"/>
+      </w:pPr>
+    </w:lvl>
+    <w:lvl w:ilvl="2" w:tplc="3A0AE7D0">
+      <w:start w:val="1"/>
+      <w:numFmt w:val="decimal"/>
+      <w:lvlText w:val="%3."/>
+      <w:lvlJc w:val="left"/>
+      <w:pPr>
+        <w:tabs>
+          <w:tab w:val="num" w:pos="1370"/>
+        </w:tabs>
+        <w:spacing w:after="60" w:line="276" w:lineRule="auto"/>
+        <w:ind w:left="1370" w:hanging="360"/>
+      </w:pPr>
+    </w:lvl>
+    <w:lvl w:ilvl="3" w:tplc="D71844E2">
+      <w:numFmt w:val="decimal"/>
+      <w:lvlText w:val=""/>
+      <w:lvlJc w:val="left"/>
+    </w:lvl>
+    <w:lvl w:ilvl="4" w:tplc="E72AB666">
+      <w:numFmt w:val="decimal"/>
+      <w:lvlText w:val=""/>
+      <w:lvlJc w:val="left"/>
+    </w:lvl>
+    <w:lvl w:ilvl="5" w:tplc="1632FF8A">
+      <w:numFmt w:val="decimal"/>
+      <w:lvlText w:val=""/>
+      <w:lvlJc w:val="left"/>
+    </w:lvl>
+    <w:lvl w:ilvl="6" w:tplc="FC8885AA">
+      <w:numFmt w:val="decimal"/>
+      <w:lvlText w:val=""/>
+      <w:lvlJc w:val="left"/>
+    </w:lvl>
+    <w:lvl w:ilvl="7" w:tplc="2BEC7EB8">
+      <w:numFmt w:val="decimal"/>
+      <w:lvlText w:val=""/>
+      <w:lvlJc w:val="left"/>
+    </w:lvl>
+    <w:lvl w:ilvl="8" w:tplc="FFAE5496">
+      <w:numFmt w:val="decimal"/>
+      <w:lvlText w:val=""/>
+      <w:lvlJc w:val="left"/>
+    </w:lvl>
+  </w:abstractNum>
+  <w:abstractNum w:abstractNumId="6" w15:restartNumberingAfterBreak="0">
     <w:nsid w:val="35355DB9"/>
     <w:multiLevelType w:val="multilevel"/>
     <w:tmpl w:val="8DD4A798"/>
@@ -3638,7 +3597,81 @@
       </w:rPr>
     </w:lvl>
   </w:abstractNum>
-  <w:abstractNum w:abstractNumId="3" w15:restartNumberingAfterBreak="0">
+  <w:abstractNum w:abstractNumId="7" w15:restartNumberingAfterBreak="0">
+    <w:nsid w:val="38512C38"/>
+    <w:multiLevelType w:val="hybridMultilevel"/>
+    <w:tmpl w:val="53AA376A"/>
+    <w:lvl w:ilvl="0" w:tplc="3E74409A">
+      <w:start w:val="1"/>
+      <w:numFmt w:val="decimal"/>
+      <w:lvlText w:val="%1."/>
+      <w:lvlJc w:val="left"/>
+      <w:pPr>
+        <w:tabs>
+          <w:tab w:val="num" w:pos="650"/>
+        </w:tabs>
+        <w:spacing w:after="60" w:line="276" w:lineRule="auto"/>
+        <w:ind w:left="650" w:hanging="360"/>
+      </w:pPr>
+    </w:lvl>
+    <w:lvl w:ilvl="1" w:tplc="D5581CBA">
+      <w:start w:val="1"/>
+      <w:numFmt w:val="decimal"/>
+      <w:lvlText w:val="%2."/>
+      <w:lvlJc w:val="left"/>
+      <w:pPr>
+        <w:tabs>
+          <w:tab w:val="num" w:pos="1010"/>
+        </w:tabs>
+        <w:spacing w:after="60" w:line="276" w:lineRule="auto"/>
+        <w:ind w:left="1010" w:hanging="360"/>
+      </w:pPr>
+    </w:lvl>
+    <w:lvl w:ilvl="2" w:tplc="7E82DB90">
+      <w:start w:val="1"/>
+      <w:numFmt w:val="decimal"/>
+      <w:lvlText w:val="%3."/>
+      <w:lvlJc w:val="left"/>
+      <w:pPr>
+        <w:tabs>
+          <w:tab w:val="num" w:pos="1370"/>
+        </w:tabs>
+        <w:spacing w:after="60" w:line="276" w:lineRule="auto"/>
+        <w:ind w:left="1370" w:hanging="360"/>
+      </w:pPr>
+    </w:lvl>
+    <w:lvl w:ilvl="3" w:tplc="A89E3352">
+      <w:numFmt w:val="decimal"/>
+      <w:lvlText w:val=""/>
+      <w:lvlJc w:val="left"/>
+    </w:lvl>
+    <w:lvl w:ilvl="4" w:tplc="3574120C">
+      <w:numFmt w:val="decimal"/>
+      <w:lvlText w:val=""/>
+      <w:lvlJc w:val="left"/>
+    </w:lvl>
+    <w:lvl w:ilvl="5" w:tplc="A1C6CC12">
+      <w:numFmt w:val="decimal"/>
+      <w:lvlText w:val=""/>
+      <w:lvlJc w:val="left"/>
+    </w:lvl>
+    <w:lvl w:ilvl="6" w:tplc="660C335E">
+      <w:numFmt w:val="decimal"/>
+      <w:lvlText w:val=""/>
+      <w:lvlJc w:val="left"/>
+    </w:lvl>
+    <w:lvl w:ilvl="7" w:tplc="F9108524">
+      <w:numFmt w:val="decimal"/>
+      <w:lvlText w:val=""/>
+      <w:lvlJc w:val="left"/>
+    </w:lvl>
+    <w:lvl w:ilvl="8" w:tplc="505C5A7C">
+      <w:numFmt w:val="decimal"/>
+      <w:lvlText w:val=""/>
+      <w:lvlJc w:val="left"/>
+    </w:lvl>
+  </w:abstractNum>
+  <w:abstractNum w:abstractNumId="8" w15:restartNumberingAfterBreak="0">
     <w:nsid w:val="4F955680"/>
     <w:multiLevelType w:val="multilevel"/>
     <w:tmpl w:val="6D3ABACA"/>
@@ -3787,7 +3820,90 @@
       </w:rPr>
     </w:lvl>
   </w:abstractNum>
-  <w:abstractNum w:abstractNumId="4" w15:restartNumberingAfterBreak="0">
+  <w:abstractNum w:abstractNumId="9" w15:restartNumberingAfterBreak="0">
+    <w:nsid w:val="502E4BBF"/>
+    <w:multiLevelType w:val="hybridMultilevel"/>
+    <w:tmpl w:val="646E3034"/>
+    <w:lvl w:ilvl="0" w:tplc="89C48D12">
+      <w:start w:val="1"/>
+      <w:numFmt w:val="bullet"/>
+      <w:lvlText w:val="•"/>
+      <w:lvlJc w:val="left"/>
+      <w:pPr>
+        <w:tabs>
+          <w:tab w:val="num" w:pos="650"/>
+        </w:tabs>
+        <w:spacing w:after="60" w:line="276" w:lineRule="auto"/>
+        <w:ind w:left="650" w:hanging="360"/>
+      </w:pPr>
+      <w:rPr>
+        <w:rFonts w:ascii="Arial" w:hAnsi="Arial"/>
+      </w:rPr>
+    </w:lvl>
+    <w:lvl w:ilvl="1" w:tplc="753CE224">
+      <w:start w:val="1"/>
+      <w:numFmt w:val="bullet"/>
+      <w:lvlText w:val="•"/>
+      <w:lvlJc w:val="left"/>
+      <w:pPr>
+        <w:tabs>
+          <w:tab w:val="num" w:pos="1010"/>
+        </w:tabs>
+        <w:spacing w:after="60" w:line="276" w:lineRule="auto"/>
+        <w:ind w:left="1010" w:hanging="360"/>
+      </w:pPr>
+      <w:rPr>
+        <w:rFonts w:ascii="Arial" w:hAnsi="Arial"/>
+      </w:rPr>
+    </w:lvl>
+    <w:lvl w:ilvl="2" w:tplc="FDAEC19C">
+      <w:start w:val="1"/>
+      <w:numFmt w:val="bullet"/>
+      <w:lvlText w:val="•"/>
+      <w:lvlJc w:val="left"/>
+      <w:pPr>
+        <w:tabs>
+          <w:tab w:val="num" w:pos="1370"/>
+        </w:tabs>
+        <w:spacing w:after="60" w:line="276" w:lineRule="auto"/>
+        <w:ind w:left="1370" w:hanging="360"/>
+      </w:pPr>
+      <w:rPr>
+        <w:rFonts w:ascii="Arial" w:hAnsi="Arial"/>
+      </w:rPr>
+    </w:lvl>
+    <w:lvl w:ilvl="3" w:tplc="1F684754">
+      <w:numFmt w:val="decimal"/>
+      <w:lvlText w:val=""/>
+      <w:lvlJc w:val="left"/>
+    </w:lvl>
+    <w:lvl w:ilvl="4" w:tplc="C23C0AF4">
+      <w:numFmt w:val="decimal"/>
+      <w:lvlText w:val=""/>
+      <w:lvlJc w:val="left"/>
+    </w:lvl>
+    <w:lvl w:ilvl="5" w:tplc="793E9EC6">
+      <w:numFmt w:val="decimal"/>
+      <w:lvlText w:val=""/>
+      <w:lvlJc w:val="left"/>
+    </w:lvl>
+    <w:lvl w:ilvl="6" w:tplc="9F1A3B82">
+      <w:numFmt w:val="decimal"/>
+      <w:lvlText w:val=""/>
+      <w:lvlJc w:val="left"/>
+    </w:lvl>
+    <w:lvl w:ilvl="7" w:tplc="5DFE4790">
+      <w:numFmt w:val="decimal"/>
+      <w:lvlText w:val=""/>
+      <w:lvlJc w:val="left"/>
+    </w:lvl>
+    <w:lvl w:ilvl="8" w:tplc="ADCACDC6">
+      <w:numFmt w:val="decimal"/>
+      <w:lvlText w:val=""/>
+      <w:lvlJc w:val="left"/>
+    </w:lvl>
+  </w:abstractNum>
+  <w:abstractNum w:abstractNumId="10" w15:restartNumberingAfterBreak="0">
     <w:nsid w:val="544F23D3"/>
     <w:multiLevelType w:val="multilevel"/>
     <w:tmpl w:val="06343278"/>
@@ -3936,24 +4052,11 @@
       </w:rPr>
     </w:lvl>
   </w:abstractNum>
-  <w:num w:numId="1" w16cid:durableId="1153176552">
-    <w:abstractNumId w:val="4"/>
-  </w:num>
-  <w:num w:numId="2" w16cid:durableId="999622679">
-    <w:abstractNumId w:val="3"/>
-  </w:num>
-  <w:num w:numId="3" w16cid:durableId="1608466483">
-    <w:abstractNumId w:val="0"/>
-  </w:num>
-  <w:num w:numId="4" w16cid:durableId="69619684">
-    <w:abstractNumId w:val="2"/>
-  </w:num>
-  <w:num w:numId="5" w16cid:durableId="91360213">
-    <w:abstractNumId w:val="1"/>
-  </w:num>
-  <w:abstractNum w:abstractNumId="7">
+  <w:abstractNum w:abstractNumId="11" w15:restartNumberingAfterBreak="0">
+    <w:nsid w:val="592518E0"/>
     <w:multiLevelType w:val="hybridMultilevel"/>
-    <w:lvl w:ilvl="0">
+    <w:tmpl w:val="18D62656"/>
+    <w:lvl w:ilvl="0" w:tplc="2168FECA">
       <w:start w:val="1"/>
       <w:numFmt w:val="bullet"/>
       <w:lvlText w:val="•"/>
@@ -3962,14 +4065,14 @@
         <w:tabs>
           <w:tab w:val="num" w:pos="650"/>
         </w:tabs>
+        <w:spacing w:after="60" w:line="276" w:lineRule="auto"/>
         <w:ind w:left="650" w:hanging="360"/>
-        <w:spacing w:after="60" w:line="276" w:lineRule="auto"/>
       </w:pPr>
       <w:rPr>
         <w:rFonts w:ascii="Arial" w:hAnsi="Arial"/>
       </w:rPr>
     </w:lvl>
-    <w:lvl w:ilvl="1">
+    <w:lvl w:ilvl="1" w:tplc="2570C5D4">
       <w:start w:val="1"/>
       <w:numFmt w:val="bullet"/>
       <w:lvlText w:val="•"/>
@@ -3978,14 +4081,14 @@
         <w:tabs>
           <w:tab w:val="num" w:pos="1010"/>
         </w:tabs>
+        <w:spacing w:after="60" w:line="276" w:lineRule="auto"/>
         <w:ind w:left="1010" w:hanging="360"/>
-        <w:spacing w:after="60" w:line="276" w:lineRule="auto"/>
       </w:pPr>
       <w:rPr>
         <w:rFonts w:ascii="Arial" w:hAnsi="Arial"/>
       </w:rPr>
     </w:lvl>
-    <w:lvl w:ilvl="2">
+    <w:lvl w:ilvl="2" w:tplc="0288697E">
       <w:start w:val="1"/>
       <w:numFmt w:val="bullet"/>
       <w:lvlText w:val="•"/>
@@ -3994,20 +4097,49 @@
         <w:tabs>
           <w:tab w:val="num" w:pos="1370"/>
         </w:tabs>
+        <w:spacing w:after="60" w:line="276" w:lineRule="auto"/>
         <w:ind w:left="1370" w:hanging="360"/>
-        <w:spacing w:after="60" w:line="276" w:lineRule="auto"/>
       </w:pPr>
       <w:rPr>
         <w:rFonts w:ascii="Arial" w:hAnsi="Arial"/>
       </w:rPr>
     </w:lvl>
+    <w:lvl w:ilvl="3" w:tplc="6616F9F6">
+      <w:numFmt w:val="decimal"/>
+      <w:lvlText w:val=""/>
+      <w:lvlJc w:val="left"/>
+    </w:lvl>
+    <w:lvl w:ilvl="4" w:tplc="10B65792">
+      <w:numFmt w:val="decimal"/>
+      <w:lvlText w:val=""/>
+      <w:lvlJc w:val="left"/>
+    </w:lvl>
+    <w:lvl w:ilvl="5" w:tplc="E4FA0EB2">
+      <w:numFmt w:val="decimal"/>
+      <w:lvlText w:val=""/>
+      <w:lvlJc w:val="left"/>
+    </w:lvl>
+    <w:lvl w:ilvl="6" w:tplc="0BB8F21C">
+      <w:numFmt w:val="decimal"/>
+      <w:lvlText w:val=""/>
+      <w:lvlJc w:val="left"/>
+    </w:lvl>
+    <w:lvl w:ilvl="7" w:tplc="E4006AFC">
+      <w:numFmt w:val="decimal"/>
+      <w:lvlText w:val=""/>
+      <w:lvlJc w:val="left"/>
+    </w:lvl>
+    <w:lvl w:ilvl="8" w:tplc="B0D0A5FC">
+      <w:numFmt w:val="decimal"/>
+      <w:lvlText w:val=""/>
+      <w:lvlJc w:val="left"/>
+    </w:lvl>
   </w:abstractNum>
-  <w:num w:numId="6">
-    <w:abstractNumId w:val="7"/>
-  </w:num>
-  <w:abstractNum w:abstractNumId="9">
+  <w:abstractNum w:abstractNumId="12" w15:restartNumberingAfterBreak="0">
+    <w:nsid w:val="68294224"/>
     <w:multiLevelType w:val="hybridMultilevel"/>
-    <w:lvl w:ilvl="0">
+    <w:tmpl w:val="2870A838"/>
+    <w:lvl w:ilvl="0" w:tplc="EA682120">
       <w:start w:val="1"/>
       <w:numFmt w:val="decimal"/>
       <w:lvlText w:val="%1."/>
@@ -4016,46 +4148,186 @@
         <w:tabs>
           <w:tab w:val="num" w:pos="650"/>
         </w:tabs>
+        <w:spacing w:after="60" w:line="276" w:lineRule="auto"/>
         <w:ind w:left="650" w:hanging="360"/>
+      </w:pPr>
+    </w:lvl>
+    <w:lvl w:ilvl="1" w:tplc="1960F3A6">
+      <w:start w:val="1"/>
+      <w:numFmt w:val="decimal"/>
+      <w:lvlText w:val="%2."/>
+      <w:lvlJc w:val="left"/>
+      <w:pPr>
+        <w:tabs>
+          <w:tab w:val="num" w:pos="1010"/>
+        </w:tabs>
         <w:spacing w:after="60" w:line="276" w:lineRule="auto"/>
-      </w:pPr>
-    </w:lvl>
-    <w:lvl w:ilvl="1">
-      <w:start w:val="1"/>
-      <w:numFmt w:val="decimal"/>
-      <w:lvlText w:val="%2."/>
-      <w:lvlJc w:val="left"/>
-      <w:pPr>
-        <w:tabs>
-          <w:tab w:val="num" w:pos="1010"/>
-        </w:tabs>
         <w:ind w:left="1010" w:hanging="360"/>
+      </w:pPr>
+    </w:lvl>
+    <w:lvl w:ilvl="2" w:tplc="B794414C">
+      <w:start w:val="1"/>
+      <w:numFmt w:val="decimal"/>
+      <w:lvlText w:val="%3."/>
+      <w:lvlJc w:val="left"/>
+      <w:pPr>
+        <w:tabs>
+          <w:tab w:val="num" w:pos="1370"/>
+        </w:tabs>
         <w:spacing w:after="60" w:line="276" w:lineRule="auto"/>
-      </w:pPr>
-    </w:lvl>
-    <w:lvl w:ilvl="2">
-      <w:start w:val="1"/>
-      <w:numFmt w:val="decimal"/>
-      <w:lvlText w:val="%3."/>
-      <w:lvlJc w:val="left"/>
-      <w:pPr>
-        <w:tabs>
-          <w:tab w:val="num" w:pos="1370"/>
-        </w:tabs>
         <w:ind w:left="1370" w:hanging="360"/>
-        <w:spacing w:after="60" w:line="276" w:lineRule="auto"/>
-      </w:pPr>
+      </w:pPr>
+    </w:lvl>
+    <w:lvl w:ilvl="3" w:tplc="939A20EA">
+      <w:numFmt w:val="decimal"/>
+      <w:lvlText w:val=""/>
+      <w:lvlJc w:val="left"/>
+    </w:lvl>
+    <w:lvl w:ilvl="4" w:tplc="04CC82A2">
+      <w:numFmt w:val="decimal"/>
+      <w:lvlText w:val=""/>
+      <w:lvlJc w:val="left"/>
+    </w:lvl>
+    <w:lvl w:ilvl="5" w:tplc="202A3E12">
+      <w:numFmt w:val="decimal"/>
+      <w:lvlText w:val=""/>
+      <w:lvlJc w:val="left"/>
+    </w:lvl>
+    <w:lvl w:ilvl="6" w:tplc="B7BC5520">
+      <w:numFmt w:val="decimal"/>
+      <w:lvlText w:val=""/>
+      <w:lvlJc w:val="left"/>
+    </w:lvl>
+    <w:lvl w:ilvl="7" w:tplc="432EB9E8">
+      <w:numFmt w:val="decimal"/>
+      <w:lvlText w:val=""/>
+      <w:lvlJc w:val="left"/>
+    </w:lvl>
+    <w:lvl w:ilvl="8" w:tplc="972AA2D0">
+      <w:numFmt w:val="decimal"/>
+      <w:lvlText w:val=""/>
+      <w:lvlJc w:val="left"/>
     </w:lvl>
   </w:abstractNum>
-  <w:num w:numId="8">
-    <w:abstractNumId w:val="9"/>
-  </w:num>
-  <w:num w:numId="10">
-    <w:abstractNumId w:val="9"/>
-  </w:num>
-  <w:abstractNum w:abstractNumId="12">
+  <w:abstractNum w:abstractNumId="13" w15:restartNumberingAfterBreak="0">
+    <w:nsid w:val="68851438"/>
     <w:multiLevelType w:val="hybridMultilevel"/>
-    <w:lvl w:ilvl="0">
+    <w:tmpl w:val="26B2C938"/>
+    <w:lvl w:ilvl="0" w:tplc="F08CF044">
+      <w:numFmt w:val="bullet"/>
+      <w:lvlText w:val="-"/>
+      <w:lvlJc w:val="left"/>
+      <w:pPr>
+        <w:ind w:left="1010" w:hanging="360"/>
+      </w:pPr>
+      <w:rPr>
+        <w:rFonts w:ascii="Arial" w:eastAsia="Arial" w:hAnsi="Arial" w:cs="Arial" w:hint="default"/>
+        <w:color w:val="17212B"/>
+        <w:sz w:val="22"/>
+      </w:rPr>
+    </w:lvl>
+    <w:lvl w:ilvl="1" w:tplc="04090003" w:tentative="1">
+      <w:start w:val="1"/>
+      <w:numFmt w:val="bullet"/>
+      <w:lvlText w:val="o"/>
+      <w:lvlJc w:val="left"/>
+      <w:pPr>
+        <w:ind w:left="1730" w:hanging="360"/>
+      </w:pPr>
+      <w:rPr>
+        <w:rFonts w:ascii="Courier New" w:hAnsi="Courier New" w:cs="Courier New" w:hint="default"/>
+      </w:rPr>
+    </w:lvl>
+    <w:lvl w:ilvl="2" w:tplc="04090005" w:tentative="1">
+      <w:start w:val="1"/>
+      <w:numFmt w:val="bullet"/>
+      <w:lvlText w:val=""/>
+      <w:lvlJc w:val="left"/>
+      <w:pPr>
+        <w:ind w:left="2450" w:hanging="360"/>
+      </w:pPr>
+      <w:rPr>
+        <w:rFonts w:ascii="Wingdings" w:hAnsi="Wingdings" w:hint="default"/>
+      </w:rPr>
+    </w:lvl>
+    <w:lvl w:ilvl="3" w:tplc="04090001" w:tentative="1">
+      <w:start w:val="1"/>
+      <w:numFmt w:val="bullet"/>
+      <w:lvlText w:val=""/>
+      <w:lvlJc w:val="left"/>
+      <w:pPr>
+        <w:ind w:left="3170" w:hanging="360"/>
+      </w:pPr>
+      <w:rPr>
+        <w:rFonts w:ascii="Symbol" w:hAnsi="Symbol" w:hint="default"/>
+      </w:rPr>
+    </w:lvl>
+    <w:lvl w:ilvl="4" w:tplc="04090003" w:tentative="1">
+      <w:start w:val="1"/>
+      <w:numFmt w:val="bullet"/>
+      <w:lvlText w:val="o"/>
+      <w:lvlJc w:val="left"/>
+      <w:pPr>
+        <w:ind w:left="3890" w:hanging="360"/>
+      </w:pPr>
+      <w:rPr>
+        <w:rFonts w:ascii="Courier New" w:hAnsi="Courier New" w:cs="Courier New" w:hint="default"/>
+      </w:rPr>
+    </w:lvl>
+    <w:lvl w:ilvl="5" w:tplc="04090005" w:tentative="1">
+      <w:start w:val="1"/>
+      <w:numFmt w:val="bullet"/>
+      <w:lvlText w:val=""/>
+      <w:lvlJc w:val="left"/>
+      <w:pPr>
+        <w:ind w:left="4610" w:hanging="360"/>
+      </w:pPr>
+      <w:rPr>
+        <w:rFonts w:ascii="Wingdings" w:hAnsi="Wingdings" w:hint="default"/>
+      </w:rPr>
+    </w:lvl>
+    <w:lvl w:ilvl="6" w:tplc="04090001" w:tentative="1">
+      <w:start w:val="1"/>
+      <w:numFmt w:val="bullet"/>
+      <w:lvlText w:val=""/>
+      <w:lvlJc w:val="left"/>
+      <w:pPr>
+        <w:ind w:left="5330" w:hanging="360"/>
+      </w:pPr>
+      <w:rPr>
+        <w:rFonts w:ascii="Symbol" w:hAnsi="Symbol" w:hint="default"/>
+      </w:rPr>
+    </w:lvl>
+    <w:lvl w:ilvl="7" w:tplc="04090003" w:tentative="1">
+      <w:start w:val="1"/>
+      <w:numFmt w:val="bullet"/>
+      <w:lvlText w:val="o"/>
+      <w:lvlJc w:val="left"/>
+      <w:pPr>
+        <w:ind w:left="6050" w:hanging="360"/>
+      </w:pPr>
+      <w:rPr>
+        <w:rFonts w:ascii="Courier New" w:hAnsi="Courier New" w:cs="Courier New" w:hint="default"/>
+      </w:rPr>
+    </w:lvl>
+    <w:lvl w:ilvl="8" w:tplc="04090005" w:tentative="1">
+      <w:start w:val="1"/>
+      <w:numFmt w:val="bullet"/>
+      <w:lvlText w:val=""/>
+      <w:lvlJc w:val="left"/>
+      <w:pPr>
+        <w:ind w:left="6770" w:hanging="360"/>
+      </w:pPr>
+      <w:rPr>
+        <w:rFonts w:ascii="Wingdings" w:hAnsi="Wingdings" w:hint="default"/>
+      </w:rPr>
+    </w:lvl>
+  </w:abstractNum>
+  <w:abstractNum w:abstractNumId="14" w15:restartNumberingAfterBreak="0">
+    <w:nsid w:val="6F804D53"/>
+    <w:multiLevelType w:val="hybridMultilevel"/>
+    <w:tmpl w:val="6BFE530C"/>
+    <w:lvl w:ilvl="0" w:tplc="689A6A2C">
       <w:start w:val="1"/>
       <w:numFmt w:val="bullet"/>
       <w:lvlText w:val="•"/>
@@ -4064,14 +4336,14 @@
         <w:tabs>
           <w:tab w:val="num" w:pos="650"/>
         </w:tabs>
+        <w:spacing w:after="60" w:line="276" w:lineRule="auto"/>
         <w:ind w:left="650" w:hanging="360"/>
-        <w:spacing w:after="60" w:line="276" w:lineRule="auto"/>
       </w:pPr>
       <w:rPr>
         <w:rFonts w:ascii="Arial" w:hAnsi="Arial"/>
       </w:rPr>
     </w:lvl>
-    <w:lvl w:ilvl="1">
+    <w:lvl w:ilvl="1" w:tplc="BA6E86AE">
       <w:start w:val="1"/>
       <w:numFmt w:val="bullet"/>
       <w:lvlText w:val="•"/>
@@ -4080,14 +4352,14 @@
         <w:tabs>
           <w:tab w:val="num" w:pos="1010"/>
         </w:tabs>
+        <w:spacing w:after="60" w:line="276" w:lineRule="auto"/>
         <w:ind w:left="1010" w:hanging="360"/>
-        <w:spacing w:after="60" w:line="276" w:lineRule="auto"/>
       </w:pPr>
       <w:rPr>
         <w:rFonts w:ascii="Arial" w:hAnsi="Arial"/>
       </w:rPr>
     </w:lvl>
-    <w:lvl w:ilvl="2">
+    <w:lvl w:ilvl="2" w:tplc="39BEBEC0">
       <w:start w:val="1"/>
       <w:numFmt w:val="bullet"/>
       <w:lvlText w:val="•"/>
@@ -4096,68 +4368,49 @@
         <w:tabs>
           <w:tab w:val="num" w:pos="1370"/>
         </w:tabs>
+        <w:spacing w:after="60" w:line="276" w:lineRule="auto"/>
         <w:ind w:left="1370" w:hanging="360"/>
-        <w:spacing w:after="60" w:line="276" w:lineRule="auto"/>
       </w:pPr>
       <w:rPr>
         <w:rFonts w:ascii="Arial" w:hAnsi="Arial"/>
       </w:rPr>
     </w:lvl>
+    <w:lvl w:ilvl="3" w:tplc="5CD6D22C">
+      <w:numFmt w:val="decimal"/>
+      <w:lvlText w:val=""/>
+      <w:lvlJc w:val="left"/>
+    </w:lvl>
+    <w:lvl w:ilvl="4" w:tplc="8A52E36A">
+      <w:numFmt w:val="decimal"/>
+      <w:lvlText w:val=""/>
+      <w:lvlJc w:val="left"/>
+    </w:lvl>
+    <w:lvl w:ilvl="5" w:tplc="203E3886">
+      <w:numFmt w:val="decimal"/>
+      <w:lvlText w:val=""/>
+      <w:lvlJc w:val="left"/>
+    </w:lvl>
+    <w:lvl w:ilvl="6" w:tplc="DA569B62">
+      <w:numFmt w:val="decimal"/>
+      <w:lvlText w:val=""/>
+      <w:lvlJc w:val="left"/>
+    </w:lvl>
+    <w:lvl w:ilvl="7" w:tplc="9EEC2BD4">
+      <w:numFmt w:val="decimal"/>
+      <w:lvlText w:val=""/>
+      <w:lvlJc w:val="left"/>
+    </w:lvl>
+    <w:lvl w:ilvl="8" w:tplc="C89808EA">
+      <w:numFmt w:val="decimal"/>
+      <w:lvlText w:val=""/>
+      <w:lvlJc w:val="left"/>
+    </w:lvl>
   </w:abstractNum>
-  <w:num w:numId="11">
-    <w:abstractNumId w:val="12"/>
-  </w:num>
-  <w:abstractNum w:abstractNumId="14">
+  <w:abstractNum w:abstractNumId="15" w15:restartNumberingAfterBreak="0">
+    <w:nsid w:val="77BC3A11"/>
     <w:multiLevelType w:val="hybridMultilevel"/>
-    <w:lvl w:ilvl="0">
-      <w:start w:val="1"/>
-      <w:numFmt w:val="decimal"/>
-      <w:lvlText w:val="%1."/>
-      <w:lvlJc w:val="left"/>
-      <w:pPr>
-        <w:tabs>
-          <w:tab w:val="num" w:pos="650"/>
-        </w:tabs>
-        <w:ind w:left="650" w:hanging="360"/>
-        <w:spacing w:after="60" w:line="276" w:lineRule="auto"/>
-      </w:pPr>
-    </w:lvl>
-    <w:lvl w:ilvl="1">
-      <w:start w:val="1"/>
-      <w:numFmt w:val="decimal"/>
-      <w:lvlText w:val="%2."/>
-      <w:lvlJc w:val="left"/>
-      <w:pPr>
-        <w:tabs>
-          <w:tab w:val="num" w:pos="1010"/>
-        </w:tabs>
-        <w:ind w:left="1010" w:hanging="360"/>
-        <w:spacing w:after="60" w:line="276" w:lineRule="auto"/>
-      </w:pPr>
-    </w:lvl>
-    <w:lvl w:ilvl="2">
-      <w:start w:val="1"/>
-      <w:numFmt w:val="decimal"/>
-      <w:lvlText w:val="%3."/>
-      <w:lvlJc w:val="left"/>
-      <w:pPr>
-        <w:tabs>
-          <w:tab w:val="num" w:pos="1370"/>
-        </w:tabs>
-        <w:ind w:left="1370" w:hanging="360"/>
-        <w:spacing w:after="60" w:line="276" w:lineRule="auto"/>
-      </w:pPr>
-    </w:lvl>
-  </w:abstractNum>
-  <w:num w:numId="13">
-    <w:abstractNumId w:val="14"/>
-  </w:num>
-  <w:num w:numId="15">
-    <w:abstractNumId w:val="14"/>
-  </w:num>
-  <w:abstractNum w:abstractNumId="17">
-    <w:multiLevelType w:val="hybridMultilevel"/>
-    <w:lvl w:ilvl="0">
+    <w:tmpl w:val="A830E6FC"/>
+    <w:lvl w:ilvl="0" w:tplc="103404AA">
       <w:start w:val="1"/>
       <w:numFmt w:val="bullet"/>
       <w:lvlText w:val="•"/>
@@ -4166,14 +4419,14 @@
         <w:tabs>
           <w:tab w:val="num" w:pos="650"/>
         </w:tabs>
+        <w:spacing w:after="60" w:line="276" w:lineRule="auto"/>
         <w:ind w:left="650" w:hanging="360"/>
-        <w:spacing w:after="60" w:line="276" w:lineRule="auto"/>
       </w:pPr>
       <w:rPr>
         <w:rFonts w:ascii="Arial" w:hAnsi="Arial"/>
       </w:rPr>
     </w:lvl>
-    <w:lvl w:ilvl="1">
+    <w:lvl w:ilvl="1" w:tplc="5F968316">
       <w:start w:val="1"/>
       <w:numFmt w:val="bullet"/>
       <w:lvlText w:val="•"/>
@@ -4182,14 +4435,14 @@
         <w:tabs>
           <w:tab w:val="num" w:pos="1010"/>
         </w:tabs>
+        <w:spacing w:after="60" w:line="276" w:lineRule="auto"/>
         <w:ind w:left="1010" w:hanging="360"/>
-        <w:spacing w:after="60" w:line="276" w:lineRule="auto"/>
       </w:pPr>
       <w:rPr>
         <w:rFonts w:ascii="Arial" w:hAnsi="Arial"/>
       </w:rPr>
     </w:lvl>
-    <w:lvl w:ilvl="2">
+    <w:lvl w:ilvl="2" w:tplc="4FFA96D4">
       <w:start w:val="1"/>
       <w:numFmt w:val="bullet"/>
       <w:lvlText w:val="•"/>
@@ -4198,277 +4451,58 @@
         <w:tabs>
           <w:tab w:val="num" w:pos="1370"/>
         </w:tabs>
+        <w:spacing w:after="60" w:line="276" w:lineRule="auto"/>
         <w:ind w:left="1370" w:hanging="360"/>
-        <w:spacing w:after="60" w:line="276" w:lineRule="auto"/>
       </w:pPr>
       <w:rPr>
         <w:rFonts w:ascii="Arial" w:hAnsi="Arial"/>
       </w:rPr>
     </w:lvl>
+    <w:lvl w:ilvl="3" w:tplc="B37642AC">
+      <w:numFmt w:val="decimal"/>
+      <w:lvlText w:val=""/>
+      <w:lvlJc w:val="left"/>
+    </w:lvl>
+    <w:lvl w:ilvl="4" w:tplc="51102444">
+      <w:numFmt w:val="decimal"/>
+      <w:lvlText w:val=""/>
+      <w:lvlJc w:val="left"/>
+    </w:lvl>
+    <w:lvl w:ilvl="5" w:tplc="8DA8F0D4">
+      <w:numFmt w:val="decimal"/>
+      <w:lvlText w:val=""/>
+      <w:lvlJc w:val="left"/>
+    </w:lvl>
+    <w:lvl w:ilvl="6" w:tplc="A83A21AA">
+      <w:numFmt w:val="decimal"/>
+      <w:lvlText w:val=""/>
+      <w:lvlJc w:val="left"/>
+    </w:lvl>
+    <w:lvl w:ilvl="7" w:tplc="F1000DB0">
+      <w:numFmt w:val="decimal"/>
+      <w:lvlText w:val=""/>
+      <w:lvlJc w:val="left"/>
+    </w:lvl>
+    <w:lvl w:ilvl="8" w:tplc="6FF0AA28">
+      <w:numFmt w:val="decimal"/>
+      <w:lvlText w:val=""/>
+      <w:lvlJc w:val="left"/>
+    </w:lvl>
   </w:abstractNum>
-  <w:num w:numId="16">
-    <w:abstractNumId w:val="17"/>
-  </w:num>
-  <w:abstractNum w:abstractNumId="19">
-    <w:multiLevelType w:val="hybridMultilevel"/>
-    <w:lvl w:ilvl="0">
-      <w:start w:val="1"/>
-      <w:numFmt w:val="decimal"/>
-      <w:lvlText w:val="%1."/>
-      <w:lvlJc w:val="left"/>
-      <w:pPr>
-        <w:tabs>
-          <w:tab w:val="num" w:pos="650"/>
-        </w:tabs>
-        <w:ind w:left="650" w:hanging="360"/>
-        <w:spacing w:after="60" w:line="276" w:lineRule="auto"/>
-      </w:pPr>
-    </w:lvl>
-    <w:lvl w:ilvl="1">
-      <w:start w:val="1"/>
-      <w:numFmt w:val="decimal"/>
-      <w:lvlText w:val="%2."/>
-      <w:lvlJc w:val="left"/>
-      <w:pPr>
-        <w:tabs>
-          <w:tab w:val="num" w:pos="1010"/>
-        </w:tabs>
-        <w:ind w:left="1010" w:hanging="360"/>
-        <w:spacing w:after="60" w:line="276" w:lineRule="auto"/>
-      </w:pPr>
-    </w:lvl>
-    <w:lvl w:ilvl="2">
-      <w:start w:val="1"/>
-      <w:numFmt w:val="decimal"/>
-      <w:lvlText w:val="%3."/>
-      <w:lvlJc w:val="left"/>
-      <w:pPr>
-        <w:tabs>
-          <w:tab w:val="num" w:pos="1370"/>
-        </w:tabs>
-        <w:ind w:left="1370" w:hanging="360"/>
-        <w:spacing w:after="60" w:line="276" w:lineRule="auto"/>
-      </w:pPr>
-    </w:lvl>
-  </w:abstractNum>
-  <w:num w:numId="18">
-    <w:abstractNumId w:val="19"/>
-  </w:num>
-  <w:num w:numId="20">
-    <w:abstractNumId w:val="19"/>
-  </w:num>
-  <w:abstractNum w:abstractNumId="22">
-    <w:multiLevelType w:val="hybridMultilevel"/>
-    <w:lvl w:ilvl="0">
-      <w:start w:val="1"/>
-      <w:numFmt w:val="bullet"/>
-      <w:lvlText w:val="•"/>
-      <w:lvlJc w:val="left"/>
-      <w:pPr>
-        <w:tabs>
-          <w:tab w:val="num" w:pos="650"/>
-        </w:tabs>
-        <w:ind w:left="650" w:hanging="360"/>
-        <w:spacing w:after="60" w:line="276" w:lineRule="auto"/>
-      </w:pPr>
-      <w:rPr>
-        <w:rFonts w:ascii="Arial" w:hAnsi="Arial"/>
-      </w:rPr>
-    </w:lvl>
-    <w:lvl w:ilvl="1">
-      <w:start w:val="1"/>
-      <w:numFmt w:val="bullet"/>
-      <w:lvlText w:val="•"/>
-      <w:lvlJc w:val="left"/>
-      <w:pPr>
-        <w:tabs>
-          <w:tab w:val="num" w:pos="1010"/>
-        </w:tabs>
-        <w:ind w:left="1010" w:hanging="360"/>
-        <w:spacing w:after="60" w:line="276" w:lineRule="auto"/>
-      </w:pPr>
-      <w:rPr>
-        <w:rFonts w:ascii="Arial" w:hAnsi="Arial"/>
-      </w:rPr>
-    </w:lvl>
-    <w:lvl w:ilvl="2">
-      <w:start w:val="1"/>
-      <w:numFmt w:val="bullet"/>
-      <w:lvlText w:val="•"/>
-      <w:lvlJc w:val="left"/>
-      <w:pPr>
-        <w:tabs>
-          <w:tab w:val="num" w:pos="1370"/>
-        </w:tabs>
-        <w:ind w:left="1370" w:hanging="360"/>
-        <w:spacing w:after="60" w:line="276" w:lineRule="auto"/>
-      </w:pPr>
-      <w:rPr>
-        <w:rFonts w:ascii="Arial" w:hAnsi="Arial"/>
-      </w:rPr>
-    </w:lvl>
-  </w:abstractNum>
-  <w:num w:numId="21">
-    <w:abstractNumId w:val="22"/>
-  </w:num>
-  <w:abstractNum w:abstractNumId="24">
-    <w:multiLevelType w:val="hybridMultilevel"/>
-    <w:lvl w:ilvl="0">
-      <w:start w:val="1"/>
-      <w:numFmt w:val="decimal"/>
-      <w:lvlText w:val="%1."/>
-      <w:lvlJc w:val="left"/>
-      <w:pPr>
-        <w:tabs>
-          <w:tab w:val="num" w:pos="650"/>
-        </w:tabs>
-        <w:ind w:left="650" w:hanging="360"/>
-        <w:spacing w:after="60" w:line="276" w:lineRule="auto"/>
-      </w:pPr>
-    </w:lvl>
-    <w:lvl w:ilvl="1">
-      <w:start w:val="1"/>
-      <w:numFmt w:val="decimal"/>
-      <w:lvlText w:val="%2."/>
-      <w:lvlJc w:val="left"/>
-      <w:pPr>
-        <w:tabs>
-          <w:tab w:val="num" w:pos="1010"/>
-        </w:tabs>
-        <w:ind w:left="1010" w:hanging="360"/>
-        <w:spacing w:after="60" w:line="276" w:lineRule="auto"/>
-      </w:pPr>
-    </w:lvl>
-    <w:lvl w:ilvl="2">
-      <w:start w:val="1"/>
-      <w:numFmt w:val="decimal"/>
-      <w:lvlText w:val="%3."/>
-      <w:lvlJc w:val="left"/>
-      <w:pPr>
-        <w:tabs>
-          <w:tab w:val="num" w:pos="1370"/>
-        </w:tabs>
-        <w:ind w:left="1370" w:hanging="360"/>
-        <w:spacing w:after="60" w:line="276" w:lineRule="auto"/>
-      </w:pPr>
-    </w:lvl>
-  </w:abstractNum>
-  <w:num w:numId="23">
-    <w:abstractNumId w:val="24"/>
-  </w:num>
-  <w:num w:numId="25">
-    <w:abstractNumId w:val="24"/>
-  </w:num>
-  <w:abstractNum w:abstractNumId="27">
-    <w:multiLevelType w:val="hybridMultilevel"/>
-    <w:lvl w:ilvl="0">
-      <w:start w:val="1"/>
-      <w:numFmt w:val="bullet"/>
-      <w:lvlText w:val="•"/>
-      <w:lvlJc w:val="left"/>
-      <w:pPr>
-        <w:tabs>
-          <w:tab w:val="num" w:pos="650"/>
-        </w:tabs>
-        <w:ind w:left="650" w:hanging="360"/>
-        <w:spacing w:after="60" w:line="276" w:lineRule="auto"/>
-      </w:pPr>
-      <w:rPr>
-        <w:rFonts w:ascii="Arial" w:hAnsi="Arial"/>
-      </w:rPr>
-    </w:lvl>
-    <w:lvl w:ilvl="1">
-      <w:start w:val="1"/>
-      <w:numFmt w:val="bullet"/>
-      <w:lvlText w:val="•"/>
-      <w:lvlJc w:val="left"/>
-      <w:pPr>
-        <w:tabs>
-          <w:tab w:val="num" w:pos="1010"/>
-        </w:tabs>
-        <w:ind w:left="1010" w:hanging="360"/>
-        <w:spacing w:after="60" w:line="276" w:lineRule="auto"/>
-      </w:pPr>
-      <w:rPr>
-        <w:rFonts w:ascii="Arial" w:hAnsi="Arial"/>
-      </w:rPr>
-    </w:lvl>
-    <w:lvl w:ilvl="2">
-      <w:start w:val="1"/>
-      <w:numFmt w:val="bullet"/>
-      <w:lvlText w:val="•"/>
-      <w:lvlJc w:val="left"/>
-      <w:pPr>
-        <w:tabs>
-          <w:tab w:val="num" w:pos="1370"/>
-        </w:tabs>
-        <w:ind w:left="1370" w:hanging="360"/>
-        <w:spacing w:after="60" w:line="276" w:lineRule="auto"/>
-      </w:pPr>
-      <w:rPr>
-        <w:rFonts w:ascii="Arial" w:hAnsi="Arial"/>
-      </w:rPr>
-    </w:lvl>
-  </w:abstractNum>
-  <w:num w:numId="26">
-    <w:abstractNumId w:val="27"/>
+  <w:num w:numId="1" w16cid:durableId="411270912">
+    <w:abstractNumId w:val="12"/>
     <w:lvlOverride w:ilvl="0">
       <w:startOverride w:val="1"/>
     </w:lvlOverride>
   </w:num>
-  <w:abstractNum w:abstractNumId="29">
-    <w:multiLevelType w:val="hybridMultilevel"/>
-    <w:lvl w:ilvl="0">
-      <w:start w:val="1"/>
-      <w:numFmt w:val="decimal"/>
-      <w:lvlText w:val="%1."/>
-      <w:lvlJc w:val="left"/>
-      <w:pPr>
-        <w:tabs>
-          <w:tab w:val="num" w:pos="650"/>
-        </w:tabs>
-        <w:ind w:left="650" w:hanging="360"/>
-        <w:spacing w:after="60" w:line="276" w:lineRule="auto"/>
-      </w:pPr>
-    </w:lvl>
-    <w:lvl w:ilvl="1">
-      <w:start w:val="1"/>
-      <w:numFmt w:val="decimal"/>
-      <w:lvlText w:val="%2."/>
-      <w:lvlJc w:val="left"/>
-      <w:pPr>
-        <w:tabs>
-          <w:tab w:val="num" w:pos="1010"/>
-        </w:tabs>
-        <w:ind w:left="1010" w:hanging="360"/>
-        <w:spacing w:after="60" w:line="276" w:lineRule="auto"/>
-      </w:pPr>
-    </w:lvl>
-    <w:lvl w:ilvl="2">
-      <w:start w:val="1"/>
-      <w:numFmt w:val="decimal"/>
-      <w:lvlText w:val="%3."/>
-      <w:lvlJc w:val="left"/>
-      <w:pPr>
-        <w:tabs>
-          <w:tab w:val="num" w:pos="1370"/>
-        </w:tabs>
-        <w:ind w:left="1370" w:hanging="360"/>
-        <w:spacing w:after="60" w:line="276" w:lineRule="auto"/>
-      </w:pPr>
-    </w:lvl>
-  </w:abstractNum>
-  <w:num w:numId="28">
-    <w:abstractNumId w:val="29"/>
+  <w:num w:numId="2" w16cid:durableId="597327493">
+    <w:abstractNumId w:val="12"/>
     <w:lvlOverride w:ilvl="0">
       <w:startOverride w:val="1"/>
     </w:lvlOverride>
   </w:num>
-  <w:num w:numId="30">
-    <w:abstractNumId w:val="29"/>
-    <w:lvlOverride w:ilvl="0">
-      <w:startOverride w:val="1"/>
-    </w:lvlOverride>
+  <w:num w:numId="3" w16cid:durableId="1491676085">
+    <w:abstractNumId w:val="13"/>
   </w:num>
 </w:numbering>
 </file>
@@ -4875,13 +4909,11 @@
     <w:qFormat/>
     <w:rsid w:val="001F13F2"/>
     <w:pPr>
-      <w:spacing w:line="276" w:lineRule="auto" w:before="0" w:after="100"/>
+      <w:spacing w:after="100" w:line="276" w:lineRule="auto"/>
       <w:jc w:val="both"/>
     </w:pPr>
     <w:rPr>
-      <w:rFonts w:ascii="Arial" w:eastAsiaTheme="minorEastAsia" w:hAnsi="Arial" w:eastAsia="Arial" w:cs="Arial"/>
-      <w:b w:val="0"/>
-      <w:i w:val="0"/>
+      <w:rFonts w:ascii="Arial" w:eastAsiaTheme="minorEastAsia" w:hAnsi="Arial" w:cs="Arial"/>
       <w:color w:val="17212B"/>
       <w:sz w:val="22"/>
       <w:szCs w:val="22"/>
@@ -4899,14 +4931,12 @@
     <w:pPr>
       <w:keepNext/>
       <w:keepLines/>
-      <w:widowControl/>
-      <w:spacing w:before="280" w:after="120" w:line="276" w:lineRule="auto"/>
+      <w:spacing w:before="280" w:after="120"/>
       <w:outlineLvl w:val="0"/>
     </w:pPr>
     <w:rPr>
-      <w:rFonts w:asciiTheme="majorHAnsi" w:eastAsiaTheme="majorEastAsia" w:hAnsiTheme="majorHAnsi" w:cstheme="majorBidi" w:ascii="Arial" w:hAnsi="Arial" w:eastAsia="Arial" w:cs="Arial"/>
+      <w:rFonts w:asciiTheme="majorHAnsi" w:eastAsiaTheme="majorEastAsia" w:hAnsiTheme="majorHAnsi" w:cstheme="majorBidi"/>
       <w:b/>
-      <w:i w:val="0"/>
       <w:color w:val="0E5C50"/>
       <w:sz w:val="28"/>
       <w:szCs w:val="40"/>
@@ -4924,14 +4954,12 @@
     <w:pPr>
       <w:keepNext/>
       <w:keepLines/>
-      <w:widowControl/>
-      <w:spacing w:before="200" w:after="80" w:line="276" w:lineRule="auto"/>
+      <w:spacing w:before="200" w:after="80"/>
       <w:outlineLvl w:val="1"/>
     </w:pPr>
     <w:rPr>
-      <w:rFonts w:asciiTheme="majorHAnsi" w:eastAsiaTheme="majorEastAsia" w:hAnsiTheme="majorHAnsi" w:cstheme="majorBidi" w:ascii="Arial" w:hAnsi="Arial" w:eastAsia="Arial" w:cs="Arial"/>
+      <w:rFonts w:asciiTheme="majorHAnsi" w:eastAsiaTheme="majorEastAsia" w:hAnsiTheme="majorHAnsi" w:cstheme="majorBidi"/>
       <w:b/>
-      <w:i w:val="0"/>
       <w:color w:val="176B61"/>
       <w:sz w:val="24"/>
       <w:szCs w:val="32"/>
@@ -4950,16 +4978,13 @@
     <w:pPr>
       <w:keepNext/>
       <w:keepLines/>
-      <w:widowControl/>
-      <w:spacing w:before="160" w:after="60" w:line="276" w:lineRule="auto"/>
+      <w:spacing w:before="160" w:after="60"/>
       <w:outlineLvl w:val="2"/>
     </w:pPr>
     <w:rPr>
-      <w:rFonts w:eastAsiaTheme="majorEastAsia" w:cstheme="majorBidi" w:ascii="Arial" w:hAnsi="Arial" w:eastAsia="Arial" w:cs="Arial"/>
+      <w:rFonts w:eastAsiaTheme="majorEastAsia" w:cstheme="majorBidi"/>
       <w:b/>
-      <w:i w:val="0"/>
       <w:color w:val="3A506B"/>
-      <w:sz w:val="22"/>
       <w:szCs w:val="28"/>
     </w:rPr>
   </w:style>
@@ -5250,15 +5275,13 @@
     <w:rsid w:val="001F13F2"/>
     <w:pPr>
       <w:keepNext/>
-      <w:widowControl/>
-      <w:spacing w:after="200" w:line="276" w:lineRule="auto" w:before="0"/>
+      <w:spacing w:after="200"/>
       <w:contextualSpacing/>
       <w:jc w:val="center"/>
     </w:pPr>
     <w:rPr>
-      <w:rFonts w:asciiTheme="majorHAnsi" w:eastAsiaTheme="majorEastAsia" w:hAnsiTheme="majorHAnsi" w:cstheme="majorBidi" w:ascii="Arial" w:hAnsi="Arial" w:eastAsia="Arial" w:cs="Arial"/>
+      <w:rFonts w:asciiTheme="majorHAnsi" w:eastAsiaTheme="majorEastAsia" w:hAnsiTheme="majorHAnsi" w:cstheme="majorBidi"/>
       <w:b/>
-      <w:i w:val="0"/>
       <w:color w:val="0E5C50"/>
       <w:spacing w:val="-10"/>
       <w:kern w:val="28"/>
@@ -5290,17 +5313,14 @@
     <w:rsid w:val="001F13F2"/>
     <w:pPr>
       <w:keepNext/>
-      <w:widowControl/>
       <w:numPr>
         <w:ilvl w:val="1"/>
       </w:numPr>
-      <w:spacing w:before="0" w:after="80" w:line="276" w:lineRule="auto"/>
+      <w:spacing w:after="80"/>
       <w:jc w:val="center"/>
     </w:pPr>
     <w:rPr>
-      <w:rFonts w:eastAsiaTheme="majorEastAsia" w:cstheme="majorBidi" w:ascii="Arial" w:hAnsi="Arial" w:eastAsia="Arial" w:cs="Arial"/>
-      <w:b w:val="0"/>
-      <w:i w:val="0"/>
+      <w:rFonts w:eastAsiaTheme="majorEastAsia" w:cstheme="majorBidi"/>
       <w:color w:val="66737D"/>
       <w:spacing w:val="15"/>
       <w:sz w:val="21"/>
@@ -5358,16 +5378,12 @@
     <w:qFormat/>
     <w:rsid w:val="001F13F2"/>
     <w:pPr>
-      <w:spacing w:before="0" w:after="60" w:line="276" w:lineRule="auto"/>
+      <w:spacing w:after="60"/>
       <w:ind w:left="720"/>
       <w:contextualSpacing/>
     </w:pPr>
     <w:rPr>
-      <w:rFonts w:ascii="Arial" w:hAnsi="Arial" w:eastAsia="Arial" w:cs="Arial"/>
-      <w:b w:val="0"/>
-      <w:i w:val="0"/>
-      <w:color w:val="17212B"/>
-      <w:sz w:val="22"/>
+      <w:rFonts w:eastAsia="Arial"/>
     </w:rPr>
   </w:style>
   <w:style w:type="character" w:styleId="IntenseEmphasis">
@@ -5438,15 +5454,13 @@
     <w:unhideWhenUsed/>
     <w:rsid w:val="001F13F2"/>
     <w:pPr>
-      <w:spacing w:before="0" w:beforeAutospacing="1" w:after="120" w:afterAutospacing="1" w:line="276" w:lineRule="auto"/>
+      <w:spacing w:beforeAutospacing="1" w:after="120" w:afterAutospacing="1"/>
       <w:jc w:val="left"/>
     </w:pPr>
     <w:rPr>
-      <w:rFonts w:eastAsia="Arial" w:cs="Arial" w:ascii="Arial" w:hAnsi="Arial"/>
-      <w:b w:val="0"/>
+      <w:rFonts w:eastAsia="Arial"/>
       <w:color w:val="243447"/>
       <w:kern w:val="0"/>
-      <w:sz w:val="22"/>
       <w:szCs w:val="24"/>
       <w14:ligatures w14:val="none"/>
     </w:rPr>
@@ -5487,39 +5501,36 @@
       </w:tblBorders>
     </w:tblPr>
   </w:style>
-  <w:style w:type="paragraph" w:customStyle="1" w:styleId="ListBullet">
-    <w:name w:val="List Bullet"/>
+  <w:style w:type="paragraph" w:customStyle="1" w:styleId="ListBullet1">
+    <w:name w:val="List Bullet1"/>
     <w:pPr>
-      <w:spacing w:before="0" w:after="60" w:line="276" w:lineRule="auto"/>
+      <w:spacing w:after="60" w:line="276" w:lineRule="auto"/>
     </w:pPr>
     <w:rPr>
-      <w:rFonts w:ascii="Arial" w:hAnsi="Arial" w:eastAsia="Arial" w:cs="Arial"/>
-      <w:b w:val="0"/>
+      <w:rFonts w:ascii="Arial" w:eastAsia="Arial" w:hAnsi="Arial" w:cs="Arial"/>
       <w:color w:val="243447"/>
       <w:sz w:val="22"/>
     </w:rPr>
   </w:style>
-  <w:style w:type="paragraph" w:customStyle="1" w:styleId="ListNumber">
-    <w:name w:val="List Number"/>
+  <w:style w:type="paragraph" w:customStyle="1" w:styleId="ListNumber1">
+    <w:name w:val="List Number1"/>
     <w:pPr>
-      <w:spacing w:before="0" w:after="60" w:line="276" w:lineRule="auto"/>
+      <w:spacing w:after="60" w:line="276" w:lineRule="auto"/>
     </w:pPr>
     <w:rPr>
-      <w:rFonts w:ascii="Arial" w:hAnsi="Arial" w:eastAsia="Arial" w:cs="Arial"/>
-      <w:b w:val="0"/>
+      <w:rFonts w:ascii="Arial" w:eastAsia="Arial" w:hAnsi="Arial" w:cs="Arial"/>
       <w:color w:val="243447"/>
       <w:sz w:val="22"/>
     </w:rPr>
   </w:style>
-  <w:style w:type="paragraph" w:customStyle="1" w:styleId="Caption">
-    <w:name w:val="caption"/>
+  <w:style w:type="paragraph" w:customStyle="1" w:styleId="Caption1">
+    <w:name w:val="Caption1"/>
     <w:pPr>
-      <w:spacing w:before="60" w:after="160"/>
+      <w:spacing w:before="60"/>
       <w:jc w:val="center"/>
     </w:pPr>
     <w:rPr>
-      <w:rFonts w:ascii="Arial" w:hAnsi="Arial" w:cs="Arial" w:eastAsia="Arial"/>
-      <w:b w:val="0"/>
+      <w:rFonts w:ascii="Arial" w:eastAsia="Arial" w:hAnsi="Arial" w:cs="Arial"/>
       <w:i/>
       <w:color w:val="66737D"/>
       <w:sz w:val="19"/>
